--- a/Templates/Bill.docx
+++ b/Templates/Bill.docx
@@ -1,6 +1,6 @@
 
 <file path=word/document.xml><?xml version="1.0" encoding="utf-8"?>
-<w:document xmlns:wpc="http://schemas.microsoft.com/office/word/2010/wordprocessingCanvas" xmlns:cx="http://schemas.microsoft.com/office/drawing/2014/chartex" xmlns:cx1="http://schemas.microsoft.com/office/drawing/2015/9/8/chartex" xmlns:cx2="http://schemas.microsoft.com/office/drawing/2015/10/21/chartex" xmlns:cx3="http://schemas.microsoft.com/office/drawing/2016/5/9/chartex" xmlns:cx4="http://schemas.microsoft.com/office/drawing/2016/5/10/chartex" xmlns:cx5="http://schemas.microsoft.com/office/drawing/2016/5/11/chartex" xmlns:cx6="http://schemas.microsoft.com/office/drawing/2016/5/12/chartex" xmlns:cx7="http://schemas.microsoft.com/office/drawing/2016/5/13/chartex" xmlns:cx8="http://schemas.microsoft.com/office/drawing/2016/5/14/chartex" xmlns:mc="http://schemas.openxmlformats.org/markup-compatibility/2006" xmlns:aink="http://schemas.microsoft.com/office/drawing/2016/ink" xmlns:am3d="http://schemas.microsoft.com/office/drawing/2017/model3d" xmlns:o="urn:schemas-microsoft-com:office:office" xmlns:r="http://schemas.openxmlformats.org/officeDocument/2006/relationships" xmlns:m="http://schemas.openxmlformats.org/officeDocument/2006/math" xmlns:v="urn:schemas-microsoft-com:vml" xmlns:wp14="http://schemas.microsoft.com/office/word/2010/wordprocessingDrawing" xmlns:wp="http://schemas.openxmlformats.org/drawingml/2006/wordprocessingDrawing" xmlns:w10="urn:schemas-microsoft-com:office:word" xmlns:w="http://schemas.openxmlformats.org/wordprocessingml/2006/main" xmlns:w14="http://schemas.microsoft.com/office/word/2010/wordml" xmlns:w15="http://schemas.microsoft.com/office/word/2012/wordml" xmlns:w16cex="http://schemas.microsoft.com/office/word/2018/wordml/cex" xmlns:w16cid="http://schemas.microsoft.com/office/word/2016/wordml/cid" xmlns:w16="http://schemas.microsoft.com/office/word/2018/wordml" xmlns:w16sdtdh="http://schemas.microsoft.com/office/word/2020/wordml/sdtdatahash" xmlns:w16se="http://schemas.microsoft.com/office/word/2015/wordml/symex" xmlns:wpg="http://schemas.microsoft.com/office/word/2010/wordprocessingGroup" xmlns:wpi="http://schemas.microsoft.com/office/word/2010/wordprocessingInk" xmlns:wne="http://schemas.microsoft.com/office/word/2006/wordml" xmlns:wps="http://schemas.microsoft.com/office/word/2010/wordprocessingShape" mc:Ignorable="w14 w15 w16se w16cid w16 w16cex w16sdtdh wp14">
+<w:document xmlns:wpc="http://schemas.microsoft.com/office/word/2010/wordprocessingCanvas" xmlns:cx="http://schemas.microsoft.com/office/drawing/2014/chartex" xmlns:cx1="http://schemas.microsoft.com/office/drawing/2015/9/8/chartex" xmlns:cx2="http://schemas.microsoft.com/office/drawing/2015/10/21/chartex" xmlns:cx3="http://schemas.microsoft.com/office/drawing/2016/5/9/chartex" xmlns:cx4="http://schemas.microsoft.com/office/drawing/2016/5/10/chartex" xmlns:cx5="http://schemas.microsoft.com/office/drawing/2016/5/11/chartex" xmlns:cx6="http://schemas.microsoft.com/office/drawing/2016/5/12/chartex" xmlns:cx7="http://schemas.microsoft.com/office/drawing/2016/5/13/chartex" xmlns:cx8="http://schemas.microsoft.com/office/drawing/2016/5/14/chartex" xmlns:mc="http://schemas.openxmlformats.org/markup-compatibility/2006" xmlns:aink="http://schemas.microsoft.com/office/drawing/2016/ink" xmlns:am3d="http://schemas.microsoft.com/office/drawing/2017/model3d" xmlns:o="urn:schemas-microsoft-com:office:office" xmlns:oel="http://schemas.microsoft.com/office/2019/extlst" xmlns:r="http://schemas.openxmlformats.org/officeDocument/2006/relationships" xmlns:m="http://schemas.openxmlformats.org/officeDocument/2006/math" xmlns:v="urn:schemas-microsoft-com:vml" xmlns:wp14="http://schemas.microsoft.com/office/word/2010/wordprocessingDrawing" xmlns:wp="http://schemas.openxmlformats.org/drawingml/2006/wordprocessingDrawing" xmlns:w10="urn:schemas-microsoft-com:office:word" xmlns:w="http://schemas.openxmlformats.org/wordprocessingml/2006/main" xmlns:w14="http://schemas.microsoft.com/office/word/2010/wordml" xmlns:w15="http://schemas.microsoft.com/office/word/2012/wordml" xmlns:w16cex="http://schemas.microsoft.com/office/word/2018/wordml/cex" xmlns:w16cid="http://schemas.microsoft.com/office/word/2016/wordml/cid" xmlns:w16="http://schemas.microsoft.com/office/word/2018/wordml" xmlns:w16sdtdh="http://schemas.microsoft.com/office/word/2020/wordml/sdtdatahash" xmlns:w16se="http://schemas.microsoft.com/office/word/2015/wordml/symex" xmlns:wpg="http://schemas.microsoft.com/office/word/2010/wordprocessingGroup" xmlns:wpi="http://schemas.microsoft.com/office/word/2010/wordprocessingInk" xmlns:wne="http://schemas.microsoft.com/office/word/2006/wordml" xmlns:wps="http://schemas.microsoft.com/office/word/2010/wordprocessingShape" mc:Ignorable="w14 w15 w16se w16cid w16 w16cex w16sdtdh wp14">
   <w:body>
     <w:tbl>
       <w:tblPr>
@@ -707,21 +707,12 @@
                 <w:szCs w:val="18"/>
               </w:rPr>
             </w:pPr>
-            <w:proofErr w:type="spellStart"/>
             <w:r>
               <w:rPr>
                 <w:sz w:val="18"/>
                 <w:szCs w:val="18"/>
               </w:rPr>
-              <w:t>Сч</w:t>
-            </w:r>
-            <w:proofErr w:type="spellEnd"/>
-            <w:r>
-              <w:rPr>
-                <w:sz w:val="18"/>
-                <w:szCs w:val="18"/>
-              </w:rPr>
-              <w:t>. №</w:t>
+              <w:t>Сч. №</w:t>
             </w:r>
           </w:p>
         </w:tc>
@@ -751,25 +742,7 @@
                 <w:szCs w:val="18"/>
                 <w:lang w:val="en-US"/>
               </w:rPr>
-              <w:t>{</w:t>
-            </w:r>
-            <w:proofErr w:type="spellStart"/>
-            <w:r>
-              <w:rPr>
-                <w:sz w:val="18"/>
-                <w:szCs w:val="18"/>
-                <w:lang w:val="en-US"/>
-              </w:rPr>
-              <w:t>CorrAccount</w:t>
-            </w:r>
-            <w:proofErr w:type="spellEnd"/>
-            <w:r>
-              <w:rPr>
-                <w:sz w:val="18"/>
-                <w:szCs w:val="18"/>
-                <w:lang w:val="en-US"/>
-              </w:rPr>
-              <w:t>}</w:t>
+              <w:t>{CorrAccount}</w:t>
             </w:r>
           </w:p>
         </w:tc>
@@ -1040,21 +1013,12 @@
                 <w:szCs w:val="18"/>
               </w:rPr>
             </w:pPr>
-            <w:proofErr w:type="spellStart"/>
             <w:r>
               <w:rPr>
                 <w:sz w:val="18"/>
                 <w:szCs w:val="18"/>
               </w:rPr>
-              <w:t>Сч</w:t>
-            </w:r>
-            <w:proofErr w:type="spellEnd"/>
-            <w:r>
-              <w:rPr>
-                <w:sz w:val="18"/>
-                <w:szCs w:val="18"/>
-              </w:rPr>
-              <w:t>. №</w:t>
+              <w:t>Сч. №</w:t>
             </w:r>
           </w:p>
         </w:tc>
@@ -1955,6 +1919,7 @@
               </w:rPr>
               <w:t xml:space="preserve">оплату № </w:t>
             </w:r>
+            <w:commentRangeStart w:id="0"/>
             <w:r>
               <w:rPr>
                 <w:b/>
@@ -1980,6 +1945,14 @@
                 <w:lang w:val="en-US"/>
               </w:rPr>
               <w:t>}</w:t>
+            </w:r>
+            <w:commentRangeEnd w:id="0"/>
+            <w:r>
+              <w:rPr>
+                <w:rStyle w:val="a3"/>
+                <w:rFonts w:asciiTheme="minorHAnsi" w:hAnsiTheme="minorHAnsi"/>
+              </w:rPr>
+              <w:commentReference w:id="0"/>
             </w:r>
           </w:p>
         </w:tc>
@@ -3919,61 +3892,23 @@
                 <w:szCs w:val="18"/>
                 <w:lang w:val="en-US"/>
               </w:rPr>
-              <w:t>{</w:t>
+              <w:t>{AdditionalOrderReason}</w:t>
             </w:r>
-            <w:proofErr w:type="spellStart"/>
             <w:r>
               <w:rPr>
                 <w:b/>
                 <w:sz w:val="18"/>
                 <w:szCs w:val="18"/>
-                <w:lang w:val="en-US"/>
-              </w:rPr>
-              <w:t>AdditionalOrderReason</w:t>
+              </w:rPr>
+              <w:t>USР-</w:t>
             </w:r>
-            <w:proofErr w:type="spellEnd"/>
             <w:r>
               <w:rPr>
                 <w:b/>
                 <w:sz w:val="18"/>
                 <w:szCs w:val="18"/>
-                <w:lang w:val="en-US"/>
-              </w:rPr>
-              <w:t>}</w:t>
-            </w:r>
-            <w:r>
-              <w:rPr>
-                <w:b/>
-                <w:sz w:val="18"/>
-                <w:szCs w:val="18"/>
-              </w:rPr>
-              <w:t>USР-</w:t>
-            </w:r>
-            <w:r>
-              <w:rPr>
-                <w:b/>
-                <w:sz w:val="18"/>
-                <w:szCs w:val="18"/>
-              </w:rPr>
-              <w:t>{</w:t>
-            </w:r>
-            <w:proofErr w:type="spellStart"/>
-            <w:r>
-              <w:rPr>
-                <w:b/>
-                <w:sz w:val="18"/>
-                <w:szCs w:val="18"/>
-              </w:rPr>
-              <w:t>Contract</w:t>
-            </w:r>
-            <w:proofErr w:type="spellEnd"/>
-            <w:r>
-              <w:rPr>
-                <w:b/>
-                <w:sz w:val="18"/>
-                <w:szCs w:val="18"/>
-              </w:rPr>
-              <w:t>}</w:t>
+              </w:rPr>
+              <w:t>{Contract}</w:t>
             </w:r>
           </w:p>
         </w:tc>
@@ -4748,7 +4683,6 @@
               </w:rPr>
               <w:t>{</w:t>
             </w:r>
-            <w:proofErr w:type="spellStart"/>
             <w:r>
               <w:rPr>
                 <w:szCs w:val="16"/>
@@ -4756,7 +4690,6 @@
               </w:rPr>
               <w:t>PayType</w:t>
             </w:r>
-            <w:proofErr w:type="spellEnd"/>
             <w:r>
               <w:rPr>
                 <w:szCs w:val="16"/>
@@ -4767,15 +4700,66 @@
               <w:rPr>
                 <w:szCs w:val="16"/>
               </w:rPr>
-              <w:t xml:space="preserve"> за разработку проектной документации согласно </w:t>
+              <w:t xml:space="preserve"> за </w:t>
+            </w:r>
+            <w:commentRangeStart w:id="1"/>
+            <w:r>
+              <w:rPr>
+                <w:szCs w:val="16"/>
+              </w:rPr>
+              <w:t>разработку проектной документации</w:t>
+            </w:r>
+            <w:commentRangeEnd w:id="1"/>
+            <w:r>
+              <w:rPr>
+                <w:rStyle w:val="a3"/>
+                <w:rFonts w:asciiTheme="minorHAnsi" w:hAnsiTheme="minorHAnsi"/>
+              </w:rPr>
+              <w:commentReference w:id="1"/>
             </w:r>
             <w:r>
               <w:rPr>
                 <w:szCs w:val="16"/>
               </w:rPr>
+              <w:t xml:space="preserve"> </w:t>
+            </w:r>
+            <w:r>
+              <w:rPr>
+                <w:szCs w:val="16"/>
+              </w:rPr>
+              <w:t xml:space="preserve">в разделах </w:t>
+            </w:r>
+            <w:r>
+              <w:rPr>
+                <w:szCs w:val="16"/>
+              </w:rPr>
               <w:t>{</w:t>
             </w:r>
-            <w:proofErr w:type="spellStart"/>
+            <w:r>
+              <w:rPr>
+                <w:szCs w:val="16"/>
+                <w:lang w:val="en-US"/>
+              </w:rPr>
+              <w:t>Services</w:t>
+            </w:r>
+            <w:r>
+              <w:rPr>
+                <w:szCs w:val="16"/>
+              </w:rPr>
+              <w:t>}</w:t>
+            </w:r>
+            <w:r>
+              <w:rPr>
+                <w:szCs w:val="16"/>
+              </w:rPr>
+              <w:t xml:space="preserve"> согласно </w:t>
+            </w:r>
+            <w:r>
+              <w:rPr>
+                <w:szCs w:val="16"/>
+              </w:rPr>
+              <w:t>{</w:t>
+            </w:r>
             <w:r>
               <w:rPr>
                 <w:szCs w:val="16"/>
@@ -4783,7 +4767,6 @@
               </w:rPr>
               <w:t>AdditionalOrder</w:t>
             </w:r>
-            <w:proofErr w:type="spellEnd"/>
             <w:r>
               <w:rPr>
                 <w:szCs w:val="16"/>
@@ -4876,14 +4859,12 @@
                 <w:szCs w:val="16"/>
               </w:rPr>
             </w:pPr>
-            <w:proofErr w:type="spellStart"/>
             <w:r>
               <w:rPr>
                 <w:szCs w:val="16"/>
               </w:rPr>
               <w:t>шт</w:t>
             </w:r>
-            <w:proofErr w:type="spellEnd"/>
           </w:p>
         </w:tc>
         <w:tc>
@@ -5171,6 +5152,7 @@
                 <w:lang w:val="en-US"/>
               </w:rPr>
             </w:pPr>
+            <w:commentRangeStart w:id="2"/>
             <w:r>
               <w:rPr>
                 <w:b/>
@@ -5178,19 +5160,25 @@
                 <w:szCs w:val="18"/>
                 <w:lang w:val="en-US"/>
               </w:rPr>
-              <w:t>{</w:t>
+              <w:t>{NDSType}</w:t>
             </w:r>
-            <w:proofErr w:type="spellStart"/>
-            <w:r>
+          </w:p>
+        </w:tc>
+        <w:tc>
+          <w:tcPr>
+            <w:tcW w:w="1470" w:type="dxa"/>
+            <w:shd w:val="clear" w:color="FFFFFF" w:fill="auto"/>
+          </w:tcPr>
+          <w:p>
+            <w:pPr>
+              <w:jc w:val="right"/>
               <w:rPr>
                 <w:b/>
                 <w:sz w:val="18"/>
                 <w:szCs w:val="18"/>
                 <w:lang w:val="en-US"/>
               </w:rPr>
-              <w:t>NDSType</w:t>
-            </w:r>
-            <w:proofErr w:type="spellEnd"/>
+            </w:pPr>
             <w:r>
               <w:rPr>
                 <w:b/>
@@ -5198,33 +5186,15 @@
                 <w:szCs w:val="18"/>
                 <w:lang w:val="en-US"/>
               </w:rPr>
-              <w:t>}</w:t>
+              <w:t>{NDS}</w:t>
             </w:r>
-          </w:p>
-        </w:tc>
-        <w:tc>
-          <w:tcPr>
-            <w:tcW w:w="1470" w:type="dxa"/>
-            <w:shd w:val="clear" w:color="FFFFFF" w:fill="auto"/>
-          </w:tcPr>
-          <w:p>
-            <w:pPr>
-              <w:jc w:val="right"/>
-              <w:rPr>
-                <w:b/>
-                <w:sz w:val="18"/>
-                <w:szCs w:val="18"/>
-                <w:lang w:val="en-US"/>
-              </w:rPr>
-            </w:pPr>
+            <w:commentRangeEnd w:id="2"/>
             <w:r>
               <w:rPr>
-                <w:b/>
-                <w:sz w:val="18"/>
-                <w:szCs w:val="18"/>
-                <w:lang w:val="en-US"/>
-              </w:rPr>
-              <w:t>{NDS}</w:t>
+                <w:rStyle w:val="a3"/>
+                <w:rFonts w:asciiTheme="minorHAnsi" w:hAnsiTheme="minorHAnsi"/>
+              </w:rPr>
+              <w:commentReference w:id="2"/>
             </w:r>
           </w:p>
         </w:tc>
@@ -5378,3088 +5348,22 @@
             </w:pPr>
             <w:r>
               <w:rPr>
-                <w:sz w:val="18"/>
-                <w:szCs w:val="18"/>
-              </w:rPr>
-              <w:t>Всего наименований 1, на сумму</w:t>
-            </w:r>
-            <w:r>
-              <w:rPr>
-                <w:sz w:val="18"/>
-                <w:szCs w:val="18"/>
-              </w:rPr>
-              <w:t xml:space="preserve"> </w:t>
-            </w:r>
-            <w:bookmarkStart w:id="0" w:name="Деньги5"/>
-            <w:r>
-              <w:rPr>
-                <w:sz w:val="18"/>
-                <w:szCs w:val="18"/>
-              </w:rPr>
-              <w:t>{</w:t>
-            </w:r>
-            <w:r>
-              <w:rPr>
-                <w:sz w:val="18"/>
-                <w:szCs w:val="18"/>
-                <w:lang w:val="en-US"/>
-              </w:rPr>
-              <w:t>Price</w:t>
-            </w:r>
-            <w:r>
-              <w:rPr>
-                <w:sz w:val="18"/>
-                <w:szCs w:val="18"/>
-              </w:rPr>
-              <w:t>}</w:t>
-            </w:r>
-            <w:bookmarkEnd w:id="0"/>
-            <w:r>
-              <w:rPr>
-                <w:sz w:val="18"/>
-                <w:szCs w:val="18"/>
-              </w:rPr>
-              <w:t xml:space="preserve"> руб.</w:t>
-            </w:r>
-          </w:p>
-        </w:tc>
-        <w:tc>
-          <w:tcPr>
-            <w:tcW w:w="197" w:type="dxa"/>
-            <w:shd w:val="clear" w:color="auto" w:fill="auto"/>
-            <w:vAlign w:val="bottom"/>
-          </w:tcPr>
-          <w:p>
-            <w:pPr>
-              <w:rPr>
-                <w:szCs w:val="16"/>
-              </w:rPr>
-            </w:pPr>
-          </w:p>
-        </w:tc>
-      </w:tr>
-      <w:tr>
-        <w:trPr>
-          <w:trHeight w:val="60"/>
-        </w:trPr>
-        <w:tc>
-          <w:tcPr>
-            <w:tcW w:w="105" w:type="dxa"/>
-            <w:shd w:val="clear" w:color="auto" w:fill="auto"/>
-            <w:vAlign w:val="bottom"/>
-          </w:tcPr>
-          <w:p>
-            <w:pPr>
-              <w:rPr>
-                <w:szCs w:val="16"/>
-              </w:rPr>
-            </w:pPr>
-          </w:p>
-        </w:tc>
-        <w:tc>
-          <w:tcPr>
-            <w:tcW w:w="9514" w:type="dxa"/>
-            <w:gridSpan w:val="46"/>
-            <w:shd w:val="clear" w:color="auto" w:fill="auto"/>
-          </w:tcPr>
-          <w:p>
-            <w:pPr>
-              <w:rPr>
-                <w:b/>
-                <w:sz w:val="18"/>
-                <w:szCs w:val="18"/>
-                <w:lang w:val="en-US"/>
-              </w:rPr>
-            </w:pPr>
-            <w:r>
-              <w:rPr>
-                <w:b/>
-                <w:sz w:val="18"/>
-                <w:szCs w:val="18"/>
-                <w:lang w:val="en-US"/>
-              </w:rPr>
-              <w:t>{</w:t>
-            </w:r>
-            <w:proofErr w:type="spellStart"/>
-            <w:r>
-              <w:rPr>
-                <w:b/>
-                <w:sz w:val="18"/>
-                <w:szCs w:val="18"/>
-                <w:lang w:val="en-US"/>
-              </w:rPr>
-              <w:t>FullPrice</w:t>
-            </w:r>
-            <w:proofErr w:type="spellEnd"/>
-            <w:r>
-              <w:rPr>
-                <w:b/>
-                <w:sz w:val="18"/>
-                <w:szCs w:val="18"/>
-                <w:lang w:val="en-US"/>
-              </w:rPr>
-              <w:t>}</w:t>
-            </w:r>
-          </w:p>
-        </w:tc>
-        <w:tc>
-          <w:tcPr>
-            <w:tcW w:w="171" w:type="dxa"/>
-            <w:shd w:val="clear" w:color="auto" w:fill="auto"/>
-            <w:vAlign w:val="bottom"/>
-          </w:tcPr>
-          <w:p>
-            <w:pPr>
-              <w:rPr>
-                <w:szCs w:val="16"/>
-              </w:rPr>
-            </w:pPr>
-          </w:p>
-        </w:tc>
-        <w:tc>
-          <w:tcPr>
-            <w:tcW w:w="197" w:type="dxa"/>
-            <w:shd w:val="clear" w:color="auto" w:fill="auto"/>
-            <w:vAlign w:val="bottom"/>
-          </w:tcPr>
-          <w:p>
-            <w:pPr>
-              <w:rPr>
-                <w:szCs w:val="16"/>
-              </w:rPr>
-            </w:pPr>
-          </w:p>
-        </w:tc>
-      </w:tr>
-      <w:tr>
-        <w:trPr>
-          <w:trHeight w:val="150"/>
-        </w:trPr>
-        <w:tc>
-          <w:tcPr>
-            <w:tcW w:w="105" w:type="dxa"/>
-            <w:shd w:val="clear" w:color="auto" w:fill="auto"/>
-            <w:vAlign w:val="bottom"/>
-          </w:tcPr>
-          <w:p>
-            <w:pPr>
-              <w:rPr>
-                <w:szCs w:val="16"/>
-              </w:rPr>
-            </w:pPr>
-          </w:p>
-        </w:tc>
-        <w:tc>
-          <w:tcPr>
-            <w:tcW w:w="315" w:type="dxa"/>
-            <w:shd w:val="clear" w:color="auto" w:fill="auto"/>
-            <w:vAlign w:val="bottom"/>
-          </w:tcPr>
-          <w:p>
-            <w:pPr>
-              <w:rPr>
-                <w:sz w:val="18"/>
-                <w:szCs w:val="18"/>
-              </w:rPr>
-            </w:pPr>
-          </w:p>
-        </w:tc>
-        <w:tc>
-          <w:tcPr>
-            <w:tcW w:w="315" w:type="dxa"/>
-            <w:shd w:val="clear" w:color="auto" w:fill="auto"/>
-            <w:vAlign w:val="bottom"/>
-          </w:tcPr>
-          <w:p>
-            <w:pPr>
-              <w:rPr>
-                <w:szCs w:val="16"/>
-              </w:rPr>
-            </w:pPr>
-          </w:p>
-        </w:tc>
-        <w:tc>
-          <w:tcPr>
-            <w:tcW w:w="315" w:type="dxa"/>
-            <w:shd w:val="clear" w:color="auto" w:fill="auto"/>
-            <w:vAlign w:val="bottom"/>
-          </w:tcPr>
-          <w:p>
-            <w:pPr>
-              <w:rPr>
-                <w:szCs w:val="16"/>
-              </w:rPr>
-            </w:pPr>
-          </w:p>
-        </w:tc>
-        <w:tc>
-          <w:tcPr>
-            <w:tcW w:w="394" w:type="dxa"/>
-            <w:shd w:val="clear" w:color="auto" w:fill="auto"/>
-            <w:vAlign w:val="bottom"/>
-          </w:tcPr>
-          <w:p>
-            <w:pPr>
-              <w:rPr>
-                <w:szCs w:val="16"/>
-              </w:rPr>
-            </w:pPr>
-          </w:p>
-        </w:tc>
-        <w:tc>
-          <w:tcPr>
-            <w:tcW w:w="223" w:type="dxa"/>
-            <w:shd w:val="clear" w:color="auto" w:fill="auto"/>
-            <w:vAlign w:val="bottom"/>
-          </w:tcPr>
-          <w:p>
-            <w:pPr>
-              <w:rPr>
-                <w:szCs w:val="16"/>
-              </w:rPr>
-            </w:pPr>
-          </w:p>
-        </w:tc>
-        <w:tc>
-          <w:tcPr>
-            <w:tcW w:w="315" w:type="dxa"/>
-            <w:shd w:val="clear" w:color="auto" w:fill="auto"/>
-            <w:vAlign w:val="bottom"/>
-          </w:tcPr>
-          <w:p>
-            <w:pPr>
-              <w:rPr>
-                <w:szCs w:val="16"/>
-              </w:rPr>
-            </w:pPr>
-          </w:p>
-        </w:tc>
-        <w:tc>
-          <w:tcPr>
-            <w:tcW w:w="315" w:type="dxa"/>
-            <w:shd w:val="clear" w:color="auto" w:fill="auto"/>
-            <w:vAlign w:val="bottom"/>
-          </w:tcPr>
-          <w:p>
-            <w:pPr>
-              <w:rPr>
-                <w:szCs w:val="16"/>
-              </w:rPr>
-            </w:pPr>
-          </w:p>
-        </w:tc>
-        <w:tc>
-          <w:tcPr>
-            <w:tcW w:w="315" w:type="dxa"/>
-            <w:shd w:val="clear" w:color="auto" w:fill="auto"/>
-            <w:vAlign w:val="bottom"/>
-          </w:tcPr>
-          <w:p>
-            <w:pPr>
-              <w:rPr>
-                <w:szCs w:val="16"/>
-              </w:rPr>
-            </w:pPr>
-          </w:p>
-        </w:tc>
-        <w:tc>
-          <w:tcPr>
-            <w:tcW w:w="315" w:type="dxa"/>
-            <w:gridSpan w:val="2"/>
-            <w:shd w:val="clear" w:color="auto" w:fill="auto"/>
-            <w:vAlign w:val="bottom"/>
-          </w:tcPr>
-          <w:p>
-            <w:pPr>
-              <w:rPr>
-                <w:szCs w:val="16"/>
-              </w:rPr>
-            </w:pPr>
-          </w:p>
-        </w:tc>
-        <w:tc>
-          <w:tcPr>
-            <w:tcW w:w="315" w:type="dxa"/>
-            <w:gridSpan w:val="2"/>
-            <w:shd w:val="clear" w:color="auto" w:fill="auto"/>
-            <w:vAlign w:val="bottom"/>
-          </w:tcPr>
-          <w:p>
-            <w:pPr>
-              <w:rPr>
-                <w:szCs w:val="16"/>
-              </w:rPr>
-            </w:pPr>
-          </w:p>
-        </w:tc>
-        <w:tc>
-          <w:tcPr>
-            <w:tcW w:w="315" w:type="dxa"/>
-            <w:gridSpan w:val="2"/>
-            <w:shd w:val="clear" w:color="auto" w:fill="auto"/>
-            <w:vAlign w:val="bottom"/>
-          </w:tcPr>
-          <w:p>
-            <w:pPr>
-              <w:rPr>
-                <w:szCs w:val="16"/>
-              </w:rPr>
-            </w:pPr>
-          </w:p>
-        </w:tc>
-        <w:tc>
-          <w:tcPr>
-            <w:tcW w:w="315" w:type="dxa"/>
-            <w:gridSpan w:val="2"/>
-            <w:shd w:val="clear" w:color="auto" w:fill="auto"/>
-            <w:vAlign w:val="bottom"/>
-          </w:tcPr>
-          <w:p>
-            <w:pPr>
-              <w:rPr>
-                <w:szCs w:val="16"/>
-              </w:rPr>
-            </w:pPr>
-          </w:p>
-        </w:tc>
-        <w:tc>
-          <w:tcPr>
-            <w:tcW w:w="315" w:type="dxa"/>
-            <w:gridSpan w:val="2"/>
-            <w:shd w:val="clear" w:color="auto" w:fill="auto"/>
-            <w:vAlign w:val="bottom"/>
-          </w:tcPr>
-          <w:p>
-            <w:pPr>
-              <w:rPr>
-                <w:szCs w:val="16"/>
-              </w:rPr>
-            </w:pPr>
-          </w:p>
-        </w:tc>
-        <w:tc>
-          <w:tcPr>
-            <w:tcW w:w="249" w:type="dxa"/>
-            <w:gridSpan w:val="2"/>
-            <w:shd w:val="clear" w:color="auto" w:fill="auto"/>
-            <w:vAlign w:val="bottom"/>
-          </w:tcPr>
-          <w:p>
-            <w:pPr>
-              <w:rPr>
-                <w:szCs w:val="16"/>
-              </w:rPr>
-            </w:pPr>
-          </w:p>
-        </w:tc>
-        <w:tc>
-          <w:tcPr>
-            <w:tcW w:w="236" w:type="dxa"/>
-            <w:gridSpan w:val="2"/>
-            <w:shd w:val="clear" w:color="auto" w:fill="auto"/>
-            <w:vAlign w:val="bottom"/>
-          </w:tcPr>
-          <w:p>
-            <w:pPr>
-              <w:rPr>
-                <w:szCs w:val="16"/>
-              </w:rPr>
-            </w:pPr>
-          </w:p>
-        </w:tc>
-        <w:tc>
-          <w:tcPr>
-            <w:tcW w:w="249" w:type="dxa"/>
-            <w:gridSpan w:val="2"/>
-            <w:shd w:val="clear" w:color="auto" w:fill="auto"/>
-            <w:vAlign w:val="bottom"/>
-          </w:tcPr>
-          <w:p>
-            <w:pPr>
-              <w:rPr>
-                <w:szCs w:val="16"/>
-              </w:rPr>
-            </w:pPr>
-          </w:p>
-        </w:tc>
-        <w:tc>
-          <w:tcPr>
-            <w:tcW w:w="249" w:type="dxa"/>
-            <w:shd w:val="clear" w:color="auto" w:fill="auto"/>
-            <w:vAlign w:val="bottom"/>
-          </w:tcPr>
-          <w:p>
-            <w:pPr>
-              <w:rPr>
-                <w:szCs w:val="16"/>
-              </w:rPr>
-            </w:pPr>
-          </w:p>
-        </w:tc>
-        <w:tc>
-          <w:tcPr>
-            <w:tcW w:w="315" w:type="dxa"/>
-            <w:gridSpan w:val="2"/>
-            <w:shd w:val="clear" w:color="auto" w:fill="auto"/>
-            <w:vAlign w:val="bottom"/>
-          </w:tcPr>
-          <w:p>
-            <w:pPr>
-              <w:rPr>
-                <w:szCs w:val="16"/>
-              </w:rPr>
-            </w:pPr>
-          </w:p>
-        </w:tc>
-        <w:tc>
-          <w:tcPr>
-            <w:tcW w:w="315" w:type="dxa"/>
-            <w:gridSpan w:val="2"/>
-            <w:shd w:val="clear" w:color="auto" w:fill="auto"/>
-            <w:vAlign w:val="bottom"/>
-          </w:tcPr>
-          <w:p>
-            <w:pPr>
-              <w:rPr>
-                <w:szCs w:val="16"/>
-              </w:rPr>
-            </w:pPr>
-          </w:p>
-        </w:tc>
-        <w:tc>
-          <w:tcPr>
-            <w:tcW w:w="315" w:type="dxa"/>
-            <w:gridSpan w:val="2"/>
-            <w:shd w:val="clear" w:color="auto" w:fill="auto"/>
-            <w:vAlign w:val="bottom"/>
-          </w:tcPr>
-          <w:p>
-            <w:pPr>
-              <w:rPr>
-                <w:szCs w:val="16"/>
-              </w:rPr>
-            </w:pPr>
-          </w:p>
-        </w:tc>
-        <w:tc>
-          <w:tcPr>
-            <w:tcW w:w="315" w:type="dxa"/>
-            <w:gridSpan w:val="2"/>
-            <w:shd w:val="clear" w:color="auto" w:fill="auto"/>
-            <w:vAlign w:val="bottom"/>
-          </w:tcPr>
-          <w:p>
-            <w:pPr>
-              <w:rPr>
-                <w:szCs w:val="16"/>
-              </w:rPr>
-            </w:pPr>
-          </w:p>
-        </w:tc>
-        <w:tc>
-          <w:tcPr>
-            <w:tcW w:w="354" w:type="dxa"/>
-            <w:gridSpan w:val="2"/>
-            <w:shd w:val="clear" w:color="auto" w:fill="auto"/>
-            <w:vAlign w:val="bottom"/>
-          </w:tcPr>
-          <w:p>
-            <w:pPr>
-              <w:rPr>
-                <w:szCs w:val="16"/>
-              </w:rPr>
-            </w:pPr>
-          </w:p>
-        </w:tc>
-        <w:tc>
-          <w:tcPr>
-            <w:tcW w:w="315" w:type="dxa"/>
-            <w:shd w:val="clear" w:color="auto" w:fill="auto"/>
-            <w:vAlign w:val="bottom"/>
-          </w:tcPr>
-          <w:p>
-            <w:pPr>
-              <w:rPr>
-                <w:szCs w:val="16"/>
-              </w:rPr>
-            </w:pPr>
-          </w:p>
-        </w:tc>
-        <w:tc>
-          <w:tcPr>
-            <w:tcW w:w="315" w:type="dxa"/>
-            <w:shd w:val="clear" w:color="auto" w:fill="auto"/>
-            <w:vAlign w:val="bottom"/>
-          </w:tcPr>
-          <w:p>
-            <w:pPr>
-              <w:rPr>
-                <w:szCs w:val="16"/>
-              </w:rPr>
-            </w:pPr>
-          </w:p>
-        </w:tc>
-        <w:tc>
-          <w:tcPr>
-            <w:tcW w:w="315" w:type="dxa"/>
-            <w:shd w:val="clear" w:color="auto" w:fill="auto"/>
-            <w:vAlign w:val="bottom"/>
-          </w:tcPr>
-          <w:p>
-            <w:pPr>
-              <w:rPr>
-                <w:szCs w:val="16"/>
-              </w:rPr>
-            </w:pPr>
-          </w:p>
-        </w:tc>
-        <w:tc>
-          <w:tcPr>
-            <w:tcW w:w="315" w:type="dxa"/>
-            <w:shd w:val="clear" w:color="auto" w:fill="auto"/>
-            <w:vAlign w:val="bottom"/>
-          </w:tcPr>
-          <w:p>
-            <w:pPr>
-              <w:rPr>
-                <w:szCs w:val="16"/>
-              </w:rPr>
-            </w:pPr>
-          </w:p>
-        </w:tc>
-        <w:tc>
-          <w:tcPr>
-            <w:tcW w:w="315" w:type="dxa"/>
-            <w:gridSpan w:val="2"/>
-            <w:shd w:val="clear" w:color="auto" w:fill="auto"/>
-            <w:vAlign w:val="bottom"/>
-          </w:tcPr>
-          <w:p>
-            <w:pPr>
-              <w:rPr>
-                <w:szCs w:val="16"/>
-              </w:rPr>
-            </w:pPr>
-          </w:p>
-        </w:tc>
-        <w:tc>
-          <w:tcPr>
-            <w:tcW w:w="315" w:type="dxa"/>
-            <w:gridSpan w:val="2"/>
-            <w:shd w:val="clear" w:color="auto" w:fill="auto"/>
-            <w:vAlign w:val="bottom"/>
-          </w:tcPr>
-          <w:p>
-            <w:pPr>
-              <w:rPr>
-                <w:szCs w:val="16"/>
-              </w:rPr>
-            </w:pPr>
-          </w:p>
-        </w:tc>
-        <w:tc>
-          <w:tcPr>
-            <w:tcW w:w="315" w:type="dxa"/>
-            <w:shd w:val="clear" w:color="auto" w:fill="auto"/>
-            <w:vAlign w:val="bottom"/>
-          </w:tcPr>
-          <w:p>
-            <w:pPr>
-              <w:rPr>
-                <w:szCs w:val="16"/>
-              </w:rPr>
-            </w:pPr>
-          </w:p>
-        </w:tc>
-        <w:tc>
-          <w:tcPr>
-            <w:tcW w:w="315" w:type="dxa"/>
-            <w:shd w:val="clear" w:color="auto" w:fill="auto"/>
-            <w:vAlign w:val="bottom"/>
-          </w:tcPr>
-          <w:p>
-            <w:pPr>
-              <w:rPr>
-                <w:szCs w:val="16"/>
-              </w:rPr>
-            </w:pPr>
-          </w:p>
-        </w:tc>
-        <w:tc>
-          <w:tcPr>
-            <w:tcW w:w="315" w:type="dxa"/>
-            <w:shd w:val="clear" w:color="auto" w:fill="auto"/>
-            <w:vAlign w:val="bottom"/>
-          </w:tcPr>
-          <w:p>
-            <w:pPr>
-              <w:rPr>
-                <w:szCs w:val="16"/>
-              </w:rPr>
-            </w:pPr>
-          </w:p>
-        </w:tc>
-        <w:tc>
-          <w:tcPr>
-            <w:tcW w:w="171" w:type="dxa"/>
-            <w:shd w:val="clear" w:color="auto" w:fill="auto"/>
-            <w:vAlign w:val="bottom"/>
-          </w:tcPr>
-          <w:p>
-            <w:pPr>
-              <w:rPr>
-                <w:szCs w:val="16"/>
-              </w:rPr>
-            </w:pPr>
-          </w:p>
-        </w:tc>
-        <w:tc>
-          <w:tcPr>
-            <w:tcW w:w="197" w:type="dxa"/>
-            <w:shd w:val="clear" w:color="auto" w:fill="auto"/>
-            <w:vAlign w:val="bottom"/>
-          </w:tcPr>
-          <w:p>
-            <w:pPr>
-              <w:rPr>
-                <w:szCs w:val="16"/>
-              </w:rPr>
-            </w:pPr>
-          </w:p>
-        </w:tc>
-      </w:tr>
-      <w:tr>
-        <w:trPr>
-          <w:trHeight w:val="60"/>
-        </w:trPr>
-        <w:tc>
-          <w:tcPr>
-            <w:tcW w:w="105" w:type="dxa"/>
-            <w:shd w:val="clear" w:color="auto" w:fill="auto"/>
-            <w:vAlign w:val="bottom"/>
-          </w:tcPr>
-          <w:p>
-            <w:pPr>
-              <w:rPr>
-                <w:szCs w:val="16"/>
-              </w:rPr>
-            </w:pPr>
-          </w:p>
-        </w:tc>
-        <w:tc>
-          <w:tcPr>
-            <w:tcW w:w="9685" w:type="dxa"/>
-            <w:gridSpan w:val="47"/>
-            <w:shd w:val="clear" w:color="auto" w:fill="auto"/>
-            <w:vAlign w:val="bottom"/>
-          </w:tcPr>
-          <w:p>
-            <w:pPr>
-              <w:rPr>
-                <w:sz w:val="18"/>
-                <w:szCs w:val="18"/>
-              </w:rPr>
-            </w:pPr>
-            <w:r>
-              <w:rPr>
-                <w:sz w:val="18"/>
-                <w:szCs w:val="18"/>
-              </w:rPr>
-              <w:t>Внимание!</w:t>
-            </w:r>
-          </w:p>
-        </w:tc>
-        <w:tc>
-          <w:tcPr>
-            <w:tcW w:w="197" w:type="dxa"/>
-            <w:shd w:val="clear" w:color="auto" w:fill="auto"/>
-            <w:vAlign w:val="bottom"/>
-          </w:tcPr>
-          <w:p>
-            <w:pPr>
-              <w:rPr>
-                <w:szCs w:val="16"/>
-              </w:rPr>
-            </w:pPr>
-          </w:p>
-        </w:tc>
-      </w:tr>
-      <w:tr>
-        <w:trPr>
-          <w:trHeight w:val="60"/>
-        </w:trPr>
-        <w:tc>
-          <w:tcPr>
-            <w:tcW w:w="105" w:type="dxa"/>
-            <w:shd w:val="clear" w:color="auto" w:fill="auto"/>
-            <w:vAlign w:val="bottom"/>
-          </w:tcPr>
-          <w:p>
-            <w:pPr>
-              <w:rPr>
-                <w:szCs w:val="16"/>
-              </w:rPr>
-            </w:pPr>
-          </w:p>
-        </w:tc>
-        <w:tc>
-          <w:tcPr>
-            <w:tcW w:w="9685" w:type="dxa"/>
-            <w:gridSpan w:val="47"/>
-            <w:shd w:val="clear" w:color="auto" w:fill="auto"/>
-            <w:vAlign w:val="bottom"/>
-          </w:tcPr>
-          <w:p>
-            <w:pPr>
-              <w:rPr>
-                <w:sz w:val="18"/>
-                <w:szCs w:val="18"/>
-              </w:rPr>
-            </w:pPr>
-            <w:r>
-              <w:rPr>
-                <w:sz w:val="18"/>
-                <w:szCs w:val="18"/>
-              </w:rPr>
-              <w:t>Оплата данного счета означает согласие с условиями поставки товара.</w:t>
-            </w:r>
-          </w:p>
-        </w:tc>
-        <w:tc>
-          <w:tcPr>
-            <w:tcW w:w="197" w:type="dxa"/>
-            <w:shd w:val="clear" w:color="auto" w:fill="auto"/>
-            <w:vAlign w:val="bottom"/>
-          </w:tcPr>
-          <w:p>
-            <w:pPr>
-              <w:rPr>
-                <w:szCs w:val="16"/>
-              </w:rPr>
-            </w:pPr>
-          </w:p>
-        </w:tc>
-      </w:tr>
-      <w:tr>
-        <w:trPr>
-          <w:trHeight w:val="60"/>
-        </w:trPr>
-        <w:tc>
-          <w:tcPr>
-            <w:tcW w:w="105" w:type="dxa"/>
-            <w:shd w:val="clear" w:color="auto" w:fill="auto"/>
-            <w:vAlign w:val="bottom"/>
-          </w:tcPr>
-          <w:p>
-            <w:pPr>
-              <w:rPr>
-                <w:szCs w:val="16"/>
-              </w:rPr>
-            </w:pPr>
-          </w:p>
-        </w:tc>
-        <w:tc>
-          <w:tcPr>
-            <w:tcW w:w="9685" w:type="dxa"/>
-            <w:gridSpan w:val="47"/>
-            <w:shd w:val="clear" w:color="auto" w:fill="auto"/>
-            <w:vAlign w:val="bottom"/>
-          </w:tcPr>
-          <w:p>
-            <w:pPr>
-              <w:rPr>
-                <w:sz w:val="18"/>
-                <w:szCs w:val="18"/>
-              </w:rPr>
-            </w:pPr>
-            <w:r>
-              <w:rPr>
-                <w:sz w:val="18"/>
-                <w:szCs w:val="18"/>
-              </w:rPr>
-              <w:t>Уведомление об оплате обязательно, в противном случае не гарантируется наличие товара на складе.</w:t>
-            </w:r>
-          </w:p>
-        </w:tc>
-        <w:tc>
-          <w:tcPr>
-            <w:tcW w:w="197" w:type="dxa"/>
-            <w:shd w:val="clear" w:color="auto" w:fill="auto"/>
-            <w:vAlign w:val="bottom"/>
-          </w:tcPr>
-          <w:p>
-            <w:pPr>
-              <w:rPr>
-                <w:szCs w:val="16"/>
-              </w:rPr>
-            </w:pPr>
-          </w:p>
-        </w:tc>
-      </w:tr>
-      <w:tr>
-        <w:trPr>
-          <w:trHeight w:val="60"/>
-        </w:trPr>
-        <w:tc>
-          <w:tcPr>
-            <w:tcW w:w="105" w:type="dxa"/>
-            <w:shd w:val="clear" w:color="auto" w:fill="auto"/>
-            <w:vAlign w:val="bottom"/>
-          </w:tcPr>
-          <w:p>
-            <w:pPr>
-              <w:rPr>
-                <w:szCs w:val="16"/>
-              </w:rPr>
-            </w:pPr>
-          </w:p>
-        </w:tc>
-        <w:tc>
-          <w:tcPr>
-            <w:tcW w:w="9685" w:type="dxa"/>
-            <w:gridSpan w:val="47"/>
-            <w:shd w:val="clear" w:color="auto" w:fill="auto"/>
-            <w:vAlign w:val="bottom"/>
-          </w:tcPr>
-          <w:p>
-            <w:pPr>
-              <w:rPr>
-                <w:sz w:val="18"/>
-                <w:szCs w:val="18"/>
-              </w:rPr>
-            </w:pPr>
-            <w:r>
-              <w:rPr>
-                <w:sz w:val="18"/>
-                <w:szCs w:val="18"/>
-              </w:rPr>
-              <w:t>Товар отпускается по факту прихода денег на р/с Поставщика, самовывозом, при наличии доверенности и паспорта.</w:t>
-            </w:r>
-          </w:p>
-        </w:tc>
-        <w:tc>
-          <w:tcPr>
-            <w:tcW w:w="197" w:type="dxa"/>
-            <w:shd w:val="clear" w:color="auto" w:fill="auto"/>
-            <w:vAlign w:val="bottom"/>
-          </w:tcPr>
-          <w:p>
-            <w:pPr>
-              <w:rPr>
-                <w:szCs w:val="16"/>
-              </w:rPr>
-            </w:pPr>
-          </w:p>
-        </w:tc>
-      </w:tr>
-      <w:tr>
-        <w:trPr>
-          <w:trHeight w:val="140"/>
-        </w:trPr>
-        <w:tc>
-          <w:tcPr>
-            <w:tcW w:w="105" w:type="dxa"/>
-            <w:shd w:val="clear" w:color="auto" w:fill="auto"/>
-            <w:vAlign w:val="bottom"/>
-          </w:tcPr>
-          <w:p>
-            <w:pPr>
-              <w:rPr>
-                <w:szCs w:val="16"/>
-              </w:rPr>
-            </w:pPr>
-          </w:p>
-        </w:tc>
-        <w:tc>
-          <w:tcPr>
-            <w:tcW w:w="315" w:type="dxa"/>
-            <w:tcBorders>
-              <w:bottom w:val="single" w:sz="10" w:space="0" w:color="auto"/>
-            </w:tcBorders>
-            <w:shd w:val="clear" w:color="auto" w:fill="auto"/>
-            <w:vAlign w:val="bottom"/>
-          </w:tcPr>
-          <w:p>
-            <w:pPr>
-              <w:rPr>
-                <w:szCs w:val="16"/>
-              </w:rPr>
-            </w:pPr>
-          </w:p>
-        </w:tc>
-        <w:tc>
-          <w:tcPr>
-            <w:tcW w:w="315" w:type="dxa"/>
-            <w:tcBorders>
-              <w:bottom w:val="single" w:sz="10" w:space="0" w:color="auto"/>
-            </w:tcBorders>
-            <w:shd w:val="clear" w:color="auto" w:fill="auto"/>
-            <w:vAlign w:val="bottom"/>
-          </w:tcPr>
-          <w:p>
-            <w:pPr>
-              <w:rPr>
-                <w:szCs w:val="16"/>
-              </w:rPr>
-            </w:pPr>
-          </w:p>
-        </w:tc>
-        <w:tc>
-          <w:tcPr>
-            <w:tcW w:w="315" w:type="dxa"/>
-            <w:tcBorders>
-              <w:bottom w:val="single" w:sz="10" w:space="0" w:color="auto"/>
-            </w:tcBorders>
-            <w:shd w:val="clear" w:color="auto" w:fill="auto"/>
-            <w:vAlign w:val="bottom"/>
-          </w:tcPr>
-          <w:p>
-            <w:pPr>
-              <w:rPr>
-                <w:szCs w:val="16"/>
-              </w:rPr>
-            </w:pPr>
-          </w:p>
-        </w:tc>
-        <w:tc>
-          <w:tcPr>
-            <w:tcW w:w="394" w:type="dxa"/>
-            <w:tcBorders>
-              <w:bottom w:val="single" w:sz="10" w:space="0" w:color="auto"/>
-            </w:tcBorders>
-            <w:shd w:val="clear" w:color="auto" w:fill="auto"/>
-            <w:vAlign w:val="bottom"/>
-          </w:tcPr>
-          <w:p>
-            <w:pPr>
-              <w:rPr>
-                <w:szCs w:val="16"/>
-              </w:rPr>
-            </w:pPr>
-          </w:p>
-        </w:tc>
-        <w:tc>
-          <w:tcPr>
-            <w:tcW w:w="223" w:type="dxa"/>
-            <w:tcBorders>
-              <w:bottom w:val="single" w:sz="10" w:space="0" w:color="auto"/>
-            </w:tcBorders>
-            <w:shd w:val="clear" w:color="auto" w:fill="auto"/>
-            <w:vAlign w:val="bottom"/>
-          </w:tcPr>
-          <w:p>
-            <w:pPr>
-              <w:rPr>
-                <w:szCs w:val="16"/>
-              </w:rPr>
-            </w:pPr>
-          </w:p>
-        </w:tc>
-        <w:tc>
-          <w:tcPr>
-            <w:tcW w:w="315" w:type="dxa"/>
-            <w:tcBorders>
-              <w:bottom w:val="single" w:sz="10" w:space="0" w:color="auto"/>
-            </w:tcBorders>
-            <w:shd w:val="clear" w:color="auto" w:fill="auto"/>
-            <w:vAlign w:val="bottom"/>
-          </w:tcPr>
-          <w:p>
-            <w:pPr>
-              <w:rPr>
-                <w:szCs w:val="16"/>
-              </w:rPr>
-            </w:pPr>
-          </w:p>
-        </w:tc>
-        <w:tc>
-          <w:tcPr>
-            <w:tcW w:w="315" w:type="dxa"/>
-            <w:tcBorders>
-              <w:bottom w:val="single" w:sz="10" w:space="0" w:color="auto"/>
-            </w:tcBorders>
-            <w:shd w:val="clear" w:color="auto" w:fill="auto"/>
-            <w:vAlign w:val="bottom"/>
-          </w:tcPr>
-          <w:p>
-            <w:pPr>
-              <w:rPr>
-                <w:szCs w:val="16"/>
-              </w:rPr>
-            </w:pPr>
-          </w:p>
-        </w:tc>
-        <w:tc>
-          <w:tcPr>
-            <w:tcW w:w="315" w:type="dxa"/>
-            <w:tcBorders>
-              <w:bottom w:val="single" w:sz="10" w:space="0" w:color="auto"/>
-            </w:tcBorders>
-            <w:shd w:val="clear" w:color="auto" w:fill="auto"/>
-            <w:vAlign w:val="bottom"/>
-          </w:tcPr>
-          <w:p>
-            <w:pPr>
-              <w:rPr>
-                <w:szCs w:val="16"/>
-              </w:rPr>
-            </w:pPr>
-          </w:p>
-        </w:tc>
-        <w:tc>
-          <w:tcPr>
-            <w:tcW w:w="315" w:type="dxa"/>
-            <w:gridSpan w:val="2"/>
-            <w:tcBorders>
-              <w:bottom w:val="single" w:sz="10" w:space="0" w:color="auto"/>
-            </w:tcBorders>
-            <w:shd w:val="clear" w:color="auto" w:fill="auto"/>
-            <w:vAlign w:val="bottom"/>
-          </w:tcPr>
-          <w:p>
-            <w:pPr>
-              <w:rPr>
-                <w:szCs w:val="16"/>
-              </w:rPr>
-            </w:pPr>
-          </w:p>
-        </w:tc>
-        <w:tc>
-          <w:tcPr>
-            <w:tcW w:w="315" w:type="dxa"/>
-            <w:gridSpan w:val="2"/>
-            <w:tcBorders>
-              <w:bottom w:val="single" w:sz="10" w:space="0" w:color="auto"/>
-            </w:tcBorders>
-            <w:shd w:val="clear" w:color="auto" w:fill="auto"/>
-            <w:vAlign w:val="bottom"/>
-          </w:tcPr>
-          <w:p>
-            <w:pPr>
-              <w:rPr>
-                <w:szCs w:val="16"/>
-              </w:rPr>
-            </w:pPr>
-          </w:p>
-        </w:tc>
-        <w:tc>
-          <w:tcPr>
-            <w:tcW w:w="315" w:type="dxa"/>
-            <w:gridSpan w:val="2"/>
-            <w:tcBorders>
-              <w:bottom w:val="single" w:sz="10" w:space="0" w:color="auto"/>
-            </w:tcBorders>
-            <w:shd w:val="clear" w:color="auto" w:fill="auto"/>
-            <w:vAlign w:val="bottom"/>
-          </w:tcPr>
-          <w:p>
-            <w:pPr>
-              <w:rPr>
-                <w:szCs w:val="16"/>
-              </w:rPr>
-            </w:pPr>
-          </w:p>
-        </w:tc>
-        <w:tc>
-          <w:tcPr>
-            <w:tcW w:w="315" w:type="dxa"/>
-            <w:gridSpan w:val="2"/>
-            <w:tcBorders>
-              <w:bottom w:val="single" w:sz="10" w:space="0" w:color="auto"/>
-            </w:tcBorders>
-            <w:shd w:val="clear" w:color="auto" w:fill="auto"/>
-            <w:vAlign w:val="bottom"/>
-          </w:tcPr>
-          <w:p>
-            <w:pPr>
-              <w:rPr>
-                <w:szCs w:val="16"/>
-              </w:rPr>
-            </w:pPr>
-          </w:p>
-        </w:tc>
-        <w:tc>
-          <w:tcPr>
-            <w:tcW w:w="315" w:type="dxa"/>
-            <w:gridSpan w:val="2"/>
-            <w:tcBorders>
-              <w:bottom w:val="single" w:sz="10" w:space="0" w:color="auto"/>
-            </w:tcBorders>
-            <w:shd w:val="clear" w:color="auto" w:fill="auto"/>
-            <w:vAlign w:val="bottom"/>
-          </w:tcPr>
-          <w:p>
-            <w:pPr>
-              <w:rPr>
-                <w:szCs w:val="16"/>
-              </w:rPr>
-            </w:pPr>
-          </w:p>
-        </w:tc>
-        <w:tc>
-          <w:tcPr>
-            <w:tcW w:w="249" w:type="dxa"/>
-            <w:gridSpan w:val="2"/>
-            <w:tcBorders>
-              <w:bottom w:val="single" w:sz="10" w:space="0" w:color="auto"/>
-            </w:tcBorders>
-            <w:shd w:val="clear" w:color="auto" w:fill="auto"/>
-            <w:vAlign w:val="bottom"/>
-          </w:tcPr>
-          <w:p>
-            <w:pPr>
-              <w:rPr>
-                <w:szCs w:val="16"/>
-              </w:rPr>
-            </w:pPr>
-          </w:p>
-        </w:tc>
-        <w:tc>
-          <w:tcPr>
-            <w:tcW w:w="236" w:type="dxa"/>
-            <w:gridSpan w:val="2"/>
-            <w:tcBorders>
-              <w:bottom w:val="single" w:sz="10" w:space="0" w:color="auto"/>
-            </w:tcBorders>
-            <w:shd w:val="clear" w:color="auto" w:fill="auto"/>
-            <w:vAlign w:val="bottom"/>
-          </w:tcPr>
-          <w:p>
-            <w:pPr>
-              <w:rPr>
-                <w:szCs w:val="16"/>
-              </w:rPr>
-            </w:pPr>
-          </w:p>
-        </w:tc>
-        <w:tc>
-          <w:tcPr>
-            <w:tcW w:w="249" w:type="dxa"/>
-            <w:gridSpan w:val="2"/>
-            <w:tcBorders>
-              <w:bottom w:val="single" w:sz="10" w:space="0" w:color="auto"/>
-            </w:tcBorders>
-            <w:shd w:val="clear" w:color="auto" w:fill="auto"/>
-            <w:vAlign w:val="bottom"/>
-          </w:tcPr>
-          <w:p>
-            <w:pPr>
-              <w:rPr>
-                <w:szCs w:val="16"/>
-              </w:rPr>
-            </w:pPr>
-          </w:p>
-        </w:tc>
-        <w:tc>
-          <w:tcPr>
-            <w:tcW w:w="249" w:type="dxa"/>
-            <w:tcBorders>
-              <w:bottom w:val="single" w:sz="10" w:space="0" w:color="auto"/>
-            </w:tcBorders>
-            <w:shd w:val="clear" w:color="auto" w:fill="auto"/>
-            <w:vAlign w:val="bottom"/>
-          </w:tcPr>
-          <w:p>
-            <w:pPr>
-              <w:rPr>
-                <w:szCs w:val="16"/>
-              </w:rPr>
-            </w:pPr>
-          </w:p>
-        </w:tc>
-        <w:tc>
-          <w:tcPr>
-            <w:tcW w:w="315" w:type="dxa"/>
-            <w:gridSpan w:val="2"/>
-            <w:tcBorders>
-              <w:bottom w:val="single" w:sz="10" w:space="0" w:color="auto"/>
-            </w:tcBorders>
-            <w:shd w:val="clear" w:color="auto" w:fill="auto"/>
-            <w:vAlign w:val="bottom"/>
-          </w:tcPr>
-          <w:p>
-            <w:pPr>
-              <w:rPr>
-                <w:szCs w:val="16"/>
-              </w:rPr>
-            </w:pPr>
-          </w:p>
-        </w:tc>
-        <w:tc>
-          <w:tcPr>
-            <w:tcW w:w="315" w:type="dxa"/>
-            <w:gridSpan w:val="2"/>
-            <w:tcBorders>
-              <w:bottom w:val="single" w:sz="10" w:space="0" w:color="auto"/>
-            </w:tcBorders>
-            <w:shd w:val="clear" w:color="auto" w:fill="auto"/>
-            <w:vAlign w:val="bottom"/>
-          </w:tcPr>
-          <w:p>
-            <w:pPr>
-              <w:rPr>
-                <w:szCs w:val="16"/>
-              </w:rPr>
-            </w:pPr>
-          </w:p>
-        </w:tc>
-        <w:tc>
-          <w:tcPr>
-            <w:tcW w:w="315" w:type="dxa"/>
-            <w:gridSpan w:val="2"/>
-            <w:tcBorders>
-              <w:bottom w:val="single" w:sz="10" w:space="0" w:color="auto"/>
-            </w:tcBorders>
-            <w:shd w:val="clear" w:color="auto" w:fill="auto"/>
-            <w:vAlign w:val="bottom"/>
-          </w:tcPr>
-          <w:p>
-            <w:pPr>
-              <w:rPr>
-                <w:szCs w:val="16"/>
-              </w:rPr>
-            </w:pPr>
-          </w:p>
-        </w:tc>
-        <w:tc>
-          <w:tcPr>
-            <w:tcW w:w="315" w:type="dxa"/>
-            <w:gridSpan w:val="2"/>
-            <w:tcBorders>
-              <w:bottom w:val="single" w:sz="10" w:space="0" w:color="auto"/>
-            </w:tcBorders>
-            <w:shd w:val="clear" w:color="auto" w:fill="auto"/>
-            <w:vAlign w:val="bottom"/>
-          </w:tcPr>
-          <w:p>
-            <w:pPr>
-              <w:rPr>
-                <w:szCs w:val="16"/>
-              </w:rPr>
-            </w:pPr>
-          </w:p>
-        </w:tc>
-        <w:tc>
-          <w:tcPr>
-            <w:tcW w:w="354" w:type="dxa"/>
-            <w:gridSpan w:val="2"/>
-            <w:tcBorders>
-              <w:bottom w:val="single" w:sz="10" w:space="0" w:color="auto"/>
-            </w:tcBorders>
-            <w:shd w:val="clear" w:color="auto" w:fill="auto"/>
-            <w:vAlign w:val="bottom"/>
-          </w:tcPr>
-          <w:p>
-            <w:pPr>
-              <w:rPr>
-                <w:szCs w:val="16"/>
-              </w:rPr>
-            </w:pPr>
-          </w:p>
-        </w:tc>
-        <w:tc>
-          <w:tcPr>
-            <w:tcW w:w="315" w:type="dxa"/>
-            <w:tcBorders>
-              <w:bottom w:val="single" w:sz="10" w:space="0" w:color="auto"/>
-            </w:tcBorders>
-            <w:shd w:val="clear" w:color="auto" w:fill="auto"/>
-            <w:vAlign w:val="bottom"/>
-          </w:tcPr>
-          <w:p>
-            <w:pPr>
-              <w:rPr>
-                <w:szCs w:val="16"/>
-              </w:rPr>
-            </w:pPr>
-          </w:p>
-        </w:tc>
-        <w:tc>
-          <w:tcPr>
-            <w:tcW w:w="315" w:type="dxa"/>
-            <w:tcBorders>
-              <w:bottom w:val="single" w:sz="10" w:space="0" w:color="auto"/>
-            </w:tcBorders>
-            <w:shd w:val="clear" w:color="auto" w:fill="auto"/>
-            <w:vAlign w:val="bottom"/>
-          </w:tcPr>
-          <w:p>
-            <w:pPr>
-              <w:rPr>
-                <w:szCs w:val="16"/>
-              </w:rPr>
-            </w:pPr>
-          </w:p>
-        </w:tc>
-        <w:tc>
-          <w:tcPr>
-            <w:tcW w:w="315" w:type="dxa"/>
-            <w:tcBorders>
-              <w:bottom w:val="single" w:sz="10" w:space="0" w:color="auto"/>
-            </w:tcBorders>
-            <w:shd w:val="clear" w:color="auto" w:fill="auto"/>
-            <w:vAlign w:val="bottom"/>
-          </w:tcPr>
-          <w:p>
-            <w:pPr>
-              <w:rPr>
-                <w:szCs w:val="16"/>
-              </w:rPr>
-            </w:pPr>
-          </w:p>
-        </w:tc>
-        <w:tc>
-          <w:tcPr>
-            <w:tcW w:w="315" w:type="dxa"/>
-            <w:tcBorders>
-              <w:bottom w:val="single" w:sz="10" w:space="0" w:color="auto"/>
-            </w:tcBorders>
-            <w:shd w:val="clear" w:color="auto" w:fill="auto"/>
-            <w:vAlign w:val="bottom"/>
-          </w:tcPr>
-          <w:p>
-            <w:pPr>
-              <w:rPr>
-                <w:szCs w:val="16"/>
-              </w:rPr>
-            </w:pPr>
-          </w:p>
-        </w:tc>
-        <w:tc>
-          <w:tcPr>
-            <w:tcW w:w="315" w:type="dxa"/>
-            <w:gridSpan w:val="2"/>
-            <w:tcBorders>
-              <w:bottom w:val="single" w:sz="10" w:space="0" w:color="auto"/>
-            </w:tcBorders>
-            <w:shd w:val="clear" w:color="auto" w:fill="auto"/>
-            <w:vAlign w:val="bottom"/>
-          </w:tcPr>
-          <w:p>
-            <w:pPr>
-              <w:rPr>
-                <w:szCs w:val="16"/>
-              </w:rPr>
-            </w:pPr>
-          </w:p>
-        </w:tc>
-        <w:tc>
-          <w:tcPr>
-            <w:tcW w:w="315" w:type="dxa"/>
-            <w:gridSpan w:val="2"/>
-            <w:tcBorders>
-              <w:bottom w:val="single" w:sz="10" w:space="0" w:color="auto"/>
-            </w:tcBorders>
-            <w:shd w:val="clear" w:color="auto" w:fill="auto"/>
-            <w:vAlign w:val="bottom"/>
-          </w:tcPr>
-          <w:p>
-            <w:pPr>
-              <w:rPr>
-                <w:szCs w:val="16"/>
-              </w:rPr>
-            </w:pPr>
-          </w:p>
-        </w:tc>
-        <w:tc>
-          <w:tcPr>
-            <w:tcW w:w="315" w:type="dxa"/>
-            <w:tcBorders>
-              <w:bottom w:val="single" w:sz="10" w:space="0" w:color="auto"/>
-            </w:tcBorders>
-            <w:shd w:val="clear" w:color="auto" w:fill="auto"/>
-            <w:vAlign w:val="bottom"/>
-          </w:tcPr>
-          <w:p>
-            <w:pPr>
-              <w:rPr>
-                <w:szCs w:val="16"/>
-              </w:rPr>
-            </w:pPr>
-          </w:p>
-        </w:tc>
-        <w:tc>
-          <w:tcPr>
-            <w:tcW w:w="315" w:type="dxa"/>
-            <w:tcBorders>
-              <w:bottom w:val="single" w:sz="10" w:space="0" w:color="auto"/>
-            </w:tcBorders>
-            <w:shd w:val="clear" w:color="auto" w:fill="auto"/>
-            <w:vAlign w:val="bottom"/>
-          </w:tcPr>
-          <w:p>
-            <w:pPr>
-              <w:rPr>
-                <w:szCs w:val="16"/>
-              </w:rPr>
-            </w:pPr>
-          </w:p>
-        </w:tc>
-        <w:tc>
-          <w:tcPr>
-            <w:tcW w:w="315" w:type="dxa"/>
-            <w:tcBorders>
-              <w:bottom w:val="single" w:sz="10" w:space="0" w:color="auto"/>
-            </w:tcBorders>
-            <w:shd w:val="clear" w:color="auto" w:fill="auto"/>
-            <w:vAlign w:val="bottom"/>
-          </w:tcPr>
-          <w:p>
-            <w:pPr>
-              <w:rPr>
-                <w:szCs w:val="16"/>
-              </w:rPr>
-            </w:pPr>
-          </w:p>
-        </w:tc>
-        <w:tc>
-          <w:tcPr>
-            <w:tcW w:w="171" w:type="dxa"/>
-            <w:tcBorders>
-              <w:bottom w:val="single" w:sz="10" w:space="0" w:color="auto"/>
-            </w:tcBorders>
-            <w:shd w:val="clear" w:color="auto" w:fill="auto"/>
-            <w:vAlign w:val="bottom"/>
-          </w:tcPr>
-          <w:p>
-            <w:pPr>
-              <w:rPr>
-                <w:szCs w:val="16"/>
-              </w:rPr>
-            </w:pPr>
-          </w:p>
-        </w:tc>
-        <w:tc>
-          <w:tcPr>
-            <w:tcW w:w="197" w:type="dxa"/>
-            <w:shd w:val="clear" w:color="auto" w:fill="auto"/>
-            <w:vAlign w:val="bottom"/>
-          </w:tcPr>
-          <w:p>
-            <w:pPr>
-              <w:rPr>
-                <w:szCs w:val="16"/>
-              </w:rPr>
-            </w:pPr>
-          </w:p>
-        </w:tc>
-      </w:tr>
-      <w:tr>
-        <w:trPr>
-          <w:trHeight w:val="60"/>
-        </w:trPr>
-        <w:tc>
-          <w:tcPr>
-            <w:tcW w:w="105" w:type="dxa"/>
-            <w:shd w:val="clear" w:color="auto" w:fill="auto"/>
-            <w:vAlign w:val="bottom"/>
-          </w:tcPr>
-          <w:p>
-            <w:pPr>
-              <w:rPr>
-                <w:szCs w:val="16"/>
-              </w:rPr>
-            </w:pPr>
-          </w:p>
-        </w:tc>
-        <w:tc>
-          <w:tcPr>
-            <w:tcW w:w="315" w:type="dxa"/>
-            <w:shd w:val="clear" w:color="auto" w:fill="auto"/>
-            <w:vAlign w:val="bottom"/>
-          </w:tcPr>
-          <w:p>
-            <w:pPr>
-              <w:rPr>
-                <w:szCs w:val="16"/>
-              </w:rPr>
-            </w:pPr>
-          </w:p>
-        </w:tc>
-        <w:tc>
-          <w:tcPr>
-            <w:tcW w:w="315" w:type="dxa"/>
-            <w:shd w:val="clear" w:color="auto" w:fill="auto"/>
-            <w:vAlign w:val="bottom"/>
-          </w:tcPr>
-          <w:p>
-            <w:pPr>
-              <w:rPr>
-                <w:szCs w:val="16"/>
-              </w:rPr>
-            </w:pPr>
-          </w:p>
-        </w:tc>
-        <w:tc>
-          <w:tcPr>
-            <w:tcW w:w="315" w:type="dxa"/>
-            <w:shd w:val="clear" w:color="auto" w:fill="auto"/>
-            <w:vAlign w:val="bottom"/>
-          </w:tcPr>
-          <w:p>
-            <w:pPr>
-              <w:rPr>
-                <w:szCs w:val="16"/>
-              </w:rPr>
-            </w:pPr>
-          </w:p>
-        </w:tc>
-        <w:tc>
-          <w:tcPr>
-            <w:tcW w:w="394" w:type="dxa"/>
-            <w:shd w:val="clear" w:color="auto" w:fill="auto"/>
-            <w:vAlign w:val="bottom"/>
-          </w:tcPr>
-          <w:p>
-            <w:pPr>
-              <w:rPr>
-                <w:szCs w:val="16"/>
-              </w:rPr>
-            </w:pPr>
-          </w:p>
-        </w:tc>
-        <w:tc>
-          <w:tcPr>
-            <w:tcW w:w="223" w:type="dxa"/>
-            <w:shd w:val="clear" w:color="auto" w:fill="auto"/>
-            <w:vAlign w:val="bottom"/>
-          </w:tcPr>
-          <w:p>
-            <w:pPr>
-              <w:rPr>
-                <w:szCs w:val="16"/>
-              </w:rPr>
-            </w:pPr>
-          </w:p>
-        </w:tc>
-        <w:tc>
-          <w:tcPr>
-            <w:tcW w:w="315" w:type="dxa"/>
-            <w:shd w:val="clear" w:color="auto" w:fill="auto"/>
-            <w:vAlign w:val="bottom"/>
-          </w:tcPr>
-          <w:p>
-            <w:pPr>
-              <w:rPr>
-                <w:szCs w:val="16"/>
-              </w:rPr>
-            </w:pPr>
-          </w:p>
-        </w:tc>
-        <w:tc>
-          <w:tcPr>
-            <w:tcW w:w="315" w:type="dxa"/>
-            <w:shd w:val="clear" w:color="auto" w:fill="auto"/>
-            <w:vAlign w:val="bottom"/>
-          </w:tcPr>
-          <w:p>
-            <w:pPr>
-              <w:rPr>
-                <w:szCs w:val="16"/>
-              </w:rPr>
-            </w:pPr>
-          </w:p>
-        </w:tc>
-        <w:tc>
-          <w:tcPr>
-            <w:tcW w:w="315" w:type="dxa"/>
-            <w:shd w:val="clear" w:color="auto" w:fill="auto"/>
-            <w:vAlign w:val="bottom"/>
-          </w:tcPr>
-          <w:p>
-            <w:pPr>
-              <w:rPr>
-                <w:szCs w:val="16"/>
-              </w:rPr>
-            </w:pPr>
-          </w:p>
-        </w:tc>
-        <w:tc>
-          <w:tcPr>
-            <w:tcW w:w="315" w:type="dxa"/>
-            <w:gridSpan w:val="2"/>
-            <w:shd w:val="clear" w:color="auto" w:fill="auto"/>
-            <w:vAlign w:val="bottom"/>
-          </w:tcPr>
-          <w:p>
-            <w:pPr>
-              <w:rPr>
-                <w:szCs w:val="16"/>
-              </w:rPr>
-            </w:pPr>
-          </w:p>
-        </w:tc>
-        <w:tc>
-          <w:tcPr>
-            <w:tcW w:w="315" w:type="dxa"/>
-            <w:gridSpan w:val="2"/>
-            <w:shd w:val="clear" w:color="auto" w:fill="auto"/>
-            <w:vAlign w:val="bottom"/>
-          </w:tcPr>
-          <w:p>
-            <w:pPr>
-              <w:rPr>
-                <w:szCs w:val="16"/>
-              </w:rPr>
-            </w:pPr>
-          </w:p>
-        </w:tc>
-        <w:tc>
-          <w:tcPr>
-            <w:tcW w:w="315" w:type="dxa"/>
-            <w:gridSpan w:val="2"/>
-            <w:shd w:val="clear" w:color="auto" w:fill="auto"/>
-            <w:vAlign w:val="bottom"/>
-          </w:tcPr>
-          <w:p>
-            <w:pPr>
-              <w:rPr>
-                <w:szCs w:val="16"/>
-              </w:rPr>
-            </w:pPr>
-          </w:p>
-        </w:tc>
-        <w:tc>
-          <w:tcPr>
-            <w:tcW w:w="315" w:type="dxa"/>
-            <w:gridSpan w:val="2"/>
-            <w:shd w:val="clear" w:color="auto" w:fill="auto"/>
-            <w:vAlign w:val="bottom"/>
-          </w:tcPr>
-          <w:p>
-            <w:pPr>
-              <w:rPr>
-                <w:szCs w:val="16"/>
-              </w:rPr>
-            </w:pPr>
-          </w:p>
-        </w:tc>
-        <w:tc>
-          <w:tcPr>
-            <w:tcW w:w="315" w:type="dxa"/>
-            <w:gridSpan w:val="2"/>
-            <w:shd w:val="clear" w:color="auto" w:fill="auto"/>
-            <w:vAlign w:val="bottom"/>
-          </w:tcPr>
-          <w:p>
-            <w:pPr>
-              <w:rPr>
-                <w:szCs w:val="16"/>
-              </w:rPr>
-            </w:pPr>
-          </w:p>
-        </w:tc>
-        <w:tc>
-          <w:tcPr>
-            <w:tcW w:w="249" w:type="dxa"/>
-            <w:gridSpan w:val="2"/>
-            <w:shd w:val="clear" w:color="auto" w:fill="auto"/>
-            <w:vAlign w:val="bottom"/>
-          </w:tcPr>
-          <w:p>
-            <w:pPr>
-              <w:rPr>
-                <w:szCs w:val="16"/>
-              </w:rPr>
-            </w:pPr>
-          </w:p>
-        </w:tc>
-        <w:tc>
-          <w:tcPr>
-            <w:tcW w:w="236" w:type="dxa"/>
-            <w:gridSpan w:val="2"/>
-            <w:shd w:val="clear" w:color="auto" w:fill="auto"/>
-            <w:vAlign w:val="bottom"/>
-          </w:tcPr>
-          <w:p>
-            <w:pPr>
-              <w:rPr>
-                <w:szCs w:val="16"/>
-              </w:rPr>
-            </w:pPr>
-          </w:p>
-        </w:tc>
-        <w:tc>
-          <w:tcPr>
-            <w:tcW w:w="249" w:type="dxa"/>
-            <w:gridSpan w:val="2"/>
-            <w:shd w:val="clear" w:color="auto" w:fill="auto"/>
-            <w:vAlign w:val="bottom"/>
-          </w:tcPr>
-          <w:p>
-            <w:pPr>
-              <w:rPr>
-                <w:szCs w:val="16"/>
-              </w:rPr>
-            </w:pPr>
-          </w:p>
-        </w:tc>
-        <w:tc>
-          <w:tcPr>
-            <w:tcW w:w="249" w:type="dxa"/>
-            <w:shd w:val="clear" w:color="auto" w:fill="auto"/>
-            <w:vAlign w:val="bottom"/>
-          </w:tcPr>
-          <w:p>
-            <w:pPr>
-              <w:rPr>
-                <w:szCs w:val="16"/>
-              </w:rPr>
-            </w:pPr>
-          </w:p>
-        </w:tc>
-        <w:tc>
-          <w:tcPr>
-            <w:tcW w:w="315" w:type="dxa"/>
-            <w:gridSpan w:val="2"/>
-            <w:shd w:val="clear" w:color="auto" w:fill="auto"/>
-            <w:vAlign w:val="bottom"/>
-          </w:tcPr>
-          <w:p>
-            <w:pPr>
-              <w:rPr>
-                <w:szCs w:val="16"/>
-              </w:rPr>
-            </w:pPr>
-          </w:p>
-        </w:tc>
-        <w:tc>
-          <w:tcPr>
-            <w:tcW w:w="315" w:type="dxa"/>
-            <w:gridSpan w:val="2"/>
-            <w:shd w:val="clear" w:color="auto" w:fill="auto"/>
-            <w:vAlign w:val="bottom"/>
-          </w:tcPr>
-          <w:p>
-            <w:pPr>
-              <w:rPr>
-                <w:szCs w:val="16"/>
-              </w:rPr>
-            </w:pPr>
-          </w:p>
-        </w:tc>
-        <w:tc>
-          <w:tcPr>
-            <w:tcW w:w="315" w:type="dxa"/>
-            <w:gridSpan w:val="2"/>
-            <w:shd w:val="clear" w:color="auto" w:fill="auto"/>
-            <w:vAlign w:val="bottom"/>
-          </w:tcPr>
-          <w:p>
-            <w:pPr>
-              <w:rPr>
-                <w:szCs w:val="16"/>
-              </w:rPr>
-            </w:pPr>
-          </w:p>
-        </w:tc>
-        <w:tc>
-          <w:tcPr>
-            <w:tcW w:w="315" w:type="dxa"/>
-            <w:gridSpan w:val="2"/>
-            <w:shd w:val="clear" w:color="auto" w:fill="auto"/>
-            <w:vAlign w:val="bottom"/>
-          </w:tcPr>
-          <w:p>
-            <w:pPr>
-              <w:rPr>
-                <w:szCs w:val="16"/>
-              </w:rPr>
-            </w:pPr>
-          </w:p>
-        </w:tc>
-        <w:tc>
-          <w:tcPr>
-            <w:tcW w:w="354" w:type="dxa"/>
-            <w:gridSpan w:val="2"/>
-            <w:shd w:val="clear" w:color="auto" w:fill="auto"/>
-            <w:vAlign w:val="bottom"/>
-          </w:tcPr>
-          <w:p>
-            <w:pPr>
-              <w:rPr>
-                <w:szCs w:val="16"/>
-              </w:rPr>
-            </w:pPr>
-          </w:p>
-        </w:tc>
-        <w:tc>
-          <w:tcPr>
-            <w:tcW w:w="315" w:type="dxa"/>
-            <w:shd w:val="clear" w:color="auto" w:fill="auto"/>
-            <w:vAlign w:val="bottom"/>
-          </w:tcPr>
-          <w:p>
-            <w:pPr>
-              <w:rPr>
-                <w:szCs w:val="16"/>
-              </w:rPr>
-            </w:pPr>
-          </w:p>
-        </w:tc>
-        <w:tc>
-          <w:tcPr>
-            <w:tcW w:w="315" w:type="dxa"/>
-            <w:shd w:val="clear" w:color="auto" w:fill="auto"/>
-            <w:vAlign w:val="bottom"/>
-          </w:tcPr>
-          <w:p>
-            <w:pPr>
-              <w:rPr>
-                <w:szCs w:val="16"/>
-              </w:rPr>
-            </w:pPr>
-          </w:p>
-        </w:tc>
-        <w:tc>
-          <w:tcPr>
-            <w:tcW w:w="315" w:type="dxa"/>
-            <w:shd w:val="clear" w:color="auto" w:fill="auto"/>
-            <w:vAlign w:val="bottom"/>
-          </w:tcPr>
-          <w:p>
-            <w:pPr>
-              <w:rPr>
-                <w:szCs w:val="16"/>
-              </w:rPr>
-            </w:pPr>
-          </w:p>
-        </w:tc>
-        <w:tc>
-          <w:tcPr>
-            <w:tcW w:w="315" w:type="dxa"/>
-            <w:shd w:val="clear" w:color="auto" w:fill="auto"/>
-            <w:vAlign w:val="bottom"/>
-          </w:tcPr>
-          <w:p>
-            <w:pPr>
-              <w:rPr>
-                <w:szCs w:val="16"/>
-              </w:rPr>
-            </w:pPr>
-          </w:p>
-        </w:tc>
-        <w:tc>
-          <w:tcPr>
-            <w:tcW w:w="315" w:type="dxa"/>
-            <w:gridSpan w:val="2"/>
-            <w:shd w:val="clear" w:color="auto" w:fill="auto"/>
-            <w:vAlign w:val="bottom"/>
-          </w:tcPr>
-          <w:p>
-            <w:pPr>
-              <w:rPr>
-                <w:szCs w:val="16"/>
-              </w:rPr>
-            </w:pPr>
-          </w:p>
-        </w:tc>
-        <w:tc>
-          <w:tcPr>
-            <w:tcW w:w="315" w:type="dxa"/>
-            <w:gridSpan w:val="2"/>
-            <w:shd w:val="clear" w:color="auto" w:fill="auto"/>
-            <w:vAlign w:val="bottom"/>
-          </w:tcPr>
-          <w:p>
-            <w:pPr>
-              <w:rPr>
-                <w:szCs w:val="16"/>
-              </w:rPr>
-            </w:pPr>
-          </w:p>
-        </w:tc>
-        <w:tc>
-          <w:tcPr>
-            <w:tcW w:w="315" w:type="dxa"/>
-            <w:shd w:val="clear" w:color="auto" w:fill="auto"/>
-            <w:vAlign w:val="bottom"/>
-          </w:tcPr>
-          <w:p>
-            <w:pPr>
-              <w:rPr>
-                <w:szCs w:val="16"/>
-              </w:rPr>
-            </w:pPr>
-          </w:p>
-        </w:tc>
-        <w:tc>
-          <w:tcPr>
-            <w:tcW w:w="315" w:type="dxa"/>
-            <w:shd w:val="clear" w:color="auto" w:fill="auto"/>
-            <w:vAlign w:val="bottom"/>
-          </w:tcPr>
-          <w:p>
-            <w:pPr>
-              <w:rPr>
-                <w:szCs w:val="16"/>
-              </w:rPr>
-            </w:pPr>
-          </w:p>
-        </w:tc>
-        <w:tc>
-          <w:tcPr>
-            <w:tcW w:w="315" w:type="dxa"/>
-            <w:shd w:val="clear" w:color="auto" w:fill="auto"/>
-            <w:vAlign w:val="bottom"/>
-          </w:tcPr>
-          <w:p>
-            <w:pPr>
-              <w:rPr>
-                <w:szCs w:val="16"/>
-              </w:rPr>
-            </w:pPr>
-          </w:p>
-        </w:tc>
-        <w:tc>
-          <w:tcPr>
-            <w:tcW w:w="171" w:type="dxa"/>
-            <w:shd w:val="clear" w:color="auto" w:fill="auto"/>
-            <w:vAlign w:val="bottom"/>
-          </w:tcPr>
-          <w:p>
-            <w:pPr>
-              <w:rPr>
-                <w:szCs w:val="16"/>
-              </w:rPr>
-            </w:pPr>
-          </w:p>
-        </w:tc>
-        <w:tc>
-          <w:tcPr>
-            <w:tcW w:w="197" w:type="dxa"/>
-            <w:shd w:val="clear" w:color="auto" w:fill="auto"/>
-            <w:vAlign w:val="bottom"/>
-          </w:tcPr>
-          <w:p>
-            <w:pPr>
-              <w:rPr>
-                <w:szCs w:val="16"/>
-              </w:rPr>
-            </w:pPr>
-          </w:p>
-        </w:tc>
-      </w:tr>
-      <w:tr>
-        <w:trPr>
-          <w:trHeight w:val="60"/>
-        </w:trPr>
-        <w:tc>
-          <w:tcPr>
-            <w:tcW w:w="105" w:type="dxa"/>
-            <w:shd w:val="clear" w:color="auto" w:fill="auto"/>
-            <w:vAlign w:val="bottom"/>
-          </w:tcPr>
-          <w:p>
-            <w:pPr>
-              <w:rPr>
-                <w:szCs w:val="16"/>
-              </w:rPr>
-            </w:pPr>
-          </w:p>
-        </w:tc>
-        <w:tc>
-          <w:tcPr>
-            <w:tcW w:w="315" w:type="dxa"/>
-            <w:shd w:val="clear" w:color="auto" w:fill="auto"/>
-            <w:vAlign w:val="bottom"/>
-          </w:tcPr>
-          <w:p>
-            <w:pPr>
-              <w:rPr>
-                <w:szCs w:val="16"/>
-              </w:rPr>
-            </w:pPr>
-          </w:p>
-        </w:tc>
-        <w:tc>
-          <w:tcPr>
-            <w:tcW w:w="315" w:type="dxa"/>
-            <w:shd w:val="clear" w:color="auto" w:fill="auto"/>
-            <w:vAlign w:val="bottom"/>
-          </w:tcPr>
-          <w:p>
-            <w:pPr>
-              <w:rPr>
-                <w:szCs w:val="16"/>
-              </w:rPr>
-            </w:pPr>
-          </w:p>
-        </w:tc>
-        <w:tc>
-          <w:tcPr>
-            <w:tcW w:w="315" w:type="dxa"/>
-            <w:shd w:val="clear" w:color="auto" w:fill="auto"/>
-            <w:vAlign w:val="bottom"/>
-          </w:tcPr>
-          <w:p>
-            <w:pPr>
-              <w:rPr>
-                <w:szCs w:val="16"/>
-              </w:rPr>
-            </w:pPr>
-          </w:p>
-        </w:tc>
-        <w:tc>
-          <w:tcPr>
-            <w:tcW w:w="394" w:type="dxa"/>
-            <w:shd w:val="clear" w:color="auto" w:fill="auto"/>
-            <w:vAlign w:val="bottom"/>
-          </w:tcPr>
-          <w:p>
-            <w:pPr>
-              <w:rPr>
-                <w:szCs w:val="16"/>
-              </w:rPr>
-            </w:pPr>
-          </w:p>
-        </w:tc>
-        <w:tc>
-          <w:tcPr>
-            <w:tcW w:w="223" w:type="dxa"/>
-            <w:shd w:val="clear" w:color="auto" w:fill="auto"/>
-            <w:vAlign w:val="bottom"/>
-          </w:tcPr>
-          <w:p>
-            <w:pPr>
-              <w:rPr>
-                <w:szCs w:val="16"/>
-              </w:rPr>
-            </w:pPr>
-          </w:p>
-        </w:tc>
-        <w:tc>
-          <w:tcPr>
-            <w:tcW w:w="315" w:type="dxa"/>
-            <w:shd w:val="clear" w:color="auto" w:fill="auto"/>
-            <w:vAlign w:val="bottom"/>
-          </w:tcPr>
-          <w:p>
-            <w:pPr>
-              <w:rPr>
-                <w:szCs w:val="16"/>
-              </w:rPr>
-            </w:pPr>
-          </w:p>
-        </w:tc>
-        <w:tc>
-          <w:tcPr>
-            <w:tcW w:w="315" w:type="dxa"/>
-            <w:shd w:val="clear" w:color="auto" w:fill="auto"/>
-            <w:vAlign w:val="bottom"/>
-          </w:tcPr>
-          <w:p>
-            <w:pPr>
-              <w:rPr>
-                <w:szCs w:val="16"/>
-              </w:rPr>
-            </w:pPr>
-          </w:p>
-        </w:tc>
-        <w:tc>
-          <w:tcPr>
-            <w:tcW w:w="315" w:type="dxa"/>
-            <w:shd w:val="clear" w:color="auto" w:fill="auto"/>
-            <w:vAlign w:val="bottom"/>
-          </w:tcPr>
-          <w:p>
-            <w:pPr>
-              <w:rPr>
-                <w:szCs w:val="16"/>
-              </w:rPr>
-            </w:pPr>
-          </w:p>
-        </w:tc>
-        <w:tc>
-          <w:tcPr>
-            <w:tcW w:w="315" w:type="dxa"/>
-            <w:gridSpan w:val="2"/>
-            <w:shd w:val="clear" w:color="auto" w:fill="auto"/>
-            <w:vAlign w:val="bottom"/>
-          </w:tcPr>
-          <w:p>
-            <w:pPr>
-              <w:rPr>
-                <w:szCs w:val="16"/>
-              </w:rPr>
-            </w:pPr>
-          </w:p>
-        </w:tc>
-        <w:tc>
-          <w:tcPr>
-            <w:tcW w:w="315" w:type="dxa"/>
-            <w:gridSpan w:val="2"/>
-            <w:shd w:val="clear" w:color="auto" w:fill="auto"/>
-            <w:vAlign w:val="bottom"/>
-          </w:tcPr>
-          <w:p>
-            <w:pPr>
-              <w:rPr>
-                <w:szCs w:val="16"/>
-              </w:rPr>
-            </w:pPr>
-          </w:p>
-        </w:tc>
-        <w:tc>
-          <w:tcPr>
-            <w:tcW w:w="315" w:type="dxa"/>
-            <w:gridSpan w:val="2"/>
-            <w:shd w:val="clear" w:color="auto" w:fill="auto"/>
-            <w:vAlign w:val="bottom"/>
-          </w:tcPr>
-          <w:p>
-            <w:pPr>
-              <w:rPr>
-                <w:szCs w:val="16"/>
-              </w:rPr>
-            </w:pPr>
-          </w:p>
-        </w:tc>
-        <w:tc>
-          <w:tcPr>
-            <w:tcW w:w="315" w:type="dxa"/>
-            <w:gridSpan w:val="2"/>
-            <w:shd w:val="clear" w:color="auto" w:fill="auto"/>
-            <w:vAlign w:val="bottom"/>
-          </w:tcPr>
-          <w:p>
-            <w:pPr>
-              <w:rPr>
-                <w:szCs w:val="16"/>
-              </w:rPr>
-            </w:pPr>
-          </w:p>
-        </w:tc>
-        <w:tc>
-          <w:tcPr>
-            <w:tcW w:w="315" w:type="dxa"/>
-            <w:gridSpan w:val="2"/>
-            <w:shd w:val="clear" w:color="auto" w:fill="auto"/>
-            <w:vAlign w:val="bottom"/>
-          </w:tcPr>
-          <w:p>
-            <w:pPr>
-              <w:rPr>
-                <w:szCs w:val="16"/>
-              </w:rPr>
-            </w:pPr>
-          </w:p>
-        </w:tc>
-        <w:tc>
-          <w:tcPr>
-            <w:tcW w:w="249" w:type="dxa"/>
-            <w:gridSpan w:val="2"/>
-            <w:shd w:val="clear" w:color="auto" w:fill="auto"/>
-            <w:vAlign w:val="bottom"/>
-          </w:tcPr>
-          <w:p>
-            <w:pPr>
-              <w:rPr>
-                <w:szCs w:val="16"/>
-              </w:rPr>
-            </w:pPr>
-          </w:p>
-        </w:tc>
-        <w:tc>
-          <w:tcPr>
-            <w:tcW w:w="236" w:type="dxa"/>
-            <w:gridSpan w:val="2"/>
-            <w:shd w:val="clear" w:color="auto" w:fill="auto"/>
-            <w:vAlign w:val="bottom"/>
-          </w:tcPr>
-          <w:p>
-            <w:pPr>
-              <w:rPr>
-                <w:szCs w:val="16"/>
-              </w:rPr>
-            </w:pPr>
-          </w:p>
-        </w:tc>
-        <w:tc>
-          <w:tcPr>
-            <w:tcW w:w="249" w:type="dxa"/>
-            <w:gridSpan w:val="2"/>
-            <w:shd w:val="clear" w:color="auto" w:fill="auto"/>
-            <w:vAlign w:val="bottom"/>
-          </w:tcPr>
-          <w:p>
-            <w:pPr>
-              <w:rPr>
-                <w:szCs w:val="16"/>
-              </w:rPr>
-            </w:pPr>
-          </w:p>
-        </w:tc>
-        <w:tc>
-          <w:tcPr>
-            <w:tcW w:w="249" w:type="dxa"/>
-            <w:shd w:val="clear" w:color="auto" w:fill="auto"/>
-            <w:vAlign w:val="bottom"/>
-          </w:tcPr>
-          <w:p>
-            <w:pPr>
-              <w:rPr>
-                <w:szCs w:val="16"/>
-              </w:rPr>
-            </w:pPr>
-          </w:p>
-        </w:tc>
-        <w:tc>
-          <w:tcPr>
-            <w:tcW w:w="315" w:type="dxa"/>
-            <w:gridSpan w:val="2"/>
-            <w:shd w:val="clear" w:color="auto" w:fill="auto"/>
-            <w:vAlign w:val="bottom"/>
-          </w:tcPr>
-          <w:p>
-            <w:pPr>
-              <w:rPr>
-                <w:szCs w:val="16"/>
-              </w:rPr>
-            </w:pPr>
-          </w:p>
-        </w:tc>
-        <w:tc>
-          <w:tcPr>
-            <w:tcW w:w="315" w:type="dxa"/>
-            <w:gridSpan w:val="2"/>
-            <w:shd w:val="clear" w:color="auto" w:fill="auto"/>
-            <w:vAlign w:val="bottom"/>
-          </w:tcPr>
-          <w:p>
-            <w:pPr>
-              <w:rPr>
-                <w:szCs w:val="16"/>
-              </w:rPr>
-            </w:pPr>
-          </w:p>
-        </w:tc>
-        <w:tc>
-          <w:tcPr>
-            <w:tcW w:w="315" w:type="dxa"/>
-            <w:gridSpan w:val="2"/>
-            <w:shd w:val="clear" w:color="auto" w:fill="auto"/>
-            <w:vAlign w:val="bottom"/>
-          </w:tcPr>
-          <w:p>
-            <w:pPr>
-              <w:rPr>
-                <w:szCs w:val="16"/>
-              </w:rPr>
-            </w:pPr>
-          </w:p>
-        </w:tc>
-        <w:tc>
-          <w:tcPr>
-            <w:tcW w:w="315" w:type="dxa"/>
-            <w:gridSpan w:val="2"/>
-            <w:shd w:val="clear" w:color="auto" w:fill="auto"/>
-            <w:vAlign w:val="bottom"/>
-          </w:tcPr>
-          <w:p>
-            <w:pPr>
-              <w:rPr>
-                <w:szCs w:val="16"/>
-              </w:rPr>
-            </w:pPr>
-          </w:p>
-        </w:tc>
-        <w:tc>
-          <w:tcPr>
-            <w:tcW w:w="354" w:type="dxa"/>
-            <w:gridSpan w:val="2"/>
-            <w:shd w:val="clear" w:color="auto" w:fill="auto"/>
-            <w:vAlign w:val="bottom"/>
-          </w:tcPr>
-          <w:p>
-            <w:pPr>
-              <w:rPr>
-                <w:szCs w:val="16"/>
-              </w:rPr>
-            </w:pPr>
-          </w:p>
-        </w:tc>
-        <w:tc>
-          <w:tcPr>
-            <w:tcW w:w="315" w:type="dxa"/>
-            <w:shd w:val="clear" w:color="auto" w:fill="auto"/>
-            <w:vAlign w:val="bottom"/>
-          </w:tcPr>
-          <w:p>
-            <w:pPr>
-              <w:rPr>
-                <w:szCs w:val="16"/>
-              </w:rPr>
-            </w:pPr>
-          </w:p>
-        </w:tc>
-        <w:tc>
-          <w:tcPr>
-            <w:tcW w:w="315" w:type="dxa"/>
-            <w:shd w:val="clear" w:color="auto" w:fill="auto"/>
-            <w:vAlign w:val="bottom"/>
-          </w:tcPr>
-          <w:p>
-            <w:pPr>
-              <w:rPr>
-                <w:szCs w:val="16"/>
-              </w:rPr>
-            </w:pPr>
-          </w:p>
-        </w:tc>
-        <w:tc>
-          <w:tcPr>
-            <w:tcW w:w="315" w:type="dxa"/>
-            <w:shd w:val="clear" w:color="auto" w:fill="auto"/>
-            <w:vAlign w:val="bottom"/>
-          </w:tcPr>
-          <w:p>
-            <w:pPr>
-              <w:rPr>
-                <w:szCs w:val="16"/>
-              </w:rPr>
-            </w:pPr>
-          </w:p>
-        </w:tc>
-        <w:tc>
-          <w:tcPr>
-            <w:tcW w:w="315" w:type="dxa"/>
-            <w:shd w:val="clear" w:color="auto" w:fill="auto"/>
-            <w:vAlign w:val="bottom"/>
-          </w:tcPr>
-          <w:p>
-            <w:pPr>
-              <w:rPr>
-                <w:szCs w:val="16"/>
-              </w:rPr>
-            </w:pPr>
-          </w:p>
-        </w:tc>
-        <w:tc>
-          <w:tcPr>
-            <w:tcW w:w="315" w:type="dxa"/>
-            <w:gridSpan w:val="2"/>
-            <w:shd w:val="clear" w:color="auto" w:fill="auto"/>
-            <w:vAlign w:val="bottom"/>
-          </w:tcPr>
-          <w:p>
-            <w:pPr>
-              <w:rPr>
-                <w:szCs w:val="16"/>
-              </w:rPr>
-            </w:pPr>
-          </w:p>
-        </w:tc>
-        <w:tc>
-          <w:tcPr>
-            <w:tcW w:w="315" w:type="dxa"/>
-            <w:gridSpan w:val="2"/>
-            <w:shd w:val="clear" w:color="auto" w:fill="auto"/>
-            <w:vAlign w:val="bottom"/>
-          </w:tcPr>
-          <w:p>
-            <w:pPr>
-              <w:rPr>
-                <w:szCs w:val="16"/>
-              </w:rPr>
-            </w:pPr>
-          </w:p>
-        </w:tc>
-        <w:tc>
-          <w:tcPr>
-            <w:tcW w:w="315" w:type="dxa"/>
-            <w:shd w:val="clear" w:color="auto" w:fill="auto"/>
-            <w:vAlign w:val="bottom"/>
-          </w:tcPr>
-          <w:p>
-            <w:pPr>
-              <w:rPr>
-                <w:szCs w:val="16"/>
-              </w:rPr>
-            </w:pPr>
-          </w:p>
-        </w:tc>
-        <w:tc>
-          <w:tcPr>
-            <w:tcW w:w="315" w:type="dxa"/>
-            <w:shd w:val="clear" w:color="auto" w:fill="auto"/>
-            <w:vAlign w:val="bottom"/>
-          </w:tcPr>
-          <w:p>
-            <w:pPr>
-              <w:rPr>
-                <w:szCs w:val="16"/>
-              </w:rPr>
-            </w:pPr>
-          </w:p>
-        </w:tc>
-        <w:tc>
-          <w:tcPr>
-            <w:tcW w:w="315" w:type="dxa"/>
-            <w:shd w:val="clear" w:color="auto" w:fill="auto"/>
-            <w:vAlign w:val="bottom"/>
-          </w:tcPr>
-          <w:p>
-            <w:pPr>
-              <w:rPr>
-                <w:szCs w:val="16"/>
-              </w:rPr>
-            </w:pPr>
-          </w:p>
-        </w:tc>
-        <w:tc>
-          <w:tcPr>
-            <w:tcW w:w="171" w:type="dxa"/>
-            <w:shd w:val="clear" w:color="auto" w:fill="auto"/>
-            <w:vAlign w:val="bottom"/>
-          </w:tcPr>
-          <w:p>
-            <w:pPr>
-              <w:rPr>
-                <w:szCs w:val="16"/>
-              </w:rPr>
-            </w:pPr>
-          </w:p>
-        </w:tc>
-        <w:tc>
-          <w:tcPr>
-            <w:tcW w:w="197" w:type="dxa"/>
-            <w:shd w:val="clear" w:color="auto" w:fill="auto"/>
-            <w:vAlign w:val="bottom"/>
-          </w:tcPr>
-          <w:p>
-            <w:pPr>
-              <w:rPr>
-                <w:szCs w:val="16"/>
-              </w:rPr>
-            </w:pPr>
-          </w:p>
-        </w:tc>
-      </w:tr>
-      <w:tr>
-        <w:trPr>
-          <w:trHeight w:val="60"/>
-        </w:trPr>
-        <w:tc>
-          <w:tcPr>
-            <w:tcW w:w="105" w:type="dxa"/>
-            <w:shd w:val="clear" w:color="auto" w:fill="auto"/>
-            <w:vAlign w:val="bottom"/>
-          </w:tcPr>
-          <w:p>
-            <w:pPr>
-              <w:rPr>
-                <w:szCs w:val="16"/>
-              </w:rPr>
-            </w:pPr>
-          </w:p>
-        </w:tc>
-        <w:tc>
-          <w:tcPr>
-            <w:tcW w:w="1562" w:type="dxa"/>
-            <w:gridSpan w:val="5"/>
-            <w:shd w:val="clear" w:color="auto" w:fill="auto"/>
-            <w:vAlign w:val="bottom"/>
-          </w:tcPr>
-          <w:p>
-            <w:pPr>
-              <w:rPr>
-                <w:b/>
-                <w:sz w:val="18"/>
-                <w:szCs w:val="18"/>
-              </w:rPr>
-            </w:pPr>
-            <w:r>
-              <w:rPr>
-                <w:b/>
-                <w:sz w:val="18"/>
-                <w:szCs w:val="18"/>
-              </w:rPr>
-              <w:t>Руководитель</w:t>
-            </w:r>
-          </w:p>
-        </w:tc>
-        <w:tc>
-          <w:tcPr>
-            <w:tcW w:w="315" w:type="dxa"/>
-            <w:tcBorders>
-              <w:bottom w:val="single" w:sz="5" w:space="0" w:color="auto"/>
-            </w:tcBorders>
-            <w:shd w:val="clear" w:color="auto" w:fill="auto"/>
-            <w:vAlign w:val="bottom"/>
-          </w:tcPr>
-          <w:p>
-            <w:pPr>
-              <w:rPr>
-                <w:szCs w:val="16"/>
-              </w:rPr>
-            </w:pPr>
-          </w:p>
-        </w:tc>
-        <w:tc>
-          <w:tcPr>
-            <w:tcW w:w="315" w:type="dxa"/>
-            <w:tcBorders>
-              <w:bottom w:val="single" w:sz="5" w:space="0" w:color="auto"/>
-            </w:tcBorders>
-            <w:shd w:val="clear" w:color="auto" w:fill="auto"/>
-            <w:vAlign w:val="bottom"/>
-          </w:tcPr>
-          <w:p>
-            <w:pPr>
-              <w:rPr>
-                <w:szCs w:val="16"/>
-              </w:rPr>
-            </w:pPr>
-          </w:p>
-        </w:tc>
-        <w:tc>
-          <w:tcPr>
-            <w:tcW w:w="315" w:type="dxa"/>
-            <w:tcBorders>
-              <w:bottom w:val="single" w:sz="5" w:space="0" w:color="auto"/>
-            </w:tcBorders>
-            <w:shd w:val="clear" w:color="auto" w:fill="auto"/>
-            <w:vAlign w:val="bottom"/>
-          </w:tcPr>
-          <w:p>
-            <w:pPr>
-              <w:rPr>
-                <w:szCs w:val="16"/>
-              </w:rPr>
-            </w:pPr>
-          </w:p>
-        </w:tc>
-        <w:tc>
-          <w:tcPr>
-            <w:tcW w:w="315" w:type="dxa"/>
-            <w:gridSpan w:val="2"/>
-            <w:tcBorders>
-              <w:bottom w:val="single" w:sz="5" w:space="0" w:color="auto"/>
-            </w:tcBorders>
-            <w:shd w:val="clear" w:color="auto" w:fill="auto"/>
-            <w:vAlign w:val="bottom"/>
-          </w:tcPr>
-          <w:p>
-            <w:pPr>
-              <w:rPr>
-                <w:szCs w:val="16"/>
-              </w:rPr>
-            </w:pPr>
-          </w:p>
-        </w:tc>
-        <w:tc>
-          <w:tcPr>
-            <w:tcW w:w="2558" w:type="dxa"/>
-            <w:gridSpan w:val="17"/>
-            <w:tcBorders>
-              <w:bottom w:val="single" w:sz="5" w:space="0" w:color="auto"/>
-            </w:tcBorders>
-            <w:shd w:val="clear" w:color="auto" w:fill="auto"/>
-            <w:vAlign w:val="bottom"/>
-          </w:tcPr>
-          <w:p>
-            <w:pPr>
-              <w:jc w:val="right"/>
-              <w:rPr>
-                <w:szCs w:val="16"/>
-                <w:lang w:val="en-US"/>
-              </w:rPr>
-            </w:pPr>
-            <w:r>
-              <w:rPr>
-                <w:szCs w:val="16"/>
-                <w:lang w:val="en-US"/>
-              </w:rPr>
-              <w:t>{</w:t>
-            </w:r>
-            <w:proofErr w:type="spellStart"/>
-            <w:r>
-              <w:rPr>
-                <w:szCs w:val="16"/>
-                <w:lang w:val="en-US"/>
-              </w:rPr>
-              <w:t>ExecutorShortName</w:t>
-            </w:r>
-            <w:proofErr w:type="spellEnd"/>
-            <w:r>
-              <w:rPr>
-                <w:szCs w:val="16"/>
-                <w:lang w:val="en-US"/>
-              </w:rPr>
-              <w:t>}</w:t>
-            </w:r>
-          </w:p>
-        </w:tc>
-        <w:tc>
-          <w:tcPr>
-            <w:tcW w:w="315" w:type="dxa"/>
-            <w:gridSpan w:val="2"/>
-            <w:shd w:val="clear" w:color="auto" w:fill="auto"/>
-            <w:vAlign w:val="bottom"/>
-          </w:tcPr>
-          <w:p>
-            <w:pPr>
-              <w:rPr>
-                <w:szCs w:val="16"/>
-              </w:rPr>
-            </w:pPr>
-          </w:p>
-        </w:tc>
-        <w:tc>
-          <w:tcPr>
-            <w:tcW w:w="1299" w:type="dxa"/>
-            <w:gridSpan w:val="7"/>
-            <w:shd w:val="clear" w:color="auto" w:fill="auto"/>
-            <w:vAlign w:val="bottom"/>
-          </w:tcPr>
-          <w:p>
-            <w:pPr>
-              <w:rPr>
-                <w:b/>
-                <w:sz w:val="18"/>
-                <w:szCs w:val="18"/>
-              </w:rPr>
-            </w:pPr>
-            <w:r>
-              <w:rPr>
-                <w:b/>
-                <w:sz w:val="18"/>
-                <w:szCs w:val="18"/>
-              </w:rPr>
-              <w:t>Бухгалтер</w:t>
-            </w:r>
-          </w:p>
-        </w:tc>
-        <w:tc>
-          <w:tcPr>
-            <w:tcW w:w="315" w:type="dxa"/>
-            <w:tcBorders>
-              <w:bottom w:val="single" w:sz="5" w:space="0" w:color="auto"/>
-            </w:tcBorders>
-            <w:shd w:val="clear" w:color="auto" w:fill="auto"/>
-            <w:vAlign w:val="bottom"/>
-          </w:tcPr>
-          <w:p>
-            <w:pPr>
-              <w:rPr>
-                <w:szCs w:val="16"/>
-              </w:rPr>
-            </w:pPr>
-          </w:p>
-        </w:tc>
-        <w:tc>
-          <w:tcPr>
-            <w:tcW w:w="315" w:type="dxa"/>
-            <w:tcBorders>
-              <w:bottom w:val="single" w:sz="5" w:space="0" w:color="auto"/>
-            </w:tcBorders>
-            <w:shd w:val="clear" w:color="auto" w:fill="auto"/>
-            <w:vAlign w:val="bottom"/>
-          </w:tcPr>
-          <w:p>
-            <w:pPr>
-              <w:rPr>
-                <w:szCs w:val="16"/>
-              </w:rPr>
-            </w:pPr>
-          </w:p>
-        </w:tc>
-        <w:tc>
-          <w:tcPr>
-            <w:tcW w:w="315" w:type="dxa"/>
-            <w:tcBorders>
-              <w:bottom w:val="single" w:sz="5" w:space="0" w:color="auto"/>
-            </w:tcBorders>
-            <w:shd w:val="clear" w:color="auto" w:fill="auto"/>
-            <w:vAlign w:val="bottom"/>
-          </w:tcPr>
-          <w:p>
-            <w:pPr>
-              <w:rPr>
-                <w:szCs w:val="16"/>
-              </w:rPr>
-            </w:pPr>
-          </w:p>
-        </w:tc>
-        <w:tc>
-          <w:tcPr>
-            <w:tcW w:w="1746" w:type="dxa"/>
-            <w:gridSpan w:val="8"/>
-            <w:tcBorders>
-              <w:bottom w:val="single" w:sz="5" w:space="0" w:color="auto"/>
-            </w:tcBorders>
-            <w:shd w:val="clear" w:color="auto" w:fill="auto"/>
-            <w:vAlign w:val="bottom"/>
-          </w:tcPr>
-          <w:p>
-            <w:pPr>
-              <w:jc w:val="right"/>
-              <w:rPr>
-                <w:szCs w:val="16"/>
-              </w:rPr>
-            </w:pPr>
-            <w:r>
-              <w:rPr>
-                <w:szCs w:val="16"/>
-              </w:rPr>
-              <w:t>Счастливцев Т.Ю.</w:t>
-            </w:r>
-          </w:p>
-        </w:tc>
-        <w:tc>
-          <w:tcPr>
-            <w:tcW w:w="197" w:type="dxa"/>
-            <w:shd w:val="clear" w:color="auto" w:fill="auto"/>
-            <w:vAlign w:val="bottom"/>
-          </w:tcPr>
-          <w:p>
-            <w:pPr>
-              <w:rPr>
-                <w:szCs w:val="16"/>
-              </w:rPr>
-            </w:pPr>
-          </w:p>
-        </w:tc>
-      </w:tr>
-      <w:tr>
-        <w:trPr>
-          <w:trHeight w:val="60"/>
-        </w:trPr>
-        <w:tc>
-          <w:tcPr>
-            <w:tcW w:w="105" w:type="dxa"/>
-            <w:shd w:val="clear" w:color="auto" w:fill="auto"/>
-            <w:vAlign w:val="bottom"/>
-          </w:tcPr>
-          <w:p>
-            <w:pPr>
-              <w:rPr>
-                <w:szCs w:val="16"/>
-              </w:rPr>
-            </w:pPr>
-          </w:p>
-        </w:tc>
-        <w:tc>
-          <w:tcPr>
-            <w:tcW w:w="315" w:type="dxa"/>
-            <w:shd w:val="clear" w:color="auto" w:fill="auto"/>
-            <w:vAlign w:val="bottom"/>
-          </w:tcPr>
-          <w:p>
-            <w:pPr>
-              <w:rPr>
-                <w:szCs w:val="16"/>
-              </w:rPr>
-            </w:pPr>
-          </w:p>
-        </w:tc>
-        <w:tc>
-          <w:tcPr>
-            <w:tcW w:w="315" w:type="dxa"/>
-            <w:shd w:val="clear" w:color="auto" w:fill="auto"/>
-            <w:vAlign w:val="bottom"/>
-          </w:tcPr>
-          <w:p>
-            <w:pPr>
-              <w:rPr>
-                <w:szCs w:val="16"/>
-              </w:rPr>
-            </w:pPr>
-          </w:p>
-        </w:tc>
-        <w:tc>
-          <w:tcPr>
-            <w:tcW w:w="315" w:type="dxa"/>
-            <w:shd w:val="clear" w:color="auto" w:fill="auto"/>
-            <w:vAlign w:val="bottom"/>
-          </w:tcPr>
-          <w:p>
-            <w:pPr>
-              <w:rPr>
-                <w:szCs w:val="16"/>
-              </w:rPr>
-            </w:pPr>
-          </w:p>
-        </w:tc>
-        <w:tc>
-          <w:tcPr>
-            <w:tcW w:w="394" w:type="dxa"/>
-            <w:shd w:val="clear" w:color="auto" w:fill="auto"/>
-            <w:vAlign w:val="bottom"/>
-          </w:tcPr>
-          <w:p>
-            <w:pPr>
-              <w:rPr>
-                <w:szCs w:val="16"/>
-              </w:rPr>
-            </w:pPr>
-          </w:p>
-        </w:tc>
-        <w:tc>
-          <w:tcPr>
-            <w:tcW w:w="223" w:type="dxa"/>
-            <w:shd w:val="clear" w:color="auto" w:fill="auto"/>
-            <w:vAlign w:val="bottom"/>
-          </w:tcPr>
-          <w:p>
-            <w:pPr>
-              <w:rPr>
-                <w:szCs w:val="16"/>
-              </w:rPr>
-            </w:pPr>
-          </w:p>
-        </w:tc>
-        <w:tc>
-          <w:tcPr>
-            <w:tcW w:w="3818" w:type="dxa"/>
-            <w:gridSpan w:val="22"/>
-            <w:shd w:val="clear" w:color="auto" w:fill="auto"/>
-            <w:vAlign w:val="bottom"/>
-          </w:tcPr>
-          <w:p>
-            <w:pPr>
-              <w:rPr>
-                <w:szCs w:val="16"/>
-              </w:rPr>
-            </w:pPr>
-          </w:p>
-        </w:tc>
-        <w:tc>
-          <w:tcPr>
-            <w:tcW w:w="315" w:type="dxa"/>
-            <w:gridSpan w:val="2"/>
-            <w:shd w:val="clear" w:color="auto" w:fill="auto"/>
-            <w:vAlign w:val="bottom"/>
-          </w:tcPr>
-          <w:p>
-            <w:pPr>
-              <w:rPr>
-                <w:szCs w:val="16"/>
-              </w:rPr>
-            </w:pPr>
-          </w:p>
-        </w:tc>
-        <w:tc>
-          <w:tcPr>
-            <w:tcW w:w="315" w:type="dxa"/>
-            <w:gridSpan w:val="2"/>
-            <w:shd w:val="clear" w:color="auto" w:fill="auto"/>
-            <w:vAlign w:val="bottom"/>
-          </w:tcPr>
-          <w:p>
-            <w:pPr>
-              <w:rPr>
-                <w:szCs w:val="16"/>
-              </w:rPr>
-            </w:pPr>
-          </w:p>
-        </w:tc>
-        <w:tc>
-          <w:tcPr>
-            <w:tcW w:w="315" w:type="dxa"/>
-            <w:gridSpan w:val="2"/>
-            <w:shd w:val="clear" w:color="auto" w:fill="auto"/>
-            <w:vAlign w:val="bottom"/>
-          </w:tcPr>
-          <w:p>
-            <w:pPr>
-              <w:rPr>
-                <w:szCs w:val="16"/>
-              </w:rPr>
-            </w:pPr>
-          </w:p>
-        </w:tc>
-        <w:tc>
-          <w:tcPr>
-            <w:tcW w:w="354" w:type="dxa"/>
-            <w:gridSpan w:val="2"/>
-            <w:shd w:val="clear" w:color="auto" w:fill="auto"/>
-            <w:vAlign w:val="bottom"/>
-          </w:tcPr>
-          <w:p>
-            <w:pPr>
-              <w:rPr>
-                <w:szCs w:val="16"/>
-              </w:rPr>
-            </w:pPr>
-          </w:p>
-        </w:tc>
-        <w:tc>
-          <w:tcPr>
-            <w:tcW w:w="315" w:type="dxa"/>
-            <w:shd w:val="clear" w:color="auto" w:fill="auto"/>
-            <w:vAlign w:val="bottom"/>
-          </w:tcPr>
-          <w:p>
-            <w:pPr>
-              <w:rPr>
-                <w:szCs w:val="16"/>
-              </w:rPr>
-            </w:pPr>
-          </w:p>
-        </w:tc>
-        <w:tc>
-          <w:tcPr>
-            <w:tcW w:w="2691" w:type="dxa"/>
-            <w:gridSpan w:val="11"/>
-            <w:shd w:val="clear" w:color="auto" w:fill="auto"/>
-            <w:vAlign w:val="bottom"/>
-          </w:tcPr>
-          <w:p>
-            <w:pPr>
-              <w:rPr>
-                <w:szCs w:val="16"/>
-              </w:rPr>
-            </w:pPr>
-          </w:p>
-        </w:tc>
-        <w:tc>
-          <w:tcPr>
-            <w:tcW w:w="197" w:type="dxa"/>
-            <w:shd w:val="clear" w:color="auto" w:fill="auto"/>
-            <w:vAlign w:val="bottom"/>
-          </w:tcPr>
-          <w:p>
-            <w:pPr>
-              <w:rPr>
-                <w:szCs w:val="16"/>
-              </w:rPr>
-            </w:pPr>
-          </w:p>
-        </w:tc>
-      </w:tr>
-      <w:tr>
-        <w:trPr>
-          <w:trHeight w:val="60"/>
-        </w:trPr>
-        <w:tc>
-          <w:tcPr>
-            <w:tcW w:w="105" w:type="dxa"/>
-            <w:shd w:val="clear" w:color="auto" w:fill="auto"/>
-            <w:vAlign w:val="bottom"/>
-          </w:tcPr>
-          <w:p>
-            <w:pPr>
-              <w:rPr>
-                <w:szCs w:val="16"/>
-              </w:rPr>
-            </w:pPr>
-          </w:p>
-        </w:tc>
-        <w:tc>
-          <w:tcPr>
-            <w:tcW w:w="315" w:type="dxa"/>
-            <w:shd w:val="clear" w:color="auto" w:fill="auto"/>
-            <w:vAlign w:val="bottom"/>
-          </w:tcPr>
-          <w:p>
-            <w:pPr>
-              <w:rPr>
-                <w:szCs w:val="16"/>
-              </w:rPr>
-            </w:pPr>
-          </w:p>
-        </w:tc>
-        <w:tc>
-          <w:tcPr>
-            <w:tcW w:w="315" w:type="dxa"/>
-            <w:shd w:val="clear" w:color="auto" w:fill="auto"/>
-            <w:vAlign w:val="bottom"/>
-          </w:tcPr>
-          <w:p>
-            <w:pPr>
-              <w:rPr>
-                <w:szCs w:val="16"/>
-              </w:rPr>
-            </w:pPr>
-          </w:p>
-        </w:tc>
-        <w:tc>
-          <w:tcPr>
-            <w:tcW w:w="315" w:type="dxa"/>
-            <w:shd w:val="clear" w:color="auto" w:fill="auto"/>
-            <w:vAlign w:val="bottom"/>
-          </w:tcPr>
-          <w:p>
-            <w:pPr>
-              <w:rPr>
-                <w:szCs w:val="16"/>
-              </w:rPr>
-            </w:pPr>
-          </w:p>
-        </w:tc>
-        <w:tc>
-          <w:tcPr>
-            <w:tcW w:w="394" w:type="dxa"/>
-            <w:shd w:val="clear" w:color="auto" w:fill="auto"/>
-            <w:vAlign w:val="bottom"/>
-          </w:tcPr>
-          <w:p>
-            <w:pPr>
-              <w:rPr>
-                <w:szCs w:val="16"/>
-              </w:rPr>
-            </w:pPr>
-          </w:p>
-        </w:tc>
-        <w:tc>
-          <w:tcPr>
-            <w:tcW w:w="223" w:type="dxa"/>
-            <w:shd w:val="clear" w:color="auto" w:fill="auto"/>
-            <w:vAlign w:val="bottom"/>
-          </w:tcPr>
-          <w:p>
-            <w:pPr>
-              <w:rPr>
-                <w:szCs w:val="16"/>
-              </w:rPr>
-            </w:pPr>
-          </w:p>
-        </w:tc>
-        <w:tc>
-          <w:tcPr>
-            <w:tcW w:w="315" w:type="dxa"/>
-            <w:shd w:val="clear" w:color="auto" w:fill="auto"/>
-            <w:vAlign w:val="bottom"/>
-          </w:tcPr>
-          <w:p>
-            <w:pPr>
-              <w:rPr>
-                <w:szCs w:val="16"/>
-              </w:rPr>
-            </w:pPr>
-          </w:p>
-        </w:tc>
-        <w:tc>
-          <w:tcPr>
-            <w:tcW w:w="315" w:type="dxa"/>
-            <w:shd w:val="clear" w:color="auto" w:fill="auto"/>
-            <w:vAlign w:val="bottom"/>
-          </w:tcPr>
-          <w:p>
-            <w:pPr>
-              <w:rPr>
-                <w:szCs w:val="16"/>
-              </w:rPr>
-            </w:pPr>
-            <w:r>
-              <w:rPr>
                 <w:noProof/>
+                <w:szCs w:val="16"/>
               </w:rPr>
               <w:drawing>
-                <wp:anchor distT="0" distB="0" distL="114300" distR="114300" simplePos="0" relativeHeight="251659776" behindDoc="1" locked="0" layoutInCell="1" allowOverlap="0" wp14:anchorId="1FE0D7E7" wp14:editId="784D3A80">
+                <wp:anchor distT="0" distB="0" distL="114300" distR="114300" simplePos="0" relativeHeight="251663360" behindDoc="0" locked="0" layoutInCell="1" allowOverlap="1" wp14:anchorId="340E5666" wp14:editId="78DA1AC5">
                   <wp:simplePos x="0" y="0"/>
                   <wp:positionH relativeFrom="column">
-                    <wp:posOffset>-948690</wp:posOffset>
+                    <wp:posOffset>81915</wp:posOffset>
                   </wp:positionH>
-                  <wp:positionV relativeFrom="page">
-                    <wp:posOffset>-1162685</wp:posOffset>
+                  <wp:positionV relativeFrom="paragraph">
+                    <wp:posOffset>2038350</wp:posOffset>
                   </wp:positionV>
-                  <wp:extent cx="2415540" cy="1687830"/>
+                  <wp:extent cx="2122170" cy="2171065"/>
                   <wp:effectExtent l="0" t="0" r="0" b="0"/>
                   <wp:wrapNone/>
-                  <wp:docPr id="1" name="Рисунок 1"/>
+                  <wp:docPr id="5" name="Рисунок 5"/>
                   <wp:cNvGraphicFramePr>
                     <a:graphicFrameLocks xmlns:a="http://schemas.openxmlformats.org/drawingml/2006/main" noChangeAspect="1"/>
                   </wp:cNvGraphicFramePr>
@@ -8467,43 +5371,29 @@
                     <a:graphicData uri="http://schemas.openxmlformats.org/drawingml/2006/picture">
                       <pic:pic xmlns:pic="http://schemas.openxmlformats.org/drawingml/2006/picture">
                         <pic:nvPicPr>
-                          <pic:cNvPr id="0" name="Picture 2"/>
-                          <pic:cNvPicPr>
-                            <a:picLocks noChangeAspect="1" noChangeArrowheads="1"/>
-                          </pic:cNvPicPr>
+                          <pic:cNvPr id="0" name="печать ЮС Про.png"/>
+                          <pic:cNvPicPr/>
                         </pic:nvPicPr>
                         <pic:blipFill>
-                          <a:blip r:embed="rId4">
-                            <a:clrChange>
-                              <a:clrFrom>
-                                <a:srgbClr val="3B4EAC"/>
-                              </a:clrFrom>
-                              <a:clrTo>
-                                <a:srgbClr val="3B4EAC">
-                                  <a:alpha val="0"/>
-                                </a:srgbClr>
-                              </a:clrTo>
-                            </a:clrChange>
+                          <a:blip r:embed="rId7">
                             <a:extLst>
                               <a:ext uri="{28A0092B-C50C-407E-A947-70E740481C1C}">
                                 <a14:useLocalDpi xmlns:a14="http://schemas.microsoft.com/office/drawing/2010/main" val="0"/>
                               </a:ext>
                             </a:extLst>
                           </a:blip>
-                          <a:srcRect/>
                           <a:stretch>
                             <a:fillRect/>
                           </a:stretch>
                         </pic:blipFill>
-                        <pic:spPr bwMode="auto">
+                        <pic:spPr>
                           <a:xfrm>
                             <a:off x="0" y="0"/>
-                            <a:ext cx="2415540" cy="1687830"/>
+                            <a:ext cx="2122170" cy="2171065"/>
                           </a:xfrm>
                           <a:prstGeom prst="rect">
                             <a:avLst/>
                           </a:prstGeom>
-                          <a:noFill/>
                         </pic:spPr>
                       </pic:pic>
                     </a:graphicData>
@@ -8517,371 +5407,51 @@
                 </wp:anchor>
               </w:drawing>
             </w:r>
-          </w:p>
-        </w:tc>
-        <w:tc>
-          <w:tcPr>
-            <w:tcW w:w="315" w:type="dxa"/>
-            <w:shd w:val="clear" w:color="auto" w:fill="auto"/>
-            <w:vAlign w:val="bottom"/>
-          </w:tcPr>
-          <w:p>
-            <w:pPr>
-              <w:rPr>
-                <w:szCs w:val="16"/>
-              </w:rPr>
-            </w:pPr>
-          </w:p>
-        </w:tc>
-        <w:tc>
-          <w:tcPr>
-            <w:tcW w:w="315" w:type="dxa"/>
-            <w:gridSpan w:val="2"/>
-            <w:shd w:val="clear" w:color="auto" w:fill="auto"/>
-            <w:vAlign w:val="bottom"/>
-          </w:tcPr>
-          <w:p>
-            <w:pPr>
-              <w:rPr>
-                <w:szCs w:val="16"/>
-              </w:rPr>
-            </w:pPr>
-          </w:p>
-        </w:tc>
-        <w:tc>
-          <w:tcPr>
-            <w:tcW w:w="315" w:type="dxa"/>
-            <w:gridSpan w:val="2"/>
-            <w:shd w:val="clear" w:color="auto" w:fill="auto"/>
-            <w:vAlign w:val="bottom"/>
-          </w:tcPr>
-          <w:p>
-            <w:pPr>
-              <w:rPr>
-                <w:szCs w:val="16"/>
-              </w:rPr>
-            </w:pPr>
-          </w:p>
-        </w:tc>
-        <w:tc>
-          <w:tcPr>
-            <w:tcW w:w="315" w:type="dxa"/>
-            <w:gridSpan w:val="2"/>
-            <w:shd w:val="clear" w:color="auto" w:fill="auto"/>
-            <w:vAlign w:val="bottom"/>
-          </w:tcPr>
-          <w:p>
-            <w:pPr>
-              <w:rPr>
-                <w:szCs w:val="16"/>
-              </w:rPr>
-            </w:pPr>
-          </w:p>
-        </w:tc>
-        <w:tc>
-          <w:tcPr>
-            <w:tcW w:w="315" w:type="dxa"/>
-            <w:gridSpan w:val="2"/>
-            <w:shd w:val="clear" w:color="auto" w:fill="auto"/>
-            <w:vAlign w:val="bottom"/>
-          </w:tcPr>
-          <w:p>
-            <w:pPr>
-              <w:rPr>
-                <w:szCs w:val="16"/>
-              </w:rPr>
-            </w:pPr>
-          </w:p>
-        </w:tc>
-        <w:tc>
-          <w:tcPr>
-            <w:tcW w:w="315" w:type="dxa"/>
-            <w:gridSpan w:val="2"/>
-            <w:shd w:val="clear" w:color="auto" w:fill="auto"/>
-            <w:vAlign w:val="bottom"/>
-          </w:tcPr>
-          <w:p>
-            <w:pPr>
-              <w:rPr>
-                <w:szCs w:val="16"/>
-              </w:rPr>
-            </w:pPr>
-          </w:p>
-        </w:tc>
-        <w:tc>
-          <w:tcPr>
-            <w:tcW w:w="249" w:type="dxa"/>
-            <w:gridSpan w:val="2"/>
-            <w:shd w:val="clear" w:color="auto" w:fill="auto"/>
-            <w:vAlign w:val="bottom"/>
-          </w:tcPr>
-          <w:p>
-            <w:pPr>
-              <w:rPr>
-                <w:szCs w:val="16"/>
-              </w:rPr>
-            </w:pPr>
-          </w:p>
-        </w:tc>
-        <w:tc>
-          <w:tcPr>
-            <w:tcW w:w="236" w:type="dxa"/>
-            <w:gridSpan w:val="2"/>
-            <w:shd w:val="clear" w:color="auto" w:fill="auto"/>
-            <w:vAlign w:val="bottom"/>
-          </w:tcPr>
-          <w:p>
-            <w:pPr>
-              <w:rPr>
-                <w:szCs w:val="16"/>
-              </w:rPr>
-            </w:pPr>
-          </w:p>
-        </w:tc>
-        <w:tc>
-          <w:tcPr>
-            <w:tcW w:w="249" w:type="dxa"/>
-            <w:gridSpan w:val="2"/>
-            <w:shd w:val="clear" w:color="auto" w:fill="auto"/>
-            <w:vAlign w:val="bottom"/>
-          </w:tcPr>
-          <w:p>
-            <w:pPr>
-              <w:rPr>
-                <w:szCs w:val="16"/>
-              </w:rPr>
-            </w:pPr>
-          </w:p>
-        </w:tc>
-        <w:tc>
-          <w:tcPr>
-            <w:tcW w:w="249" w:type="dxa"/>
-            <w:shd w:val="clear" w:color="auto" w:fill="auto"/>
-            <w:vAlign w:val="bottom"/>
-          </w:tcPr>
-          <w:p>
-            <w:pPr>
-              <w:rPr>
-                <w:szCs w:val="16"/>
-              </w:rPr>
-            </w:pPr>
-          </w:p>
-        </w:tc>
-        <w:tc>
-          <w:tcPr>
-            <w:tcW w:w="315" w:type="dxa"/>
-            <w:gridSpan w:val="2"/>
-            <w:shd w:val="clear" w:color="auto" w:fill="auto"/>
-            <w:vAlign w:val="bottom"/>
-          </w:tcPr>
-          <w:p>
-            <w:pPr>
-              <w:rPr>
-                <w:szCs w:val="16"/>
-              </w:rPr>
-            </w:pPr>
-          </w:p>
-        </w:tc>
-        <w:tc>
-          <w:tcPr>
-            <w:tcW w:w="315" w:type="dxa"/>
-            <w:gridSpan w:val="2"/>
-            <w:shd w:val="clear" w:color="auto" w:fill="auto"/>
-            <w:vAlign w:val="bottom"/>
-          </w:tcPr>
-          <w:p>
-            <w:pPr>
-              <w:rPr>
-                <w:szCs w:val="16"/>
-              </w:rPr>
-            </w:pPr>
-          </w:p>
-        </w:tc>
-        <w:tc>
-          <w:tcPr>
-            <w:tcW w:w="315" w:type="dxa"/>
-            <w:gridSpan w:val="2"/>
-            <w:shd w:val="clear" w:color="auto" w:fill="auto"/>
-            <w:vAlign w:val="bottom"/>
-          </w:tcPr>
-          <w:p>
-            <w:pPr>
-              <w:rPr>
-                <w:szCs w:val="16"/>
-              </w:rPr>
-            </w:pPr>
-          </w:p>
-        </w:tc>
-        <w:tc>
-          <w:tcPr>
-            <w:tcW w:w="315" w:type="dxa"/>
-            <w:gridSpan w:val="2"/>
-            <w:shd w:val="clear" w:color="auto" w:fill="auto"/>
-            <w:vAlign w:val="bottom"/>
-          </w:tcPr>
-          <w:p>
-            <w:pPr>
-              <w:rPr>
-                <w:szCs w:val="16"/>
-              </w:rPr>
-            </w:pPr>
-          </w:p>
-        </w:tc>
-        <w:tc>
-          <w:tcPr>
-            <w:tcW w:w="354" w:type="dxa"/>
-            <w:gridSpan w:val="2"/>
-            <w:shd w:val="clear" w:color="auto" w:fill="auto"/>
-            <w:vAlign w:val="bottom"/>
-          </w:tcPr>
-          <w:p>
-            <w:pPr>
-              <w:rPr>
-                <w:szCs w:val="16"/>
-              </w:rPr>
-            </w:pPr>
-          </w:p>
-        </w:tc>
-        <w:tc>
-          <w:tcPr>
-            <w:tcW w:w="315" w:type="dxa"/>
-            <w:shd w:val="clear" w:color="auto" w:fill="auto"/>
-            <w:vAlign w:val="bottom"/>
-          </w:tcPr>
-          <w:p>
-            <w:pPr>
-              <w:rPr>
-                <w:szCs w:val="16"/>
-              </w:rPr>
-            </w:pPr>
-          </w:p>
-        </w:tc>
-        <w:tc>
-          <w:tcPr>
-            <w:tcW w:w="315" w:type="dxa"/>
-            <w:shd w:val="clear" w:color="auto" w:fill="auto"/>
-            <w:vAlign w:val="bottom"/>
-          </w:tcPr>
-          <w:p>
-            <w:pPr>
-              <w:rPr>
-                <w:szCs w:val="16"/>
-              </w:rPr>
-            </w:pPr>
-          </w:p>
-        </w:tc>
-        <w:tc>
-          <w:tcPr>
-            <w:tcW w:w="315" w:type="dxa"/>
-            <w:shd w:val="clear" w:color="auto" w:fill="auto"/>
-            <w:vAlign w:val="bottom"/>
-          </w:tcPr>
-          <w:p>
-            <w:pPr>
-              <w:rPr>
-                <w:szCs w:val="16"/>
-              </w:rPr>
-            </w:pPr>
-          </w:p>
-        </w:tc>
-        <w:tc>
-          <w:tcPr>
-            <w:tcW w:w="315" w:type="dxa"/>
-            <w:shd w:val="clear" w:color="auto" w:fill="auto"/>
-            <w:vAlign w:val="bottom"/>
-          </w:tcPr>
-          <w:p>
-            <w:pPr>
-              <w:rPr>
-                <w:szCs w:val="16"/>
-              </w:rPr>
-            </w:pPr>
-          </w:p>
-        </w:tc>
-        <w:tc>
-          <w:tcPr>
-            <w:tcW w:w="315" w:type="dxa"/>
-            <w:gridSpan w:val="2"/>
-            <w:shd w:val="clear" w:color="auto" w:fill="auto"/>
-            <w:vAlign w:val="bottom"/>
-          </w:tcPr>
-          <w:p>
-            <w:pPr>
-              <w:rPr>
-                <w:szCs w:val="16"/>
-              </w:rPr>
-            </w:pPr>
-          </w:p>
-        </w:tc>
-        <w:tc>
-          <w:tcPr>
-            <w:tcW w:w="315" w:type="dxa"/>
-            <w:gridSpan w:val="2"/>
-            <w:shd w:val="clear" w:color="auto" w:fill="auto"/>
-            <w:vAlign w:val="bottom"/>
-          </w:tcPr>
-          <w:p>
-            <w:pPr>
-              <w:rPr>
-                <w:szCs w:val="16"/>
-              </w:rPr>
-            </w:pPr>
-          </w:p>
-        </w:tc>
-        <w:tc>
-          <w:tcPr>
-            <w:tcW w:w="315" w:type="dxa"/>
-            <w:shd w:val="clear" w:color="auto" w:fill="auto"/>
-            <w:vAlign w:val="bottom"/>
-          </w:tcPr>
-          <w:p>
-            <w:pPr>
-              <w:rPr>
-                <w:szCs w:val="16"/>
-              </w:rPr>
-            </w:pPr>
-          </w:p>
-        </w:tc>
-        <w:tc>
-          <w:tcPr>
-            <w:tcW w:w="315" w:type="dxa"/>
-            <w:shd w:val="clear" w:color="auto" w:fill="auto"/>
-            <w:vAlign w:val="bottom"/>
-          </w:tcPr>
-          <w:p>
-            <w:pPr>
-              <w:rPr>
-                <w:szCs w:val="16"/>
-              </w:rPr>
-            </w:pPr>
-          </w:p>
-        </w:tc>
-        <w:tc>
-          <w:tcPr>
-            <w:tcW w:w="315" w:type="dxa"/>
-            <w:shd w:val="clear" w:color="auto" w:fill="auto"/>
-            <w:vAlign w:val="bottom"/>
-          </w:tcPr>
-          <w:p>
-            <w:pPr>
-              <w:rPr>
-                <w:szCs w:val="16"/>
-              </w:rPr>
-            </w:pPr>
-          </w:p>
-        </w:tc>
-        <w:tc>
-          <w:tcPr>
-            <w:tcW w:w="171" w:type="dxa"/>
-            <w:shd w:val="clear" w:color="auto" w:fill="auto"/>
-            <w:vAlign w:val="bottom"/>
-          </w:tcPr>
-          <w:p>
-            <w:pPr>
-              <w:rPr>
-                <w:szCs w:val="16"/>
-              </w:rPr>
-            </w:pPr>
+            <w:r>
+              <w:rPr>
+                <w:sz w:val="18"/>
+                <w:szCs w:val="18"/>
+              </w:rPr>
+              <w:t>Всего наименований 1, на сумму</w:t>
+            </w:r>
+            <w:r>
+              <w:rPr>
+                <w:sz w:val="18"/>
+                <w:szCs w:val="18"/>
+              </w:rPr>
+              <w:t xml:space="preserve"> </w:t>
+            </w:r>
+            <w:bookmarkStart w:id="3" w:name="Деньги5"/>
+            <w:r>
+              <w:rPr>
+                <w:sz w:val="18"/>
+                <w:szCs w:val="18"/>
+              </w:rPr>
+              <w:t>{</w:t>
+            </w:r>
+            <w:r>
+              <w:rPr>
+                <w:sz w:val="18"/>
+                <w:szCs w:val="18"/>
+                <w:lang w:val="en-US"/>
+              </w:rPr>
+              <w:t>Price</w:t>
+            </w:r>
+            <w:r>
+              <w:rPr>
+                <w:sz w:val="18"/>
+                <w:szCs w:val="18"/>
+              </w:rPr>
+              <w:t>}</w:t>
+            </w:r>
+            <w:bookmarkEnd w:id="3"/>
+            <w:r>
+              <w:rPr>
+                <w:sz w:val="18"/>
+                <w:szCs w:val="18"/>
+              </w:rPr>
+              <w:t xml:space="preserve"> руб.</w:t>
+            </w:r>
           </w:p>
         </w:tc>
         <w:tc>
@@ -8919,14 +5489,88 @@
         </w:tc>
         <w:tc>
           <w:tcPr>
-            <w:tcW w:w="315" w:type="dxa"/>
-            <w:shd w:val="clear" w:color="auto" w:fill="auto"/>
-            <w:vAlign w:val="bottom"/>
-          </w:tcPr>
-          <w:p>
-            <w:pPr>
-              <w:rPr>
-                <w:szCs w:val="16"/>
+            <w:tcW w:w="9514" w:type="dxa"/>
+            <w:gridSpan w:val="46"/>
+            <w:shd w:val="clear" w:color="auto" w:fill="auto"/>
+          </w:tcPr>
+          <w:p>
+            <w:pPr>
+              <w:rPr>
+                <w:b/>
+                <w:sz w:val="18"/>
+                <w:szCs w:val="18"/>
+                <w:lang w:val="en-US"/>
+              </w:rPr>
+            </w:pPr>
+            <w:r>
+              <w:rPr>
+                <w:b/>
+                <w:sz w:val="18"/>
+                <w:szCs w:val="18"/>
+                <w:lang w:val="en-US"/>
+              </w:rPr>
+              <w:t>{FullPrice}</w:t>
+            </w:r>
+          </w:p>
+        </w:tc>
+        <w:tc>
+          <w:tcPr>
+            <w:tcW w:w="171" w:type="dxa"/>
+            <w:shd w:val="clear" w:color="auto" w:fill="auto"/>
+            <w:vAlign w:val="bottom"/>
+          </w:tcPr>
+          <w:p>
+            <w:pPr>
+              <w:rPr>
+                <w:szCs w:val="16"/>
+              </w:rPr>
+            </w:pPr>
+          </w:p>
+        </w:tc>
+        <w:tc>
+          <w:tcPr>
+            <w:tcW w:w="197" w:type="dxa"/>
+            <w:shd w:val="clear" w:color="auto" w:fill="auto"/>
+            <w:vAlign w:val="bottom"/>
+          </w:tcPr>
+          <w:p>
+            <w:pPr>
+              <w:rPr>
+                <w:szCs w:val="16"/>
+              </w:rPr>
+            </w:pPr>
+          </w:p>
+        </w:tc>
+      </w:tr>
+      <w:tr>
+        <w:trPr>
+          <w:trHeight w:val="150"/>
+        </w:trPr>
+        <w:tc>
+          <w:tcPr>
+            <w:tcW w:w="105" w:type="dxa"/>
+            <w:shd w:val="clear" w:color="auto" w:fill="auto"/>
+            <w:vAlign w:val="bottom"/>
+          </w:tcPr>
+          <w:p>
+            <w:pPr>
+              <w:rPr>
+                <w:szCs w:val="16"/>
+              </w:rPr>
+            </w:pPr>
+          </w:p>
+        </w:tc>
+        <w:tc>
+          <w:tcPr>
+            <w:tcW w:w="315" w:type="dxa"/>
+            <w:shd w:val="clear" w:color="auto" w:fill="auto"/>
+            <w:vAlign w:val="bottom"/>
+          </w:tcPr>
+          <w:p>
+            <w:pPr>
+              <w:rPr>
+                <w:sz w:val="18"/>
+                <w:szCs w:val="18"/>
               </w:rPr>
             </w:pPr>
           </w:p>
@@ -9415,465 +6059,25 @@
         </w:tc>
         <w:tc>
           <w:tcPr>
-            <w:tcW w:w="315" w:type="dxa"/>
-            <w:shd w:val="clear" w:color="auto" w:fill="auto"/>
-            <w:vAlign w:val="bottom"/>
-          </w:tcPr>
-          <w:p>
-            <w:pPr>
-              <w:rPr>
-                <w:szCs w:val="16"/>
-              </w:rPr>
-            </w:pPr>
-          </w:p>
-        </w:tc>
-        <w:tc>
-          <w:tcPr>
-            <w:tcW w:w="315" w:type="dxa"/>
-            <w:shd w:val="clear" w:color="auto" w:fill="auto"/>
-            <w:vAlign w:val="bottom"/>
-          </w:tcPr>
-          <w:p>
-            <w:pPr>
-              <w:rPr>
-                <w:szCs w:val="16"/>
-              </w:rPr>
-            </w:pPr>
-          </w:p>
-        </w:tc>
-        <w:tc>
-          <w:tcPr>
-            <w:tcW w:w="315" w:type="dxa"/>
-            <w:shd w:val="clear" w:color="auto" w:fill="auto"/>
-            <w:vAlign w:val="bottom"/>
-          </w:tcPr>
-          <w:p>
-            <w:pPr>
-              <w:rPr>
-                <w:szCs w:val="16"/>
-              </w:rPr>
-            </w:pPr>
-          </w:p>
-        </w:tc>
-        <w:tc>
-          <w:tcPr>
-            <w:tcW w:w="394" w:type="dxa"/>
-            <w:shd w:val="clear" w:color="auto" w:fill="auto"/>
-            <w:vAlign w:val="bottom"/>
-          </w:tcPr>
-          <w:p>
-            <w:pPr>
-              <w:rPr>
-                <w:szCs w:val="16"/>
-              </w:rPr>
-            </w:pPr>
-          </w:p>
-        </w:tc>
-        <w:tc>
-          <w:tcPr>
-            <w:tcW w:w="223" w:type="dxa"/>
-            <w:shd w:val="clear" w:color="auto" w:fill="auto"/>
-            <w:vAlign w:val="bottom"/>
-          </w:tcPr>
-          <w:p>
-            <w:pPr>
-              <w:rPr>
-                <w:szCs w:val="16"/>
-              </w:rPr>
-            </w:pPr>
-          </w:p>
-        </w:tc>
-        <w:tc>
-          <w:tcPr>
-            <w:tcW w:w="315" w:type="dxa"/>
-            <w:shd w:val="clear" w:color="auto" w:fill="auto"/>
-            <w:vAlign w:val="bottom"/>
-          </w:tcPr>
-          <w:p>
-            <w:pPr>
-              <w:rPr>
-                <w:szCs w:val="16"/>
-              </w:rPr>
-            </w:pPr>
-          </w:p>
-        </w:tc>
-        <w:tc>
-          <w:tcPr>
-            <w:tcW w:w="315" w:type="dxa"/>
-            <w:shd w:val="clear" w:color="auto" w:fill="auto"/>
-            <w:vAlign w:val="bottom"/>
-          </w:tcPr>
-          <w:p>
-            <w:pPr>
-              <w:rPr>
-                <w:szCs w:val="16"/>
-              </w:rPr>
-            </w:pPr>
-          </w:p>
-        </w:tc>
-        <w:tc>
-          <w:tcPr>
-            <w:tcW w:w="315" w:type="dxa"/>
-            <w:shd w:val="clear" w:color="auto" w:fill="auto"/>
-            <w:vAlign w:val="bottom"/>
-          </w:tcPr>
-          <w:p>
-            <w:pPr>
-              <w:rPr>
-                <w:szCs w:val="16"/>
-              </w:rPr>
-            </w:pPr>
-          </w:p>
-        </w:tc>
-        <w:tc>
-          <w:tcPr>
-            <w:tcW w:w="315" w:type="dxa"/>
-            <w:gridSpan w:val="2"/>
-            <w:shd w:val="clear" w:color="auto" w:fill="auto"/>
-            <w:vAlign w:val="bottom"/>
-          </w:tcPr>
-          <w:p>
-            <w:pPr>
-              <w:rPr>
-                <w:szCs w:val="16"/>
-              </w:rPr>
-            </w:pPr>
-          </w:p>
-        </w:tc>
-        <w:tc>
-          <w:tcPr>
-            <w:tcW w:w="315" w:type="dxa"/>
-            <w:gridSpan w:val="2"/>
-            <w:shd w:val="clear" w:color="auto" w:fill="auto"/>
-            <w:vAlign w:val="bottom"/>
-          </w:tcPr>
-          <w:p>
-            <w:pPr>
-              <w:rPr>
-                <w:szCs w:val="16"/>
-              </w:rPr>
-            </w:pPr>
-          </w:p>
-        </w:tc>
-        <w:tc>
-          <w:tcPr>
-            <w:tcW w:w="315" w:type="dxa"/>
-            <w:gridSpan w:val="2"/>
-            <w:shd w:val="clear" w:color="auto" w:fill="auto"/>
-            <w:vAlign w:val="bottom"/>
-          </w:tcPr>
-          <w:p>
-            <w:pPr>
-              <w:rPr>
-                <w:szCs w:val="16"/>
-              </w:rPr>
-            </w:pPr>
-          </w:p>
-        </w:tc>
-        <w:tc>
-          <w:tcPr>
-            <w:tcW w:w="315" w:type="dxa"/>
-            <w:gridSpan w:val="2"/>
-            <w:shd w:val="clear" w:color="auto" w:fill="auto"/>
-            <w:vAlign w:val="bottom"/>
-          </w:tcPr>
-          <w:p>
-            <w:pPr>
-              <w:rPr>
-                <w:szCs w:val="16"/>
-              </w:rPr>
-            </w:pPr>
-          </w:p>
-        </w:tc>
-        <w:tc>
-          <w:tcPr>
-            <w:tcW w:w="315" w:type="dxa"/>
-            <w:gridSpan w:val="2"/>
-            <w:shd w:val="clear" w:color="auto" w:fill="auto"/>
-            <w:vAlign w:val="bottom"/>
-          </w:tcPr>
-          <w:p>
-            <w:pPr>
-              <w:rPr>
-                <w:szCs w:val="16"/>
-              </w:rPr>
-            </w:pPr>
-          </w:p>
-        </w:tc>
-        <w:tc>
-          <w:tcPr>
-            <w:tcW w:w="249" w:type="dxa"/>
-            <w:gridSpan w:val="2"/>
-            <w:shd w:val="clear" w:color="auto" w:fill="auto"/>
-            <w:vAlign w:val="bottom"/>
-          </w:tcPr>
-          <w:p>
-            <w:pPr>
-              <w:rPr>
-                <w:szCs w:val="16"/>
-              </w:rPr>
-            </w:pPr>
-          </w:p>
-        </w:tc>
-        <w:tc>
-          <w:tcPr>
-            <w:tcW w:w="236" w:type="dxa"/>
-            <w:gridSpan w:val="2"/>
-            <w:shd w:val="clear" w:color="auto" w:fill="auto"/>
-            <w:vAlign w:val="bottom"/>
-          </w:tcPr>
-          <w:p>
-            <w:pPr>
-              <w:rPr>
-                <w:szCs w:val="16"/>
-              </w:rPr>
-            </w:pPr>
-          </w:p>
-        </w:tc>
-        <w:tc>
-          <w:tcPr>
-            <w:tcW w:w="249" w:type="dxa"/>
-            <w:gridSpan w:val="2"/>
-            <w:shd w:val="clear" w:color="auto" w:fill="auto"/>
-            <w:vAlign w:val="bottom"/>
-          </w:tcPr>
-          <w:p>
-            <w:pPr>
-              <w:rPr>
-                <w:szCs w:val="16"/>
-              </w:rPr>
-            </w:pPr>
-          </w:p>
-        </w:tc>
-        <w:tc>
-          <w:tcPr>
-            <w:tcW w:w="249" w:type="dxa"/>
-            <w:shd w:val="clear" w:color="auto" w:fill="auto"/>
-            <w:vAlign w:val="bottom"/>
-          </w:tcPr>
-          <w:p>
-            <w:pPr>
-              <w:rPr>
-                <w:szCs w:val="16"/>
-              </w:rPr>
-            </w:pPr>
-          </w:p>
-        </w:tc>
-        <w:tc>
-          <w:tcPr>
-            <w:tcW w:w="315" w:type="dxa"/>
-            <w:gridSpan w:val="2"/>
-            <w:shd w:val="clear" w:color="auto" w:fill="auto"/>
-            <w:vAlign w:val="bottom"/>
-          </w:tcPr>
-          <w:p>
-            <w:pPr>
-              <w:rPr>
-                <w:szCs w:val="16"/>
-              </w:rPr>
-            </w:pPr>
-          </w:p>
-        </w:tc>
-        <w:tc>
-          <w:tcPr>
-            <w:tcW w:w="315" w:type="dxa"/>
-            <w:gridSpan w:val="2"/>
-            <w:shd w:val="clear" w:color="auto" w:fill="auto"/>
-            <w:vAlign w:val="bottom"/>
-          </w:tcPr>
-          <w:p>
-            <w:pPr>
-              <w:rPr>
-                <w:szCs w:val="16"/>
-              </w:rPr>
-            </w:pPr>
-          </w:p>
-        </w:tc>
-        <w:tc>
-          <w:tcPr>
-            <w:tcW w:w="315" w:type="dxa"/>
-            <w:gridSpan w:val="2"/>
-            <w:shd w:val="clear" w:color="auto" w:fill="auto"/>
-            <w:vAlign w:val="bottom"/>
-          </w:tcPr>
-          <w:p>
-            <w:pPr>
-              <w:rPr>
-                <w:szCs w:val="16"/>
-              </w:rPr>
-            </w:pPr>
-          </w:p>
-        </w:tc>
-        <w:tc>
-          <w:tcPr>
-            <w:tcW w:w="315" w:type="dxa"/>
-            <w:gridSpan w:val="2"/>
-            <w:shd w:val="clear" w:color="auto" w:fill="auto"/>
-            <w:vAlign w:val="bottom"/>
-          </w:tcPr>
-          <w:p>
-            <w:pPr>
-              <w:rPr>
-                <w:szCs w:val="16"/>
-              </w:rPr>
-            </w:pPr>
-          </w:p>
-        </w:tc>
-        <w:tc>
-          <w:tcPr>
-            <w:tcW w:w="354" w:type="dxa"/>
-            <w:gridSpan w:val="2"/>
-            <w:shd w:val="clear" w:color="auto" w:fill="auto"/>
-            <w:vAlign w:val="bottom"/>
-          </w:tcPr>
-          <w:p>
-            <w:pPr>
-              <w:rPr>
-                <w:szCs w:val="16"/>
-              </w:rPr>
-            </w:pPr>
-          </w:p>
-        </w:tc>
-        <w:tc>
-          <w:tcPr>
-            <w:tcW w:w="315" w:type="dxa"/>
-            <w:shd w:val="clear" w:color="auto" w:fill="auto"/>
-            <w:vAlign w:val="bottom"/>
-          </w:tcPr>
-          <w:p>
-            <w:pPr>
-              <w:rPr>
-                <w:szCs w:val="16"/>
-              </w:rPr>
-            </w:pPr>
-          </w:p>
-        </w:tc>
-        <w:tc>
-          <w:tcPr>
-            <w:tcW w:w="315" w:type="dxa"/>
-            <w:shd w:val="clear" w:color="auto" w:fill="auto"/>
-            <w:vAlign w:val="bottom"/>
-          </w:tcPr>
-          <w:p>
-            <w:pPr>
-              <w:rPr>
-                <w:szCs w:val="16"/>
-              </w:rPr>
-            </w:pPr>
-          </w:p>
-        </w:tc>
-        <w:tc>
-          <w:tcPr>
-            <w:tcW w:w="315" w:type="dxa"/>
-            <w:shd w:val="clear" w:color="auto" w:fill="auto"/>
-            <w:vAlign w:val="bottom"/>
-          </w:tcPr>
-          <w:p>
-            <w:pPr>
-              <w:rPr>
-                <w:szCs w:val="16"/>
-              </w:rPr>
-            </w:pPr>
-          </w:p>
-        </w:tc>
-        <w:tc>
-          <w:tcPr>
-            <w:tcW w:w="315" w:type="dxa"/>
-            <w:shd w:val="clear" w:color="auto" w:fill="auto"/>
-            <w:vAlign w:val="bottom"/>
-          </w:tcPr>
-          <w:p>
-            <w:pPr>
-              <w:rPr>
-                <w:szCs w:val="16"/>
-              </w:rPr>
-            </w:pPr>
-          </w:p>
-        </w:tc>
-        <w:tc>
-          <w:tcPr>
-            <w:tcW w:w="315" w:type="dxa"/>
-            <w:gridSpan w:val="2"/>
-            <w:shd w:val="clear" w:color="auto" w:fill="auto"/>
-            <w:vAlign w:val="bottom"/>
-          </w:tcPr>
-          <w:p>
-            <w:pPr>
-              <w:rPr>
-                <w:szCs w:val="16"/>
-              </w:rPr>
-            </w:pPr>
-          </w:p>
-        </w:tc>
-        <w:tc>
-          <w:tcPr>
-            <w:tcW w:w="315" w:type="dxa"/>
-            <w:gridSpan w:val="2"/>
-            <w:shd w:val="clear" w:color="auto" w:fill="auto"/>
-            <w:vAlign w:val="bottom"/>
-          </w:tcPr>
-          <w:p>
-            <w:pPr>
-              <w:rPr>
-                <w:szCs w:val="16"/>
-              </w:rPr>
-            </w:pPr>
-          </w:p>
-        </w:tc>
-        <w:tc>
-          <w:tcPr>
-            <w:tcW w:w="315" w:type="dxa"/>
-            <w:shd w:val="clear" w:color="auto" w:fill="auto"/>
-            <w:vAlign w:val="bottom"/>
-          </w:tcPr>
-          <w:p>
-            <w:pPr>
-              <w:rPr>
-                <w:szCs w:val="16"/>
-              </w:rPr>
-            </w:pPr>
-          </w:p>
-        </w:tc>
-        <w:tc>
-          <w:tcPr>
-            <w:tcW w:w="315" w:type="dxa"/>
-            <w:shd w:val="clear" w:color="auto" w:fill="auto"/>
-            <w:vAlign w:val="bottom"/>
-          </w:tcPr>
-          <w:p>
-            <w:pPr>
-              <w:rPr>
-                <w:szCs w:val="16"/>
-              </w:rPr>
-            </w:pPr>
-          </w:p>
-        </w:tc>
-        <w:tc>
-          <w:tcPr>
-            <w:tcW w:w="315" w:type="dxa"/>
-            <w:shd w:val="clear" w:color="auto" w:fill="auto"/>
-            <w:vAlign w:val="bottom"/>
-          </w:tcPr>
-          <w:p>
-            <w:pPr>
-              <w:rPr>
-                <w:szCs w:val="16"/>
-              </w:rPr>
-            </w:pPr>
-          </w:p>
-        </w:tc>
-        <w:tc>
-          <w:tcPr>
-            <w:tcW w:w="171" w:type="dxa"/>
-            <w:shd w:val="clear" w:color="auto" w:fill="auto"/>
-            <w:vAlign w:val="bottom"/>
-          </w:tcPr>
-          <w:p>
-            <w:pPr>
-              <w:rPr>
-                <w:szCs w:val="16"/>
-              </w:rPr>
-            </w:pPr>
+            <w:tcW w:w="9685" w:type="dxa"/>
+            <w:gridSpan w:val="47"/>
+            <w:shd w:val="clear" w:color="auto" w:fill="auto"/>
+            <w:vAlign w:val="bottom"/>
+          </w:tcPr>
+          <w:p>
+            <w:pPr>
+              <w:rPr>
+                <w:sz w:val="18"/>
+                <w:szCs w:val="18"/>
+              </w:rPr>
+            </w:pPr>
+            <w:r>
+              <w:rPr>
+                <w:sz w:val="18"/>
+                <w:szCs w:val="18"/>
+              </w:rPr>
+              <w:t>Внимание!</w:t>
+            </w:r>
           </w:p>
         </w:tc>
         <w:tc>
@@ -9911,465 +6115,25 @@
         </w:tc>
         <w:tc>
           <w:tcPr>
-            <w:tcW w:w="315" w:type="dxa"/>
-            <w:shd w:val="clear" w:color="auto" w:fill="auto"/>
-            <w:vAlign w:val="bottom"/>
-          </w:tcPr>
-          <w:p>
-            <w:pPr>
-              <w:rPr>
-                <w:szCs w:val="16"/>
-              </w:rPr>
-            </w:pPr>
-          </w:p>
-        </w:tc>
-        <w:tc>
-          <w:tcPr>
-            <w:tcW w:w="315" w:type="dxa"/>
-            <w:shd w:val="clear" w:color="auto" w:fill="auto"/>
-            <w:vAlign w:val="bottom"/>
-          </w:tcPr>
-          <w:p>
-            <w:pPr>
-              <w:rPr>
-                <w:szCs w:val="16"/>
-              </w:rPr>
-            </w:pPr>
-          </w:p>
-        </w:tc>
-        <w:tc>
-          <w:tcPr>
-            <w:tcW w:w="315" w:type="dxa"/>
-            <w:shd w:val="clear" w:color="auto" w:fill="auto"/>
-            <w:vAlign w:val="bottom"/>
-          </w:tcPr>
-          <w:p>
-            <w:pPr>
-              <w:rPr>
-                <w:szCs w:val="16"/>
-              </w:rPr>
-            </w:pPr>
-          </w:p>
-        </w:tc>
-        <w:tc>
-          <w:tcPr>
-            <w:tcW w:w="394" w:type="dxa"/>
-            <w:shd w:val="clear" w:color="auto" w:fill="auto"/>
-            <w:vAlign w:val="bottom"/>
-          </w:tcPr>
-          <w:p>
-            <w:pPr>
-              <w:rPr>
-                <w:szCs w:val="16"/>
-              </w:rPr>
-            </w:pPr>
-          </w:p>
-        </w:tc>
-        <w:tc>
-          <w:tcPr>
-            <w:tcW w:w="223" w:type="dxa"/>
-            <w:shd w:val="clear" w:color="auto" w:fill="auto"/>
-            <w:vAlign w:val="bottom"/>
-          </w:tcPr>
-          <w:p>
-            <w:pPr>
-              <w:rPr>
-                <w:szCs w:val="16"/>
-              </w:rPr>
-            </w:pPr>
-          </w:p>
-        </w:tc>
-        <w:tc>
-          <w:tcPr>
-            <w:tcW w:w="315" w:type="dxa"/>
-            <w:shd w:val="clear" w:color="auto" w:fill="auto"/>
-            <w:vAlign w:val="bottom"/>
-          </w:tcPr>
-          <w:p>
-            <w:pPr>
-              <w:rPr>
-                <w:szCs w:val="16"/>
-              </w:rPr>
-            </w:pPr>
-          </w:p>
-        </w:tc>
-        <w:tc>
-          <w:tcPr>
-            <w:tcW w:w="315" w:type="dxa"/>
-            <w:shd w:val="clear" w:color="auto" w:fill="auto"/>
-            <w:vAlign w:val="bottom"/>
-          </w:tcPr>
-          <w:p>
-            <w:pPr>
-              <w:rPr>
-                <w:szCs w:val="16"/>
-              </w:rPr>
-            </w:pPr>
-          </w:p>
-        </w:tc>
-        <w:tc>
-          <w:tcPr>
-            <w:tcW w:w="315" w:type="dxa"/>
-            <w:shd w:val="clear" w:color="auto" w:fill="auto"/>
-            <w:vAlign w:val="bottom"/>
-          </w:tcPr>
-          <w:p>
-            <w:pPr>
-              <w:rPr>
-                <w:szCs w:val="16"/>
-              </w:rPr>
-            </w:pPr>
-          </w:p>
-        </w:tc>
-        <w:tc>
-          <w:tcPr>
-            <w:tcW w:w="315" w:type="dxa"/>
-            <w:gridSpan w:val="2"/>
-            <w:shd w:val="clear" w:color="auto" w:fill="auto"/>
-            <w:vAlign w:val="bottom"/>
-          </w:tcPr>
-          <w:p>
-            <w:pPr>
-              <w:rPr>
-                <w:szCs w:val="16"/>
-              </w:rPr>
-            </w:pPr>
-          </w:p>
-        </w:tc>
-        <w:tc>
-          <w:tcPr>
-            <w:tcW w:w="315" w:type="dxa"/>
-            <w:gridSpan w:val="2"/>
-            <w:shd w:val="clear" w:color="auto" w:fill="auto"/>
-            <w:vAlign w:val="bottom"/>
-          </w:tcPr>
-          <w:p>
-            <w:pPr>
-              <w:rPr>
-                <w:szCs w:val="16"/>
-              </w:rPr>
-            </w:pPr>
-          </w:p>
-        </w:tc>
-        <w:tc>
-          <w:tcPr>
-            <w:tcW w:w="315" w:type="dxa"/>
-            <w:gridSpan w:val="2"/>
-            <w:shd w:val="clear" w:color="auto" w:fill="auto"/>
-            <w:vAlign w:val="bottom"/>
-          </w:tcPr>
-          <w:p>
-            <w:pPr>
-              <w:rPr>
-                <w:szCs w:val="16"/>
-              </w:rPr>
-            </w:pPr>
-          </w:p>
-        </w:tc>
-        <w:tc>
-          <w:tcPr>
-            <w:tcW w:w="315" w:type="dxa"/>
-            <w:gridSpan w:val="2"/>
-            <w:shd w:val="clear" w:color="auto" w:fill="auto"/>
-            <w:vAlign w:val="bottom"/>
-          </w:tcPr>
-          <w:p>
-            <w:pPr>
-              <w:rPr>
-                <w:szCs w:val="16"/>
-              </w:rPr>
-            </w:pPr>
-          </w:p>
-        </w:tc>
-        <w:tc>
-          <w:tcPr>
-            <w:tcW w:w="315" w:type="dxa"/>
-            <w:gridSpan w:val="2"/>
-            <w:shd w:val="clear" w:color="auto" w:fill="auto"/>
-            <w:vAlign w:val="bottom"/>
-          </w:tcPr>
-          <w:p>
-            <w:pPr>
-              <w:rPr>
-                <w:szCs w:val="16"/>
-              </w:rPr>
-            </w:pPr>
-          </w:p>
-        </w:tc>
-        <w:tc>
-          <w:tcPr>
-            <w:tcW w:w="249" w:type="dxa"/>
-            <w:gridSpan w:val="2"/>
-            <w:shd w:val="clear" w:color="auto" w:fill="auto"/>
-            <w:vAlign w:val="bottom"/>
-          </w:tcPr>
-          <w:p>
-            <w:pPr>
-              <w:rPr>
-                <w:szCs w:val="16"/>
-              </w:rPr>
-            </w:pPr>
-          </w:p>
-        </w:tc>
-        <w:tc>
-          <w:tcPr>
-            <w:tcW w:w="236" w:type="dxa"/>
-            <w:gridSpan w:val="2"/>
-            <w:shd w:val="clear" w:color="auto" w:fill="auto"/>
-            <w:vAlign w:val="bottom"/>
-          </w:tcPr>
-          <w:p>
-            <w:pPr>
-              <w:rPr>
-                <w:szCs w:val="16"/>
-              </w:rPr>
-            </w:pPr>
-          </w:p>
-        </w:tc>
-        <w:tc>
-          <w:tcPr>
-            <w:tcW w:w="249" w:type="dxa"/>
-            <w:gridSpan w:val="2"/>
-            <w:shd w:val="clear" w:color="auto" w:fill="auto"/>
-            <w:vAlign w:val="bottom"/>
-          </w:tcPr>
-          <w:p>
-            <w:pPr>
-              <w:rPr>
-                <w:szCs w:val="16"/>
-              </w:rPr>
-            </w:pPr>
-          </w:p>
-        </w:tc>
-        <w:tc>
-          <w:tcPr>
-            <w:tcW w:w="249" w:type="dxa"/>
-            <w:shd w:val="clear" w:color="auto" w:fill="auto"/>
-            <w:vAlign w:val="bottom"/>
-          </w:tcPr>
-          <w:p>
-            <w:pPr>
-              <w:rPr>
-                <w:szCs w:val="16"/>
-              </w:rPr>
-            </w:pPr>
-          </w:p>
-        </w:tc>
-        <w:tc>
-          <w:tcPr>
-            <w:tcW w:w="315" w:type="dxa"/>
-            <w:gridSpan w:val="2"/>
-            <w:shd w:val="clear" w:color="auto" w:fill="auto"/>
-            <w:vAlign w:val="bottom"/>
-          </w:tcPr>
-          <w:p>
-            <w:pPr>
-              <w:rPr>
-                <w:szCs w:val="16"/>
-              </w:rPr>
-            </w:pPr>
-          </w:p>
-        </w:tc>
-        <w:tc>
-          <w:tcPr>
-            <w:tcW w:w="315" w:type="dxa"/>
-            <w:gridSpan w:val="2"/>
-            <w:shd w:val="clear" w:color="auto" w:fill="auto"/>
-            <w:vAlign w:val="bottom"/>
-          </w:tcPr>
-          <w:p>
-            <w:pPr>
-              <w:rPr>
-                <w:szCs w:val="16"/>
-              </w:rPr>
-            </w:pPr>
-          </w:p>
-        </w:tc>
-        <w:tc>
-          <w:tcPr>
-            <w:tcW w:w="315" w:type="dxa"/>
-            <w:gridSpan w:val="2"/>
-            <w:shd w:val="clear" w:color="auto" w:fill="auto"/>
-            <w:vAlign w:val="bottom"/>
-          </w:tcPr>
-          <w:p>
-            <w:pPr>
-              <w:rPr>
-                <w:szCs w:val="16"/>
-              </w:rPr>
-            </w:pPr>
-          </w:p>
-        </w:tc>
-        <w:tc>
-          <w:tcPr>
-            <w:tcW w:w="315" w:type="dxa"/>
-            <w:gridSpan w:val="2"/>
-            <w:shd w:val="clear" w:color="auto" w:fill="auto"/>
-            <w:vAlign w:val="bottom"/>
-          </w:tcPr>
-          <w:p>
-            <w:pPr>
-              <w:rPr>
-                <w:szCs w:val="16"/>
-              </w:rPr>
-            </w:pPr>
-          </w:p>
-        </w:tc>
-        <w:tc>
-          <w:tcPr>
-            <w:tcW w:w="354" w:type="dxa"/>
-            <w:gridSpan w:val="2"/>
-            <w:shd w:val="clear" w:color="auto" w:fill="auto"/>
-            <w:vAlign w:val="bottom"/>
-          </w:tcPr>
-          <w:p>
-            <w:pPr>
-              <w:rPr>
-                <w:szCs w:val="16"/>
-              </w:rPr>
-            </w:pPr>
-          </w:p>
-        </w:tc>
-        <w:tc>
-          <w:tcPr>
-            <w:tcW w:w="315" w:type="dxa"/>
-            <w:shd w:val="clear" w:color="auto" w:fill="auto"/>
-            <w:vAlign w:val="bottom"/>
-          </w:tcPr>
-          <w:p>
-            <w:pPr>
-              <w:rPr>
-                <w:szCs w:val="16"/>
-              </w:rPr>
-            </w:pPr>
-          </w:p>
-        </w:tc>
-        <w:tc>
-          <w:tcPr>
-            <w:tcW w:w="315" w:type="dxa"/>
-            <w:shd w:val="clear" w:color="auto" w:fill="auto"/>
-            <w:vAlign w:val="bottom"/>
-          </w:tcPr>
-          <w:p>
-            <w:pPr>
-              <w:rPr>
-                <w:szCs w:val="16"/>
-              </w:rPr>
-            </w:pPr>
-          </w:p>
-        </w:tc>
-        <w:tc>
-          <w:tcPr>
-            <w:tcW w:w="315" w:type="dxa"/>
-            <w:shd w:val="clear" w:color="auto" w:fill="auto"/>
-            <w:vAlign w:val="bottom"/>
-          </w:tcPr>
-          <w:p>
-            <w:pPr>
-              <w:rPr>
-                <w:szCs w:val="16"/>
-              </w:rPr>
-            </w:pPr>
-          </w:p>
-        </w:tc>
-        <w:tc>
-          <w:tcPr>
-            <w:tcW w:w="315" w:type="dxa"/>
-            <w:shd w:val="clear" w:color="auto" w:fill="auto"/>
-            <w:vAlign w:val="bottom"/>
-          </w:tcPr>
-          <w:p>
-            <w:pPr>
-              <w:rPr>
-                <w:szCs w:val="16"/>
-              </w:rPr>
-            </w:pPr>
-          </w:p>
-        </w:tc>
-        <w:tc>
-          <w:tcPr>
-            <w:tcW w:w="315" w:type="dxa"/>
-            <w:gridSpan w:val="2"/>
-            <w:shd w:val="clear" w:color="auto" w:fill="auto"/>
-            <w:vAlign w:val="bottom"/>
-          </w:tcPr>
-          <w:p>
-            <w:pPr>
-              <w:rPr>
-                <w:szCs w:val="16"/>
-              </w:rPr>
-            </w:pPr>
-          </w:p>
-        </w:tc>
-        <w:tc>
-          <w:tcPr>
-            <w:tcW w:w="315" w:type="dxa"/>
-            <w:gridSpan w:val="2"/>
-            <w:shd w:val="clear" w:color="auto" w:fill="auto"/>
-            <w:vAlign w:val="bottom"/>
-          </w:tcPr>
-          <w:p>
-            <w:pPr>
-              <w:rPr>
-                <w:szCs w:val="16"/>
-              </w:rPr>
-            </w:pPr>
-          </w:p>
-        </w:tc>
-        <w:tc>
-          <w:tcPr>
-            <w:tcW w:w="315" w:type="dxa"/>
-            <w:shd w:val="clear" w:color="auto" w:fill="auto"/>
-            <w:vAlign w:val="bottom"/>
-          </w:tcPr>
-          <w:p>
-            <w:pPr>
-              <w:rPr>
-                <w:szCs w:val="16"/>
-              </w:rPr>
-            </w:pPr>
-          </w:p>
-        </w:tc>
-        <w:tc>
-          <w:tcPr>
-            <w:tcW w:w="315" w:type="dxa"/>
-            <w:shd w:val="clear" w:color="auto" w:fill="auto"/>
-            <w:vAlign w:val="bottom"/>
-          </w:tcPr>
-          <w:p>
-            <w:pPr>
-              <w:rPr>
-                <w:szCs w:val="16"/>
-              </w:rPr>
-            </w:pPr>
-          </w:p>
-        </w:tc>
-        <w:tc>
-          <w:tcPr>
-            <w:tcW w:w="315" w:type="dxa"/>
-            <w:shd w:val="clear" w:color="auto" w:fill="auto"/>
-            <w:vAlign w:val="bottom"/>
-          </w:tcPr>
-          <w:p>
-            <w:pPr>
-              <w:rPr>
-                <w:szCs w:val="16"/>
-              </w:rPr>
-            </w:pPr>
-          </w:p>
-        </w:tc>
-        <w:tc>
-          <w:tcPr>
-            <w:tcW w:w="171" w:type="dxa"/>
-            <w:shd w:val="clear" w:color="auto" w:fill="auto"/>
-            <w:vAlign w:val="bottom"/>
-          </w:tcPr>
-          <w:p>
-            <w:pPr>
-              <w:rPr>
-                <w:szCs w:val="16"/>
-              </w:rPr>
-            </w:pPr>
+            <w:tcW w:w="9685" w:type="dxa"/>
+            <w:gridSpan w:val="47"/>
+            <w:shd w:val="clear" w:color="auto" w:fill="auto"/>
+            <w:vAlign w:val="bottom"/>
+          </w:tcPr>
+          <w:p>
+            <w:pPr>
+              <w:rPr>
+                <w:sz w:val="18"/>
+                <w:szCs w:val="18"/>
+              </w:rPr>
+            </w:pPr>
+            <w:r>
+              <w:rPr>
+                <w:sz w:val="18"/>
+                <w:szCs w:val="18"/>
+              </w:rPr>
+              <w:t>Оплата данного счета означает согласие с условиями поставки товара.</w:t>
+            </w:r>
           </w:p>
         </w:tc>
         <w:tc>
@@ -10407,35 +6171,276 @@
         </w:tc>
         <w:tc>
           <w:tcPr>
-            <w:tcW w:w="315" w:type="dxa"/>
-            <w:shd w:val="clear" w:color="auto" w:fill="auto"/>
-            <w:vAlign w:val="bottom"/>
-          </w:tcPr>
-          <w:p>
-            <w:pPr>
-              <w:rPr>
-                <w:szCs w:val="16"/>
-              </w:rPr>
-            </w:pPr>
-          </w:p>
-        </w:tc>
-        <w:tc>
-          <w:tcPr>
-            <w:tcW w:w="315" w:type="dxa"/>
-            <w:shd w:val="clear" w:color="auto" w:fill="auto"/>
-            <w:vAlign w:val="bottom"/>
-          </w:tcPr>
-          <w:p>
-            <w:pPr>
-              <w:rPr>
-                <w:szCs w:val="16"/>
-              </w:rPr>
-            </w:pPr>
-          </w:p>
-        </w:tc>
-        <w:tc>
-          <w:tcPr>
-            <w:tcW w:w="315" w:type="dxa"/>
+            <w:tcW w:w="9685" w:type="dxa"/>
+            <w:gridSpan w:val="47"/>
+            <w:shd w:val="clear" w:color="auto" w:fill="auto"/>
+            <w:vAlign w:val="bottom"/>
+          </w:tcPr>
+          <w:p>
+            <w:pPr>
+              <w:rPr>
+                <w:sz w:val="18"/>
+                <w:szCs w:val="18"/>
+              </w:rPr>
+            </w:pPr>
+            <w:r>
+              <w:rPr>
+                <w:sz w:val="18"/>
+                <w:szCs w:val="18"/>
+              </w:rPr>
+              <w:t>Уведомление об оплате обязательно, в противном случае не гарантируется наличие товара на складе.</w:t>
+            </w:r>
+          </w:p>
+        </w:tc>
+        <w:tc>
+          <w:tcPr>
+            <w:tcW w:w="197" w:type="dxa"/>
+            <w:shd w:val="clear" w:color="auto" w:fill="auto"/>
+            <w:vAlign w:val="bottom"/>
+          </w:tcPr>
+          <w:p>
+            <w:pPr>
+              <w:rPr>
+                <w:szCs w:val="16"/>
+              </w:rPr>
+            </w:pPr>
+          </w:p>
+        </w:tc>
+      </w:tr>
+      <w:tr>
+        <w:trPr>
+          <w:trHeight w:val="60"/>
+        </w:trPr>
+        <w:tc>
+          <w:tcPr>
+            <w:tcW w:w="105" w:type="dxa"/>
+            <w:shd w:val="clear" w:color="auto" w:fill="auto"/>
+            <w:vAlign w:val="bottom"/>
+          </w:tcPr>
+          <w:p>
+            <w:pPr>
+              <w:rPr>
+                <w:szCs w:val="16"/>
+              </w:rPr>
+            </w:pPr>
+          </w:p>
+        </w:tc>
+        <w:tc>
+          <w:tcPr>
+            <w:tcW w:w="9685" w:type="dxa"/>
+            <w:gridSpan w:val="47"/>
+            <w:shd w:val="clear" w:color="auto" w:fill="auto"/>
+            <w:vAlign w:val="bottom"/>
+          </w:tcPr>
+          <w:p>
+            <w:pPr>
+              <w:rPr>
+                <w:sz w:val="18"/>
+                <w:szCs w:val="18"/>
+              </w:rPr>
+            </w:pPr>
+            <w:r>
+              <w:rPr>
+                <w:noProof/>
+              </w:rPr>
+              <w:drawing>
+                <wp:anchor distT="0" distB="0" distL="114300" distR="114300" simplePos="0" relativeHeight="251661312" behindDoc="0" locked="0" layoutInCell="1" allowOverlap="1" wp14:anchorId="111B31F5" wp14:editId="60D9A491">
+                  <wp:simplePos x="0" y="0"/>
+                  <wp:positionH relativeFrom="column">
+                    <wp:posOffset>4172585</wp:posOffset>
+                  </wp:positionH>
+                  <wp:positionV relativeFrom="paragraph">
+                    <wp:posOffset>10160</wp:posOffset>
+                  </wp:positionV>
+                  <wp:extent cx="1348740" cy="1144905"/>
+                  <wp:effectExtent l="0" t="0" r="0" b="0"/>
+                  <wp:wrapNone/>
+                  <wp:docPr id="2" name="Рисунок 2"/>
+                  <wp:cNvGraphicFramePr>
+                    <a:graphicFrameLocks xmlns:a="http://schemas.openxmlformats.org/drawingml/2006/main" noChangeAspect="1"/>
+                  </wp:cNvGraphicFramePr>
+                  <a:graphic xmlns:a="http://schemas.openxmlformats.org/drawingml/2006/main">
+                    <a:graphicData uri="http://schemas.openxmlformats.org/drawingml/2006/picture">
+                      <pic:pic xmlns:pic="http://schemas.openxmlformats.org/drawingml/2006/picture">
+                        <pic:nvPicPr>
+                          <pic:cNvPr id="0" name="Подпись.png"/>
+                          <pic:cNvPicPr/>
+                        </pic:nvPicPr>
+                        <pic:blipFill>
+                          <a:blip r:embed="rId8">
+                            <a:extLst>
+                              <a:ext uri="{28A0092B-C50C-407E-A947-70E740481C1C}">
+                                <a14:useLocalDpi xmlns:a14="http://schemas.microsoft.com/office/drawing/2010/main" val="0"/>
+                              </a:ext>
+                            </a:extLst>
+                          </a:blip>
+                          <a:stretch>
+                            <a:fillRect/>
+                          </a:stretch>
+                        </pic:blipFill>
+                        <pic:spPr>
+                          <a:xfrm>
+                            <a:off x="0" y="0"/>
+                            <a:ext cx="1348740" cy="1144905"/>
+                          </a:xfrm>
+                          <a:prstGeom prst="rect">
+                            <a:avLst/>
+                          </a:prstGeom>
+                        </pic:spPr>
+                      </pic:pic>
+                    </a:graphicData>
+                  </a:graphic>
+                  <wp14:sizeRelH relativeFrom="page">
+                    <wp14:pctWidth>0</wp14:pctWidth>
+                  </wp14:sizeRelH>
+                  <wp14:sizeRelV relativeFrom="page">
+                    <wp14:pctHeight>0</wp14:pctHeight>
+                  </wp14:sizeRelV>
+                </wp:anchor>
+              </w:drawing>
+            </w:r>
+            <w:r>
+              <w:rPr>
+                <w:noProof/>
+              </w:rPr>
+              <w:drawing>
+                <wp:anchor distT="0" distB="0" distL="114300" distR="114300" simplePos="0" relativeHeight="251659264" behindDoc="0" locked="0" layoutInCell="1" allowOverlap="1" wp14:anchorId="2FD6DCA9" wp14:editId="13224CB2">
+                  <wp:simplePos x="0" y="0"/>
+                  <wp:positionH relativeFrom="column">
+                    <wp:posOffset>944245</wp:posOffset>
+                  </wp:positionH>
+                  <wp:positionV relativeFrom="paragraph">
+                    <wp:posOffset>10795</wp:posOffset>
+                  </wp:positionV>
+                  <wp:extent cx="1348740" cy="1144905"/>
+                  <wp:effectExtent l="0" t="0" r="0" b="0"/>
+                  <wp:wrapNone/>
+                  <wp:docPr id="4" name="Рисунок 4"/>
+                  <wp:cNvGraphicFramePr>
+                    <a:graphicFrameLocks xmlns:a="http://schemas.openxmlformats.org/drawingml/2006/main" noChangeAspect="1"/>
+                  </wp:cNvGraphicFramePr>
+                  <a:graphic xmlns:a="http://schemas.openxmlformats.org/drawingml/2006/main">
+                    <a:graphicData uri="http://schemas.openxmlformats.org/drawingml/2006/picture">
+                      <pic:pic xmlns:pic="http://schemas.openxmlformats.org/drawingml/2006/picture">
+                        <pic:nvPicPr>
+                          <pic:cNvPr id="0" name="Подпись.png"/>
+                          <pic:cNvPicPr/>
+                        </pic:nvPicPr>
+                        <pic:blipFill>
+                          <a:blip r:embed="rId8">
+                            <a:extLst>
+                              <a:ext uri="{28A0092B-C50C-407E-A947-70E740481C1C}">
+                                <a14:useLocalDpi xmlns:a14="http://schemas.microsoft.com/office/drawing/2010/main" val="0"/>
+                              </a:ext>
+                            </a:extLst>
+                          </a:blip>
+                          <a:stretch>
+                            <a:fillRect/>
+                          </a:stretch>
+                        </pic:blipFill>
+                        <pic:spPr>
+                          <a:xfrm>
+                            <a:off x="0" y="0"/>
+                            <a:ext cx="1348740" cy="1144905"/>
+                          </a:xfrm>
+                          <a:prstGeom prst="rect">
+                            <a:avLst/>
+                          </a:prstGeom>
+                        </pic:spPr>
+                      </pic:pic>
+                    </a:graphicData>
+                  </a:graphic>
+                  <wp14:sizeRelH relativeFrom="page">
+                    <wp14:pctWidth>0</wp14:pctWidth>
+                  </wp14:sizeRelH>
+                  <wp14:sizeRelV relativeFrom="page">
+                    <wp14:pctHeight>0</wp14:pctHeight>
+                  </wp14:sizeRelV>
+                </wp:anchor>
+              </w:drawing>
+            </w:r>
+            <w:r>
+              <w:rPr>
+                <w:sz w:val="18"/>
+                <w:szCs w:val="18"/>
+              </w:rPr>
+              <w:t>Товар отпускается по факту прихода денег на р/с Поставщика, самовывозом, при наличии доверенности и паспорта.</w:t>
+            </w:r>
+          </w:p>
+        </w:tc>
+        <w:tc>
+          <w:tcPr>
+            <w:tcW w:w="197" w:type="dxa"/>
+            <w:shd w:val="clear" w:color="auto" w:fill="auto"/>
+            <w:vAlign w:val="bottom"/>
+          </w:tcPr>
+          <w:p>
+            <w:pPr>
+              <w:rPr>
+                <w:szCs w:val="16"/>
+              </w:rPr>
+            </w:pPr>
+          </w:p>
+        </w:tc>
+      </w:tr>
+      <w:tr>
+        <w:trPr>
+          <w:trHeight w:val="140"/>
+        </w:trPr>
+        <w:tc>
+          <w:tcPr>
+            <w:tcW w:w="105" w:type="dxa"/>
+            <w:shd w:val="clear" w:color="auto" w:fill="auto"/>
+            <w:vAlign w:val="bottom"/>
+          </w:tcPr>
+          <w:p>
+            <w:pPr>
+              <w:rPr>
+                <w:szCs w:val="16"/>
+              </w:rPr>
+            </w:pPr>
+          </w:p>
+        </w:tc>
+        <w:tc>
+          <w:tcPr>
+            <w:tcW w:w="315" w:type="dxa"/>
+            <w:tcBorders>
+              <w:bottom w:val="single" w:sz="10" w:space="0" w:color="auto"/>
+            </w:tcBorders>
+            <w:shd w:val="clear" w:color="auto" w:fill="auto"/>
+            <w:vAlign w:val="bottom"/>
+          </w:tcPr>
+          <w:p>
+            <w:pPr>
+              <w:rPr>
+                <w:szCs w:val="16"/>
+              </w:rPr>
+            </w:pPr>
+          </w:p>
+        </w:tc>
+        <w:tc>
+          <w:tcPr>
+            <w:tcW w:w="315" w:type="dxa"/>
+            <w:tcBorders>
+              <w:bottom w:val="single" w:sz="10" w:space="0" w:color="auto"/>
+            </w:tcBorders>
+            <w:shd w:val="clear" w:color="auto" w:fill="auto"/>
+            <w:vAlign w:val="bottom"/>
+          </w:tcPr>
+          <w:p>
+            <w:pPr>
+              <w:rPr>
+                <w:szCs w:val="16"/>
+              </w:rPr>
+            </w:pPr>
+          </w:p>
+        </w:tc>
+        <w:tc>
+          <w:tcPr>
+            <w:tcW w:w="315" w:type="dxa"/>
+            <w:tcBorders>
+              <w:bottom w:val="single" w:sz="10" w:space="0" w:color="auto"/>
+            </w:tcBorders>
             <w:shd w:val="clear" w:color="auto" w:fill="auto"/>
             <w:vAlign w:val="bottom"/>
           </w:tcPr>
@@ -10450,6 +6455,9 @@
         <w:tc>
           <w:tcPr>
             <w:tcW w:w="394" w:type="dxa"/>
+            <w:tcBorders>
+              <w:bottom w:val="single" w:sz="10" w:space="0" w:color="auto"/>
+            </w:tcBorders>
             <w:shd w:val="clear" w:color="auto" w:fill="auto"/>
             <w:vAlign w:val="bottom"/>
           </w:tcPr>
@@ -10464,102 +6472,4222 @@
         <w:tc>
           <w:tcPr>
             <w:tcW w:w="223" w:type="dxa"/>
-            <w:shd w:val="clear" w:color="auto" w:fill="auto"/>
-            <w:vAlign w:val="bottom"/>
-          </w:tcPr>
-          <w:p>
-            <w:pPr>
-              <w:rPr>
-                <w:szCs w:val="16"/>
-              </w:rPr>
-            </w:pPr>
-          </w:p>
-        </w:tc>
-        <w:tc>
-          <w:tcPr>
-            <w:tcW w:w="315" w:type="dxa"/>
-            <w:shd w:val="clear" w:color="auto" w:fill="auto"/>
-            <w:vAlign w:val="bottom"/>
-          </w:tcPr>
-          <w:p>
-            <w:pPr>
-              <w:rPr>
-                <w:szCs w:val="16"/>
-              </w:rPr>
-            </w:pPr>
-          </w:p>
-        </w:tc>
-        <w:tc>
-          <w:tcPr>
-            <w:tcW w:w="315" w:type="dxa"/>
-            <w:shd w:val="clear" w:color="auto" w:fill="auto"/>
-            <w:vAlign w:val="bottom"/>
-          </w:tcPr>
-          <w:p>
-            <w:pPr>
-              <w:rPr>
-                <w:szCs w:val="16"/>
-              </w:rPr>
-            </w:pPr>
-          </w:p>
-        </w:tc>
-        <w:tc>
-          <w:tcPr>
-            <w:tcW w:w="315" w:type="dxa"/>
-            <w:shd w:val="clear" w:color="auto" w:fill="auto"/>
-            <w:vAlign w:val="bottom"/>
-          </w:tcPr>
-          <w:p>
-            <w:pPr>
-              <w:rPr>
-                <w:szCs w:val="16"/>
-              </w:rPr>
-            </w:pPr>
-          </w:p>
-        </w:tc>
-        <w:tc>
-          <w:tcPr>
-            <w:tcW w:w="315" w:type="dxa"/>
-            <w:gridSpan w:val="2"/>
-            <w:shd w:val="clear" w:color="auto" w:fill="auto"/>
-            <w:vAlign w:val="bottom"/>
-          </w:tcPr>
-          <w:p>
-            <w:pPr>
-              <w:rPr>
-                <w:szCs w:val="16"/>
-              </w:rPr>
-            </w:pPr>
-          </w:p>
-        </w:tc>
-        <w:tc>
-          <w:tcPr>
-            <w:tcW w:w="315" w:type="dxa"/>
-            <w:gridSpan w:val="2"/>
-            <w:shd w:val="clear" w:color="auto" w:fill="auto"/>
-            <w:vAlign w:val="bottom"/>
-          </w:tcPr>
-          <w:p>
-            <w:pPr>
-              <w:rPr>
-                <w:szCs w:val="16"/>
-              </w:rPr>
-            </w:pPr>
-          </w:p>
-        </w:tc>
-        <w:tc>
-          <w:tcPr>
-            <w:tcW w:w="315" w:type="dxa"/>
-            <w:gridSpan w:val="2"/>
-            <w:shd w:val="clear" w:color="auto" w:fill="auto"/>
-            <w:vAlign w:val="bottom"/>
-          </w:tcPr>
-          <w:p>
-            <w:pPr>
-              <w:rPr>
-                <w:szCs w:val="16"/>
-              </w:rPr>
-            </w:pPr>
+            <w:tcBorders>
+              <w:bottom w:val="single" w:sz="10" w:space="0" w:color="auto"/>
+            </w:tcBorders>
+            <w:shd w:val="clear" w:color="auto" w:fill="auto"/>
+            <w:vAlign w:val="bottom"/>
+          </w:tcPr>
+          <w:p>
+            <w:pPr>
+              <w:rPr>
+                <w:szCs w:val="16"/>
+              </w:rPr>
+            </w:pPr>
+          </w:p>
+        </w:tc>
+        <w:tc>
+          <w:tcPr>
+            <w:tcW w:w="315" w:type="dxa"/>
+            <w:tcBorders>
+              <w:bottom w:val="single" w:sz="10" w:space="0" w:color="auto"/>
+            </w:tcBorders>
+            <w:shd w:val="clear" w:color="auto" w:fill="auto"/>
+            <w:vAlign w:val="bottom"/>
+          </w:tcPr>
+          <w:p>
+            <w:pPr>
+              <w:rPr>
+                <w:szCs w:val="16"/>
+              </w:rPr>
+            </w:pPr>
+          </w:p>
+        </w:tc>
+        <w:tc>
+          <w:tcPr>
+            <w:tcW w:w="315" w:type="dxa"/>
+            <w:tcBorders>
+              <w:bottom w:val="single" w:sz="10" w:space="0" w:color="auto"/>
+            </w:tcBorders>
+            <w:shd w:val="clear" w:color="auto" w:fill="auto"/>
+            <w:vAlign w:val="bottom"/>
+          </w:tcPr>
+          <w:p>
+            <w:pPr>
+              <w:rPr>
+                <w:szCs w:val="16"/>
+              </w:rPr>
+            </w:pPr>
+          </w:p>
+        </w:tc>
+        <w:tc>
+          <w:tcPr>
+            <w:tcW w:w="315" w:type="dxa"/>
+            <w:tcBorders>
+              <w:bottom w:val="single" w:sz="10" w:space="0" w:color="auto"/>
+            </w:tcBorders>
+            <w:shd w:val="clear" w:color="auto" w:fill="auto"/>
+            <w:vAlign w:val="bottom"/>
+          </w:tcPr>
+          <w:p>
+            <w:pPr>
+              <w:rPr>
+                <w:szCs w:val="16"/>
+              </w:rPr>
+            </w:pPr>
+          </w:p>
+        </w:tc>
+        <w:tc>
+          <w:tcPr>
+            <w:tcW w:w="315" w:type="dxa"/>
+            <w:gridSpan w:val="2"/>
+            <w:tcBorders>
+              <w:bottom w:val="single" w:sz="10" w:space="0" w:color="auto"/>
+            </w:tcBorders>
+            <w:shd w:val="clear" w:color="auto" w:fill="auto"/>
+            <w:vAlign w:val="bottom"/>
+          </w:tcPr>
+          <w:p>
+            <w:pPr>
+              <w:rPr>
+                <w:szCs w:val="16"/>
+              </w:rPr>
+            </w:pPr>
+          </w:p>
+        </w:tc>
+        <w:tc>
+          <w:tcPr>
+            <w:tcW w:w="315" w:type="dxa"/>
+            <w:gridSpan w:val="2"/>
+            <w:tcBorders>
+              <w:bottom w:val="single" w:sz="10" w:space="0" w:color="auto"/>
+            </w:tcBorders>
+            <w:shd w:val="clear" w:color="auto" w:fill="auto"/>
+            <w:vAlign w:val="bottom"/>
+          </w:tcPr>
+          <w:p>
+            <w:pPr>
+              <w:rPr>
+                <w:szCs w:val="16"/>
+              </w:rPr>
+            </w:pPr>
+          </w:p>
+        </w:tc>
+        <w:tc>
+          <w:tcPr>
+            <w:tcW w:w="315" w:type="dxa"/>
+            <w:gridSpan w:val="2"/>
+            <w:tcBorders>
+              <w:bottom w:val="single" w:sz="10" w:space="0" w:color="auto"/>
+            </w:tcBorders>
+            <w:shd w:val="clear" w:color="auto" w:fill="auto"/>
+            <w:vAlign w:val="bottom"/>
+          </w:tcPr>
+          <w:p>
+            <w:pPr>
+              <w:rPr>
+                <w:szCs w:val="16"/>
+              </w:rPr>
+            </w:pPr>
+          </w:p>
+        </w:tc>
+        <w:tc>
+          <w:tcPr>
+            <w:tcW w:w="315" w:type="dxa"/>
+            <w:gridSpan w:val="2"/>
+            <w:tcBorders>
+              <w:bottom w:val="single" w:sz="10" w:space="0" w:color="auto"/>
+            </w:tcBorders>
+            <w:shd w:val="clear" w:color="auto" w:fill="auto"/>
+            <w:vAlign w:val="bottom"/>
+          </w:tcPr>
+          <w:p>
+            <w:pPr>
+              <w:rPr>
+                <w:szCs w:val="16"/>
+              </w:rPr>
+            </w:pPr>
+          </w:p>
+        </w:tc>
+        <w:tc>
+          <w:tcPr>
+            <w:tcW w:w="315" w:type="dxa"/>
+            <w:gridSpan w:val="2"/>
+            <w:tcBorders>
+              <w:bottom w:val="single" w:sz="10" w:space="0" w:color="auto"/>
+            </w:tcBorders>
+            <w:shd w:val="clear" w:color="auto" w:fill="auto"/>
+            <w:vAlign w:val="bottom"/>
+          </w:tcPr>
+          <w:p>
+            <w:pPr>
+              <w:rPr>
+                <w:szCs w:val="16"/>
+              </w:rPr>
+            </w:pPr>
+          </w:p>
+        </w:tc>
+        <w:tc>
+          <w:tcPr>
+            <w:tcW w:w="249" w:type="dxa"/>
+            <w:gridSpan w:val="2"/>
+            <w:tcBorders>
+              <w:bottom w:val="single" w:sz="10" w:space="0" w:color="auto"/>
+            </w:tcBorders>
+            <w:shd w:val="clear" w:color="auto" w:fill="auto"/>
+            <w:vAlign w:val="bottom"/>
+          </w:tcPr>
+          <w:p>
+            <w:pPr>
+              <w:rPr>
+                <w:szCs w:val="16"/>
+              </w:rPr>
+            </w:pPr>
+          </w:p>
+        </w:tc>
+        <w:tc>
+          <w:tcPr>
+            <w:tcW w:w="236" w:type="dxa"/>
+            <w:gridSpan w:val="2"/>
+            <w:tcBorders>
+              <w:bottom w:val="single" w:sz="10" w:space="0" w:color="auto"/>
+            </w:tcBorders>
+            <w:shd w:val="clear" w:color="auto" w:fill="auto"/>
+            <w:vAlign w:val="bottom"/>
+          </w:tcPr>
+          <w:p>
+            <w:pPr>
+              <w:rPr>
+                <w:szCs w:val="16"/>
+              </w:rPr>
+            </w:pPr>
+          </w:p>
+        </w:tc>
+        <w:tc>
+          <w:tcPr>
+            <w:tcW w:w="249" w:type="dxa"/>
+            <w:gridSpan w:val="2"/>
+            <w:tcBorders>
+              <w:bottom w:val="single" w:sz="10" w:space="0" w:color="auto"/>
+            </w:tcBorders>
+            <w:shd w:val="clear" w:color="auto" w:fill="auto"/>
+            <w:vAlign w:val="bottom"/>
+          </w:tcPr>
+          <w:p>
+            <w:pPr>
+              <w:rPr>
+                <w:szCs w:val="16"/>
+              </w:rPr>
+            </w:pPr>
+          </w:p>
+        </w:tc>
+        <w:tc>
+          <w:tcPr>
+            <w:tcW w:w="249" w:type="dxa"/>
+            <w:tcBorders>
+              <w:bottom w:val="single" w:sz="10" w:space="0" w:color="auto"/>
+            </w:tcBorders>
+            <w:shd w:val="clear" w:color="auto" w:fill="auto"/>
+            <w:vAlign w:val="bottom"/>
+          </w:tcPr>
+          <w:p>
+            <w:pPr>
+              <w:rPr>
+                <w:szCs w:val="16"/>
+              </w:rPr>
+            </w:pPr>
+          </w:p>
+        </w:tc>
+        <w:tc>
+          <w:tcPr>
+            <w:tcW w:w="315" w:type="dxa"/>
+            <w:gridSpan w:val="2"/>
+            <w:tcBorders>
+              <w:bottom w:val="single" w:sz="10" w:space="0" w:color="auto"/>
+            </w:tcBorders>
+            <w:shd w:val="clear" w:color="auto" w:fill="auto"/>
+            <w:vAlign w:val="bottom"/>
+          </w:tcPr>
+          <w:p>
+            <w:pPr>
+              <w:rPr>
+                <w:szCs w:val="16"/>
+              </w:rPr>
+            </w:pPr>
+          </w:p>
+        </w:tc>
+        <w:tc>
+          <w:tcPr>
+            <w:tcW w:w="315" w:type="dxa"/>
+            <w:gridSpan w:val="2"/>
+            <w:tcBorders>
+              <w:bottom w:val="single" w:sz="10" w:space="0" w:color="auto"/>
+            </w:tcBorders>
+            <w:shd w:val="clear" w:color="auto" w:fill="auto"/>
+            <w:vAlign w:val="bottom"/>
+          </w:tcPr>
+          <w:p>
+            <w:pPr>
+              <w:rPr>
+                <w:szCs w:val="16"/>
+              </w:rPr>
+            </w:pPr>
+          </w:p>
+        </w:tc>
+        <w:tc>
+          <w:tcPr>
+            <w:tcW w:w="315" w:type="dxa"/>
+            <w:gridSpan w:val="2"/>
+            <w:tcBorders>
+              <w:bottom w:val="single" w:sz="10" w:space="0" w:color="auto"/>
+            </w:tcBorders>
+            <w:shd w:val="clear" w:color="auto" w:fill="auto"/>
+            <w:vAlign w:val="bottom"/>
+          </w:tcPr>
+          <w:p>
+            <w:pPr>
+              <w:rPr>
+                <w:szCs w:val="16"/>
+              </w:rPr>
+            </w:pPr>
+          </w:p>
+        </w:tc>
+        <w:tc>
+          <w:tcPr>
+            <w:tcW w:w="315" w:type="dxa"/>
+            <w:gridSpan w:val="2"/>
+            <w:tcBorders>
+              <w:bottom w:val="single" w:sz="10" w:space="0" w:color="auto"/>
+            </w:tcBorders>
+            <w:shd w:val="clear" w:color="auto" w:fill="auto"/>
+            <w:vAlign w:val="bottom"/>
+          </w:tcPr>
+          <w:p>
+            <w:pPr>
+              <w:rPr>
+                <w:szCs w:val="16"/>
+              </w:rPr>
+            </w:pPr>
+          </w:p>
+        </w:tc>
+        <w:tc>
+          <w:tcPr>
+            <w:tcW w:w="354" w:type="dxa"/>
+            <w:gridSpan w:val="2"/>
+            <w:tcBorders>
+              <w:bottom w:val="single" w:sz="10" w:space="0" w:color="auto"/>
+            </w:tcBorders>
+            <w:shd w:val="clear" w:color="auto" w:fill="auto"/>
+            <w:vAlign w:val="bottom"/>
+          </w:tcPr>
+          <w:p>
+            <w:pPr>
+              <w:rPr>
+                <w:szCs w:val="16"/>
+              </w:rPr>
+            </w:pPr>
+          </w:p>
+        </w:tc>
+        <w:tc>
+          <w:tcPr>
+            <w:tcW w:w="315" w:type="dxa"/>
+            <w:tcBorders>
+              <w:bottom w:val="single" w:sz="10" w:space="0" w:color="auto"/>
+            </w:tcBorders>
+            <w:shd w:val="clear" w:color="auto" w:fill="auto"/>
+            <w:vAlign w:val="bottom"/>
+          </w:tcPr>
+          <w:p>
+            <w:pPr>
+              <w:rPr>
+                <w:szCs w:val="16"/>
+              </w:rPr>
+            </w:pPr>
+          </w:p>
+        </w:tc>
+        <w:tc>
+          <w:tcPr>
+            <w:tcW w:w="315" w:type="dxa"/>
+            <w:tcBorders>
+              <w:bottom w:val="single" w:sz="10" w:space="0" w:color="auto"/>
+            </w:tcBorders>
+            <w:shd w:val="clear" w:color="auto" w:fill="auto"/>
+            <w:vAlign w:val="bottom"/>
+          </w:tcPr>
+          <w:p>
+            <w:pPr>
+              <w:rPr>
+                <w:szCs w:val="16"/>
+              </w:rPr>
+            </w:pPr>
+          </w:p>
+        </w:tc>
+        <w:tc>
+          <w:tcPr>
+            <w:tcW w:w="315" w:type="dxa"/>
+            <w:tcBorders>
+              <w:bottom w:val="single" w:sz="10" w:space="0" w:color="auto"/>
+            </w:tcBorders>
+            <w:shd w:val="clear" w:color="auto" w:fill="auto"/>
+            <w:vAlign w:val="bottom"/>
+          </w:tcPr>
+          <w:p>
+            <w:pPr>
+              <w:rPr>
+                <w:szCs w:val="16"/>
+              </w:rPr>
+            </w:pPr>
+          </w:p>
+        </w:tc>
+        <w:tc>
+          <w:tcPr>
+            <w:tcW w:w="315" w:type="dxa"/>
+            <w:tcBorders>
+              <w:bottom w:val="single" w:sz="10" w:space="0" w:color="auto"/>
+            </w:tcBorders>
+            <w:shd w:val="clear" w:color="auto" w:fill="auto"/>
+            <w:vAlign w:val="bottom"/>
+          </w:tcPr>
+          <w:p>
+            <w:pPr>
+              <w:rPr>
+                <w:szCs w:val="16"/>
+              </w:rPr>
+            </w:pPr>
+          </w:p>
+        </w:tc>
+        <w:tc>
+          <w:tcPr>
+            <w:tcW w:w="315" w:type="dxa"/>
+            <w:gridSpan w:val="2"/>
+            <w:tcBorders>
+              <w:bottom w:val="single" w:sz="10" w:space="0" w:color="auto"/>
+            </w:tcBorders>
+            <w:shd w:val="clear" w:color="auto" w:fill="auto"/>
+            <w:vAlign w:val="bottom"/>
+          </w:tcPr>
+          <w:p>
+            <w:pPr>
+              <w:rPr>
+                <w:szCs w:val="16"/>
+              </w:rPr>
+            </w:pPr>
+          </w:p>
+        </w:tc>
+        <w:tc>
+          <w:tcPr>
+            <w:tcW w:w="315" w:type="dxa"/>
+            <w:gridSpan w:val="2"/>
+            <w:tcBorders>
+              <w:bottom w:val="single" w:sz="10" w:space="0" w:color="auto"/>
+            </w:tcBorders>
+            <w:shd w:val="clear" w:color="auto" w:fill="auto"/>
+            <w:vAlign w:val="bottom"/>
+          </w:tcPr>
+          <w:p>
+            <w:pPr>
+              <w:rPr>
+                <w:szCs w:val="16"/>
+              </w:rPr>
+            </w:pPr>
+          </w:p>
+        </w:tc>
+        <w:tc>
+          <w:tcPr>
+            <w:tcW w:w="315" w:type="dxa"/>
+            <w:tcBorders>
+              <w:bottom w:val="single" w:sz="10" w:space="0" w:color="auto"/>
+            </w:tcBorders>
+            <w:shd w:val="clear" w:color="auto" w:fill="auto"/>
+            <w:vAlign w:val="bottom"/>
+          </w:tcPr>
+          <w:p>
+            <w:pPr>
+              <w:rPr>
+                <w:szCs w:val="16"/>
+              </w:rPr>
+            </w:pPr>
+          </w:p>
+        </w:tc>
+        <w:tc>
+          <w:tcPr>
+            <w:tcW w:w="315" w:type="dxa"/>
+            <w:tcBorders>
+              <w:bottom w:val="single" w:sz="10" w:space="0" w:color="auto"/>
+            </w:tcBorders>
+            <w:shd w:val="clear" w:color="auto" w:fill="auto"/>
+            <w:vAlign w:val="bottom"/>
+          </w:tcPr>
+          <w:p>
+            <w:pPr>
+              <w:rPr>
+                <w:szCs w:val="16"/>
+              </w:rPr>
+            </w:pPr>
+          </w:p>
+        </w:tc>
+        <w:tc>
+          <w:tcPr>
+            <w:tcW w:w="315" w:type="dxa"/>
+            <w:tcBorders>
+              <w:bottom w:val="single" w:sz="10" w:space="0" w:color="auto"/>
+            </w:tcBorders>
+            <w:shd w:val="clear" w:color="auto" w:fill="auto"/>
+            <w:vAlign w:val="bottom"/>
+          </w:tcPr>
+          <w:p>
+            <w:pPr>
+              <w:rPr>
+                <w:szCs w:val="16"/>
+              </w:rPr>
+            </w:pPr>
+          </w:p>
+        </w:tc>
+        <w:tc>
+          <w:tcPr>
+            <w:tcW w:w="171" w:type="dxa"/>
+            <w:tcBorders>
+              <w:bottom w:val="single" w:sz="10" w:space="0" w:color="auto"/>
+            </w:tcBorders>
+            <w:shd w:val="clear" w:color="auto" w:fill="auto"/>
+            <w:vAlign w:val="bottom"/>
+          </w:tcPr>
+          <w:p>
+            <w:pPr>
+              <w:rPr>
+                <w:szCs w:val="16"/>
+              </w:rPr>
+            </w:pPr>
+          </w:p>
+        </w:tc>
+        <w:tc>
+          <w:tcPr>
+            <w:tcW w:w="197" w:type="dxa"/>
+            <w:shd w:val="clear" w:color="auto" w:fill="auto"/>
+            <w:vAlign w:val="bottom"/>
+          </w:tcPr>
+          <w:p>
+            <w:pPr>
+              <w:rPr>
+                <w:szCs w:val="16"/>
+              </w:rPr>
+            </w:pPr>
+          </w:p>
+        </w:tc>
+      </w:tr>
+      <w:tr>
+        <w:trPr>
+          <w:trHeight w:val="60"/>
+        </w:trPr>
+        <w:tc>
+          <w:tcPr>
+            <w:tcW w:w="105" w:type="dxa"/>
+            <w:shd w:val="clear" w:color="auto" w:fill="auto"/>
+            <w:vAlign w:val="bottom"/>
+          </w:tcPr>
+          <w:p>
+            <w:pPr>
+              <w:rPr>
+                <w:szCs w:val="16"/>
+              </w:rPr>
+            </w:pPr>
+          </w:p>
+        </w:tc>
+        <w:tc>
+          <w:tcPr>
+            <w:tcW w:w="315" w:type="dxa"/>
+            <w:shd w:val="clear" w:color="auto" w:fill="auto"/>
+            <w:vAlign w:val="bottom"/>
+          </w:tcPr>
+          <w:p>
+            <w:pPr>
+              <w:rPr>
+                <w:szCs w:val="16"/>
+              </w:rPr>
+            </w:pPr>
+          </w:p>
+        </w:tc>
+        <w:tc>
+          <w:tcPr>
+            <w:tcW w:w="315" w:type="dxa"/>
+            <w:shd w:val="clear" w:color="auto" w:fill="auto"/>
+            <w:vAlign w:val="bottom"/>
+          </w:tcPr>
+          <w:p>
+            <w:pPr>
+              <w:rPr>
+                <w:szCs w:val="16"/>
+              </w:rPr>
+            </w:pPr>
+          </w:p>
+        </w:tc>
+        <w:tc>
+          <w:tcPr>
+            <w:tcW w:w="315" w:type="dxa"/>
+            <w:shd w:val="clear" w:color="auto" w:fill="auto"/>
+            <w:vAlign w:val="bottom"/>
+          </w:tcPr>
+          <w:p>
+            <w:pPr>
+              <w:rPr>
+                <w:szCs w:val="16"/>
+              </w:rPr>
+            </w:pPr>
+          </w:p>
+        </w:tc>
+        <w:tc>
+          <w:tcPr>
+            <w:tcW w:w="394" w:type="dxa"/>
+            <w:shd w:val="clear" w:color="auto" w:fill="auto"/>
+            <w:vAlign w:val="bottom"/>
+          </w:tcPr>
+          <w:p>
+            <w:pPr>
+              <w:rPr>
+                <w:szCs w:val="16"/>
+              </w:rPr>
+            </w:pPr>
+          </w:p>
+        </w:tc>
+        <w:tc>
+          <w:tcPr>
+            <w:tcW w:w="223" w:type="dxa"/>
+            <w:shd w:val="clear" w:color="auto" w:fill="auto"/>
+            <w:vAlign w:val="bottom"/>
+          </w:tcPr>
+          <w:p>
+            <w:pPr>
+              <w:rPr>
+                <w:szCs w:val="16"/>
+              </w:rPr>
+            </w:pPr>
+          </w:p>
+        </w:tc>
+        <w:tc>
+          <w:tcPr>
+            <w:tcW w:w="315" w:type="dxa"/>
+            <w:shd w:val="clear" w:color="auto" w:fill="auto"/>
+            <w:vAlign w:val="bottom"/>
+          </w:tcPr>
+          <w:p>
+            <w:pPr>
+              <w:rPr>
+                <w:szCs w:val="16"/>
+              </w:rPr>
+            </w:pPr>
+          </w:p>
+        </w:tc>
+        <w:tc>
+          <w:tcPr>
+            <w:tcW w:w="315" w:type="dxa"/>
+            <w:shd w:val="clear" w:color="auto" w:fill="auto"/>
+            <w:vAlign w:val="bottom"/>
+          </w:tcPr>
+          <w:p>
+            <w:pPr>
+              <w:rPr>
+                <w:szCs w:val="16"/>
+              </w:rPr>
+            </w:pPr>
+          </w:p>
+        </w:tc>
+        <w:tc>
+          <w:tcPr>
+            <w:tcW w:w="315" w:type="dxa"/>
+            <w:shd w:val="clear" w:color="auto" w:fill="auto"/>
+            <w:vAlign w:val="bottom"/>
+          </w:tcPr>
+          <w:p>
+            <w:pPr>
+              <w:rPr>
+                <w:szCs w:val="16"/>
+              </w:rPr>
+            </w:pPr>
+          </w:p>
+        </w:tc>
+        <w:tc>
+          <w:tcPr>
+            <w:tcW w:w="315" w:type="dxa"/>
+            <w:gridSpan w:val="2"/>
+            <w:shd w:val="clear" w:color="auto" w:fill="auto"/>
+            <w:vAlign w:val="bottom"/>
+          </w:tcPr>
+          <w:p>
+            <w:pPr>
+              <w:rPr>
+                <w:szCs w:val="16"/>
+              </w:rPr>
+            </w:pPr>
+          </w:p>
+        </w:tc>
+        <w:tc>
+          <w:tcPr>
+            <w:tcW w:w="315" w:type="dxa"/>
+            <w:gridSpan w:val="2"/>
+            <w:shd w:val="clear" w:color="auto" w:fill="auto"/>
+            <w:vAlign w:val="bottom"/>
+          </w:tcPr>
+          <w:p>
+            <w:pPr>
+              <w:rPr>
+                <w:szCs w:val="16"/>
+              </w:rPr>
+            </w:pPr>
+          </w:p>
+        </w:tc>
+        <w:tc>
+          <w:tcPr>
+            <w:tcW w:w="315" w:type="dxa"/>
+            <w:gridSpan w:val="2"/>
+            <w:shd w:val="clear" w:color="auto" w:fill="auto"/>
+            <w:vAlign w:val="bottom"/>
+          </w:tcPr>
+          <w:p>
+            <w:pPr>
+              <w:rPr>
+                <w:szCs w:val="16"/>
+              </w:rPr>
+            </w:pPr>
+          </w:p>
+        </w:tc>
+        <w:tc>
+          <w:tcPr>
+            <w:tcW w:w="315" w:type="dxa"/>
+            <w:gridSpan w:val="2"/>
+            <w:shd w:val="clear" w:color="auto" w:fill="auto"/>
+            <w:vAlign w:val="bottom"/>
+          </w:tcPr>
+          <w:p>
+            <w:pPr>
+              <w:rPr>
+                <w:szCs w:val="16"/>
+              </w:rPr>
+            </w:pPr>
+          </w:p>
+        </w:tc>
+        <w:tc>
+          <w:tcPr>
+            <w:tcW w:w="315" w:type="dxa"/>
+            <w:gridSpan w:val="2"/>
+            <w:shd w:val="clear" w:color="auto" w:fill="auto"/>
+            <w:vAlign w:val="bottom"/>
+          </w:tcPr>
+          <w:p>
+            <w:pPr>
+              <w:rPr>
+                <w:szCs w:val="16"/>
+              </w:rPr>
+            </w:pPr>
+          </w:p>
+        </w:tc>
+        <w:tc>
+          <w:tcPr>
+            <w:tcW w:w="249" w:type="dxa"/>
+            <w:gridSpan w:val="2"/>
+            <w:shd w:val="clear" w:color="auto" w:fill="auto"/>
+            <w:vAlign w:val="bottom"/>
+          </w:tcPr>
+          <w:p>
+            <w:pPr>
+              <w:rPr>
+                <w:szCs w:val="16"/>
+              </w:rPr>
+            </w:pPr>
+          </w:p>
+        </w:tc>
+        <w:tc>
+          <w:tcPr>
+            <w:tcW w:w="236" w:type="dxa"/>
+            <w:gridSpan w:val="2"/>
+            <w:shd w:val="clear" w:color="auto" w:fill="auto"/>
+            <w:vAlign w:val="bottom"/>
+          </w:tcPr>
+          <w:p>
+            <w:pPr>
+              <w:rPr>
+                <w:szCs w:val="16"/>
+              </w:rPr>
+            </w:pPr>
+          </w:p>
+        </w:tc>
+        <w:tc>
+          <w:tcPr>
+            <w:tcW w:w="249" w:type="dxa"/>
+            <w:gridSpan w:val="2"/>
+            <w:shd w:val="clear" w:color="auto" w:fill="auto"/>
+            <w:vAlign w:val="bottom"/>
+          </w:tcPr>
+          <w:p>
+            <w:pPr>
+              <w:rPr>
+                <w:szCs w:val="16"/>
+              </w:rPr>
+            </w:pPr>
+          </w:p>
+        </w:tc>
+        <w:tc>
+          <w:tcPr>
+            <w:tcW w:w="249" w:type="dxa"/>
+            <w:shd w:val="clear" w:color="auto" w:fill="auto"/>
+            <w:vAlign w:val="bottom"/>
+          </w:tcPr>
+          <w:p>
+            <w:pPr>
+              <w:rPr>
+                <w:szCs w:val="16"/>
+              </w:rPr>
+            </w:pPr>
+          </w:p>
+        </w:tc>
+        <w:tc>
+          <w:tcPr>
+            <w:tcW w:w="315" w:type="dxa"/>
+            <w:gridSpan w:val="2"/>
+            <w:shd w:val="clear" w:color="auto" w:fill="auto"/>
+            <w:vAlign w:val="bottom"/>
+          </w:tcPr>
+          <w:p>
+            <w:pPr>
+              <w:rPr>
+                <w:szCs w:val="16"/>
+              </w:rPr>
+            </w:pPr>
+          </w:p>
+        </w:tc>
+        <w:tc>
+          <w:tcPr>
+            <w:tcW w:w="315" w:type="dxa"/>
+            <w:gridSpan w:val="2"/>
+            <w:shd w:val="clear" w:color="auto" w:fill="auto"/>
+            <w:vAlign w:val="bottom"/>
+          </w:tcPr>
+          <w:p>
+            <w:pPr>
+              <w:rPr>
+                <w:szCs w:val="16"/>
+              </w:rPr>
+            </w:pPr>
+          </w:p>
+        </w:tc>
+        <w:tc>
+          <w:tcPr>
+            <w:tcW w:w="315" w:type="dxa"/>
+            <w:gridSpan w:val="2"/>
+            <w:shd w:val="clear" w:color="auto" w:fill="auto"/>
+            <w:vAlign w:val="bottom"/>
+          </w:tcPr>
+          <w:p>
+            <w:pPr>
+              <w:rPr>
+                <w:szCs w:val="16"/>
+              </w:rPr>
+            </w:pPr>
+          </w:p>
+        </w:tc>
+        <w:tc>
+          <w:tcPr>
+            <w:tcW w:w="315" w:type="dxa"/>
+            <w:gridSpan w:val="2"/>
+            <w:shd w:val="clear" w:color="auto" w:fill="auto"/>
+            <w:vAlign w:val="bottom"/>
+          </w:tcPr>
+          <w:p>
+            <w:pPr>
+              <w:rPr>
+                <w:szCs w:val="16"/>
+              </w:rPr>
+            </w:pPr>
+          </w:p>
+        </w:tc>
+        <w:tc>
+          <w:tcPr>
+            <w:tcW w:w="354" w:type="dxa"/>
+            <w:gridSpan w:val="2"/>
+            <w:shd w:val="clear" w:color="auto" w:fill="auto"/>
+            <w:vAlign w:val="bottom"/>
+          </w:tcPr>
+          <w:p>
+            <w:pPr>
+              <w:rPr>
+                <w:szCs w:val="16"/>
+              </w:rPr>
+            </w:pPr>
+          </w:p>
+        </w:tc>
+        <w:tc>
+          <w:tcPr>
+            <w:tcW w:w="315" w:type="dxa"/>
+            <w:shd w:val="clear" w:color="auto" w:fill="auto"/>
+            <w:vAlign w:val="bottom"/>
+          </w:tcPr>
+          <w:p>
+            <w:pPr>
+              <w:rPr>
+                <w:szCs w:val="16"/>
+              </w:rPr>
+            </w:pPr>
+          </w:p>
+        </w:tc>
+        <w:tc>
+          <w:tcPr>
+            <w:tcW w:w="315" w:type="dxa"/>
+            <w:shd w:val="clear" w:color="auto" w:fill="auto"/>
+            <w:vAlign w:val="bottom"/>
+          </w:tcPr>
+          <w:p>
+            <w:pPr>
+              <w:rPr>
+                <w:szCs w:val="16"/>
+              </w:rPr>
+            </w:pPr>
+          </w:p>
+        </w:tc>
+        <w:tc>
+          <w:tcPr>
+            <w:tcW w:w="315" w:type="dxa"/>
+            <w:shd w:val="clear" w:color="auto" w:fill="auto"/>
+            <w:vAlign w:val="bottom"/>
+          </w:tcPr>
+          <w:p>
+            <w:pPr>
+              <w:rPr>
+                <w:szCs w:val="16"/>
+              </w:rPr>
+            </w:pPr>
+          </w:p>
+        </w:tc>
+        <w:tc>
+          <w:tcPr>
+            <w:tcW w:w="315" w:type="dxa"/>
+            <w:shd w:val="clear" w:color="auto" w:fill="auto"/>
+            <w:vAlign w:val="bottom"/>
+          </w:tcPr>
+          <w:p>
+            <w:pPr>
+              <w:rPr>
+                <w:szCs w:val="16"/>
+              </w:rPr>
+            </w:pPr>
+          </w:p>
+        </w:tc>
+        <w:tc>
+          <w:tcPr>
+            <w:tcW w:w="315" w:type="dxa"/>
+            <w:gridSpan w:val="2"/>
+            <w:shd w:val="clear" w:color="auto" w:fill="auto"/>
+            <w:vAlign w:val="bottom"/>
+          </w:tcPr>
+          <w:p>
+            <w:pPr>
+              <w:rPr>
+                <w:szCs w:val="16"/>
+              </w:rPr>
+            </w:pPr>
+          </w:p>
+        </w:tc>
+        <w:tc>
+          <w:tcPr>
+            <w:tcW w:w="315" w:type="dxa"/>
+            <w:gridSpan w:val="2"/>
+            <w:shd w:val="clear" w:color="auto" w:fill="auto"/>
+            <w:vAlign w:val="bottom"/>
+          </w:tcPr>
+          <w:p>
+            <w:pPr>
+              <w:rPr>
+                <w:szCs w:val="16"/>
+              </w:rPr>
+            </w:pPr>
+          </w:p>
+        </w:tc>
+        <w:tc>
+          <w:tcPr>
+            <w:tcW w:w="315" w:type="dxa"/>
+            <w:shd w:val="clear" w:color="auto" w:fill="auto"/>
+            <w:vAlign w:val="bottom"/>
+          </w:tcPr>
+          <w:p>
+            <w:pPr>
+              <w:rPr>
+                <w:szCs w:val="16"/>
+              </w:rPr>
+            </w:pPr>
+          </w:p>
+        </w:tc>
+        <w:tc>
+          <w:tcPr>
+            <w:tcW w:w="315" w:type="dxa"/>
+            <w:shd w:val="clear" w:color="auto" w:fill="auto"/>
+            <w:vAlign w:val="bottom"/>
+          </w:tcPr>
+          <w:p>
+            <w:pPr>
+              <w:rPr>
+                <w:szCs w:val="16"/>
+              </w:rPr>
+            </w:pPr>
+          </w:p>
+        </w:tc>
+        <w:tc>
+          <w:tcPr>
+            <w:tcW w:w="315" w:type="dxa"/>
+            <w:shd w:val="clear" w:color="auto" w:fill="auto"/>
+            <w:vAlign w:val="bottom"/>
+          </w:tcPr>
+          <w:p>
+            <w:pPr>
+              <w:rPr>
+                <w:szCs w:val="16"/>
+              </w:rPr>
+            </w:pPr>
+          </w:p>
+        </w:tc>
+        <w:tc>
+          <w:tcPr>
+            <w:tcW w:w="171" w:type="dxa"/>
+            <w:shd w:val="clear" w:color="auto" w:fill="auto"/>
+            <w:vAlign w:val="bottom"/>
+          </w:tcPr>
+          <w:p>
+            <w:pPr>
+              <w:rPr>
+                <w:szCs w:val="16"/>
+              </w:rPr>
+            </w:pPr>
+          </w:p>
+        </w:tc>
+        <w:tc>
+          <w:tcPr>
+            <w:tcW w:w="197" w:type="dxa"/>
+            <w:shd w:val="clear" w:color="auto" w:fill="auto"/>
+            <w:vAlign w:val="bottom"/>
+          </w:tcPr>
+          <w:p>
+            <w:pPr>
+              <w:rPr>
+                <w:szCs w:val="16"/>
+              </w:rPr>
+            </w:pPr>
+          </w:p>
+        </w:tc>
+      </w:tr>
+      <w:tr>
+        <w:trPr>
+          <w:trHeight w:val="60"/>
+        </w:trPr>
+        <w:tc>
+          <w:tcPr>
+            <w:tcW w:w="105" w:type="dxa"/>
+            <w:shd w:val="clear" w:color="auto" w:fill="auto"/>
+            <w:vAlign w:val="bottom"/>
+          </w:tcPr>
+          <w:p>
+            <w:pPr>
+              <w:rPr>
+                <w:szCs w:val="16"/>
+              </w:rPr>
+            </w:pPr>
+          </w:p>
+        </w:tc>
+        <w:tc>
+          <w:tcPr>
+            <w:tcW w:w="315" w:type="dxa"/>
+            <w:shd w:val="clear" w:color="auto" w:fill="auto"/>
+            <w:vAlign w:val="bottom"/>
+          </w:tcPr>
+          <w:p>
+            <w:pPr>
+              <w:rPr>
+                <w:szCs w:val="16"/>
+              </w:rPr>
+            </w:pPr>
+          </w:p>
+        </w:tc>
+        <w:tc>
+          <w:tcPr>
+            <w:tcW w:w="315" w:type="dxa"/>
+            <w:shd w:val="clear" w:color="auto" w:fill="auto"/>
+            <w:vAlign w:val="bottom"/>
+          </w:tcPr>
+          <w:p>
+            <w:pPr>
+              <w:rPr>
+                <w:szCs w:val="16"/>
+              </w:rPr>
+            </w:pPr>
+          </w:p>
+        </w:tc>
+        <w:tc>
+          <w:tcPr>
+            <w:tcW w:w="315" w:type="dxa"/>
+            <w:shd w:val="clear" w:color="auto" w:fill="auto"/>
+            <w:vAlign w:val="bottom"/>
+          </w:tcPr>
+          <w:p>
+            <w:pPr>
+              <w:rPr>
+                <w:szCs w:val="16"/>
+              </w:rPr>
+            </w:pPr>
+          </w:p>
+        </w:tc>
+        <w:tc>
+          <w:tcPr>
+            <w:tcW w:w="394" w:type="dxa"/>
+            <w:shd w:val="clear" w:color="auto" w:fill="auto"/>
+            <w:vAlign w:val="bottom"/>
+          </w:tcPr>
+          <w:p>
+            <w:pPr>
+              <w:rPr>
+                <w:szCs w:val="16"/>
+              </w:rPr>
+            </w:pPr>
+          </w:p>
+        </w:tc>
+        <w:tc>
+          <w:tcPr>
+            <w:tcW w:w="223" w:type="dxa"/>
+            <w:shd w:val="clear" w:color="auto" w:fill="auto"/>
+            <w:vAlign w:val="bottom"/>
+          </w:tcPr>
+          <w:p>
+            <w:pPr>
+              <w:rPr>
+                <w:szCs w:val="16"/>
+              </w:rPr>
+            </w:pPr>
+          </w:p>
+        </w:tc>
+        <w:tc>
+          <w:tcPr>
+            <w:tcW w:w="315" w:type="dxa"/>
+            <w:shd w:val="clear" w:color="auto" w:fill="auto"/>
+            <w:vAlign w:val="bottom"/>
+          </w:tcPr>
+          <w:p>
+            <w:pPr>
+              <w:rPr>
+                <w:szCs w:val="16"/>
+              </w:rPr>
+            </w:pPr>
+          </w:p>
+        </w:tc>
+        <w:tc>
+          <w:tcPr>
+            <w:tcW w:w="315" w:type="dxa"/>
+            <w:shd w:val="clear" w:color="auto" w:fill="auto"/>
+            <w:vAlign w:val="bottom"/>
+          </w:tcPr>
+          <w:p>
+            <w:pPr>
+              <w:rPr>
+                <w:szCs w:val="16"/>
+              </w:rPr>
+            </w:pPr>
+          </w:p>
+        </w:tc>
+        <w:tc>
+          <w:tcPr>
+            <w:tcW w:w="315" w:type="dxa"/>
+            <w:shd w:val="clear" w:color="auto" w:fill="auto"/>
+            <w:vAlign w:val="bottom"/>
+          </w:tcPr>
+          <w:p>
+            <w:pPr>
+              <w:rPr>
+                <w:szCs w:val="16"/>
+              </w:rPr>
+            </w:pPr>
+          </w:p>
+        </w:tc>
+        <w:tc>
+          <w:tcPr>
+            <w:tcW w:w="315" w:type="dxa"/>
+            <w:gridSpan w:val="2"/>
+            <w:shd w:val="clear" w:color="auto" w:fill="auto"/>
+            <w:vAlign w:val="bottom"/>
+          </w:tcPr>
+          <w:p>
+            <w:pPr>
+              <w:rPr>
+                <w:szCs w:val="16"/>
+              </w:rPr>
+            </w:pPr>
+          </w:p>
+        </w:tc>
+        <w:tc>
+          <w:tcPr>
+            <w:tcW w:w="315" w:type="dxa"/>
+            <w:gridSpan w:val="2"/>
+            <w:shd w:val="clear" w:color="auto" w:fill="auto"/>
+            <w:vAlign w:val="bottom"/>
+          </w:tcPr>
+          <w:p>
+            <w:pPr>
+              <w:rPr>
+                <w:szCs w:val="16"/>
+              </w:rPr>
+            </w:pPr>
+          </w:p>
+        </w:tc>
+        <w:tc>
+          <w:tcPr>
+            <w:tcW w:w="315" w:type="dxa"/>
+            <w:gridSpan w:val="2"/>
+            <w:shd w:val="clear" w:color="auto" w:fill="auto"/>
+            <w:vAlign w:val="bottom"/>
+          </w:tcPr>
+          <w:p>
+            <w:pPr>
+              <w:rPr>
+                <w:szCs w:val="16"/>
+              </w:rPr>
+            </w:pPr>
+          </w:p>
+        </w:tc>
+        <w:tc>
+          <w:tcPr>
+            <w:tcW w:w="315" w:type="dxa"/>
+            <w:gridSpan w:val="2"/>
+            <w:shd w:val="clear" w:color="auto" w:fill="auto"/>
+            <w:vAlign w:val="bottom"/>
+          </w:tcPr>
+          <w:p>
+            <w:pPr>
+              <w:rPr>
+                <w:szCs w:val="16"/>
+              </w:rPr>
+            </w:pPr>
+          </w:p>
+        </w:tc>
+        <w:tc>
+          <w:tcPr>
+            <w:tcW w:w="315" w:type="dxa"/>
+            <w:gridSpan w:val="2"/>
+            <w:shd w:val="clear" w:color="auto" w:fill="auto"/>
+            <w:vAlign w:val="bottom"/>
+          </w:tcPr>
+          <w:p>
+            <w:pPr>
+              <w:rPr>
+                <w:szCs w:val="16"/>
+              </w:rPr>
+            </w:pPr>
+          </w:p>
+        </w:tc>
+        <w:tc>
+          <w:tcPr>
+            <w:tcW w:w="249" w:type="dxa"/>
+            <w:gridSpan w:val="2"/>
+            <w:shd w:val="clear" w:color="auto" w:fill="auto"/>
+            <w:vAlign w:val="bottom"/>
+          </w:tcPr>
+          <w:p>
+            <w:pPr>
+              <w:rPr>
+                <w:szCs w:val="16"/>
+              </w:rPr>
+            </w:pPr>
+          </w:p>
+        </w:tc>
+        <w:tc>
+          <w:tcPr>
+            <w:tcW w:w="236" w:type="dxa"/>
+            <w:gridSpan w:val="2"/>
+            <w:shd w:val="clear" w:color="auto" w:fill="auto"/>
+            <w:vAlign w:val="bottom"/>
+          </w:tcPr>
+          <w:p>
+            <w:pPr>
+              <w:rPr>
+                <w:szCs w:val="16"/>
+              </w:rPr>
+            </w:pPr>
+          </w:p>
+        </w:tc>
+        <w:tc>
+          <w:tcPr>
+            <w:tcW w:w="249" w:type="dxa"/>
+            <w:gridSpan w:val="2"/>
+            <w:shd w:val="clear" w:color="auto" w:fill="auto"/>
+            <w:vAlign w:val="bottom"/>
+          </w:tcPr>
+          <w:p>
+            <w:pPr>
+              <w:rPr>
+                <w:szCs w:val="16"/>
+              </w:rPr>
+            </w:pPr>
+          </w:p>
+        </w:tc>
+        <w:tc>
+          <w:tcPr>
+            <w:tcW w:w="249" w:type="dxa"/>
+            <w:shd w:val="clear" w:color="auto" w:fill="auto"/>
+            <w:vAlign w:val="bottom"/>
+          </w:tcPr>
+          <w:p>
+            <w:pPr>
+              <w:rPr>
+                <w:szCs w:val="16"/>
+              </w:rPr>
+            </w:pPr>
+          </w:p>
+        </w:tc>
+        <w:tc>
+          <w:tcPr>
+            <w:tcW w:w="315" w:type="dxa"/>
+            <w:gridSpan w:val="2"/>
+            <w:shd w:val="clear" w:color="auto" w:fill="auto"/>
+            <w:vAlign w:val="bottom"/>
+          </w:tcPr>
+          <w:p>
+            <w:pPr>
+              <w:rPr>
+                <w:szCs w:val="16"/>
+              </w:rPr>
+            </w:pPr>
+          </w:p>
+        </w:tc>
+        <w:tc>
+          <w:tcPr>
+            <w:tcW w:w="315" w:type="dxa"/>
+            <w:gridSpan w:val="2"/>
+            <w:shd w:val="clear" w:color="auto" w:fill="auto"/>
+            <w:vAlign w:val="bottom"/>
+          </w:tcPr>
+          <w:p>
+            <w:pPr>
+              <w:rPr>
+                <w:szCs w:val="16"/>
+              </w:rPr>
+            </w:pPr>
+          </w:p>
+        </w:tc>
+        <w:tc>
+          <w:tcPr>
+            <w:tcW w:w="315" w:type="dxa"/>
+            <w:gridSpan w:val="2"/>
+            <w:shd w:val="clear" w:color="auto" w:fill="auto"/>
+            <w:vAlign w:val="bottom"/>
+          </w:tcPr>
+          <w:p>
+            <w:pPr>
+              <w:rPr>
+                <w:szCs w:val="16"/>
+              </w:rPr>
+            </w:pPr>
+          </w:p>
+        </w:tc>
+        <w:tc>
+          <w:tcPr>
+            <w:tcW w:w="315" w:type="dxa"/>
+            <w:gridSpan w:val="2"/>
+            <w:shd w:val="clear" w:color="auto" w:fill="auto"/>
+            <w:vAlign w:val="bottom"/>
+          </w:tcPr>
+          <w:p>
+            <w:pPr>
+              <w:rPr>
+                <w:szCs w:val="16"/>
+              </w:rPr>
+            </w:pPr>
+          </w:p>
+        </w:tc>
+        <w:tc>
+          <w:tcPr>
+            <w:tcW w:w="354" w:type="dxa"/>
+            <w:gridSpan w:val="2"/>
+            <w:shd w:val="clear" w:color="auto" w:fill="auto"/>
+            <w:vAlign w:val="bottom"/>
+          </w:tcPr>
+          <w:p>
+            <w:pPr>
+              <w:rPr>
+                <w:szCs w:val="16"/>
+              </w:rPr>
+            </w:pPr>
+          </w:p>
+        </w:tc>
+        <w:tc>
+          <w:tcPr>
+            <w:tcW w:w="315" w:type="dxa"/>
+            <w:shd w:val="clear" w:color="auto" w:fill="auto"/>
+            <w:vAlign w:val="bottom"/>
+          </w:tcPr>
+          <w:p>
+            <w:pPr>
+              <w:rPr>
+                <w:szCs w:val="16"/>
+              </w:rPr>
+            </w:pPr>
+          </w:p>
+        </w:tc>
+        <w:tc>
+          <w:tcPr>
+            <w:tcW w:w="315" w:type="dxa"/>
+            <w:shd w:val="clear" w:color="auto" w:fill="auto"/>
+            <w:vAlign w:val="bottom"/>
+          </w:tcPr>
+          <w:p>
+            <w:pPr>
+              <w:rPr>
+                <w:szCs w:val="16"/>
+              </w:rPr>
+            </w:pPr>
+          </w:p>
+        </w:tc>
+        <w:tc>
+          <w:tcPr>
+            <w:tcW w:w="315" w:type="dxa"/>
+            <w:shd w:val="clear" w:color="auto" w:fill="auto"/>
+            <w:vAlign w:val="bottom"/>
+          </w:tcPr>
+          <w:p>
+            <w:pPr>
+              <w:rPr>
+                <w:szCs w:val="16"/>
+              </w:rPr>
+            </w:pPr>
+          </w:p>
+        </w:tc>
+        <w:tc>
+          <w:tcPr>
+            <w:tcW w:w="315" w:type="dxa"/>
+            <w:shd w:val="clear" w:color="auto" w:fill="auto"/>
+            <w:vAlign w:val="bottom"/>
+          </w:tcPr>
+          <w:p>
+            <w:pPr>
+              <w:rPr>
+                <w:szCs w:val="16"/>
+              </w:rPr>
+            </w:pPr>
+          </w:p>
+        </w:tc>
+        <w:tc>
+          <w:tcPr>
+            <w:tcW w:w="315" w:type="dxa"/>
+            <w:gridSpan w:val="2"/>
+            <w:shd w:val="clear" w:color="auto" w:fill="auto"/>
+            <w:vAlign w:val="bottom"/>
+          </w:tcPr>
+          <w:p>
+            <w:pPr>
+              <w:rPr>
+                <w:szCs w:val="16"/>
+              </w:rPr>
+            </w:pPr>
+          </w:p>
+        </w:tc>
+        <w:tc>
+          <w:tcPr>
+            <w:tcW w:w="315" w:type="dxa"/>
+            <w:gridSpan w:val="2"/>
+            <w:shd w:val="clear" w:color="auto" w:fill="auto"/>
+            <w:vAlign w:val="bottom"/>
+          </w:tcPr>
+          <w:p>
+            <w:pPr>
+              <w:rPr>
+                <w:szCs w:val="16"/>
+              </w:rPr>
+            </w:pPr>
+          </w:p>
+        </w:tc>
+        <w:tc>
+          <w:tcPr>
+            <w:tcW w:w="315" w:type="dxa"/>
+            <w:shd w:val="clear" w:color="auto" w:fill="auto"/>
+            <w:vAlign w:val="bottom"/>
+          </w:tcPr>
+          <w:p>
+            <w:pPr>
+              <w:rPr>
+                <w:szCs w:val="16"/>
+              </w:rPr>
+            </w:pPr>
+          </w:p>
+        </w:tc>
+        <w:tc>
+          <w:tcPr>
+            <w:tcW w:w="315" w:type="dxa"/>
+            <w:shd w:val="clear" w:color="auto" w:fill="auto"/>
+            <w:vAlign w:val="bottom"/>
+          </w:tcPr>
+          <w:p>
+            <w:pPr>
+              <w:rPr>
+                <w:szCs w:val="16"/>
+              </w:rPr>
+            </w:pPr>
+          </w:p>
+        </w:tc>
+        <w:tc>
+          <w:tcPr>
+            <w:tcW w:w="315" w:type="dxa"/>
+            <w:shd w:val="clear" w:color="auto" w:fill="auto"/>
+            <w:vAlign w:val="bottom"/>
+          </w:tcPr>
+          <w:p>
+            <w:pPr>
+              <w:rPr>
+                <w:szCs w:val="16"/>
+              </w:rPr>
+            </w:pPr>
+          </w:p>
+        </w:tc>
+        <w:tc>
+          <w:tcPr>
+            <w:tcW w:w="171" w:type="dxa"/>
+            <w:shd w:val="clear" w:color="auto" w:fill="auto"/>
+            <w:vAlign w:val="bottom"/>
+          </w:tcPr>
+          <w:p>
+            <w:pPr>
+              <w:rPr>
+                <w:szCs w:val="16"/>
+              </w:rPr>
+            </w:pPr>
+          </w:p>
+        </w:tc>
+        <w:tc>
+          <w:tcPr>
+            <w:tcW w:w="197" w:type="dxa"/>
+            <w:shd w:val="clear" w:color="auto" w:fill="auto"/>
+            <w:vAlign w:val="bottom"/>
+          </w:tcPr>
+          <w:p>
+            <w:pPr>
+              <w:rPr>
+                <w:szCs w:val="16"/>
+              </w:rPr>
+            </w:pPr>
+          </w:p>
+        </w:tc>
+      </w:tr>
+      <w:tr>
+        <w:trPr>
+          <w:trHeight w:val="60"/>
+        </w:trPr>
+        <w:tc>
+          <w:tcPr>
+            <w:tcW w:w="105" w:type="dxa"/>
+            <w:shd w:val="clear" w:color="auto" w:fill="auto"/>
+            <w:vAlign w:val="bottom"/>
+          </w:tcPr>
+          <w:p>
+            <w:pPr>
+              <w:rPr>
+                <w:szCs w:val="16"/>
+              </w:rPr>
+            </w:pPr>
+          </w:p>
+        </w:tc>
+        <w:tc>
+          <w:tcPr>
+            <w:tcW w:w="1562" w:type="dxa"/>
+            <w:gridSpan w:val="5"/>
+            <w:shd w:val="clear" w:color="auto" w:fill="auto"/>
+            <w:vAlign w:val="bottom"/>
+          </w:tcPr>
+          <w:p>
+            <w:pPr>
+              <w:rPr>
+                <w:b/>
+                <w:sz w:val="18"/>
+                <w:szCs w:val="18"/>
+              </w:rPr>
+            </w:pPr>
+            <w:r>
+              <w:rPr>
+                <w:b/>
+                <w:sz w:val="18"/>
+                <w:szCs w:val="18"/>
+              </w:rPr>
+              <w:t>Руководитель</w:t>
+            </w:r>
+          </w:p>
+        </w:tc>
+        <w:tc>
+          <w:tcPr>
+            <w:tcW w:w="315" w:type="dxa"/>
+            <w:tcBorders>
+              <w:bottom w:val="single" w:sz="5" w:space="0" w:color="auto"/>
+            </w:tcBorders>
+            <w:shd w:val="clear" w:color="auto" w:fill="auto"/>
+            <w:vAlign w:val="bottom"/>
+          </w:tcPr>
+          <w:p>
+            <w:pPr>
+              <w:rPr>
+                <w:szCs w:val="16"/>
+              </w:rPr>
+            </w:pPr>
+          </w:p>
+        </w:tc>
+        <w:tc>
+          <w:tcPr>
+            <w:tcW w:w="315" w:type="dxa"/>
+            <w:tcBorders>
+              <w:bottom w:val="single" w:sz="5" w:space="0" w:color="auto"/>
+            </w:tcBorders>
+            <w:shd w:val="clear" w:color="auto" w:fill="auto"/>
+            <w:vAlign w:val="bottom"/>
+          </w:tcPr>
+          <w:p>
+            <w:pPr>
+              <w:rPr>
+                <w:szCs w:val="16"/>
+              </w:rPr>
+            </w:pPr>
+          </w:p>
+        </w:tc>
+        <w:tc>
+          <w:tcPr>
+            <w:tcW w:w="315" w:type="dxa"/>
+            <w:tcBorders>
+              <w:bottom w:val="single" w:sz="5" w:space="0" w:color="auto"/>
+            </w:tcBorders>
+            <w:shd w:val="clear" w:color="auto" w:fill="auto"/>
+            <w:vAlign w:val="bottom"/>
+          </w:tcPr>
+          <w:p>
+            <w:pPr>
+              <w:rPr>
+                <w:szCs w:val="16"/>
+              </w:rPr>
+            </w:pPr>
+          </w:p>
+        </w:tc>
+        <w:tc>
+          <w:tcPr>
+            <w:tcW w:w="315" w:type="dxa"/>
+            <w:gridSpan w:val="2"/>
+            <w:tcBorders>
+              <w:bottom w:val="single" w:sz="5" w:space="0" w:color="auto"/>
+            </w:tcBorders>
+            <w:shd w:val="clear" w:color="auto" w:fill="auto"/>
+            <w:vAlign w:val="bottom"/>
+          </w:tcPr>
+          <w:p>
+            <w:pPr>
+              <w:rPr>
+                <w:szCs w:val="16"/>
+              </w:rPr>
+            </w:pPr>
+          </w:p>
+        </w:tc>
+        <w:tc>
+          <w:tcPr>
+            <w:tcW w:w="2558" w:type="dxa"/>
+            <w:gridSpan w:val="17"/>
+            <w:tcBorders>
+              <w:bottom w:val="single" w:sz="5" w:space="0" w:color="auto"/>
+            </w:tcBorders>
+            <w:shd w:val="clear" w:color="auto" w:fill="auto"/>
+            <w:vAlign w:val="bottom"/>
+          </w:tcPr>
+          <w:p>
+            <w:pPr>
+              <w:jc w:val="right"/>
+              <w:rPr>
+                <w:szCs w:val="16"/>
+                <w:lang w:val="en-US"/>
+              </w:rPr>
+            </w:pPr>
+            <w:r>
+              <w:rPr>
+                <w:szCs w:val="16"/>
+                <w:lang w:val="en-US"/>
+              </w:rPr>
+              <w:t>{</w:t>
+            </w:r>
+            <w:r>
+              <w:rPr>
+                <w:szCs w:val="16"/>
+                <w:lang w:val="en-US"/>
+              </w:rPr>
+              <w:t>ExecutorShortName</w:t>
+            </w:r>
+            <w:r>
+              <w:rPr>
+                <w:szCs w:val="16"/>
+                <w:lang w:val="en-US"/>
+              </w:rPr>
+              <w:t>}</w:t>
+            </w:r>
+          </w:p>
+        </w:tc>
+        <w:tc>
+          <w:tcPr>
+            <w:tcW w:w="315" w:type="dxa"/>
+            <w:gridSpan w:val="2"/>
+            <w:shd w:val="clear" w:color="auto" w:fill="auto"/>
+            <w:vAlign w:val="bottom"/>
+          </w:tcPr>
+          <w:p>
+            <w:pPr>
+              <w:rPr>
+                <w:szCs w:val="16"/>
+              </w:rPr>
+            </w:pPr>
+          </w:p>
+        </w:tc>
+        <w:tc>
+          <w:tcPr>
+            <w:tcW w:w="1299" w:type="dxa"/>
+            <w:gridSpan w:val="7"/>
+            <w:shd w:val="clear" w:color="auto" w:fill="auto"/>
+            <w:vAlign w:val="bottom"/>
+          </w:tcPr>
+          <w:p>
+            <w:pPr>
+              <w:rPr>
+                <w:b/>
+                <w:sz w:val="18"/>
+                <w:szCs w:val="18"/>
+              </w:rPr>
+            </w:pPr>
+            <w:r>
+              <w:rPr>
+                <w:b/>
+                <w:sz w:val="18"/>
+                <w:szCs w:val="18"/>
+              </w:rPr>
+              <w:t>Бухгалтер</w:t>
+            </w:r>
+          </w:p>
+        </w:tc>
+        <w:tc>
+          <w:tcPr>
+            <w:tcW w:w="315" w:type="dxa"/>
+            <w:tcBorders>
+              <w:bottom w:val="single" w:sz="5" w:space="0" w:color="auto"/>
+            </w:tcBorders>
+            <w:shd w:val="clear" w:color="auto" w:fill="auto"/>
+            <w:vAlign w:val="bottom"/>
+          </w:tcPr>
+          <w:p>
+            <w:pPr>
+              <w:rPr>
+                <w:szCs w:val="16"/>
+              </w:rPr>
+            </w:pPr>
+          </w:p>
+        </w:tc>
+        <w:tc>
+          <w:tcPr>
+            <w:tcW w:w="315" w:type="dxa"/>
+            <w:tcBorders>
+              <w:bottom w:val="single" w:sz="5" w:space="0" w:color="auto"/>
+            </w:tcBorders>
+            <w:shd w:val="clear" w:color="auto" w:fill="auto"/>
+            <w:vAlign w:val="bottom"/>
+          </w:tcPr>
+          <w:p>
+            <w:pPr>
+              <w:rPr>
+                <w:szCs w:val="16"/>
+              </w:rPr>
+            </w:pPr>
+          </w:p>
+        </w:tc>
+        <w:tc>
+          <w:tcPr>
+            <w:tcW w:w="315" w:type="dxa"/>
+            <w:tcBorders>
+              <w:bottom w:val="single" w:sz="5" w:space="0" w:color="auto"/>
+            </w:tcBorders>
+            <w:shd w:val="clear" w:color="auto" w:fill="auto"/>
+            <w:vAlign w:val="bottom"/>
+          </w:tcPr>
+          <w:p>
+            <w:pPr>
+              <w:rPr>
+                <w:szCs w:val="16"/>
+              </w:rPr>
+            </w:pPr>
+          </w:p>
+        </w:tc>
+        <w:tc>
+          <w:tcPr>
+            <w:tcW w:w="1746" w:type="dxa"/>
+            <w:gridSpan w:val="8"/>
+            <w:tcBorders>
+              <w:bottom w:val="single" w:sz="5" w:space="0" w:color="auto"/>
+            </w:tcBorders>
+            <w:shd w:val="clear" w:color="auto" w:fill="auto"/>
+            <w:vAlign w:val="bottom"/>
+          </w:tcPr>
+          <w:p>
+            <w:pPr>
+              <w:jc w:val="right"/>
+              <w:rPr>
+                <w:szCs w:val="16"/>
+              </w:rPr>
+            </w:pPr>
+            <w:r>
+              <w:rPr>
+                <w:szCs w:val="16"/>
+              </w:rPr>
+              <w:t>Счастливцев Т.Ю.</w:t>
+            </w:r>
+          </w:p>
+        </w:tc>
+        <w:tc>
+          <w:tcPr>
+            <w:tcW w:w="197" w:type="dxa"/>
+            <w:shd w:val="clear" w:color="auto" w:fill="auto"/>
+            <w:vAlign w:val="bottom"/>
+          </w:tcPr>
+          <w:p>
+            <w:pPr>
+              <w:rPr>
+                <w:szCs w:val="16"/>
+              </w:rPr>
+            </w:pPr>
+          </w:p>
+        </w:tc>
+      </w:tr>
+      <w:tr>
+        <w:trPr>
+          <w:trHeight w:val="60"/>
+        </w:trPr>
+        <w:tc>
+          <w:tcPr>
+            <w:tcW w:w="105" w:type="dxa"/>
+            <w:shd w:val="clear" w:color="auto" w:fill="auto"/>
+            <w:vAlign w:val="bottom"/>
+          </w:tcPr>
+          <w:p>
+            <w:pPr>
+              <w:rPr>
+                <w:szCs w:val="16"/>
+              </w:rPr>
+            </w:pPr>
+          </w:p>
+        </w:tc>
+        <w:tc>
+          <w:tcPr>
+            <w:tcW w:w="315" w:type="dxa"/>
+            <w:shd w:val="clear" w:color="auto" w:fill="auto"/>
+            <w:vAlign w:val="bottom"/>
+          </w:tcPr>
+          <w:p>
+            <w:pPr>
+              <w:rPr>
+                <w:szCs w:val="16"/>
+              </w:rPr>
+            </w:pPr>
+          </w:p>
+        </w:tc>
+        <w:tc>
+          <w:tcPr>
+            <w:tcW w:w="315" w:type="dxa"/>
+            <w:shd w:val="clear" w:color="auto" w:fill="auto"/>
+            <w:vAlign w:val="bottom"/>
+          </w:tcPr>
+          <w:p>
+            <w:pPr>
+              <w:rPr>
+                <w:szCs w:val="16"/>
+              </w:rPr>
+            </w:pPr>
+          </w:p>
+        </w:tc>
+        <w:tc>
+          <w:tcPr>
+            <w:tcW w:w="315" w:type="dxa"/>
+            <w:shd w:val="clear" w:color="auto" w:fill="auto"/>
+            <w:vAlign w:val="bottom"/>
+          </w:tcPr>
+          <w:p>
+            <w:pPr>
+              <w:rPr>
+                <w:szCs w:val="16"/>
+              </w:rPr>
+            </w:pPr>
+          </w:p>
+        </w:tc>
+        <w:tc>
+          <w:tcPr>
+            <w:tcW w:w="394" w:type="dxa"/>
+            <w:shd w:val="clear" w:color="auto" w:fill="auto"/>
+            <w:vAlign w:val="bottom"/>
+          </w:tcPr>
+          <w:p>
+            <w:pPr>
+              <w:rPr>
+                <w:szCs w:val="16"/>
+              </w:rPr>
+            </w:pPr>
+          </w:p>
+        </w:tc>
+        <w:tc>
+          <w:tcPr>
+            <w:tcW w:w="223" w:type="dxa"/>
+            <w:shd w:val="clear" w:color="auto" w:fill="auto"/>
+            <w:vAlign w:val="bottom"/>
+          </w:tcPr>
+          <w:p>
+            <w:pPr>
+              <w:rPr>
+                <w:szCs w:val="16"/>
+              </w:rPr>
+            </w:pPr>
+          </w:p>
+        </w:tc>
+        <w:tc>
+          <w:tcPr>
+            <w:tcW w:w="3818" w:type="dxa"/>
+            <w:gridSpan w:val="22"/>
+            <w:shd w:val="clear" w:color="auto" w:fill="auto"/>
+            <w:vAlign w:val="bottom"/>
+          </w:tcPr>
+          <w:p>
+            <w:pPr>
+              <w:rPr>
+                <w:szCs w:val="16"/>
+              </w:rPr>
+            </w:pPr>
+          </w:p>
+        </w:tc>
+        <w:tc>
+          <w:tcPr>
+            <w:tcW w:w="315" w:type="dxa"/>
+            <w:gridSpan w:val="2"/>
+            <w:shd w:val="clear" w:color="auto" w:fill="auto"/>
+            <w:vAlign w:val="bottom"/>
+          </w:tcPr>
+          <w:p>
+            <w:pPr>
+              <w:rPr>
+                <w:szCs w:val="16"/>
+              </w:rPr>
+            </w:pPr>
+          </w:p>
+        </w:tc>
+        <w:tc>
+          <w:tcPr>
+            <w:tcW w:w="315" w:type="dxa"/>
+            <w:gridSpan w:val="2"/>
+            <w:shd w:val="clear" w:color="auto" w:fill="auto"/>
+            <w:vAlign w:val="bottom"/>
+          </w:tcPr>
+          <w:p>
+            <w:pPr>
+              <w:rPr>
+                <w:szCs w:val="16"/>
+              </w:rPr>
+            </w:pPr>
+          </w:p>
+        </w:tc>
+        <w:tc>
+          <w:tcPr>
+            <w:tcW w:w="315" w:type="dxa"/>
+            <w:gridSpan w:val="2"/>
+            <w:shd w:val="clear" w:color="auto" w:fill="auto"/>
+            <w:vAlign w:val="bottom"/>
+          </w:tcPr>
+          <w:p>
+            <w:pPr>
+              <w:rPr>
+                <w:szCs w:val="16"/>
+              </w:rPr>
+            </w:pPr>
+          </w:p>
+        </w:tc>
+        <w:tc>
+          <w:tcPr>
+            <w:tcW w:w="354" w:type="dxa"/>
+            <w:gridSpan w:val="2"/>
+            <w:shd w:val="clear" w:color="auto" w:fill="auto"/>
+            <w:vAlign w:val="bottom"/>
+          </w:tcPr>
+          <w:p>
+            <w:pPr>
+              <w:rPr>
+                <w:szCs w:val="16"/>
+              </w:rPr>
+            </w:pPr>
+          </w:p>
+        </w:tc>
+        <w:tc>
+          <w:tcPr>
+            <w:tcW w:w="315" w:type="dxa"/>
+            <w:shd w:val="clear" w:color="auto" w:fill="auto"/>
+            <w:vAlign w:val="bottom"/>
+          </w:tcPr>
+          <w:p>
+            <w:pPr>
+              <w:rPr>
+                <w:szCs w:val="16"/>
+              </w:rPr>
+            </w:pPr>
+          </w:p>
+        </w:tc>
+        <w:tc>
+          <w:tcPr>
+            <w:tcW w:w="2691" w:type="dxa"/>
+            <w:gridSpan w:val="11"/>
+            <w:shd w:val="clear" w:color="auto" w:fill="auto"/>
+            <w:vAlign w:val="bottom"/>
+          </w:tcPr>
+          <w:p>
+            <w:pPr>
+              <w:rPr>
+                <w:szCs w:val="16"/>
+              </w:rPr>
+            </w:pPr>
+          </w:p>
+        </w:tc>
+        <w:tc>
+          <w:tcPr>
+            <w:tcW w:w="197" w:type="dxa"/>
+            <w:shd w:val="clear" w:color="auto" w:fill="auto"/>
+            <w:vAlign w:val="bottom"/>
+          </w:tcPr>
+          <w:p>
+            <w:pPr>
+              <w:rPr>
+                <w:szCs w:val="16"/>
+              </w:rPr>
+            </w:pPr>
+          </w:p>
+        </w:tc>
+      </w:tr>
+      <w:tr>
+        <w:trPr>
+          <w:trHeight w:val="60"/>
+        </w:trPr>
+        <w:tc>
+          <w:tcPr>
+            <w:tcW w:w="105" w:type="dxa"/>
+            <w:shd w:val="clear" w:color="auto" w:fill="auto"/>
+            <w:vAlign w:val="bottom"/>
+          </w:tcPr>
+          <w:p>
+            <w:pPr>
+              <w:rPr>
+                <w:szCs w:val="16"/>
+              </w:rPr>
+            </w:pPr>
+          </w:p>
+        </w:tc>
+        <w:tc>
+          <w:tcPr>
+            <w:tcW w:w="315" w:type="dxa"/>
+            <w:shd w:val="clear" w:color="auto" w:fill="auto"/>
+            <w:vAlign w:val="bottom"/>
+          </w:tcPr>
+          <w:p>
+            <w:pPr>
+              <w:rPr>
+                <w:szCs w:val="16"/>
+              </w:rPr>
+            </w:pPr>
+          </w:p>
+        </w:tc>
+        <w:tc>
+          <w:tcPr>
+            <w:tcW w:w="315" w:type="dxa"/>
+            <w:shd w:val="clear" w:color="auto" w:fill="auto"/>
+            <w:vAlign w:val="bottom"/>
+          </w:tcPr>
+          <w:p>
+            <w:pPr>
+              <w:rPr>
+                <w:szCs w:val="16"/>
+              </w:rPr>
+            </w:pPr>
+          </w:p>
+        </w:tc>
+        <w:tc>
+          <w:tcPr>
+            <w:tcW w:w="315" w:type="dxa"/>
+            <w:shd w:val="clear" w:color="auto" w:fill="auto"/>
+            <w:vAlign w:val="bottom"/>
+          </w:tcPr>
+          <w:p>
+            <w:pPr>
+              <w:rPr>
+                <w:szCs w:val="16"/>
+              </w:rPr>
+            </w:pPr>
+          </w:p>
+        </w:tc>
+        <w:tc>
+          <w:tcPr>
+            <w:tcW w:w="394" w:type="dxa"/>
+            <w:shd w:val="clear" w:color="auto" w:fill="auto"/>
+            <w:vAlign w:val="bottom"/>
+          </w:tcPr>
+          <w:p>
+            <w:pPr>
+              <w:rPr>
+                <w:szCs w:val="16"/>
+              </w:rPr>
+            </w:pPr>
+          </w:p>
+        </w:tc>
+        <w:tc>
+          <w:tcPr>
+            <w:tcW w:w="223" w:type="dxa"/>
+            <w:shd w:val="clear" w:color="auto" w:fill="auto"/>
+            <w:vAlign w:val="bottom"/>
+          </w:tcPr>
+          <w:p>
+            <w:pPr>
+              <w:rPr>
+                <w:szCs w:val="16"/>
+              </w:rPr>
+            </w:pPr>
+          </w:p>
+        </w:tc>
+        <w:tc>
+          <w:tcPr>
+            <w:tcW w:w="315" w:type="dxa"/>
+            <w:shd w:val="clear" w:color="auto" w:fill="auto"/>
+            <w:vAlign w:val="bottom"/>
+          </w:tcPr>
+          <w:p>
+            <w:pPr>
+              <w:rPr>
+                <w:szCs w:val="16"/>
+              </w:rPr>
+            </w:pPr>
+          </w:p>
+        </w:tc>
+        <w:tc>
+          <w:tcPr>
+            <w:tcW w:w="315" w:type="dxa"/>
+            <w:shd w:val="clear" w:color="auto" w:fill="auto"/>
+            <w:vAlign w:val="bottom"/>
+          </w:tcPr>
+          <w:p>
+            <w:pPr>
+              <w:rPr>
+                <w:szCs w:val="16"/>
+              </w:rPr>
+            </w:pPr>
+          </w:p>
+        </w:tc>
+        <w:tc>
+          <w:tcPr>
+            <w:tcW w:w="315" w:type="dxa"/>
+            <w:shd w:val="clear" w:color="auto" w:fill="auto"/>
+            <w:vAlign w:val="bottom"/>
+          </w:tcPr>
+          <w:p>
+            <w:pPr>
+              <w:rPr>
+                <w:szCs w:val="16"/>
+              </w:rPr>
+            </w:pPr>
+          </w:p>
+        </w:tc>
+        <w:tc>
+          <w:tcPr>
+            <w:tcW w:w="315" w:type="dxa"/>
+            <w:gridSpan w:val="2"/>
+            <w:shd w:val="clear" w:color="auto" w:fill="auto"/>
+            <w:vAlign w:val="bottom"/>
+          </w:tcPr>
+          <w:p>
+            <w:pPr>
+              <w:rPr>
+                <w:szCs w:val="16"/>
+              </w:rPr>
+            </w:pPr>
+          </w:p>
+        </w:tc>
+        <w:tc>
+          <w:tcPr>
+            <w:tcW w:w="315" w:type="dxa"/>
+            <w:gridSpan w:val="2"/>
+            <w:shd w:val="clear" w:color="auto" w:fill="auto"/>
+            <w:vAlign w:val="bottom"/>
+          </w:tcPr>
+          <w:p>
+            <w:pPr>
+              <w:rPr>
+                <w:szCs w:val="16"/>
+              </w:rPr>
+            </w:pPr>
+          </w:p>
+        </w:tc>
+        <w:tc>
+          <w:tcPr>
+            <w:tcW w:w="315" w:type="dxa"/>
+            <w:gridSpan w:val="2"/>
+            <w:shd w:val="clear" w:color="auto" w:fill="auto"/>
+            <w:vAlign w:val="bottom"/>
+          </w:tcPr>
+          <w:p>
+            <w:pPr>
+              <w:rPr>
+                <w:szCs w:val="16"/>
+              </w:rPr>
+            </w:pPr>
+          </w:p>
+        </w:tc>
+        <w:tc>
+          <w:tcPr>
+            <w:tcW w:w="315" w:type="dxa"/>
+            <w:gridSpan w:val="2"/>
+            <w:shd w:val="clear" w:color="auto" w:fill="auto"/>
+            <w:vAlign w:val="bottom"/>
+          </w:tcPr>
+          <w:p>
+            <w:pPr>
+              <w:rPr>
+                <w:szCs w:val="16"/>
+              </w:rPr>
+            </w:pPr>
+          </w:p>
+        </w:tc>
+        <w:tc>
+          <w:tcPr>
+            <w:tcW w:w="315" w:type="dxa"/>
+            <w:gridSpan w:val="2"/>
+            <w:shd w:val="clear" w:color="auto" w:fill="auto"/>
+            <w:vAlign w:val="bottom"/>
+          </w:tcPr>
+          <w:p>
+            <w:pPr>
+              <w:rPr>
+                <w:szCs w:val="16"/>
+              </w:rPr>
+            </w:pPr>
+          </w:p>
+        </w:tc>
+        <w:tc>
+          <w:tcPr>
+            <w:tcW w:w="249" w:type="dxa"/>
+            <w:gridSpan w:val="2"/>
+            <w:shd w:val="clear" w:color="auto" w:fill="auto"/>
+            <w:vAlign w:val="bottom"/>
+          </w:tcPr>
+          <w:p>
+            <w:pPr>
+              <w:rPr>
+                <w:szCs w:val="16"/>
+              </w:rPr>
+            </w:pPr>
+          </w:p>
+        </w:tc>
+        <w:tc>
+          <w:tcPr>
+            <w:tcW w:w="236" w:type="dxa"/>
+            <w:gridSpan w:val="2"/>
+            <w:shd w:val="clear" w:color="auto" w:fill="auto"/>
+            <w:vAlign w:val="bottom"/>
+          </w:tcPr>
+          <w:p>
+            <w:pPr>
+              <w:rPr>
+                <w:szCs w:val="16"/>
+              </w:rPr>
+            </w:pPr>
+          </w:p>
+        </w:tc>
+        <w:tc>
+          <w:tcPr>
+            <w:tcW w:w="249" w:type="dxa"/>
+            <w:gridSpan w:val="2"/>
+            <w:shd w:val="clear" w:color="auto" w:fill="auto"/>
+            <w:vAlign w:val="bottom"/>
+          </w:tcPr>
+          <w:p>
+            <w:pPr>
+              <w:rPr>
+                <w:szCs w:val="16"/>
+              </w:rPr>
+            </w:pPr>
+          </w:p>
+        </w:tc>
+        <w:tc>
+          <w:tcPr>
+            <w:tcW w:w="249" w:type="dxa"/>
+            <w:shd w:val="clear" w:color="auto" w:fill="auto"/>
+            <w:vAlign w:val="bottom"/>
+          </w:tcPr>
+          <w:p>
+            <w:pPr>
+              <w:rPr>
+                <w:szCs w:val="16"/>
+              </w:rPr>
+            </w:pPr>
+          </w:p>
+        </w:tc>
+        <w:tc>
+          <w:tcPr>
+            <w:tcW w:w="315" w:type="dxa"/>
+            <w:gridSpan w:val="2"/>
+            <w:shd w:val="clear" w:color="auto" w:fill="auto"/>
+            <w:vAlign w:val="bottom"/>
+          </w:tcPr>
+          <w:p>
+            <w:pPr>
+              <w:rPr>
+                <w:szCs w:val="16"/>
+              </w:rPr>
+            </w:pPr>
+          </w:p>
+        </w:tc>
+        <w:tc>
+          <w:tcPr>
+            <w:tcW w:w="315" w:type="dxa"/>
+            <w:gridSpan w:val="2"/>
+            <w:shd w:val="clear" w:color="auto" w:fill="auto"/>
+            <w:vAlign w:val="bottom"/>
+          </w:tcPr>
+          <w:p>
+            <w:pPr>
+              <w:rPr>
+                <w:szCs w:val="16"/>
+              </w:rPr>
+            </w:pPr>
+          </w:p>
+        </w:tc>
+        <w:tc>
+          <w:tcPr>
+            <w:tcW w:w="315" w:type="dxa"/>
+            <w:gridSpan w:val="2"/>
+            <w:shd w:val="clear" w:color="auto" w:fill="auto"/>
+            <w:vAlign w:val="bottom"/>
+          </w:tcPr>
+          <w:p>
+            <w:pPr>
+              <w:rPr>
+                <w:szCs w:val="16"/>
+              </w:rPr>
+            </w:pPr>
+          </w:p>
+        </w:tc>
+        <w:tc>
+          <w:tcPr>
+            <w:tcW w:w="315" w:type="dxa"/>
+            <w:gridSpan w:val="2"/>
+            <w:shd w:val="clear" w:color="auto" w:fill="auto"/>
+            <w:vAlign w:val="bottom"/>
+          </w:tcPr>
+          <w:p>
+            <w:pPr>
+              <w:rPr>
+                <w:szCs w:val="16"/>
+              </w:rPr>
+            </w:pPr>
+          </w:p>
+        </w:tc>
+        <w:tc>
+          <w:tcPr>
+            <w:tcW w:w="354" w:type="dxa"/>
+            <w:gridSpan w:val="2"/>
+            <w:shd w:val="clear" w:color="auto" w:fill="auto"/>
+            <w:vAlign w:val="bottom"/>
+          </w:tcPr>
+          <w:p>
+            <w:pPr>
+              <w:rPr>
+                <w:szCs w:val="16"/>
+              </w:rPr>
+            </w:pPr>
+          </w:p>
+        </w:tc>
+        <w:tc>
+          <w:tcPr>
+            <w:tcW w:w="315" w:type="dxa"/>
+            <w:shd w:val="clear" w:color="auto" w:fill="auto"/>
+            <w:vAlign w:val="bottom"/>
+          </w:tcPr>
+          <w:p>
+            <w:pPr>
+              <w:rPr>
+                <w:szCs w:val="16"/>
+              </w:rPr>
+            </w:pPr>
+          </w:p>
+        </w:tc>
+        <w:tc>
+          <w:tcPr>
+            <w:tcW w:w="315" w:type="dxa"/>
+            <w:shd w:val="clear" w:color="auto" w:fill="auto"/>
+            <w:vAlign w:val="bottom"/>
+          </w:tcPr>
+          <w:p>
+            <w:pPr>
+              <w:rPr>
+                <w:szCs w:val="16"/>
+              </w:rPr>
+            </w:pPr>
+          </w:p>
+        </w:tc>
+        <w:tc>
+          <w:tcPr>
+            <w:tcW w:w="315" w:type="dxa"/>
+            <w:shd w:val="clear" w:color="auto" w:fill="auto"/>
+            <w:vAlign w:val="bottom"/>
+          </w:tcPr>
+          <w:p>
+            <w:pPr>
+              <w:rPr>
+                <w:szCs w:val="16"/>
+              </w:rPr>
+            </w:pPr>
+          </w:p>
+        </w:tc>
+        <w:tc>
+          <w:tcPr>
+            <w:tcW w:w="315" w:type="dxa"/>
+            <w:shd w:val="clear" w:color="auto" w:fill="auto"/>
+            <w:vAlign w:val="bottom"/>
+          </w:tcPr>
+          <w:p>
+            <w:pPr>
+              <w:rPr>
+                <w:szCs w:val="16"/>
+              </w:rPr>
+            </w:pPr>
+          </w:p>
+        </w:tc>
+        <w:tc>
+          <w:tcPr>
+            <w:tcW w:w="315" w:type="dxa"/>
+            <w:gridSpan w:val="2"/>
+            <w:shd w:val="clear" w:color="auto" w:fill="auto"/>
+            <w:vAlign w:val="bottom"/>
+          </w:tcPr>
+          <w:p>
+            <w:pPr>
+              <w:rPr>
+                <w:szCs w:val="16"/>
+              </w:rPr>
+            </w:pPr>
+          </w:p>
+        </w:tc>
+        <w:tc>
+          <w:tcPr>
+            <w:tcW w:w="315" w:type="dxa"/>
+            <w:gridSpan w:val="2"/>
+            <w:shd w:val="clear" w:color="auto" w:fill="auto"/>
+            <w:vAlign w:val="bottom"/>
+          </w:tcPr>
+          <w:p>
+            <w:pPr>
+              <w:rPr>
+                <w:szCs w:val="16"/>
+              </w:rPr>
+            </w:pPr>
+          </w:p>
+        </w:tc>
+        <w:tc>
+          <w:tcPr>
+            <w:tcW w:w="315" w:type="dxa"/>
+            <w:shd w:val="clear" w:color="auto" w:fill="auto"/>
+            <w:vAlign w:val="bottom"/>
+          </w:tcPr>
+          <w:p>
+            <w:pPr>
+              <w:rPr>
+                <w:szCs w:val="16"/>
+              </w:rPr>
+            </w:pPr>
+          </w:p>
+        </w:tc>
+        <w:tc>
+          <w:tcPr>
+            <w:tcW w:w="315" w:type="dxa"/>
+            <w:shd w:val="clear" w:color="auto" w:fill="auto"/>
+            <w:vAlign w:val="bottom"/>
+          </w:tcPr>
+          <w:p>
+            <w:pPr>
+              <w:rPr>
+                <w:szCs w:val="16"/>
+              </w:rPr>
+            </w:pPr>
+          </w:p>
+        </w:tc>
+        <w:tc>
+          <w:tcPr>
+            <w:tcW w:w="315" w:type="dxa"/>
+            <w:shd w:val="clear" w:color="auto" w:fill="auto"/>
+            <w:vAlign w:val="bottom"/>
+          </w:tcPr>
+          <w:p>
+            <w:pPr>
+              <w:rPr>
+                <w:szCs w:val="16"/>
+              </w:rPr>
+            </w:pPr>
+          </w:p>
+        </w:tc>
+        <w:tc>
+          <w:tcPr>
+            <w:tcW w:w="171" w:type="dxa"/>
+            <w:shd w:val="clear" w:color="auto" w:fill="auto"/>
+            <w:vAlign w:val="bottom"/>
+          </w:tcPr>
+          <w:p>
+            <w:pPr>
+              <w:rPr>
+                <w:szCs w:val="16"/>
+              </w:rPr>
+            </w:pPr>
+          </w:p>
+        </w:tc>
+        <w:tc>
+          <w:tcPr>
+            <w:tcW w:w="197" w:type="dxa"/>
+            <w:shd w:val="clear" w:color="auto" w:fill="auto"/>
+            <w:vAlign w:val="bottom"/>
+          </w:tcPr>
+          <w:p>
+            <w:pPr>
+              <w:rPr>
+                <w:szCs w:val="16"/>
+              </w:rPr>
+            </w:pPr>
+          </w:p>
+        </w:tc>
+      </w:tr>
+      <w:tr>
+        <w:trPr>
+          <w:trHeight w:val="60"/>
+        </w:trPr>
+        <w:tc>
+          <w:tcPr>
+            <w:tcW w:w="105" w:type="dxa"/>
+            <w:shd w:val="clear" w:color="auto" w:fill="auto"/>
+            <w:vAlign w:val="bottom"/>
+          </w:tcPr>
+          <w:p>
+            <w:pPr>
+              <w:rPr>
+                <w:szCs w:val="16"/>
+              </w:rPr>
+            </w:pPr>
+          </w:p>
+        </w:tc>
+        <w:tc>
+          <w:tcPr>
+            <w:tcW w:w="315" w:type="dxa"/>
+            <w:shd w:val="clear" w:color="auto" w:fill="auto"/>
+            <w:vAlign w:val="bottom"/>
+          </w:tcPr>
+          <w:p>
+            <w:pPr>
+              <w:rPr>
+                <w:szCs w:val="16"/>
+              </w:rPr>
+            </w:pPr>
+          </w:p>
+        </w:tc>
+        <w:tc>
+          <w:tcPr>
+            <w:tcW w:w="315" w:type="dxa"/>
+            <w:shd w:val="clear" w:color="auto" w:fill="auto"/>
+            <w:vAlign w:val="bottom"/>
+          </w:tcPr>
+          <w:p>
+            <w:pPr>
+              <w:rPr>
+                <w:szCs w:val="16"/>
+              </w:rPr>
+            </w:pPr>
+          </w:p>
+        </w:tc>
+        <w:tc>
+          <w:tcPr>
+            <w:tcW w:w="315" w:type="dxa"/>
+            <w:shd w:val="clear" w:color="auto" w:fill="auto"/>
+            <w:vAlign w:val="bottom"/>
+          </w:tcPr>
+          <w:p>
+            <w:pPr>
+              <w:rPr>
+                <w:szCs w:val="16"/>
+              </w:rPr>
+            </w:pPr>
+          </w:p>
+        </w:tc>
+        <w:tc>
+          <w:tcPr>
+            <w:tcW w:w="394" w:type="dxa"/>
+            <w:shd w:val="clear" w:color="auto" w:fill="auto"/>
+            <w:vAlign w:val="bottom"/>
+          </w:tcPr>
+          <w:p>
+            <w:pPr>
+              <w:rPr>
+                <w:szCs w:val="16"/>
+              </w:rPr>
+            </w:pPr>
+          </w:p>
+        </w:tc>
+        <w:tc>
+          <w:tcPr>
+            <w:tcW w:w="223" w:type="dxa"/>
+            <w:shd w:val="clear" w:color="auto" w:fill="auto"/>
+            <w:vAlign w:val="bottom"/>
+          </w:tcPr>
+          <w:p>
+            <w:pPr>
+              <w:rPr>
+                <w:szCs w:val="16"/>
+              </w:rPr>
+            </w:pPr>
+          </w:p>
+        </w:tc>
+        <w:tc>
+          <w:tcPr>
+            <w:tcW w:w="315" w:type="dxa"/>
+            <w:shd w:val="clear" w:color="auto" w:fill="auto"/>
+            <w:vAlign w:val="bottom"/>
+          </w:tcPr>
+          <w:p>
+            <w:pPr>
+              <w:rPr>
+                <w:szCs w:val="16"/>
+              </w:rPr>
+            </w:pPr>
+          </w:p>
+        </w:tc>
+        <w:tc>
+          <w:tcPr>
+            <w:tcW w:w="315" w:type="dxa"/>
+            <w:shd w:val="clear" w:color="auto" w:fill="auto"/>
+            <w:vAlign w:val="bottom"/>
+          </w:tcPr>
+          <w:p>
+            <w:pPr>
+              <w:rPr>
+                <w:szCs w:val="16"/>
+              </w:rPr>
+            </w:pPr>
+          </w:p>
+        </w:tc>
+        <w:tc>
+          <w:tcPr>
+            <w:tcW w:w="315" w:type="dxa"/>
+            <w:shd w:val="clear" w:color="auto" w:fill="auto"/>
+            <w:vAlign w:val="bottom"/>
+          </w:tcPr>
+          <w:p>
+            <w:pPr>
+              <w:rPr>
+                <w:szCs w:val="16"/>
+              </w:rPr>
+            </w:pPr>
+          </w:p>
+        </w:tc>
+        <w:tc>
+          <w:tcPr>
+            <w:tcW w:w="315" w:type="dxa"/>
+            <w:gridSpan w:val="2"/>
+            <w:shd w:val="clear" w:color="auto" w:fill="auto"/>
+            <w:vAlign w:val="bottom"/>
+          </w:tcPr>
+          <w:p>
+            <w:pPr>
+              <w:rPr>
+                <w:szCs w:val="16"/>
+              </w:rPr>
+            </w:pPr>
+          </w:p>
+        </w:tc>
+        <w:tc>
+          <w:tcPr>
+            <w:tcW w:w="315" w:type="dxa"/>
+            <w:gridSpan w:val="2"/>
+            <w:shd w:val="clear" w:color="auto" w:fill="auto"/>
+            <w:vAlign w:val="bottom"/>
+          </w:tcPr>
+          <w:p>
+            <w:pPr>
+              <w:rPr>
+                <w:szCs w:val="16"/>
+              </w:rPr>
+            </w:pPr>
+          </w:p>
+        </w:tc>
+        <w:tc>
+          <w:tcPr>
+            <w:tcW w:w="315" w:type="dxa"/>
+            <w:gridSpan w:val="2"/>
+            <w:shd w:val="clear" w:color="auto" w:fill="auto"/>
+            <w:vAlign w:val="bottom"/>
+          </w:tcPr>
+          <w:p>
+            <w:pPr>
+              <w:rPr>
+                <w:szCs w:val="16"/>
+              </w:rPr>
+            </w:pPr>
+          </w:p>
+        </w:tc>
+        <w:tc>
+          <w:tcPr>
+            <w:tcW w:w="315" w:type="dxa"/>
+            <w:gridSpan w:val="2"/>
+            <w:shd w:val="clear" w:color="auto" w:fill="auto"/>
+            <w:vAlign w:val="bottom"/>
+          </w:tcPr>
+          <w:p>
+            <w:pPr>
+              <w:rPr>
+                <w:szCs w:val="16"/>
+              </w:rPr>
+            </w:pPr>
+          </w:p>
+        </w:tc>
+        <w:tc>
+          <w:tcPr>
+            <w:tcW w:w="315" w:type="dxa"/>
+            <w:gridSpan w:val="2"/>
+            <w:shd w:val="clear" w:color="auto" w:fill="auto"/>
+            <w:vAlign w:val="bottom"/>
+          </w:tcPr>
+          <w:p>
+            <w:pPr>
+              <w:rPr>
+                <w:szCs w:val="16"/>
+              </w:rPr>
+            </w:pPr>
+          </w:p>
+        </w:tc>
+        <w:tc>
+          <w:tcPr>
+            <w:tcW w:w="249" w:type="dxa"/>
+            <w:gridSpan w:val="2"/>
+            <w:shd w:val="clear" w:color="auto" w:fill="auto"/>
+            <w:vAlign w:val="bottom"/>
+          </w:tcPr>
+          <w:p>
+            <w:pPr>
+              <w:rPr>
+                <w:szCs w:val="16"/>
+              </w:rPr>
+            </w:pPr>
+          </w:p>
+        </w:tc>
+        <w:tc>
+          <w:tcPr>
+            <w:tcW w:w="236" w:type="dxa"/>
+            <w:gridSpan w:val="2"/>
+            <w:shd w:val="clear" w:color="auto" w:fill="auto"/>
+            <w:vAlign w:val="bottom"/>
+          </w:tcPr>
+          <w:p>
+            <w:pPr>
+              <w:rPr>
+                <w:szCs w:val="16"/>
+              </w:rPr>
+            </w:pPr>
+          </w:p>
+        </w:tc>
+        <w:tc>
+          <w:tcPr>
+            <w:tcW w:w="249" w:type="dxa"/>
+            <w:gridSpan w:val="2"/>
+            <w:shd w:val="clear" w:color="auto" w:fill="auto"/>
+            <w:vAlign w:val="bottom"/>
+          </w:tcPr>
+          <w:p>
+            <w:pPr>
+              <w:rPr>
+                <w:szCs w:val="16"/>
+              </w:rPr>
+            </w:pPr>
+          </w:p>
+        </w:tc>
+        <w:tc>
+          <w:tcPr>
+            <w:tcW w:w="249" w:type="dxa"/>
+            <w:shd w:val="clear" w:color="auto" w:fill="auto"/>
+            <w:vAlign w:val="bottom"/>
+          </w:tcPr>
+          <w:p>
+            <w:pPr>
+              <w:rPr>
+                <w:szCs w:val="16"/>
+              </w:rPr>
+            </w:pPr>
+          </w:p>
+        </w:tc>
+        <w:tc>
+          <w:tcPr>
+            <w:tcW w:w="315" w:type="dxa"/>
+            <w:gridSpan w:val="2"/>
+            <w:shd w:val="clear" w:color="auto" w:fill="auto"/>
+            <w:vAlign w:val="bottom"/>
+          </w:tcPr>
+          <w:p>
+            <w:pPr>
+              <w:rPr>
+                <w:szCs w:val="16"/>
+              </w:rPr>
+            </w:pPr>
+          </w:p>
+        </w:tc>
+        <w:tc>
+          <w:tcPr>
+            <w:tcW w:w="315" w:type="dxa"/>
+            <w:gridSpan w:val="2"/>
+            <w:shd w:val="clear" w:color="auto" w:fill="auto"/>
+            <w:vAlign w:val="bottom"/>
+          </w:tcPr>
+          <w:p>
+            <w:pPr>
+              <w:rPr>
+                <w:szCs w:val="16"/>
+              </w:rPr>
+            </w:pPr>
+          </w:p>
+        </w:tc>
+        <w:tc>
+          <w:tcPr>
+            <w:tcW w:w="315" w:type="dxa"/>
+            <w:gridSpan w:val="2"/>
+            <w:shd w:val="clear" w:color="auto" w:fill="auto"/>
+            <w:vAlign w:val="bottom"/>
+          </w:tcPr>
+          <w:p>
+            <w:pPr>
+              <w:rPr>
+                <w:szCs w:val="16"/>
+              </w:rPr>
+            </w:pPr>
+          </w:p>
+        </w:tc>
+        <w:tc>
+          <w:tcPr>
+            <w:tcW w:w="315" w:type="dxa"/>
+            <w:gridSpan w:val="2"/>
+            <w:shd w:val="clear" w:color="auto" w:fill="auto"/>
+            <w:vAlign w:val="bottom"/>
+          </w:tcPr>
+          <w:p>
+            <w:pPr>
+              <w:rPr>
+                <w:szCs w:val="16"/>
+              </w:rPr>
+            </w:pPr>
+          </w:p>
+        </w:tc>
+        <w:tc>
+          <w:tcPr>
+            <w:tcW w:w="354" w:type="dxa"/>
+            <w:gridSpan w:val="2"/>
+            <w:shd w:val="clear" w:color="auto" w:fill="auto"/>
+            <w:vAlign w:val="bottom"/>
+          </w:tcPr>
+          <w:p>
+            <w:pPr>
+              <w:rPr>
+                <w:szCs w:val="16"/>
+              </w:rPr>
+            </w:pPr>
+          </w:p>
+        </w:tc>
+        <w:tc>
+          <w:tcPr>
+            <w:tcW w:w="315" w:type="dxa"/>
+            <w:shd w:val="clear" w:color="auto" w:fill="auto"/>
+            <w:vAlign w:val="bottom"/>
+          </w:tcPr>
+          <w:p>
+            <w:pPr>
+              <w:rPr>
+                <w:szCs w:val="16"/>
+              </w:rPr>
+            </w:pPr>
+          </w:p>
+        </w:tc>
+        <w:tc>
+          <w:tcPr>
+            <w:tcW w:w="315" w:type="dxa"/>
+            <w:shd w:val="clear" w:color="auto" w:fill="auto"/>
+            <w:vAlign w:val="bottom"/>
+          </w:tcPr>
+          <w:p>
+            <w:pPr>
+              <w:rPr>
+                <w:szCs w:val="16"/>
+              </w:rPr>
+            </w:pPr>
+          </w:p>
+        </w:tc>
+        <w:tc>
+          <w:tcPr>
+            <w:tcW w:w="315" w:type="dxa"/>
+            <w:shd w:val="clear" w:color="auto" w:fill="auto"/>
+            <w:vAlign w:val="bottom"/>
+          </w:tcPr>
+          <w:p>
+            <w:pPr>
+              <w:rPr>
+                <w:szCs w:val="16"/>
+              </w:rPr>
+            </w:pPr>
+          </w:p>
+        </w:tc>
+        <w:tc>
+          <w:tcPr>
+            <w:tcW w:w="315" w:type="dxa"/>
+            <w:shd w:val="clear" w:color="auto" w:fill="auto"/>
+            <w:vAlign w:val="bottom"/>
+          </w:tcPr>
+          <w:p>
+            <w:pPr>
+              <w:rPr>
+                <w:szCs w:val="16"/>
+              </w:rPr>
+            </w:pPr>
+          </w:p>
+        </w:tc>
+        <w:tc>
+          <w:tcPr>
+            <w:tcW w:w="315" w:type="dxa"/>
+            <w:gridSpan w:val="2"/>
+            <w:shd w:val="clear" w:color="auto" w:fill="auto"/>
+            <w:vAlign w:val="bottom"/>
+          </w:tcPr>
+          <w:p>
+            <w:pPr>
+              <w:rPr>
+                <w:szCs w:val="16"/>
+              </w:rPr>
+            </w:pPr>
+          </w:p>
+        </w:tc>
+        <w:tc>
+          <w:tcPr>
+            <w:tcW w:w="315" w:type="dxa"/>
+            <w:gridSpan w:val="2"/>
+            <w:shd w:val="clear" w:color="auto" w:fill="auto"/>
+            <w:vAlign w:val="bottom"/>
+          </w:tcPr>
+          <w:p>
+            <w:pPr>
+              <w:rPr>
+                <w:szCs w:val="16"/>
+              </w:rPr>
+            </w:pPr>
+          </w:p>
+        </w:tc>
+        <w:tc>
+          <w:tcPr>
+            <w:tcW w:w="315" w:type="dxa"/>
+            <w:shd w:val="clear" w:color="auto" w:fill="auto"/>
+            <w:vAlign w:val="bottom"/>
+          </w:tcPr>
+          <w:p>
+            <w:pPr>
+              <w:rPr>
+                <w:szCs w:val="16"/>
+              </w:rPr>
+            </w:pPr>
+          </w:p>
+        </w:tc>
+        <w:tc>
+          <w:tcPr>
+            <w:tcW w:w="315" w:type="dxa"/>
+            <w:shd w:val="clear" w:color="auto" w:fill="auto"/>
+            <w:vAlign w:val="bottom"/>
+          </w:tcPr>
+          <w:p>
+            <w:pPr>
+              <w:rPr>
+                <w:szCs w:val="16"/>
+              </w:rPr>
+            </w:pPr>
+          </w:p>
+        </w:tc>
+        <w:tc>
+          <w:tcPr>
+            <w:tcW w:w="315" w:type="dxa"/>
+            <w:shd w:val="clear" w:color="auto" w:fill="auto"/>
+            <w:vAlign w:val="bottom"/>
+          </w:tcPr>
+          <w:p>
+            <w:pPr>
+              <w:rPr>
+                <w:szCs w:val="16"/>
+              </w:rPr>
+            </w:pPr>
+          </w:p>
+        </w:tc>
+        <w:tc>
+          <w:tcPr>
+            <w:tcW w:w="171" w:type="dxa"/>
+            <w:shd w:val="clear" w:color="auto" w:fill="auto"/>
+            <w:vAlign w:val="bottom"/>
+          </w:tcPr>
+          <w:p>
+            <w:pPr>
+              <w:rPr>
+                <w:szCs w:val="16"/>
+              </w:rPr>
+            </w:pPr>
+          </w:p>
+        </w:tc>
+        <w:tc>
+          <w:tcPr>
+            <w:tcW w:w="197" w:type="dxa"/>
+            <w:shd w:val="clear" w:color="auto" w:fill="auto"/>
+            <w:vAlign w:val="bottom"/>
+          </w:tcPr>
+          <w:p>
+            <w:pPr>
+              <w:rPr>
+                <w:szCs w:val="16"/>
+              </w:rPr>
+            </w:pPr>
+          </w:p>
+        </w:tc>
+      </w:tr>
+      <w:tr>
+        <w:trPr>
+          <w:trHeight w:val="60"/>
+        </w:trPr>
+        <w:tc>
+          <w:tcPr>
+            <w:tcW w:w="105" w:type="dxa"/>
+            <w:shd w:val="clear" w:color="auto" w:fill="auto"/>
+            <w:vAlign w:val="bottom"/>
+          </w:tcPr>
+          <w:p>
+            <w:pPr>
+              <w:rPr>
+                <w:szCs w:val="16"/>
+              </w:rPr>
+            </w:pPr>
+          </w:p>
+        </w:tc>
+        <w:tc>
+          <w:tcPr>
+            <w:tcW w:w="315" w:type="dxa"/>
+            <w:shd w:val="clear" w:color="auto" w:fill="auto"/>
+            <w:vAlign w:val="bottom"/>
+          </w:tcPr>
+          <w:p>
+            <w:pPr>
+              <w:rPr>
+                <w:szCs w:val="16"/>
+              </w:rPr>
+            </w:pPr>
+          </w:p>
+        </w:tc>
+        <w:tc>
+          <w:tcPr>
+            <w:tcW w:w="315" w:type="dxa"/>
+            <w:shd w:val="clear" w:color="auto" w:fill="auto"/>
+            <w:vAlign w:val="bottom"/>
+          </w:tcPr>
+          <w:p>
+            <w:pPr>
+              <w:rPr>
+                <w:szCs w:val="16"/>
+              </w:rPr>
+            </w:pPr>
+          </w:p>
+        </w:tc>
+        <w:tc>
+          <w:tcPr>
+            <w:tcW w:w="315" w:type="dxa"/>
+            <w:shd w:val="clear" w:color="auto" w:fill="auto"/>
+            <w:vAlign w:val="bottom"/>
+          </w:tcPr>
+          <w:p>
+            <w:pPr>
+              <w:rPr>
+                <w:szCs w:val="16"/>
+              </w:rPr>
+            </w:pPr>
+          </w:p>
+        </w:tc>
+        <w:tc>
+          <w:tcPr>
+            <w:tcW w:w="394" w:type="dxa"/>
+            <w:shd w:val="clear" w:color="auto" w:fill="auto"/>
+            <w:vAlign w:val="bottom"/>
+          </w:tcPr>
+          <w:p>
+            <w:pPr>
+              <w:rPr>
+                <w:szCs w:val="16"/>
+              </w:rPr>
+            </w:pPr>
+          </w:p>
+        </w:tc>
+        <w:tc>
+          <w:tcPr>
+            <w:tcW w:w="223" w:type="dxa"/>
+            <w:shd w:val="clear" w:color="auto" w:fill="auto"/>
+            <w:vAlign w:val="bottom"/>
+          </w:tcPr>
+          <w:p>
+            <w:pPr>
+              <w:rPr>
+                <w:szCs w:val="16"/>
+              </w:rPr>
+            </w:pPr>
+          </w:p>
+        </w:tc>
+        <w:tc>
+          <w:tcPr>
+            <w:tcW w:w="315" w:type="dxa"/>
+            <w:shd w:val="clear" w:color="auto" w:fill="auto"/>
+            <w:vAlign w:val="bottom"/>
+          </w:tcPr>
+          <w:p>
+            <w:pPr>
+              <w:rPr>
+                <w:szCs w:val="16"/>
+              </w:rPr>
+            </w:pPr>
+          </w:p>
+        </w:tc>
+        <w:tc>
+          <w:tcPr>
+            <w:tcW w:w="315" w:type="dxa"/>
+            <w:shd w:val="clear" w:color="auto" w:fill="auto"/>
+            <w:vAlign w:val="bottom"/>
+          </w:tcPr>
+          <w:p>
+            <w:pPr>
+              <w:rPr>
+                <w:szCs w:val="16"/>
+              </w:rPr>
+            </w:pPr>
+          </w:p>
+        </w:tc>
+        <w:tc>
+          <w:tcPr>
+            <w:tcW w:w="315" w:type="dxa"/>
+            <w:shd w:val="clear" w:color="auto" w:fill="auto"/>
+            <w:vAlign w:val="bottom"/>
+          </w:tcPr>
+          <w:p>
+            <w:pPr>
+              <w:rPr>
+                <w:szCs w:val="16"/>
+              </w:rPr>
+            </w:pPr>
+          </w:p>
+        </w:tc>
+        <w:tc>
+          <w:tcPr>
+            <w:tcW w:w="315" w:type="dxa"/>
+            <w:gridSpan w:val="2"/>
+            <w:shd w:val="clear" w:color="auto" w:fill="auto"/>
+            <w:vAlign w:val="bottom"/>
+          </w:tcPr>
+          <w:p>
+            <w:pPr>
+              <w:rPr>
+                <w:szCs w:val="16"/>
+              </w:rPr>
+            </w:pPr>
+          </w:p>
+        </w:tc>
+        <w:tc>
+          <w:tcPr>
+            <w:tcW w:w="315" w:type="dxa"/>
+            <w:gridSpan w:val="2"/>
+            <w:shd w:val="clear" w:color="auto" w:fill="auto"/>
+            <w:vAlign w:val="bottom"/>
+          </w:tcPr>
+          <w:p>
+            <w:pPr>
+              <w:rPr>
+                <w:szCs w:val="16"/>
+              </w:rPr>
+            </w:pPr>
+          </w:p>
+        </w:tc>
+        <w:tc>
+          <w:tcPr>
+            <w:tcW w:w="315" w:type="dxa"/>
+            <w:gridSpan w:val="2"/>
+            <w:shd w:val="clear" w:color="auto" w:fill="auto"/>
+            <w:vAlign w:val="bottom"/>
+          </w:tcPr>
+          <w:p>
+            <w:pPr>
+              <w:rPr>
+                <w:szCs w:val="16"/>
+              </w:rPr>
+            </w:pPr>
+          </w:p>
+        </w:tc>
+        <w:tc>
+          <w:tcPr>
+            <w:tcW w:w="315" w:type="dxa"/>
+            <w:gridSpan w:val="2"/>
+            <w:shd w:val="clear" w:color="auto" w:fill="auto"/>
+            <w:vAlign w:val="bottom"/>
+          </w:tcPr>
+          <w:p>
+            <w:pPr>
+              <w:rPr>
+                <w:szCs w:val="16"/>
+              </w:rPr>
+            </w:pPr>
+          </w:p>
+        </w:tc>
+        <w:tc>
+          <w:tcPr>
+            <w:tcW w:w="315" w:type="dxa"/>
+            <w:gridSpan w:val="2"/>
+            <w:shd w:val="clear" w:color="auto" w:fill="auto"/>
+            <w:vAlign w:val="bottom"/>
+          </w:tcPr>
+          <w:p>
+            <w:pPr>
+              <w:rPr>
+                <w:szCs w:val="16"/>
+              </w:rPr>
+            </w:pPr>
+          </w:p>
+        </w:tc>
+        <w:tc>
+          <w:tcPr>
+            <w:tcW w:w="249" w:type="dxa"/>
+            <w:gridSpan w:val="2"/>
+            <w:shd w:val="clear" w:color="auto" w:fill="auto"/>
+            <w:vAlign w:val="bottom"/>
+          </w:tcPr>
+          <w:p>
+            <w:pPr>
+              <w:rPr>
+                <w:szCs w:val="16"/>
+              </w:rPr>
+            </w:pPr>
+          </w:p>
+        </w:tc>
+        <w:tc>
+          <w:tcPr>
+            <w:tcW w:w="236" w:type="dxa"/>
+            <w:gridSpan w:val="2"/>
+            <w:shd w:val="clear" w:color="auto" w:fill="auto"/>
+            <w:vAlign w:val="bottom"/>
+          </w:tcPr>
+          <w:p>
+            <w:pPr>
+              <w:rPr>
+                <w:szCs w:val="16"/>
+              </w:rPr>
+            </w:pPr>
+          </w:p>
+        </w:tc>
+        <w:tc>
+          <w:tcPr>
+            <w:tcW w:w="249" w:type="dxa"/>
+            <w:gridSpan w:val="2"/>
+            <w:shd w:val="clear" w:color="auto" w:fill="auto"/>
+            <w:vAlign w:val="bottom"/>
+          </w:tcPr>
+          <w:p>
+            <w:pPr>
+              <w:rPr>
+                <w:szCs w:val="16"/>
+              </w:rPr>
+            </w:pPr>
+          </w:p>
+        </w:tc>
+        <w:tc>
+          <w:tcPr>
+            <w:tcW w:w="249" w:type="dxa"/>
+            <w:shd w:val="clear" w:color="auto" w:fill="auto"/>
+            <w:vAlign w:val="bottom"/>
+          </w:tcPr>
+          <w:p>
+            <w:pPr>
+              <w:rPr>
+                <w:szCs w:val="16"/>
+              </w:rPr>
+            </w:pPr>
+          </w:p>
+        </w:tc>
+        <w:tc>
+          <w:tcPr>
+            <w:tcW w:w="315" w:type="dxa"/>
+            <w:gridSpan w:val="2"/>
+            <w:shd w:val="clear" w:color="auto" w:fill="auto"/>
+            <w:vAlign w:val="bottom"/>
+          </w:tcPr>
+          <w:p>
+            <w:pPr>
+              <w:rPr>
+                <w:szCs w:val="16"/>
+              </w:rPr>
+            </w:pPr>
+          </w:p>
+        </w:tc>
+        <w:tc>
+          <w:tcPr>
+            <w:tcW w:w="315" w:type="dxa"/>
+            <w:gridSpan w:val="2"/>
+            <w:shd w:val="clear" w:color="auto" w:fill="auto"/>
+            <w:vAlign w:val="bottom"/>
+          </w:tcPr>
+          <w:p>
+            <w:pPr>
+              <w:rPr>
+                <w:szCs w:val="16"/>
+              </w:rPr>
+            </w:pPr>
+          </w:p>
+        </w:tc>
+        <w:tc>
+          <w:tcPr>
+            <w:tcW w:w="315" w:type="dxa"/>
+            <w:gridSpan w:val="2"/>
+            <w:shd w:val="clear" w:color="auto" w:fill="auto"/>
+            <w:vAlign w:val="bottom"/>
+          </w:tcPr>
+          <w:p>
+            <w:pPr>
+              <w:rPr>
+                <w:szCs w:val="16"/>
+              </w:rPr>
+            </w:pPr>
+          </w:p>
+        </w:tc>
+        <w:tc>
+          <w:tcPr>
+            <w:tcW w:w="315" w:type="dxa"/>
+            <w:gridSpan w:val="2"/>
+            <w:shd w:val="clear" w:color="auto" w:fill="auto"/>
+            <w:vAlign w:val="bottom"/>
+          </w:tcPr>
+          <w:p>
+            <w:pPr>
+              <w:rPr>
+                <w:szCs w:val="16"/>
+              </w:rPr>
+            </w:pPr>
+          </w:p>
+        </w:tc>
+        <w:tc>
+          <w:tcPr>
+            <w:tcW w:w="354" w:type="dxa"/>
+            <w:gridSpan w:val="2"/>
+            <w:shd w:val="clear" w:color="auto" w:fill="auto"/>
+            <w:vAlign w:val="bottom"/>
+          </w:tcPr>
+          <w:p>
+            <w:pPr>
+              <w:rPr>
+                <w:szCs w:val="16"/>
+              </w:rPr>
+            </w:pPr>
+          </w:p>
+        </w:tc>
+        <w:tc>
+          <w:tcPr>
+            <w:tcW w:w="315" w:type="dxa"/>
+            <w:shd w:val="clear" w:color="auto" w:fill="auto"/>
+            <w:vAlign w:val="bottom"/>
+          </w:tcPr>
+          <w:p>
+            <w:pPr>
+              <w:rPr>
+                <w:szCs w:val="16"/>
+              </w:rPr>
+            </w:pPr>
+          </w:p>
+        </w:tc>
+        <w:tc>
+          <w:tcPr>
+            <w:tcW w:w="315" w:type="dxa"/>
+            <w:shd w:val="clear" w:color="auto" w:fill="auto"/>
+            <w:vAlign w:val="bottom"/>
+          </w:tcPr>
+          <w:p>
+            <w:pPr>
+              <w:rPr>
+                <w:szCs w:val="16"/>
+              </w:rPr>
+            </w:pPr>
+          </w:p>
+        </w:tc>
+        <w:tc>
+          <w:tcPr>
+            <w:tcW w:w="315" w:type="dxa"/>
+            <w:shd w:val="clear" w:color="auto" w:fill="auto"/>
+            <w:vAlign w:val="bottom"/>
+          </w:tcPr>
+          <w:p>
+            <w:pPr>
+              <w:rPr>
+                <w:szCs w:val="16"/>
+              </w:rPr>
+            </w:pPr>
+          </w:p>
+        </w:tc>
+        <w:tc>
+          <w:tcPr>
+            <w:tcW w:w="315" w:type="dxa"/>
+            <w:shd w:val="clear" w:color="auto" w:fill="auto"/>
+            <w:vAlign w:val="bottom"/>
+          </w:tcPr>
+          <w:p>
+            <w:pPr>
+              <w:rPr>
+                <w:szCs w:val="16"/>
+              </w:rPr>
+            </w:pPr>
+          </w:p>
+        </w:tc>
+        <w:tc>
+          <w:tcPr>
+            <w:tcW w:w="315" w:type="dxa"/>
+            <w:gridSpan w:val="2"/>
+            <w:shd w:val="clear" w:color="auto" w:fill="auto"/>
+            <w:vAlign w:val="bottom"/>
+          </w:tcPr>
+          <w:p>
+            <w:pPr>
+              <w:rPr>
+                <w:szCs w:val="16"/>
+              </w:rPr>
+            </w:pPr>
+          </w:p>
+        </w:tc>
+        <w:tc>
+          <w:tcPr>
+            <w:tcW w:w="315" w:type="dxa"/>
+            <w:gridSpan w:val="2"/>
+            <w:shd w:val="clear" w:color="auto" w:fill="auto"/>
+            <w:vAlign w:val="bottom"/>
+          </w:tcPr>
+          <w:p>
+            <w:pPr>
+              <w:rPr>
+                <w:szCs w:val="16"/>
+              </w:rPr>
+            </w:pPr>
+          </w:p>
+        </w:tc>
+        <w:tc>
+          <w:tcPr>
+            <w:tcW w:w="315" w:type="dxa"/>
+            <w:shd w:val="clear" w:color="auto" w:fill="auto"/>
+            <w:vAlign w:val="bottom"/>
+          </w:tcPr>
+          <w:p>
+            <w:pPr>
+              <w:rPr>
+                <w:szCs w:val="16"/>
+              </w:rPr>
+            </w:pPr>
+          </w:p>
+        </w:tc>
+        <w:tc>
+          <w:tcPr>
+            <w:tcW w:w="315" w:type="dxa"/>
+            <w:shd w:val="clear" w:color="auto" w:fill="auto"/>
+            <w:vAlign w:val="bottom"/>
+          </w:tcPr>
+          <w:p>
+            <w:pPr>
+              <w:rPr>
+                <w:szCs w:val="16"/>
+              </w:rPr>
+            </w:pPr>
+          </w:p>
+        </w:tc>
+        <w:tc>
+          <w:tcPr>
+            <w:tcW w:w="315" w:type="dxa"/>
+            <w:shd w:val="clear" w:color="auto" w:fill="auto"/>
+            <w:vAlign w:val="bottom"/>
+          </w:tcPr>
+          <w:p>
+            <w:pPr>
+              <w:rPr>
+                <w:szCs w:val="16"/>
+              </w:rPr>
+            </w:pPr>
+          </w:p>
+        </w:tc>
+        <w:tc>
+          <w:tcPr>
+            <w:tcW w:w="171" w:type="dxa"/>
+            <w:shd w:val="clear" w:color="auto" w:fill="auto"/>
+            <w:vAlign w:val="bottom"/>
+          </w:tcPr>
+          <w:p>
+            <w:pPr>
+              <w:rPr>
+                <w:szCs w:val="16"/>
+              </w:rPr>
+            </w:pPr>
+          </w:p>
+        </w:tc>
+        <w:tc>
+          <w:tcPr>
+            <w:tcW w:w="197" w:type="dxa"/>
+            <w:shd w:val="clear" w:color="auto" w:fill="auto"/>
+            <w:vAlign w:val="bottom"/>
+          </w:tcPr>
+          <w:p>
+            <w:pPr>
+              <w:rPr>
+                <w:szCs w:val="16"/>
+              </w:rPr>
+            </w:pPr>
+          </w:p>
+        </w:tc>
+      </w:tr>
+      <w:tr>
+        <w:trPr>
+          <w:trHeight w:val="60"/>
+        </w:trPr>
+        <w:tc>
+          <w:tcPr>
+            <w:tcW w:w="105" w:type="dxa"/>
+            <w:shd w:val="clear" w:color="auto" w:fill="auto"/>
+            <w:vAlign w:val="bottom"/>
+          </w:tcPr>
+          <w:p>
+            <w:pPr>
+              <w:rPr>
+                <w:szCs w:val="16"/>
+              </w:rPr>
+            </w:pPr>
+          </w:p>
+        </w:tc>
+        <w:tc>
+          <w:tcPr>
+            <w:tcW w:w="315" w:type="dxa"/>
+            <w:shd w:val="clear" w:color="auto" w:fill="auto"/>
+            <w:vAlign w:val="bottom"/>
+          </w:tcPr>
+          <w:p>
+            <w:pPr>
+              <w:rPr>
+                <w:szCs w:val="16"/>
+              </w:rPr>
+            </w:pPr>
+          </w:p>
+        </w:tc>
+        <w:tc>
+          <w:tcPr>
+            <w:tcW w:w="315" w:type="dxa"/>
+            <w:shd w:val="clear" w:color="auto" w:fill="auto"/>
+            <w:vAlign w:val="bottom"/>
+          </w:tcPr>
+          <w:p>
+            <w:pPr>
+              <w:rPr>
+                <w:szCs w:val="16"/>
+              </w:rPr>
+            </w:pPr>
+          </w:p>
+        </w:tc>
+        <w:tc>
+          <w:tcPr>
+            <w:tcW w:w="315" w:type="dxa"/>
+            <w:shd w:val="clear" w:color="auto" w:fill="auto"/>
+            <w:vAlign w:val="bottom"/>
+          </w:tcPr>
+          <w:p>
+            <w:pPr>
+              <w:rPr>
+                <w:szCs w:val="16"/>
+              </w:rPr>
+            </w:pPr>
+          </w:p>
+        </w:tc>
+        <w:tc>
+          <w:tcPr>
+            <w:tcW w:w="394" w:type="dxa"/>
+            <w:shd w:val="clear" w:color="auto" w:fill="auto"/>
+            <w:vAlign w:val="bottom"/>
+          </w:tcPr>
+          <w:p>
+            <w:pPr>
+              <w:rPr>
+                <w:szCs w:val="16"/>
+              </w:rPr>
+            </w:pPr>
+          </w:p>
+        </w:tc>
+        <w:tc>
+          <w:tcPr>
+            <w:tcW w:w="223" w:type="dxa"/>
+            <w:shd w:val="clear" w:color="auto" w:fill="auto"/>
+            <w:vAlign w:val="bottom"/>
+          </w:tcPr>
+          <w:p>
+            <w:pPr>
+              <w:rPr>
+                <w:szCs w:val="16"/>
+              </w:rPr>
+            </w:pPr>
+          </w:p>
+        </w:tc>
+        <w:tc>
+          <w:tcPr>
+            <w:tcW w:w="315" w:type="dxa"/>
+            <w:shd w:val="clear" w:color="auto" w:fill="auto"/>
+            <w:vAlign w:val="bottom"/>
+          </w:tcPr>
+          <w:p>
+            <w:pPr>
+              <w:rPr>
+                <w:szCs w:val="16"/>
+              </w:rPr>
+            </w:pPr>
+          </w:p>
+        </w:tc>
+        <w:tc>
+          <w:tcPr>
+            <w:tcW w:w="315" w:type="dxa"/>
+            <w:shd w:val="clear" w:color="auto" w:fill="auto"/>
+            <w:vAlign w:val="bottom"/>
+          </w:tcPr>
+          <w:p>
+            <w:pPr>
+              <w:rPr>
+                <w:szCs w:val="16"/>
+              </w:rPr>
+            </w:pPr>
+          </w:p>
+        </w:tc>
+        <w:tc>
+          <w:tcPr>
+            <w:tcW w:w="315" w:type="dxa"/>
+            <w:shd w:val="clear" w:color="auto" w:fill="auto"/>
+            <w:vAlign w:val="bottom"/>
+          </w:tcPr>
+          <w:p>
+            <w:pPr>
+              <w:rPr>
+                <w:szCs w:val="16"/>
+              </w:rPr>
+            </w:pPr>
+          </w:p>
+        </w:tc>
+        <w:tc>
+          <w:tcPr>
+            <w:tcW w:w="315" w:type="dxa"/>
+            <w:gridSpan w:val="2"/>
+            <w:shd w:val="clear" w:color="auto" w:fill="auto"/>
+            <w:vAlign w:val="bottom"/>
+          </w:tcPr>
+          <w:p>
+            <w:pPr>
+              <w:rPr>
+                <w:szCs w:val="16"/>
+              </w:rPr>
+            </w:pPr>
+          </w:p>
+        </w:tc>
+        <w:tc>
+          <w:tcPr>
+            <w:tcW w:w="315" w:type="dxa"/>
+            <w:gridSpan w:val="2"/>
+            <w:shd w:val="clear" w:color="auto" w:fill="auto"/>
+            <w:vAlign w:val="bottom"/>
+          </w:tcPr>
+          <w:p>
+            <w:pPr>
+              <w:rPr>
+                <w:szCs w:val="16"/>
+              </w:rPr>
+            </w:pPr>
+          </w:p>
+        </w:tc>
+        <w:tc>
+          <w:tcPr>
+            <w:tcW w:w="315" w:type="dxa"/>
+            <w:gridSpan w:val="2"/>
+            <w:shd w:val="clear" w:color="auto" w:fill="auto"/>
+            <w:vAlign w:val="bottom"/>
+          </w:tcPr>
+          <w:p>
+            <w:pPr>
+              <w:rPr>
+                <w:szCs w:val="16"/>
+              </w:rPr>
+            </w:pPr>
+          </w:p>
+        </w:tc>
+        <w:tc>
+          <w:tcPr>
+            <w:tcW w:w="315" w:type="dxa"/>
+            <w:gridSpan w:val="2"/>
+            <w:shd w:val="clear" w:color="auto" w:fill="auto"/>
+            <w:vAlign w:val="bottom"/>
+          </w:tcPr>
+          <w:p>
+            <w:pPr>
+              <w:rPr>
+                <w:szCs w:val="16"/>
+              </w:rPr>
+            </w:pPr>
+          </w:p>
+        </w:tc>
+        <w:tc>
+          <w:tcPr>
+            <w:tcW w:w="315" w:type="dxa"/>
+            <w:gridSpan w:val="2"/>
+            <w:shd w:val="clear" w:color="auto" w:fill="auto"/>
+            <w:vAlign w:val="bottom"/>
+          </w:tcPr>
+          <w:p>
+            <w:pPr>
+              <w:rPr>
+                <w:szCs w:val="16"/>
+              </w:rPr>
+            </w:pPr>
+          </w:p>
+        </w:tc>
+        <w:tc>
+          <w:tcPr>
+            <w:tcW w:w="249" w:type="dxa"/>
+            <w:gridSpan w:val="2"/>
+            <w:shd w:val="clear" w:color="auto" w:fill="auto"/>
+            <w:vAlign w:val="bottom"/>
+          </w:tcPr>
+          <w:p>
+            <w:pPr>
+              <w:rPr>
+                <w:szCs w:val="16"/>
+              </w:rPr>
+            </w:pPr>
+          </w:p>
+        </w:tc>
+        <w:tc>
+          <w:tcPr>
+            <w:tcW w:w="236" w:type="dxa"/>
+            <w:gridSpan w:val="2"/>
+            <w:shd w:val="clear" w:color="auto" w:fill="auto"/>
+            <w:vAlign w:val="bottom"/>
+          </w:tcPr>
+          <w:p>
+            <w:pPr>
+              <w:rPr>
+                <w:szCs w:val="16"/>
+              </w:rPr>
+            </w:pPr>
+          </w:p>
+        </w:tc>
+        <w:tc>
+          <w:tcPr>
+            <w:tcW w:w="249" w:type="dxa"/>
+            <w:gridSpan w:val="2"/>
+            <w:shd w:val="clear" w:color="auto" w:fill="auto"/>
+            <w:vAlign w:val="bottom"/>
+          </w:tcPr>
+          <w:p>
+            <w:pPr>
+              <w:rPr>
+                <w:szCs w:val="16"/>
+              </w:rPr>
+            </w:pPr>
+          </w:p>
+        </w:tc>
+        <w:tc>
+          <w:tcPr>
+            <w:tcW w:w="249" w:type="dxa"/>
+            <w:shd w:val="clear" w:color="auto" w:fill="auto"/>
+            <w:vAlign w:val="bottom"/>
+          </w:tcPr>
+          <w:p>
+            <w:pPr>
+              <w:rPr>
+                <w:szCs w:val="16"/>
+              </w:rPr>
+            </w:pPr>
+          </w:p>
+        </w:tc>
+        <w:tc>
+          <w:tcPr>
+            <w:tcW w:w="315" w:type="dxa"/>
+            <w:gridSpan w:val="2"/>
+            <w:shd w:val="clear" w:color="auto" w:fill="auto"/>
+            <w:vAlign w:val="bottom"/>
+          </w:tcPr>
+          <w:p>
+            <w:pPr>
+              <w:rPr>
+                <w:szCs w:val="16"/>
+              </w:rPr>
+            </w:pPr>
+          </w:p>
+        </w:tc>
+        <w:tc>
+          <w:tcPr>
+            <w:tcW w:w="315" w:type="dxa"/>
+            <w:gridSpan w:val="2"/>
+            <w:shd w:val="clear" w:color="auto" w:fill="auto"/>
+            <w:vAlign w:val="bottom"/>
+          </w:tcPr>
+          <w:p>
+            <w:pPr>
+              <w:rPr>
+                <w:szCs w:val="16"/>
+              </w:rPr>
+            </w:pPr>
+          </w:p>
+        </w:tc>
+        <w:tc>
+          <w:tcPr>
+            <w:tcW w:w="315" w:type="dxa"/>
+            <w:gridSpan w:val="2"/>
+            <w:shd w:val="clear" w:color="auto" w:fill="auto"/>
+            <w:vAlign w:val="bottom"/>
+          </w:tcPr>
+          <w:p>
+            <w:pPr>
+              <w:rPr>
+                <w:szCs w:val="16"/>
+              </w:rPr>
+            </w:pPr>
+          </w:p>
+        </w:tc>
+        <w:tc>
+          <w:tcPr>
+            <w:tcW w:w="315" w:type="dxa"/>
+            <w:gridSpan w:val="2"/>
+            <w:shd w:val="clear" w:color="auto" w:fill="auto"/>
+            <w:vAlign w:val="bottom"/>
+          </w:tcPr>
+          <w:p>
+            <w:pPr>
+              <w:rPr>
+                <w:szCs w:val="16"/>
+              </w:rPr>
+            </w:pPr>
+          </w:p>
+        </w:tc>
+        <w:tc>
+          <w:tcPr>
+            <w:tcW w:w="354" w:type="dxa"/>
+            <w:gridSpan w:val="2"/>
+            <w:shd w:val="clear" w:color="auto" w:fill="auto"/>
+            <w:vAlign w:val="bottom"/>
+          </w:tcPr>
+          <w:p>
+            <w:pPr>
+              <w:rPr>
+                <w:szCs w:val="16"/>
+              </w:rPr>
+            </w:pPr>
+          </w:p>
+        </w:tc>
+        <w:tc>
+          <w:tcPr>
+            <w:tcW w:w="315" w:type="dxa"/>
+            <w:shd w:val="clear" w:color="auto" w:fill="auto"/>
+            <w:vAlign w:val="bottom"/>
+          </w:tcPr>
+          <w:p>
+            <w:pPr>
+              <w:rPr>
+                <w:szCs w:val="16"/>
+              </w:rPr>
+            </w:pPr>
+          </w:p>
+        </w:tc>
+        <w:tc>
+          <w:tcPr>
+            <w:tcW w:w="315" w:type="dxa"/>
+            <w:shd w:val="clear" w:color="auto" w:fill="auto"/>
+            <w:vAlign w:val="bottom"/>
+          </w:tcPr>
+          <w:p>
+            <w:pPr>
+              <w:rPr>
+                <w:szCs w:val="16"/>
+              </w:rPr>
+            </w:pPr>
+          </w:p>
+        </w:tc>
+        <w:tc>
+          <w:tcPr>
+            <w:tcW w:w="315" w:type="dxa"/>
+            <w:shd w:val="clear" w:color="auto" w:fill="auto"/>
+            <w:vAlign w:val="bottom"/>
+          </w:tcPr>
+          <w:p>
+            <w:pPr>
+              <w:rPr>
+                <w:szCs w:val="16"/>
+              </w:rPr>
+            </w:pPr>
+          </w:p>
+        </w:tc>
+        <w:tc>
+          <w:tcPr>
+            <w:tcW w:w="315" w:type="dxa"/>
+            <w:shd w:val="clear" w:color="auto" w:fill="auto"/>
+            <w:vAlign w:val="bottom"/>
+          </w:tcPr>
+          <w:p>
+            <w:pPr>
+              <w:rPr>
+                <w:szCs w:val="16"/>
+              </w:rPr>
+            </w:pPr>
+          </w:p>
+        </w:tc>
+        <w:tc>
+          <w:tcPr>
+            <w:tcW w:w="315" w:type="dxa"/>
+            <w:gridSpan w:val="2"/>
+            <w:shd w:val="clear" w:color="auto" w:fill="auto"/>
+            <w:vAlign w:val="bottom"/>
+          </w:tcPr>
+          <w:p>
+            <w:pPr>
+              <w:rPr>
+                <w:szCs w:val="16"/>
+              </w:rPr>
+            </w:pPr>
+          </w:p>
+        </w:tc>
+        <w:tc>
+          <w:tcPr>
+            <w:tcW w:w="315" w:type="dxa"/>
+            <w:gridSpan w:val="2"/>
+            <w:shd w:val="clear" w:color="auto" w:fill="auto"/>
+            <w:vAlign w:val="bottom"/>
+          </w:tcPr>
+          <w:p>
+            <w:pPr>
+              <w:rPr>
+                <w:szCs w:val="16"/>
+              </w:rPr>
+            </w:pPr>
+          </w:p>
+        </w:tc>
+        <w:tc>
+          <w:tcPr>
+            <w:tcW w:w="315" w:type="dxa"/>
+            <w:shd w:val="clear" w:color="auto" w:fill="auto"/>
+            <w:vAlign w:val="bottom"/>
+          </w:tcPr>
+          <w:p>
+            <w:pPr>
+              <w:rPr>
+                <w:szCs w:val="16"/>
+              </w:rPr>
+            </w:pPr>
+          </w:p>
+        </w:tc>
+        <w:tc>
+          <w:tcPr>
+            <w:tcW w:w="315" w:type="dxa"/>
+            <w:shd w:val="clear" w:color="auto" w:fill="auto"/>
+            <w:vAlign w:val="bottom"/>
+          </w:tcPr>
+          <w:p>
+            <w:pPr>
+              <w:rPr>
+                <w:szCs w:val="16"/>
+              </w:rPr>
+            </w:pPr>
+          </w:p>
+        </w:tc>
+        <w:tc>
+          <w:tcPr>
+            <w:tcW w:w="315" w:type="dxa"/>
+            <w:shd w:val="clear" w:color="auto" w:fill="auto"/>
+            <w:vAlign w:val="bottom"/>
+          </w:tcPr>
+          <w:p>
+            <w:pPr>
+              <w:rPr>
+                <w:szCs w:val="16"/>
+              </w:rPr>
+            </w:pPr>
+          </w:p>
+        </w:tc>
+        <w:tc>
+          <w:tcPr>
+            <w:tcW w:w="171" w:type="dxa"/>
+            <w:shd w:val="clear" w:color="auto" w:fill="auto"/>
+            <w:vAlign w:val="bottom"/>
+          </w:tcPr>
+          <w:p>
+            <w:pPr>
+              <w:rPr>
+                <w:szCs w:val="16"/>
+              </w:rPr>
+            </w:pPr>
+          </w:p>
+        </w:tc>
+        <w:tc>
+          <w:tcPr>
+            <w:tcW w:w="197" w:type="dxa"/>
+            <w:shd w:val="clear" w:color="auto" w:fill="auto"/>
+            <w:vAlign w:val="bottom"/>
+          </w:tcPr>
+          <w:p>
+            <w:pPr>
+              <w:rPr>
+                <w:szCs w:val="16"/>
+              </w:rPr>
+            </w:pPr>
+          </w:p>
+        </w:tc>
+      </w:tr>
+      <w:tr>
+        <w:trPr>
+          <w:trHeight w:val="60"/>
+        </w:trPr>
+        <w:tc>
+          <w:tcPr>
+            <w:tcW w:w="105" w:type="dxa"/>
+            <w:shd w:val="clear" w:color="auto" w:fill="auto"/>
+            <w:vAlign w:val="bottom"/>
+          </w:tcPr>
+          <w:p>
+            <w:pPr>
+              <w:rPr>
+                <w:szCs w:val="16"/>
+              </w:rPr>
+            </w:pPr>
+          </w:p>
+        </w:tc>
+        <w:tc>
+          <w:tcPr>
+            <w:tcW w:w="315" w:type="dxa"/>
+            <w:shd w:val="clear" w:color="auto" w:fill="auto"/>
+            <w:vAlign w:val="bottom"/>
+          </w:tcPr>
+          <w:p>
+            <w:pPr>
+              <w:rPr>
+                <w:szCs w:val="16"/>
+              </w:rPr>
+            </w:pPr>
+          </w:p>
+        </w:tc>
+        <w:tc>
+          <w:tcPr>
+            <w:tcW w:w="315" w:type="dxa"/>
+            <w:shd w:val="clear" w:color="auto" w:fill="auto"/>
+            <w:vAlign w:val="bottom"/>
+          </w:tcPr>
+          <w:p>
+            <w:pPr>
+              <w:rPr>
+                <w:szCs w:val="16"/>
+              </w:rPr>
+            </w:pPr>
+          </w:p>
+        </w:tc>
+        <w:tc>
+          <w:tcPr>
+            <w:tcW w:w="315" w:type="dxa"/>
+            <w:shd w:val="clear" w:color="auto" w:fill="auto"/>
+            <w:vAlign w:val="bottom"/>
+          </w:tcPr>
+          <w:p>
+            <w:pPr>
+              <w:rPr>
+                <w:szCs w:val="16"/>
+              </w:rPr>
+            </w:pPr>
+          </w:p>
+        </w:tc>
+        <w:tc>
+          <w:tcPr>
+            <w:tcW w:w="394" w:type="dxa"/>
+            <w:shd w:val="clear" w:color="auto" w:fill="auto"/>
+            <w:vAlign w:val="bottom"/>
+          </w:tcPr>
+          <w:p>
+            <w:pPr>
+              <w:rPr>
+                <w:szCs w:val="16"/>
+              </w:rPr>
+            </w:pPr>
+          </w:p>
+        </w:tc>
+        <w:tc>
+          <w:tcPr>
+            <w:tcW w:w="223" w:type="dxa"/>
+            <w:shd w:val="clear" w:color="auto" w:fill="auto"/>
+            <w:vAlign w:val="bottom"/>
+          </w:tcPr>
+          <w:p>
+            <w:pPr>
+              <w:rPr>
+                <w:szCs w:val="16"/>
+              </w:rPr>
+            </w:pPr>
+          </w:p>
+        </w:tc>
+        <w:tc>
+          <w:tcPr>
+            <w:tcW w:w="315" w:type="dxa"/>
+            <w:shd w:val="clear" w:color="auto" w:fill="auto"/>
+            <w:vAlign w:val="bottom"/>
+          </w:tcPr>
+          <w:p>
+            <w:pPr>
+              <w:rPr>
+                <w:szCs w:val="16"/>
+              </w:rPr>
+            </w:pPr>
+          </w:p>
+        </w:tc>
+        <w:tc>
+          <w:tcPr>
+            <w:tcW w:w="315" w:type="dxa"/>
+            <w:shd w:val="clear" w:color="auto" w:fill="auto"/>
+            <w:vAlign w:val="bottom"/>
+          </w:tcPr>
+          <w:p>
+            <w:pPr>
+              <w:rPr>
+                <w:szCs w:val="16"/>
+              </w:rPr>
+            </w:pPr>
+          </w:p>
+        </w:tc>
+        <w:tc>
+          <w:tcPr>
+            <w:tcW w:w="315" w:type="dxa"/>
+            <w:shd w:val="clear" w:color="auto" w:fill="auto"/>
+            <w:vAlign w:val="bottom"/>
+          </w:tcPr>
+          <w:p>
+            <w:pPr>
+              <w:rPr>
+                <w:szCs w:val="16"/>
+              </w:rPr>
+            </w:pPr>
+          </w:p>
+        </w:tc>
+        <w:tc>
+          <w:tcPr>
+            <w:tcW w:w="315" w:type="dxa"/>
+            <w:gridSpan w:val="2"/>
+            <w:shd w:val="clear" w:color="auto" w:fill="auto"/>
+            <w:vAlign w:val="bottom"/>
+          </w:tcPr>
+          <w:p>
+            <w:pPr>
+              <w:rPr>
+                <w:szCs w:val="16"/>
+              </w:rPr>
+            </w:pPr>
+          </w:p>
+        </w:tc>
+        <w:tc>
+          <w:tcPr>
+            <w:tcW w:w="315" w:type="dxa"/>
+            <w:gridSpan w:val="2"/>
+            <w:shd w:val="clear" w:color="auto" w:fill="auto"/>
+            <w:vAlign w:val="bottom"/>
+          </w:tcPr>
+          <w:p>
+            <w:pPr>
+              <w:rPr>
+                <w:szCs w:val="16"/>
+              </w:rPr>
+            </w:pPr>
+          </w:p>
+        </w:tc>
+        <w:tc>
+          <w:tcPr>
+            <w:tcW w:w="315" w:type="dxa"/>
+            <w:gridSpan w:val="2"/>
+            <w:shd w:val="clear" w:color="auto" w:fill="auto"/>
+            <w:vAlign w:val="bottom"/>
+          </w:tcPr>
+          <w:p>
+            <w:pPr>
+              <w:rPr>
+                <w:szCs w:val="16"/>
+              </w:rPr>
+            </w:pPr>
+            <w:r>
+              <w:rPr>
+                <w:noProof/>
+                <w:szCs w:val="16"/>
+              </w:rPr>
+              <w:drawing>
+                <wp:anchor distT="0" distB="0" distL="114300" distR="114300" simplePos="0" relativeHeight="251664384" behindDoc="0" locked="0" layoutInCell="1" allowOverlap="1" wp14:anchorId="3FA62933" wp14:editId="15FC4736">
+                  <wp:simplePos x="0" y="0"/>
+                  <wp:positionH relativeFrom="column">
+                    <wp:posOffset>154305</wp:posOffset>
+                  </wp:positionH>
+                  <wp:positionV relativeFrom="paragraph">
+                    <wp:posOffset>113030</wp:posOffset>
+                  </wp:positionV>
+                  <wp:extent cx="1857375" cy="1830705"/>
+                  <wp:effectExtent l="0" t="0" r="0" b="0"/>
+                  <wp:wrapNone/>
+                  <wp:docPr id="10" name="Рисунок 10"/>
+                  <wp:cNvGraphicFramePr>
+                    <a:graphicFrameLocks xmlns:a="http://schemas.openxmlformats.org/drawingml/2006/main" noChangeAspect="1"/>
+                  </wp:cNvGraphicFramePr>
+                  <a:graphic xmlns:a="http://schemas.openxmlformats.org/drawingml/2006/main">
+                    <a:graphicData uri="http://schemas.openxmlformats.org/drawingml/2006/picture">
+                      <pic:pic xmlns:pic="http://schemas.openxmlformats.org/drawingml/2006/picture">
+                        <pic:nvPicPr>
+                          <pic:cNvPr id="0" name="img7.png"/>
+                          <pic:cNvPicPr/>
+                        </pic:nvPicPr>
+                        <pic:blipFill>
+                          <a:blip r:embed="rId9" cstate="print">
+                            <a:extLst>
+                              <a:ext uri="{BEBA8EAE-BF5A-486C-A8C5-ECC9F3942E4B}">
+                                <a14:imgProps xmlns:a14="http://schemas.microsoft.com/office/drawing/2010/main">
+                                  <a14:imgLayer r:embed="rId10">
+                                    <a14:imgEffect>
+                                      <a14:colorTemperature colorTemp="7200"/>
+                                    </a14:imgEffect>
+                                    <a14:imgEffect>
+                                      <a14:saturation sat="400000"/>
+                                    </a14:imgEffect>
+                                  </a14:imgLayer>
+                                </a14:imgProps>
+                              </a:ext>
+                              <a:ext uri="{28A0092B-C50C-407E-A947-70E740481C1C}">
+                                <a14:useLocalDpi xmlns:a14="http://schemas.microsoft.com/office/drawing/2010/main" val="0"/>
+                              </a:ext>
+                            </a:extLst>
+                          </a:blip>
+                          <a:stretch>
+                            <a:fillRect/>
+                          </a:stretch>
+                        </pic:blipFill>
+                        <pic:spPr>
+                          <a:xfrm rot="5400000">
+                            <a:off x="0" y="0"/>
+                            <a:ext cx="1857375" cy="1830705"/>
+                          </a:xfrm>
+                          <a:prstGeom prst="rect">
+                            <a:avLst/>
+                          </a:prstGeom>
+                        </pic:spPr>
+                      </pic:pic>
+                    </a:graphicData>
+                  </a:graphic>
+                  <wp14:sizeRelH relativeFrom="page">
+                    <wp14:pctWidth>0</wp14:pctWidth>
+                  </wp14:sizeRelH>
+                  <wp14:sizeRelV relativeFrom="page">
+                    <wp14:pctHeight>0</wp14:pctHeight>
+                  </wp14:sizeRelV>
+                </wp:anchor>
+              </w:drawing>
+            </w:r>
           </w:p>
         </w:tc>
         <w:tc>
@@ -14790,6 +14918,83 @@
     </w:sectPr>
   </w:body>
 </w:document>
+</file>
+
+<file path=word/comments.xml><?xml version="1.0" encoding="utf-8"?>
+<w:comments xmlns:wpc="http://schemas.microsoft.com/office/word/2010/wordprocessingCanvas" xmlns:cx="http://schemas.microsoft.com/office/drawing/2014/chartex" xmlns:cx1="http://schemas.microsoft.com/office/drawing/2015/9/8/chartex" xmlns:cx2="http://schemas.microsoft.com/office/drawing/2015/10/21/chartex" xmlns:cx3="http://schemas.microsoft.com/office/drawing/2016/5/9/chartex" xmlns:cx4="http://schemas.microsoft.com/office/drawing/2016/5/10/chartex" xmlns:cx5="http://schemas.microsoft.com/office/drawing/2016/5/11/chartex" xmlns:cx6="http://schemas.microsoft.com/office/drawing/2016/5/12/chartex" xmlns:cx7="http://schemas.microsoft.com/office/drawing/2016/5/13/chartex" xmlns:cx8="http://schemas.microsoft.com/office/drawing/2016/5/14/chartex" xmlns:mc="http://schemas.openxmlformats.org/markup-compatibility/2006" xmlns:aink="http://schemas.microsoft.com/office/drawing/2016/ink" xmlns:am3d="http://schemas.microsoft.com/office/drawing/2017/model3d" xmlns:o="urn:schemas-microsoft-com:office:office" xmlns:oel="http://schemas.microsoft.com/office/2019/extlst" xmlns:r="http://schemas.openxmlformats.org/officeDocument/2006/relationships" xmlns:m="http://schemas.openxmlformats.org/officeDocument/2006/math" xmlns:v="urn:schemas-microsoft-com:vml" xmlns:wp14="http://schemas.microsoft.com/office/word/2010/wordprocessingDrawing" xmlns:wp="http://schemas.openxmlformats.org/drawingml/2006/wordprocessingDrawing" xmlns:w10="urn:schemas-microsoft-com:office:word" xmlns:w="http://schemas.openxmlformats.org/wordprocessingml/2006/main" xmlns:w14="http://schemas.microsoft.com/office/word/2010/wordml" xmlns:w15="http://schemas.microsoft.com/office/word/2012/wordml" xmlns:w16cex="http://schemas.microsoft.com/office/word/2018/wordml/cex" xmlns:w16cid="http://schemas.microsoft.com/office/word/2016/wordml/cid" xmlns:w16="http://schemas.microsoft.com/office/word/2018/wordml" xmlns:w16sdtdh="http://schemas.microsoft.com/office/word/2020/wordml/sdtdatahash" xmlns:w16se="http://schemas.microsoft.com/office/word/2015/wordml/symex" xmlns:wpg="http://schemas.microsoft.com/office/word/2010/wordprocessingGroup" xmlns:wpi="http://schemas.microsoft.com/office/word/2010/wordprocessingInk" xmlns:wne="http://schemas.microsoft.com/office/word/2006/wordml" xmlns:wps="http://schemas.microsoft.com/office/word/2010/wordprocessingShape" mc:Ignorable="w14 w15 w16se w16cid w16 w16cex w16sdtdh wp14">
+  <w:comment w:id="0" w:author="user" w:date="2025-08-29T18:54:00Z" w:initials="u">
+    <w:p>
+      <w:pPr>
+        <w:pStyle w:val="a4"/>
+      </w:pPr>
+      <w:r>
+        <w:rPr>
+          <w:rStyle w:val="a3"/>
+        </w:rPr>
+        <w:annotationRef/>
+      </w:r>
+      <w:r>
+        <w:t>ПРОВЕРЬ В ТАБЛИЧКЕ № !!!</w:t>
+      </w:r>
+    </w:p>
+  </w:comment>
+  <w:comment w:id="1" w:author="user" w:date="2025-02-20T16:41:00Z" w:initials="u">
+    <w:p>
+      <w:pPr>
+        <w:pStyle w:val="a4"/>
+      </w:pPr>
+      <w:r>
+        <w:rPr>
+          <w:rStyle w:val="a3"/>
+        </w:rPr>
+        <w:annotationRef/>
+      </w:r>
+      <w:r>
+        <w:t>Если изменения или ИД то правим</w:t>
+      </w:r>
+    </w:p>
+  </w:comment>
+  <w:comment w:id="2" w:author="user" w:date="2025-02-20T16:40:00Z" w:initials="u">
+    <w:p>
+      <w:pPr>
+        <w:pStyle w:val="a4"/>
+      </w:pPr>
+      <w:r>
+        <w:rPr>
+          <w:rStyle w:val="a3"/>
+        </w:rPr>
+        <w:annotationRef/>
+      </w:r>
+      <w:r>
+        <w:t xml:space="preserve">НДС проверить </w:t>
+      </w:r>
+      <w:r>
+        <w:br/>
+        <w:t>Если Проджект то без НДС</w:t>
+      </w:r>
+      <w:r>
+        <w:br/>
+        <w:t>У Про НДС 5%</w:t>
+      </w:r>
+    </w:p>
+  </w:comment>
+</w:comments>
+</file>
+
+<file path=word/commentsExtended.xml><?xml version="1.0" encoding="utf-8"?>
+<w15:commentsEx xmlns:wpc="http://schemas.microsoft.com/office/word/2010/wordprocessingCanvas" xmlns:cx="http://schemas.microsoft.com/office/drawing/2014/chartex" xmlns:cx1="http://schemas.microsoft.com/office/drawing/2015/9/8/chartex" xmlns:cx2="http://schemas.microsoft.com/office/drawing/2015/10/21/chartex" xmlns:cx3="http://schemas.microsoft.com/office/drawing/2016/5/9/chartex" xmlns:cx4="http://schemas.microsoft.com/office/drawing/2016/5/10/chartex" xmlns:cx5="http://schemas.microsoft.com/office/drawing/2016/5/11/chartex" xmlns:cx6="http://schemas.microsoft.com/office/drawing/2016/5/12/chartex" xmlns:cx7="http://schemas.microsoft.com/office/drawing/2016/5/13/chartex" xmlns:cx8="http://schemas.microsoft.com/office/drawing/2016/5/14/chartex" xmlns:mc="http://schemas.openxmlformats.org/markup-compatibility/2006" xmlns:aink="http://schemas.microsoft.com/office/drawing/2016/ink" xmlns:am3d="http://schemas.microsoft.com/office/drawing/2017/model3d" xmlns:o="urn:schemas-microsoft-com:office:office" xmlns:oel="http://schemas.microsoft.com/office/2019/extlst" xmlns:r="http://schemas.openxmlformats.org/officeDocument/2006/relationships" xmlns:m="http://schemas.openxmlformats.org/officeDocument/2006/math" xmlns:v="urn:schemas-microsoft-com:vml" xmlns:wp14="http://schemas.microsoft.com/office/word/2010/wordprocessingDrawing" xmlns:wp="http://schemas.openxmlformats.org/drawingml/2006/wordprocessingDrawing" xmlns:w10="urn:schemas-microsoft-com:office:word" xmlns:w="http://schemas.openxmlformats.org/wordprocessingml/2006/main" xmlns:w14="http://schemas.microsoft.com/office/word/2010/wordml" xmlns:w15="http://schemas.microsoft.com/office/word/2012/wordml" xmlns:w16cex="http://schemas.microsoft.com/office/word/2018/wordml/cex" xmlns:w16cid="http://schemas.microsoft.com/office/word/2016/wordml/cid" xmlns:w16="http://schemas.microsoft.com/office/word/2018/wordml" xmlns:w16sdtdh="http://schemas.microsoft.com/office/word/2020/wordml/sdtdatahash" xmlns:w16se="http://schemas.microsoft.com/office/word/2015/wordml/symex" xmlns:wpg="http://schemas.microsoft.com/office/word/2010/wordprocessingGroup" xmlns:wpi="http://schemas.microsoft.com/office/word/2010/wordprocessingInk" xmlns:wne="http://schemas.microsoft.com/office/word/2006/wordml" xmlns:wps="http://schemas.microsoft.com/office/word/2010/wordprocessingShape" mc:Ignorable="w14 w15 w16se w16cid w16 w16cex w16sdtdh wp14">
+  <w15:commentEx w15:paraId="18B84B6E" w15:done="0"/>
+  <w15:commentEx w15:paraId="7743021D" w15:done="0"/>
+  <w15:commentEx w15:paraId="67D81E86" w15:done="0"/>
+</w15:commentsEx>
+</file>
+
+<file path=word/commentsIds.xml><?xml version="1.0" encoding="utf-8"?>
+<w16cid:commentsIds xmlns:wpc="http://schemas.microsoft.com/office/word/2010/wordprocessingCanvas" xmlns:cx="http://schemas.microsoft.com/office/drawing/2014/chartex" xmlns:cx1="http://schemas.microsoft.com/office/drawing/2015/9/8/chartex" xmlns:cx2="http://schemas.microsoft.com/office/drawing/2015/10/21/chartex" xmlns:cx3="http://schemas.microsoft.com/office/drawing/2016/5/9/chartex" xmlns:cx4="http://schemas.microsoft.com/office/drawing/2016/5/10/chartex" xmlns:cx5="http://schemas.microsoft.com/office/drawing/2016/5/11/chartex" xmlns:cx6="http://schemas.microsoft.com/office/drawing/2016/5/12/chartex" xmlns:cx7="http://schemas.microsoft.com/office/drawing/2016/5/13/chartex" xmlns:cx8="http://schemas.microsoft.com/office/drawing/2016/5/14/chartex" xmlns:mc="http://schemas.openxmlformats.org/markup-compatibility/2006" xmlns:aink="http://schemas.microsoft.com/office/drawing/2016/ink" xmlns:am3d="http://schemas.microsoft.com/office/drawing/2017/model3d" xmlns:o="urn:schemas-microsoft-com:office:office" xmlns:oel="http://schemas.microsoft.com/office/2019/extlst" xmlns:r="http://schemas.openxmlformats.org/officeDocument/2006/relationships" xmlns:m="http://schemas.openxmlformats.org/officeDocument/2006/math" xmlns:v="urn:schemas-microsoft-com:vml" xmlns:wp14="http://schemas.microsoft.com/office/word/2010/wordprocessingDrawing" xmlns:wp="http://schemas.openxmlformats.org/drawingml/2006/wordprocessingDrawing" xmlns:w10="urn:schemas-microsoft-com:office:word" xmlns:w="http://schemas.openxmlformats.org/wordprocessingml/2006/main" xmlns:w14="http://schemas.microsoft.com/office/word/2010/wordml" xmlns:w15="http://schemas.microsoft.com/office/word/2012/wordml" xmlns:w16cex="http://schemas.microsoft.com/office/word/2018/wordml/cex" xmlns:w16cid="http://schemas.microsoft.com/office/word/2016/wordml/cid" xmlns:w16="http://schemas.microsoft.com/office/word/2018/wordml" xmlns:w16sdtdh="http://schemas.microsoft.com/office/word/2020/wordml/sdtdatahash" xmlns:w16se="http://schemas.microsoft.com/office/word/2015/wordml/symex" xmlns:wpg="http://schemas.microsoft.com/office/word/2010/wordprocessingGroup" xmlns:wpi="http://schemas.microsoft.com/office/word/2010/wordprocessingInk" xmlns:wne="http://schemas.microsoft.com/office/word/2006/wordml" xmlns:wps="http://schemas.microsoft.com/office/word/2010/wordprocessingShape" mc:Ignorable="w14 w15 w16se w16cid w16 w16cex w16sdtdh wp14">
+  <w16cid:commentId w16cid:paraId="18B84B6E" w16cid:durableId="6432AFA5"/>
+  <w16cid:commentId w16cid:paraId="7743021D" w16cid:durableId="67C7C141"/>
+  <w16cid:commentId w16cid:paraId="67D81E86" w16cid:durableId="0C2D0BD1"/>
+</w16cid:commentsIds>
 </file>
 
 <file path=word/styles.xml><?xml version="1.0" encoding="utf-8"?>
@@ -15290,6 +15495,104 @@
       </w:tblCellMar>
     </w:tblPr>
   </w:style>
+  <w:style w:type="character" w:styleId="a3">
+    <w:name w:val="annotation reference"/>
+    <w:basedOn w:val="a0"/>
+    <w:uiPriority w:val="99"/>
+    <w:semiHidden/>
+    <w:unhideWhenUsed/>
+    <w:rsid w:val="003A4D92"/>
+    <w:rPr>
+      <w:sz w:val="16"/>
+      <w:szCs w:val="16"/>
+    </w:rPr>
+  </w:style>
+  <w:style w:type="paragraph" w:styleId="a4">
+    <w:name w:val="annotation text"/>
+    <w:basedOn w:val="a"/>
+    <w:link w:val="a5"/>
+    <w:uiPriority w:val="99"/>
+    <w:semiHidden/>
+    <w:unhideWhenUsed/>
+    <w:rsid w:val="003A4D92"/>
+    <w:pPr>
+      <w:spacing w:line="240" w:lineRule="auto"/>
+    </w:pPr>
+    <w:rPr>
+      <w:sz w:val="20"/>
+      <w:szCs w:val="20"/>
+    </w:rPr>
+  </w:style>
+  <w:style w:type="character" w:customStyle="1" w:styleId="a5">
+    <w:name w:val="Текст примечания Знак"/>
+    <w:basedOn w:val="a0"/>
+    <w:link w:val="a4"/>
+    <w:uiPriority w:val="99"/>
+    <w:semiHidden/>
+    <w:rsid w:val="003A4D92"/>
+    <w:rPr>
+      <w:sz w:val="20"/>
+      <w:szCs w:val="20"/>
+    </w:rPr>
+  </w:style>
+  <w:style w:type="paragraph" w:styleId="a6">
+    <w:name w:val="annotation subject"/>
+    <w:basedOn w:val="a4"/>
+    <w:next w:val="a4"/>
+    <w:link w:val="a7"/>
+    <w:uiPriority w:val="99"/>
+    <w:semiHidden/>
+    <w:unhideWhenUsed/>
+    <w:rsid w:val="003A4D92"/>
+    <w:rPr>
+      <w:b/>
+      <w:bCs/>
+    </w:rPr>
+  </w:style>
+  <w:style w:type="character" w:customStyle="1" w:styleId="a7">
+    <w:name w:val="Тема примечания Знак"/>
+    <w:basedOn w:val="a5"/>
+    <w:link w:val="a6"/>
+    <w:uiPriority w:val="99"/>
+    <w:semiHidden/>
+    <w:rsid w:val="003A4D92"/>
+    <w:rPr>
+      <w:b/>
+      <w:bCs/>
+      <w:sz w:val="20"/>
+      <w:szCs w:val="20"/>
+    </w:rPr>
+  </w:style>
+  <w:style w:type="paragraph" w:styleId="a8">
+    <w:name w:val="Balloon Text"/>
+    <w:basedOn w:val="a"/>
+    <w:link w:val="a9"/>
+    <w:uiPriority w:val="99"/>
+    <w:semiHidden/>
+    <w:unhideWhenUsed/>
+    <w:rsid w:val="003A4D92"/>
+    <w:pPr>
+      <w:spacing w:after="0" w:line="240" w:lineRule="auto"/>
+    </w:pPr>
+    <w:rPr>
+      <w:rFonts w:ascii="Tahoma" w:hAnsi="Tahoma" w:cs="Tahoma"/>
+      <w:sz w:val="16"/>
+      <w:szCs w:val="16"/>
+    </w:rPr>
+  </w:style>
+  <w:style w:type="character" w:customStyle="1" w:styleId="a9">
+    <w:name w:val="Текст выноски Знак"/>
+    <w:basedOn w:val="a0"/>
+    <w:link w:val="a8"/>
+    <w:uiPriority w:val="99"/>
+    <w:semiHidden/>
+    <w:rsid w:val="003A4D92"/>
+    <w:rPr>
+      <w:rFonts w:ascii="Tahoma" w:hAnsi="Tahoma" w:cs="Tahoma"/>
+      <w:sz w:val="16"/>
+      <w:szCs w:val="16"/>
+    </w:rPr>
+  </w:style>
 </w:styles>
 </file>
 

--- a/Templates/Bill.docx
+++ b/Templates/Bill.docx
@@ -707,12 +707,21 @@
                 <w:szCs w:val="18"/>
               </w:rPr>
             </w:pPr>
+            <w:proofErr w:type="spellStart"/>
             <w:r>
               <w:rPr>
                 <w:sz w:val="18"/>
                 <w:szCs w:val="18"/>
               </w:rPr>
-              <w:t>Сч. №</w:t>
+              <w:t>Сч</w:t>
+            </w:r>
+            <w:proofErr w:type="spellEnd"/>
+            <w:r>
+              <w:rPr>
+                <w:sz w:val="18"/>
+                <w:szCs w:val="18"/>
+              </w:rPr>
+              <w:t>. №</w:t>
             </w:r>
           </w:p>
         </w:tc>
@@ -742,7 +751,25 @@
                 <w:szCs w:val="18"/>
                 <w:lang w:val="en-US"/>
               </w:rPr>
-              <w:t>{CorrAccount}</w:t>
+              <w:t>{</w:t>
+            </w:r>
+            <w:proofErr w:type="spellStart"/>
+            <w:r>
+              <w:rPr>
+                <w:sz w:val="18"/>
+                <w:szCs w:val="18"/>
+                <w:lang w:val="en-US"/>
+              </w:rPr>
+              <w:t>CorrAccount</w:t>
+            </w:r>
+            <w:proofErr w:type="spellEnd"/>
+            <w:r>
+              <w:rPr>
+                <w:sz w:val="18"/>
+                <w:szCs w:val="18"/>
+                <w:lang w:val="en-US"/>
+              </w:rPr>
+              <w:t>}</w:t>
             </w:r>
           </w:p>
         </w:tc>
@@ -1013,12 +1040,21 @@
                 <w:szCs w:val="18"/>
               </w:rPr>
             </w:pPr>
+            <w:proofErr w:type="spellStart"/>
             <w:r>
               <w:rPr>
                 <w:sz w:val="18"/>
                 <w:szCs w:val="18"/>
               </w:rPr>
-              <w:t>Сч. №</w:t>
+              <w:t>Сч</w:t>
+            </w:r>
+            <w:proofErr w:type="spellEnd"/>
+            <w:r>
+              <w:rPr>
+                <w:sz w:val="18"/>
+                <w:szCs w:val="18"/>
+              </w:rPr>
+              <w:t>. №</w:t>
             </w:r>
           </w:p>
         </w:tc>
@@ -3892,13 +3928,33 @@
                 <w:szCs w:val="18"/>
                 <w:lang w:val="en-US"/>
               </w:rPr>
-              <w:t>{AdditionalOrderReason}</w:t>
+              <w:t>{</w:t>
             </w:r>
+            <w:proofErr w:type="spellStart"/>
             <w:r>
               <w:rPr>
                 <w:b/>
                 <w:sz w:val="18"/>
                 <w:szCs w:val="18"/>
+                <w:lang w:val="en-US"/>
+              </w:rPr>
+              <w:t>AdditionalOrderReason</w:t>
+            </w:r>
+            <w:proofErr w:type="spellEnd"/>
+            <w:r>
+              <w:rPr>
+                <w:b/>
+                <w:sz w:val="18"/>
+                <w:szCs w:val="18"/>
+                <w:lang w:val="en-US"/>
+              </w:rPr>
+              <w:t>}</w:t>
+            </w:r>
+            <w:r>
+              <w:rPr>
+                <w:b/>
+                <w:sz w:val="18"/>
+                <w:szCs w:val="18"/>
               </w:rPr>
               <w:t>USР-</w:t>
             </w:r>
@@ -3908,7 +3964,25 @@
                 <w:sz w:val="18"/>
                 <w:szCs w:val="18"/>
               </w:rPr>
-              <w:t>{Contract}</w:t>
+              <w:t>{</w:t>
+            </w:r>
+            <w:proofErr w:type="spellStart"/>
+            <w:r>
+              <w:rPr>
+                <w:b/>
+                <w:sz w:val="18"/>
+                <w:szCs w:val="18"/>
+              </w:rPr>
+              <w:t>Contract</w:t>
+            </w:r>
+            <w:proofErr w:type="spellEnd"/>
+            <w:r>
+              <w:rPr>
+                <w:b/>
+                <w:sz w:val="18"/>
+                <w:szCs w:val="18"/>
+              </w:rPr>
+              <w:t>}</w:t>
             </w:r>
           </w:p>
         </w:tc>
@@ -4683,6 +4757,7 @@
               </w:rPr>
               <w:t>{</w:t>
             </w:r>
+            <w:proofErr w:type="spellStart"/>
             <w:r>
               <w:rPr>
                 <w:szCs w:val="16"/>
@@ -4690,6 +4765,7 @@
               </w:rPr>
               <w:t>PayType</w:t>
             </w:r>
+            <w:proofErr w:type="spellEnd"/>
             <w:r>
               <w:rPr>
                 <w:szCs w:val="16"/>
@@ -4760,6 +4836,7 @@
               </w:rPr>
               <w:t>{</w:t>
             </w:r>
+            <w:proofErr w:type="spellStart"/>
             <w:r>
               <w:rPr>
                 <w:szCs w:val="16"/>
@@ -4767,6 +4844,7 @@
               </w:rPr>
               <w:t>AdditionalOrder</w:t>
             </w:r>
+            <w:proofErr w:type="spellEnd"/>
             <w:r>
               <w:rPr>
                 <w:szCs w:val="16"/>
@@ -4859,12 +4937,14 @@
                 <w:szCs w:val="16"/>
               </w:rPr>
             </w:pPr>
+            <w:proofErr w:type="spellStart"/>
             <w:r>
               <w:rPr>
                 <w:szCs w:val="16"/>
               </w:rPr>
               <w:t>шт</w:t>
             </w:r>
+            <w:proofErr w:type="spellEnd"/>
           </w:p>
         </w:tc>
         <w:tc>
@@ -5160,7 +5240,27 @@
                 <w:szCs w:val="18"/>
                 <w:lang w:val="en-US"/>
               </w:rPr>
-              <w:t>{NDSType}</w:t>
+              <w:t>{</w:t>
+            </w:r>
+            <w:proofErr w:type="spellStart"/>
+            <w:r>
+              <w:rPr>
+                <w:b/>
+                <w:sz w:val="18"/>
+                <w:szCs w:val="18"/>
+                <w:lang w:val="en-US"/>
+              </w:rPr>
+              <w:t>NDSType</w:t>
+            </w:r>
+            <w:proofErr w:type="spellEnd"/>
+            <w:r>
+              <w:rPr>
+                <w:b/>
+                <w:sz w:val="18"/>
+                <w:szCs w:val="18"/>
+                <w:lang w:val="en-US"/>
+              </w:rPr>
+              <w:t>}</w:t>
             </w:r>
           </w:p>
         </w:tc>
@@ -5348,67 +5448,6 @@
             </w:pPr>
             <w:r>
               <w:rPr>
-                <w:noProof/>
-                <w:szCs w:val="16"/>
-              </w:rPr>
-              <w:drawing>
-                <wp:anchor distT="0" distB="0" distL="114300" distR="114300" simplePos="0" relativeHeight="251663360" behindDoc="0" locked="0" layoutInCell="1" allowOverlap="1" wp14:anchorId="340E5666" wp14:editId="78DA1AC5">
-                  <wp:simplePos x="0" y="0"/>
-                  <wp:positionH relativeFrom="column">
-                    <wp:posOffset>81915</wp:posOffset>
-                  </wp:positionH>
-                  <wp:positionV relativeFrom="paragraph">
-                    <wp:posOffset>2038350</wp:posOffset>
-                  </wp:positionV>
-                  <wp:extent cx="2122170" cy="2171065"/>
-                  <wp:effectExtent l="0" t="0" r="0" b="0"/>
-                  <wp:wrapNone/>
-                  <wp:docPr id="5" name="Рисунок 5"/>
-                  <wp:cNvGraphicFramePr>
-                    <a:graphicFrameLocks xmlns:a="http://schemas.openxmlformats.org/drawingml/2006/main" noChangeAspect="1"/>
-                  </wp:cNvGraphicFramePr>
-                  <a:graphic xmlns:a="http://schemas.openxmlformats.org/drawingml/2006/main">
-                    <a:graphicData uri="http://schemas.openxmlformats.org/drawingml/2006/picture">
-                      <pic:pic xmlns:pic="http://schemas.openxmlformats.org/drawingml/2006/picture">
-                        <pic:nvPicPr>
-                          <pic:cNvPr id="0" name="печать ЮС Про.png"/>
-                          <pic:cNvPicPr/>
-                        </pic:nvPicPr>
-                        <pic:blipFill>
-                          <a:blip r:embed="rId7">
-                            <a:extLst>
-                              <a:ext uri="{28A0092B-C50C-407E-A947-70E740481C1C}">
-                                <a14:useLocalDpi xmlns:a14="http://schemas.microsoft.com/office/drawing/2010/main" val="0"/>
-                              </a:ext>
-                            </a:extLst>
-                          </a:blip>
-                          <a:stretch>
-                            <a:fillRect/>
-                          </a:stretch>
-                        </pic:blipFill>
-                        <pic:spPr>
-                          <a:xfrm>
-                            <a:off x="0" y="0"/>
-                            <a:ext cx="2122170" cy="2171065"/>
-                          </a:xfrm>
-                          <a:prstGeom prst="rect">
-                            <a:avLst/>
-                          </a:prstGeom>
-                        </pic:spPr>
-                      </pic:pic>
-                    </a:graphicData>
-                  </a:graphic>
-                  <wp14:sizeRelH relativeFrom="page">
-                    <wp14:pctWidth>0</wp14:pctWidth>
-                  </wp14:sizeRelH>
-                  <wp14:sizeRelV relativeFrom="page">
-                    <wp14:pctHeight>0</wp14:pctHeight>
-                  </wp14:sizeRelV>
-                </wp:anchor>
-              </w:drawing>
-            </w:r>
-            <w:r>
-              <w:rPr>
                 <w:sz w:val="18"/>
                 <w:szCs w:val="18"/>
               </w:rPr>
@@ -5509,7 +5548,27 @@
                 <w:szCs w:val="18"/>
                 <w:lang w:val="en-US"/>
               </w:rPr>
-              <w:t>{FullPrice}</w:t>
+              <w:t>{</w:t>
+            </w:r>
+            <w:proofErr w:type="spellStart"/>
+            <w:r>
+              <w:rPr>
+                <w:b/>
+                <w:sz w:val="18"/>
+                <w:szCs w:val="18"/>
+                <w:lang w:val="en-US"/>
+              </w:rPr>
+              <w:t>FullPrice</w:t>
+            </w:r>
+            <w:proofErr w:type="spellEnd"/>
+            <w:r>
+              <w:rPr>
+                <w:b/>
+                <w:sz w:val="18"/>
+                <w:szCs w:val="18"/>
+                <w:lang w:val="en-US"/>
+              </w:rPr>
+              <w:t>}</w:t>
             </w:r>
           </w:p>
         </w:tc>
@@ -6244,7 +6303,7 @@
                 <w:noProof/>
               </w:rPr>
               <w:drawing>
-                <wp:anchor distT="0" distB="0" distL="114300" distR="114300" simplePos="0" relativeHeight="251661312" behindDoc="0" locked="0" layoutInCell="1" allowOverlap="1" wp14:anchorId="111B31F5" wp14:editId="60D9A491">
+                <wp:anchor distT="0" distB="0" distL="114300" distR="114300" simplePos="0" relativeHeight="251657728" behindDoc="0" locked="0" layoutInCell="1" allowOverlap="1" wp14:anchorId="111B31F5" wp14:editId="679A4122">
                   <wp:simplePos x="0" y="0"/>
                   <wp:positionH relativeFrom="column">
                     <wp:posOffset>4172585</wp:posOffset>
@@ -6255,7 +6314,7 @@
                   <wp:extent cx="1348740" cy="1144905"/>
                   <wp:effectExtent l="0" t="0" r="0" b="0"/>
                   <wp:wrapNone/>
-                  <wp:docPr id="2" name="Рисунок 2"/>
+                  <wp:docPr id="2" name="Рисунок 2" descr="USProSignature"/>
                   <wp:cNvGraphicFramePr>
                     <a:graphicFrameLocks xmlns:a="http://schemas.openxmlformats.org/drawingml/2006/main" noChangeAspect="1"/>
                   </wp:cNvGraphicFramePr>
@@ -6263,11 +6322,11 @@
                     <a:graphicData uri="http://schemas.openxmlformats.org/drawingml/2006/picture">
                       <pic:pic xmlns:pic="http://schemas.openxmlformats.org/drawingml/2006/picture">
                         <pic:nvPicPr>
-                          <pic:cNvPr id="0" name="Подпись.png"/>
+                          <pic:cNvPr id="2" name="Рисунок 2" descr="USProSignature"/>
                           <pic:cNvPicPr/>
                         </pic:nvPicPr>
                         <pic:blipFill>
-                          <a:blip r:embed="rId8">
+                          <a:blip r:embed="rId7">
                             <a:extLst>
                               <a:ext uri="{28A0092B-C50C-407E-A947-70E740481C1C}">
                                 <a14:useLocalDpi xmlns:a14="http://schemas.microsoft.com/office/drawing/2010/main" val="0"/>
@@ -6301,21 +6360,1276 @@
             </w:r>
             <w:r>
               <w:rPr>
+                <w:sz w:val="18"/>
+                <w:szCs w:val="18"/>
+              </w:rPr>
+              <w:t>Товар отпускается по факту прихода денег на р/с Поставщика, самовывозом, при наличии доверенности и паспорта.</w:t>
+            </w:r>
+          </w:p>
+        </w:tc>
+        <w:tc>
+          <w:tcPr>
+            <w:tcW w:w="197" w:type="dxa"/>
+            <w:shd w:val="clear" w:color="auto" w:fill="auto"/>
+            <w:vAlign w:val="bottom"/>
+          </w:tcPr>
+          <w:p>
+            <w:pPr>
+              <w:rPr>
+                <w:szCs w:val="16"/>
+              </w:rPr>
+            </w:pPr>
+          </w:p>
+        </w:tc>
+      </w:tr>
+      <w:tr>
+        <w:trPr>
+          <w:trHeight w:val="140"/>
+        </w:trPr>
+        <w:tc>
+          <w:tcPr>
+            <w:tcW w:w="105" w:type="dxa"/>
+            <w:shd w:val="clear" w:color="auto" w:fill="auto"/>
+            <w:vAlign w:val="bottom"/>
+          </w:tcPr>
+          <w:p>
+            <w:pPr>
+              <w:rPr>
+                <w:szCs w:val="16"/>
+              </w:rPr>
+            </w:pPr>
+          </w:p>
+        </w:tc>
+        <w:tc>
+          <w:tcPr>
+            <w:tcW w:w="315" w:type="dxa"/>
+            <w:tcBorders>
+              <w:bottom w:val="single" w:sz="10" w:space="0" w:color="auto"/>
+            </w:tcBorders>
+            <w:shd w:val="clear" w:color="auto" w:fill="auto"/>
+            <w:vAlign w:val="bottom"/>
+          </w:tcPr>
+          <w:p>
+            <w:pPr>
+              <w:rPr>
+                <w:szCs w:val="16"/>
+              </w:rPr>
+            </w:pPr>
+          </w:p>
+        </w:tc>
+        <w:tc>
+          <w:tcPr>
+            <w:tcW w:w="315" w:type="dxa"/>
+            <w:tcBorders>
+              <w:bottom w:val="single" w:sz="10" w:space="0" w:color="auto"/>
+            </w:tcBorders>
+            <w:shd w:val="clear" w:color="auto" w:fill="auto"/>
+            <w:vAlign w:val="bottom"/>
+          </w:tcPr>
+          <w:p>
+            <w:pPr>
+              <w:rPr>
+                <w:szCs w:val="16"/>
+              </w:rPr>
+            </w:pPr>
+          </w:p>
+        </w:tc>
+        <w:tc>
+          <w:tcPr>
+            <w:tcW w:w="315" w:type="dxa"/>
+            <w:tcBorders>
+              <w:bottom w:val="single" w:sz="10" w:space="0" w:color="auto"/>
+            </w:tcBorders>
+            <w:shd w:val="clear" w:color="auto" w:fill="auto"/>
+            <w:vAlign w:val="bottom"/>
+          </w:tcPr>
+          <w:p>
+            <w:pPr>
+              <w:rPr>
+                <w:szCs w:val="16"/>
+              </w:rPr>
+            </w:pPr>
+          </w:p>
+        </w:tc>
+        <w:tc>
+          <w:tcPr>
+            <w:tcW w:w="394" w:type="dxa"/>
+            <w:tcBorders>
+              <w:bottom w:val="single" w:sz="10" w:space="0" w:color="auto"/>
+            </w:tcBorders>
+            <w:shd w:val="clear" w:color="auto" w:fill="auto"/>
+            <w:vAlign w:val="bottom"/>
+          </w:tcPr>
+          <w:p>
+            <w:pPr>
+              <w:rPr>
+                <w:szCs w:val="16"/>
+              </w:rPr>
+            </w:pPr>
+          </w:p>
+        </w:tc>
+        <w:tc>
+          <w:tcPr>
+            <w:tcW w:w="223" w:type="dxa"/>
+            <w:tcBorders>
+              <w:bottom w:val="single" w:sz="10" w:space="0" w:color="auto"/>
+            </w:tcBorders>
+            <w:shd w:val="clear" w:color="auto" w:fill="auto"/>
+            <w:vAlign w:val="bottom"/>
+          </w:tcPr>
+          <w:p>
+            <w:pPr>
+              <w:rPr>
+                <w:szCs w:val="16"/>
+              </w:rPr>
+            </w:pPr>
+          </w:p>
+        </w:tc>
+        <w:tc>
+          <w:tcPr>
+            <w:tcW w:w="315" w:type="dxa"/>
+            <w:tcBorders>
+              <w:bottom w:val="single" w:sz="10" w:space="0" w:color="auto"/>
+            </w:tcBorders>
+            <w:shd w:val="clear" w:color="auto" w:fill="auto"/>
+            <w:vAlign w:val="bottom"/>
+          </w:tcPr>
+          <w:p>
+            <w:pPr>
+              <w:rPr>
+                <w:szCs w:val="16"/>
+              </w:rPr>
+            </w:pPr>
+          </w:p>
+        </w:tc>
+        <w:tc>
+          <w:tcPr>
+            <w:tcW w:w="315" w:type="dxa"/>
+            <w:tcBorders>
+              <w:bottom w:val="single" w:sz="10" w:space="0" w:color="auto"/>
+            </w:tcBorders>
+            <w:shd w:val="clear" w:color="auto" w:fill="auto"/>
+            <w:vAlign w:val="bottom"/>
+          </w:tcPr>
+          <w:p>
+            <w:pPr>
+              <w:rPr>
+                <w:szCs w:val="16"/>
+              </w:rPr>
+            </w:pPr>
+          </w:p>
+        </w:tc>
+        <w:tc>
+          <w:tcPr>
+            <w:tcW w:w="315" w:type="dxa"/>
+            <w:tcBorders>
+              <w:bottom w:val="single" w:sz="10" w:space="0" w:color="auto"/>
+            </w:tcBorders>
+            <w:shd w:val="clear" w:color="auto" w:fill="auto"/>
+            <w:vAlign w:val="bottom"/>
+          </w:tcPr>
+          <w:p>
+            <w:pPr>
+              <w:rPr>
+                <w:szCs w:val="16"/>
+              </w:rPr>
+            </w:pPr>
+          </w:p>
+        </w:tc>
+        <w:tc>
+          <w:tcPr>
+            <w:tcW w:w="315" w:type="dxa"/>
+            <w:gridSpan w:val="2"/>
+            <w:tcBorders>
+              <w:bottom w:val="single" w:sz="10" w:space="0" w:color="auto"/>
+            </w:tcBorders>
+            <w:shd w:val="clear" w:color="auto" w:fill="auto"/>
+            <w:vAlign w:val="bottom"/>
+          </w:tcPr>
+          <w:p>
+            <w:pPr>
+              <w:rPr>
+                <w:szCs w:val="16"/>
+              </w:rPr>
+            </w:pPr>
+          </w:p>
+        </w:tc>
+        <w:tc>
+          <w:tcPr>
+            <w:tcW w:w="315" w:type="dxa"/>
+            <w:gridSpan w:val="2"/>
+            <w:tcBorders>
+              <w:bottom w:val="single" w:sz="10" w:space="0" w:color="auto"/>
+            </w:tcBorders>
+            <w:shd w:val="clear" w:color="auto" w:fill="auto"/>
+            <w:vAlign w:val="bottom"/>
+          </w:tcPr>
+          <w:p>
+            <w:pPr>
+              <w:rPr>
+                <w:szCs w:val="16"/>
+              </w:rPr>
+            </w:pPr>
+          </w:p>
+        </w:tc>
+        <w:tc>
+          <w:tcPr>
+            <w:tcW w:w="315" w:type="dxa"/>
+            <w:gridSpan w:val="2"/>
+            <w:tcBorders>
+              <w:bottom w:val="single" w:sz="10" w:space="0" w:color="auto"/>
+            </w:tcBorders>
+            <w:shd w:val="clear" w:color="auto" w:fill="auto"/>
+            <w:vAlign w:val="bottom"/>
+          </w:tcPr>
+          <w:p>
+            <w:pPr>
+              <w:rPr>
+                <w:szCs w:val="16"/>
+              </w:rPr>
+            </w:pPr>
+          </w:p>
+        </w:tc>
+        <w:tc>
+          <w:tcPr>
+            <w:tcW w:w="315" w:type="dxa"/>
+            <w:gridSpan w:val="2"/>
+            <w:tcBorders>
+              <w:bottom w:val="single" w:sz="10" w:space="0" w:color="auto"/>
+            </w:tcBorders>
+            <w:shd w:val="clear" w:color="auto" w:fill="auto"/>
+            <w:vAlign w:val="bottom"/>
+          </w:tcPr>
+          <w:p>
+            <w:pPr>
+              <w:rPr>
+                <w:szCs w:val="16"/>
+              </w:rPr>
+            </w:pPr>
+          </w:p>
+        </w:tc>
+        <w:tc>
+          <w:tcPr>
+            <w:tcW w:w="315" w:type="dxa"/>
+            <w:gridSpan w:val="2"/>
+            <w:tcBorders>
+              <w:bottom w:val="single" w:sz="10" w:space="0" w:color="auto"/>
+            </w:tcBorders>
+            <w:shd w:val="clear" w:color="auto" w:fill="auto"/>
+            <w:vAlign w:val="bottom"/>
+          </w:tcPr>
+          <w:p>
+            <w:pPr>
+              <w:rPr>
+                <w:szCs w:val="16"/>
+              </w:rPr>
+            </w:pPr>
+          </w:p>
+        </w:tc>
+        <w:tc>
+          <w:tcPr>
+            <w:tcW w:w="249" w:type="dxa"/>
+            <w:gridSpan w:val="2"/>
+            <w:tcBorders>
+              <w:bottom w:val="single" w:sz="10" w:space="0" w:color="auto"/>
+            </w:tcBorders>
+            <w:shd w:val="clear" w:color="auto" w:fill="auto"/>
+            <w:vAlign w:val="bottom"/>
+          </w:tcPr>
+          <w:p>
+            <w:pPr>
+              <w:rPr>
+                <w:szCs w:val="16"/>
+              </w:rPr>
+            </w:pPr>
+          </w:p>
+        </w:tc>
+        <w:tc>
+          <w:tcPr>
+            <w:tcW w:w="236" w:type="dxa"/>
+            <w:gridSpan w:val="2"/>
+            <w:tcBorders>
+              <w:bottom w:val="single" w:sz="10" w:space="0" w:color="auto"/>
+            </w:tcBorders>
+            <w:shd w:val="clear" w:color="auto" w:fill="auto"/>
+            <w:vAlign w:val="bottom"/>
+          </w:tcPr>
+          <w:p>
+            <w:pPr>
+              <w:rPr>
+                <w:szCs w:val="16"/>
+              </w:rPr>
+            </w:pPr>
+          </w:p>
+        </w:tc>
+        <w:tc>
+          <w:tcPr>
+            <w:tcW w:w="249" w:type="dxa"/>
+            <w:gridSpan w:val="2"/>
+            <w:tcBorders>
+              <w:bottom w:val="single" w:sz="10" w:space="0" w:color="auto"/>
+            </w:tcBorders>
+            <w:shd w:val="clear" w:color="auto" w:fill="auto"/>
+            <w:vAlign w:val="bottom"/>
+          </w:tcPr>
+          <w:p>
+            <w:pPr>
+              <w:rPr>
+                <w:szCs w:val="16"/>
+              </w:rPr>
+            </w:pPr>
+          </w:p>
+        </w:tc>
+        <w:tc>
+          <w:tcPr>
+            <w:tcW w:w="249" w:type="dxa"/>
+            <w:tcBorders>
+              <w:bottom w:val="single" w:sz="10" w:space="0" w:color="auto"/>
+            </w:tcBorders>
+            <w:shd w:val="clear" w:color="auto" w:fill="auto"/>
+            <w:vAlign w:val="bottom"/>
+          </w:tcPr>
+          <w:p>
+            <w:pPr>
+              <w:rPr>
+                <w:szCs w:val="16"/>
+              </w:rPr>
+            </w:pPr>
+          </w:p>
+        </w:tc>
+        <w:tc>
+          <w:tcPr>
+            <w:tcW w:w="315" w:type="dxa"/>
+            <w:gridSpan w:val="2"/>
+            <w:tcBorders>
+              <w:bottom w:val="single" w:sz="10" w:space="0" w:color="auto"/>
+            </w:tcBorders>
+            <w:shd w:val="clear" w:color="auto" w:fill="auto"/>
+            <w:vAlign w:val="bottom"/>
+          </w:tcPr>
+          <w:p>
+            <w:pPr>
+              <w:rPr>
+                <w:szCs w:val="16"/>
+              </w:rPr>
+            </w:pPr>
+          </w:p>
+        </w:tc>
+        <w:tc>
+          <w:tcPr>
+            <w:tcW w:w="315" w:type="dxa"/>
+            <w:gridSpan w:val="2"/>
+            <w:tcBorders>
+              <w:bottom w:val="single" w:sz="10" w:space="0" w:color="auto"/>
+            </w:tcBorders>
+            <w:shd w:val="clear" w:color="auto" w:fill="auto"/>
+            <w:vAlign w:val="bottom"/>
+          </w:tcPr>
+          <w:p>
+            <w:pPr>
+              <w:rPr>
+                <w:szCs w:val="16"/>
+              </w:rPr>
+            </w:pPr>
+          </w:p>
+        </w:tc>
+        <w:tc>
+          <w:tcPr>
+            <w:tcW w:w="315" w:type="dxa"/>
+            <w:gridSpan w:val="2"/>
+            <w:tcBorders>
+              <w:bottom w:val="single" w:sz="10" w:space="0" w:color="auto"/>
+            </w:tcBorders>
+            <w:shd w:val="clear" w:color="auto" w:fill="auto"/>
+            <w:vAlign w:val="bottom"/>
+          </w:tcPr>
+          <w:p>
+            <w:pPr>
+              <w:rPr>
+                <w:szCs w:val="16"/>
+              </w:rPr>
+            </w:pPr>
+          </w:p>
+        </w:tc>
+        <w:tc>
+          <w:tcPr>
+            <w:tcW w:w="315" w:type="dxa"/>
+            <w:gridSpan w:val="2"/>
+            <w:tcBorders>
+              <w:bottom w:val="single" w:sz="10" w:space="0" w:color="auto"/>
+            </w:tcBorders>
+            <w:shd w:val="clear" w:color="auto" w:fill="auto"/>
+            <w:vAlign w:val="bottom"/>
+          </w:tcPr>
+          <w:p>
+            <w:pPr>
+              <w:rPr>
+                <w:szCs w:val="16"/>
+              </w:rPr>
+            </w:pPr>
+          </w:p>
+        </w:tc>
+        <w:tc>
+          <w:tcPr>
+            <w:tcW w:w="354" w:type="dxa"/>
+            <w:gridSpan w:val="2"/>
+            <w:tcBorders>
+              <w:bottom w:val="single" w:sz="10" w:space="0" w:color="auto"/>
+            </w:tcBorders>
+            <w:shd w:val="clear" w:color="auto" w:fill="auto"/>
+            <w:vAlign w:val="bottom"/>
+          </w:tcPr>
+          <w:p>
+            <w:pPr>
+              <w:rPr>
+                <w:szCs w:val="16"/>
+              </w:rPr>
+            </w:pPr>
+          </w:p>
+        </w:tc>
+        <w:tc>
+          <w:tcPr>
+            <w:tcW w:w="315" w:type="dxa"/>
+            <w:tcBorders>
+              <w:bottom w:val="single" w:sz="10" w:space="0" w:color="auto"/>
+            </w:tcBorders>
+            <w:shd w:val="clear" w:color="auto" w:fill="auto"/>
+            <w:vAlign w:val="bottom"/>
+          </w:tcPr>
+          <w:p>
+            <w:pPr>
+              <w:rPr>
+                <w:szCs w:val="16"/>
+              </w:rPr>
+            </w:pPr>
+          </w:p>
+        </w:tc>
+        <w:tc>
+          <w:tcPr>
+            <w:tcW w:w="315" w:type="dxa"/>
+            <w:tcBorders>
+              <w:bottom w:val="single" w:sz="10" w:space="0" w:color="auto"/>
+            </w:tcBorders>
+            <w:shd w:val="clear" w:color="auto" w:fill="auto"/>
+            <w:vAlign w:val="bottom"/>
+          </w:tcPr>
+          <w:p>
+            <w:pPr>
+              <w:rPr>
+                <w:szCs w:val="16"/>
+              </w:rPr>
+            </w:pPr>
+          </w:p>
+        </w:tc>
+        <w:tc>
+          <w:tcPr>
+            <w:tcW w:w="315" w:type="dxa"/>
+            <w:tcBorders>
+              <w:bottom w:val="single" w:sz="10" w:space="0" w:color="auto"/>
+            </w:tcBorders>
+            <w:shd w:val="clear" w:color="auto" w:fill="auto"/>
+            <w:vAlign w:val="bottom"/>
+          </w:tcPr>
+          <w:p>
+            <w:pPr>
+              <w:rPr>
+                <w:szCs w:val="16"/>
+              </w:rPr>
+            </w:pPr>
+          </w:p>
+        </w:tc>
+        <w:tc>
+          <w:tcPr>
+            <w:tcW w:w="315" w:type="dxa"/>
+            <w:tcBorders>
+              <w:bottom w:val="single" w:sz="10" w:space="0" w:color="auto"/>
+            </w:tcBorders>
+            <w:shd w:val="clear" w:color="auto" w:fill="auto"/>
+            <w:vAlign w:val="bottom"/>
+          </w:tcPr>
+          <w:p>
+            <w:pPr>
+              <w:rPr>
+                <w:szCs w:val="16"/>
+              </w:rPr>
+            </w:pPr>
+          </w:p>
+        </w:tc>
+        <w:tc>
+          <w:tcPr>
+            <w:tcW w:w="315" w:type="dxa"/>
+            <w:gridSpan w:val="2"/>
+            <w:tcBorders>
+              <w:bottom w:val="single" w:sz="10" w:space="0" w:color="auto"/>
+            </w:tcBorders>
+            <w:shd w:val="clear" w:color="auto" w:fill="auto"/>
+            <w:vAlign w:val="bottom"/>
+          </w:tcPr>
+          <w:p>
+            <w:pPr>
+              <w:rPr>
+                <w:szCs w:val="16"/>
+              </w:rPr>
+            </w:pPr>
+          </w:p>
+        </w:tc>
+        <w:tc>
+          <w:tcPr>
+            <w:tcW w:w="315" w:type="dxa"/>
+            <w:gridSpan w:val="2"/>
+            <w:tcBorders>
+              <w:bottom w:val="single" w:sz="10" w:space="0" w:color="auto"/>
+            </w:tcBorders>
+            <w:shd w:val="clear" w:color="auto" w:fill="auto"/>
+            <w:vAlign w:val="bottom"/>
+          </w:tcPr>
+          <w:p>
+            <w:pPr>
+              <w:rPr>
+                <w:szCs w:val="16"/>
+              </w:rPr>
+            </w:pPr>
+          </w:p>
+        </w:tc>
+        <w:tc>
+          <w:tcPr>
+            <w:tcW w:w="315" w:type="dxa"/>
+            <w:tcBorders>
+              <w:bottom w:val="single" w:sz="10" w:space="0" w:color="auto"/>
+            </w:tcBorders>
+            <w:shd w:val="clear" w:color="auto" w:fill="auto"/>
+            <w:vAlign w:val="bottom"/>
+          </w:tcPr>
+          <w:p>
+            <w:pPr>
+              <w:rPr>
+                <w:szCs w:val="16"/>
+              </w:rPr>
+            </w:pPr>
+          </w:p>
+        </w:tc>
+        <w:tc>
+          <w:tcPr>
+            <w:tcW w:w="315" w:type="dxa"/>
+            <w:tcBorders>
+              <w:bottom w:val="single" w:sz="10" w:space="0" w:color="auto"/>
+            </w:tcBorders>
+            <w:shd w:val="clear" w:color="auto" w:fill="auto"/>
+            <w:vAlign w:val="bottom"/>
+          </w:tcPr>
+          <w:p>
+            <w:pPr>
+              <w:rPr>
+                <w:szCs w:val="16"/>
+              </w:rPr>
+            </w:pPr>
+          </w:p>
+        </w:tc>
+        <w:tc>
+          <w:tcPr>
+            <w:tcW w:w="315" w:type="dxa"/>
+            <w:tcBorders>
+              <w:bottom w:val="single" w:sz="10" w:space="0" w:color="auto"/>
+            </w:tcBorders>
+            <w:shd w:val="clear" w:color="auto" w:fill="auto"/>
+            <w:vAlign w:val="bottom"/>
+          </w:tcPr>
+          <w:p>
+            <w:pPr>
+              <w:rPr>
+                <w:szCs w:val="16"/>
+              </w:rPr>
+            </w:pPr>
+          </w:p>
+        </w:tc>
+        <w:tc>
+          <w:tcPr>
+            <w:tcW w:w="171" w:type="dxa"/>
+            <w:tcBorders>
+              <w:bottom w:val="single" w:sz="10" w:space="0" w:color="auto"/>
+            </w:tcBorders>
+            <w:shd w:val="clear" w:color="auto" w:fill="auto"/>
+            <w:vAlign w:val="bottom"/>
+          </w:tcPr>
+          <w:p>
+            <w:pPr>
+              <w:rPr>
+                <w:szCs w:val="16"/>
+              </w:rPr>
+            </w:pPr>
+          </w:p>
+        </w:tc>
+        <w:tc>
+          <w:tcPr>
+            <w:tcW w:w="197" w:type="dxa"/>
+            <w:shd w:val="clear" w:color="auto" w:fill="auto"/>
+            <w:vAlign w:val="bottom"/>
+          </w:tcPr>
+          <w:p>
+            <w:pPr>
+              <w:rPr>
+                <w:szCs w:val="16"/>
+              </w:rPr>
+            </w:pPr>
+          </w:p>
+        </w:tc>
+      </w:tr>
+      <w:tr>
+        <w:trPr>
+          <w:trHeight w:val="60"/>
+        </w:trPr>
+        <w:tc>
+          <w:tcPr>
+            <w:tcW w:w="105" w:type="dxa"/>
+            <w:shd w:val="clear" w:color="auto" w:fill="auto"/>
+            <w:vAlign w:val="bottom"/>
+          </w:tcPr>
+          <w:p>
+            <w:pPr>
+              <w:rPr>
+                <w:szCs w:val="16"/>
+              </w:rPr>
+            </w:pPr>
+          </w:p>
+        </w:tc>
+        <w:tc>
+          <w:tcPr>
+            <w:tcW w:w="315" w:type="dxa"/>
+            <w:shd w:val="clear" w:color="auto" w:fill="auto"/>
+            <w:vAlign w:val="bottom"/>
+          </w:tcPr>
+          <w:p>
+            <w:pPr>
+              <w:rPr>
+                <w:szCs w:val="16"/>
+              </w:rPr>
+            </w:pPr>
+          </w:p>
+        </w:tc>
+        <w:tc>
+          <w:tcPr>
+            <w:tcW w:w="315" w:type="dxa"/>
+            <w:shd w:val="clear" w:color="auto" w:fill="auto"/>
+            <w:vAlign w:val="bottom"/>
+          </w:tcPr>
+          <w:p>
+            <w:pPr>
+              <w:rPr>
+                <w:szCs w:val="16"/>
+              </w:rPr>
+            </w:pPr>
+          </w:p>
+        </w:tc>
+        <w:tc>
+          <w:tcPr>
+            <w:tcW w:w="315" w:type="dxa"/>
+            <w:shd w:val="clear" w:color="auto" w:fill="auto"/>
+            <w:vAlign w:val="bottom"/>
+          </w:tcPr>
+          <w:p>
+            <w:pPr>
+              <w:rPr>
+                <w:szCs w:val="16"/>
+              </w:rPr>
+            </w:pPr>
+          </w:p>
+        </w:tc>
+        <w:tc>
+          <w:tcPr>
+            <w:tcW w:w="394" w:type="dxa"/>
+            <w:shd w:val="clear" w:color="auto" w:fill="auto"/>
+            <w:vAlign w:val="bottom"/>
+          </w:tcPr>
+          <w:p>
+            <w:pPr>
+              <w:rPr>
+                <w:szCs w:val="16"/>
+              </w:rPr>
+            </w:pPr>
+          </w:p>
+        </w:tc>
+        <w:tc>
+          <w:tcPr>
+            <w:tcW w:w="223" w:type="dxa"/>
+            <w:shd w:val="clear" w:color="auto" w:fill="auto"/>
+            <w:vAlign w:val="bottom"/>
+          </w:tcPr>
+          <w:p>
+            <w:pPr>
+              <w:rPr>
+                <w:szCs w:val="16"/>
+              </w:rPr>
+            </w:pPr>
+          </w:p>
+        </w:tc>
+        <w:tc>
+          <w:tcPr>
+            <w:tcW w:w="315" w:type="dxa"/>
+            <w:shd w:val="clear" w:color="auto" w:fill="auto"/>
+            <w:vAlign w:val="bottom"/>
+          </w:tcPr>
+          <w:p>
+            <w:pPr>
+              <w:rPr>
+                <w:szCs w:val="16"/>
+              </w:rPr>
+            </w:pPr>
+          </w:p>
+        </w:tc>
+        <w:tc>
+          <w:tcPr>
+            <w:tcW w:w="315" w:type="dxa"/>
+            <w:shd w:val="clear" w:color="auto" w:fill="auto"/>
+            <w:vAlign w:val="bottom"/>
+          </w:tcPr>
+          <w:p>
+            <w:pPr>
+              <w:rPr>
+                <w:szCs w:val="16"/>
+              </w:rPr>
+            </w:pPr>
+          </w:p>
+        </w:tc>
+        <w:tc>
+          <w:tcPr>
+            <w:tcW w:w="315" w:type="dxa"/>
+            <w:shd w:val="clear" w:color="auto" w:fill="auto"/>
+            <w:vAlign w:val="bottom"/>
+          </w:tcPr>
+          <w:p>
+            <w:pPr>
+              <w:rPr>
+                <w:szCs w:val="16"/>
+              </w:rPr>
+            </w:pPr>
+          </w:p>
+        </w:tc>
+        <w:tc>
+          <w:tcPr>
+            <w:tcW w:w="315" w:type="dxa"/>
+            <w:gridSpan w:val="2"/>
+            <w:shd w:val="clear" w:color="auto" w:fill="auto"/>
+            <w:vAlign w:val="bottom"/>
+          </w:tcPr>
+          <w:p>
+            <w:pPr>
+              <w:rPr>
+                <w:szCs w:val="16"/>
+              </w:rPr>
+            </w:pPr>
+          </w:p>
+        </w:tc>
+        <w:tc>
+          <w:tcPr>
+            <w:tcW w:w="315" w:type="dxa"/>
+            <w:gridSpan w:val="2"/>
+            <w:shd w:val="clear" w:color="auto" w:fill="auto"/>
+            <w:vAlign w:val="bottom"/>
+          </w:tcPr>
+          <w:p>
+            <w:pPr>
+              <w:rPr>
+                <w:szCs w:val="16"/>
+              </w:rPr>
+            </w:pPr>
+          </w:p>
+        </w:tc>
+        <w:tc>
+          <w:tcPr>
+            <w:tcW w:w="315" w:type="dxa"/>
+            <w:gridSpan w:val="2"/>
+            <w:shd w:val="clear" w:color="auto" w:fill="auto"/>
+            <w:vAlign w:val="bottom"/>
+          </w:tcPr>
+          <w:p>
+            <w:pPr>
+              <w:rPr>
+                <w:szCs w:val="16"/>
+              </w:rPr>
+            </w:pPr>
+          </w:p>
+        </w:tc>
+        <w:tc>
+          <w:tcPr>
+            <w:tcW w:w="315" w:type="dxa"/>
+            <w:gridSpan w:val="2"/>
+            <w:shd w:val="clear" w:color="auto" w:fill="auto"/>
+            <w:vAlign w:val="bottom"/>
+          </w:tcPr>
+          <w:p>
+            <w:pPr>
+              <w:rPr>
+                <w:szCs w:val="16"/>
+              </w:rPr>
+            </w:pPr>
+          </w:p>
+        </w:tc>
+        <w:tc>
+          <w:tcPr>
+            <w:tcW w:w="315" w:type="dxa"/>
+            <w:gridSpan w:val="2"/>
+            <w:shd w:val="clear" w:color="auto" w:fill="auto"/>
+            <w:vAlign w:val="bottom"/>
+          </w:tcPr>
+          <w:p>
+            <w:pPr>
+              <w:rPr>
+                <w:szCs w:val="16"/>
+              </w:rPr>
+            </w:pPr>
+          </w:p>
+        </w:tc>
+        <w:tc>
+          <w:tcPr>
+            <w:tcW w:w="249" w:type="dxa"/>
+            <w:gridSpan w:val="2"/>
+            <w:shd w:val="clear" w:color="auto" w:fill="auto"/>
+            <w:vAlign w:val="bottom"/>
+          </w:tcPr>
+          <w:p>
+            <w:pPr>
+              <w:rPr>
+                <w:szCs w:val="16"/>
+              </w:rPr>
+            </w:pPr>
+          </w:p>
+        </w:tc>
+        <w:tc>
+          <w:tcPr>
+            <w:tcW w:w="236" w:type="dxa"/>
+            <w:gridSpan w:val="2"/>
+            <w:shd w:val="clear" w:color="auto" w:fill="auto"/>
+            <w:vAlign w:val="bottom"/>
+          </w:tcPr>
+          <w:p>
+            <w:pPr>
+              <w:rPr>
+                <w:szCs w:val="16"/>
+              </w:rPr>
+            </w:pPr>
+          </w:p>
+        </w:tc>
+        <w:tc>
+          <w:tcPr>
+            <w:tcW w:w="249" w:type="dxa"/>
+            <w:gridSpan w:val="2"/>
+            <w:shd w:val="clear" w:color="auto" w:fill="auto"/>
+            <w:vAlign w:val="bottom"/>
+          </w:tcPr>
+          <w:p>
+            <w:pPr>
+              <w:rPr>
+                <w:szCs w:val="16"/>
+              </w:rPr>
+            </w:pPr>
+          </w:p>
+        </w:tc>
+        <w:tc>
+          <w:tcPr>
+            <w:tcW w:w="249" w:type="dxa"/>
+            <w:shd w:val="clear" w:color="auto" w:fill="auto"/>
+            <w:vAlign w:val="bottom"/>
+          </w:tcPr>
+          <w:p>
+            <w:pPr>
+              <w:rPr>
+                <w:szCs w:val="16"/>
+              </w:rPr>
+            </w:pPr>
+          </w:p>
+        </w:tc>
+        <w:tc>
+          <w:tcPr>
+            <w:tcW w:w="315" w:type="dxa"/>
+            <w:gridSpan w:val="2"/>
+            <w:shd w:val="clear" w:color="auto" w:fill="auto"/>
+            <w:vAlign w:val="bottom"/>
+          </w:tcPr>
+          <w:p>
+            <w:pPr>
+              <w:rPr>
+                <w:szCs w:val="16"/>
+              </w:rPr>
+            </w:pPr>
+          </w:p>
+        </w:tc>
+        <w:tc>
+          <w:tcPr>
+            <w:tcW w:w="315" w:type="dxa"/>
+            <w:gridSpan w:val="2"/>
+            <w:shd w:val="clear" w:color="auto" w:fill="auto"/>
+            <w:vAlign w:val="bottom"/>
+          </w:tcPr>
+          <w:p>
+            <w:pPr>
+              <w:rPr>
+                <w:szCs w:val="16"/>
+              </w:rPr>
+            </w:pPr>
+          </w:p>
+        </w:tc>
+        <w:tc>
+          <w:tcPr>
+            <w:tcW w:w="315" w:type="dxa"/>
+            <w:gridSpan w:val="2"/>
+            <w:shd w:val="clear" w:color="auto" w:fill="auto"/>
+            <w:vAlign w:val="bottom"/>
+          </w:tcPr>
+          <w:p>
+            <w:pPr>
+              <w:rPr>
+                <w:szCs w:val="16"/>
+              </w:rPr>
+            </w:pPr>
+          </w:p>
+        </w:tc>
+        <w:tc>
+          <w:tcPr>
+            <w:tcW w:w="315" w:type="dxa"/>
+            <w:gridSpan w:val="2"/>
+            <w:shd w:val="clear" w:color="auto" w:fill="auto"/>
+            <w:vAlign w:val="bottom"/>
+          </w:tcPr>
+          <w:p>
+            <w:pPr>
+              <w:rPr>
+                <w:szCs w:val="16"/>
+              </w:rPr>
+            </w:pPr>
+          </w:p>
+        </w:tc>
+        <w:tc>
+          <w:tcPr>
+            <w:tcW w:w="354" w:type="dxa"/>
+            <w:gridSpan w:val="2"/>
+            <w:shd w:val="clear" w:color="auto" w:fill="auto"/>
+            <w:vAlign w:val="bottom"/>
+          </w:tcPr>
+          <w:p>
+            <w:pPr>
+              <w:rPr>
+                <w:szCs w:val="16"/>
+              </w:rPr>
+            </w:pPr>
+          </w:p>
+        </w:tc>
+        <w:tc>
+          <w:tcPr>
+            <w:tcW w:w="315" w:type="dxa"/>
+            <w:shd w:val="clear" w:color="auto" w:fill="auto"/>
+            <w:vAlign w:val="bottom"/>
+          </w:tcPr>
+          <w:p>
+            <w:pPr>
+              <w:rPr>
+                <w:szCs w:val="16"/>
+              </w:rPr>
+            </w:pPr>
+          </w:p>
+        </w:tc>
+        <w:tc>
+          <w:tcPr>
+            <w:tcW w:w="315" w:type="dxa"/>
+            <w:shd w:val="clear" w:color="auto" w:fill="auto"/>
+            <w:vAlign w:val="bottom"/>
+          </w:tcPr>
+          <w:p>
+            <w:pPr>
+              <w:rPr>
+                <w:szCs w:val="16"/>
+              </w:rPr>
+            </w:pPr>
+          </w:p>
+        </w:tc>
+        <w:tc>
+          <w:tcPr>
+            <w:tcW w:w="315" w:type="dxa"/>
+            <w:shd w:val="clear" w:color="auto" w:fill="auto"/>
+            <w:vAlign w:val="bottom"/>
+          </w:tcPr>
+          <w:p>
+            <w:pPr>
+              <w:rPr>
+                <w:szCs w:val="16"/>
+              </w:rPr>
+            </w:pPr>
+          </w:p>
+        </w:tc>
+        <w:tc>
+          <w:tcPr>
+            <w:tcW w:w="315" w:type="dxa"/>
+            <w:shd w:val="clear" w:color="auto" w:fill="auto"/>
+            <w:vAlign w:val="bottom"/>
+          </w:tcPr>
+          <w:p>
+            <w:pPr>
+              <w:rPr>
+                <w:szCs w:val="16"/>
+              </w:rPr>
+            </w:pPr>
+          </w:p>
+        </w:tc>
+        <w:tc>
+          <w:tcPr>
+            <w:tcW w:w="315" w:type="dxa"/>
+            <w:gridSpan w:val="2"/>
+            <w:shd w:val="clear" w:color="auto" w:fill="auto"/>
+            <w:vAlign w:val="bottom"/>
+          </w:tcPr>
+          <w:p>
+            <w:pPr>
+              <w:rPr>
+                <w:szCs w:val="16"/>
+              </w:rPr>
+            </w:pPr>
+          </w:p>
+        </w:tc>
+        <w:tc>
+          <w:tcPr>
+            <w:tcW w:w="315" w:type="dxa"/>
+            <w:gridSpan w:val="2"/>
+            <w:shd w:val="clear" w:color="auto" w:fill="auto"/>
+            <w:vAlign w:val="bottom"/>
+          </w:tcPr>
+          <w:p>
+            <w:pPr>
+              <w:rPr>
+                <w:szCs w:val="16"/>
+              </w:rPr>
+            </w:pPr>
+          </w:p>
+        </w:tc>
+        <w:tc>
+          <w:tcPr>
+            <w:tcW w:w="315" w:type="dxa"/>
+            <w:shd w:val="clear" w:color="auto" w:fill="auto"/>
+            <w:vAlign w:val="bottom"/>
+          </w:tcPr>
+          <w:p>
+            <w:pPr>
+              <w:rPr>
+                <w:szCs w:val="16"/>
+              </w:rPr>
+            </w:pPr>
+          </w:p>
+        </w:tc>
+        <w:tc>
+          <w:tcPr>
+            <w:tcW w:w="315" w:type="dxa"/>
+            <w:shd w:val="clear" w:color="auto" w:fill="auto"/>
+            <w:vAlign w:val="bottom"/>
+          </w:tcPr>
+          <w:p>
+            <w:pPr>
+              <w:rPr>
+                <w:szCs w:val="16"/>
+              </w:rPr>
+            </w:pPr>
+          </w:p>
+        </w:tc>
+        <w:tc>
+          <w:tcPr>
+            <w:tcW w:w="315" w:type="dxa"/>
+            <w:shd w:val="clear" w:color="auto" w:fill="auto"/>
+            <w:vAlign w:val="bottom"/>
+          </w:tcPr>
+          <w:p>
+            <w:pPr>
+              <w:rPr>
+                <w:szCs w:val="16"/>
+              </w:rPr>
+            </w:pPr>
+          </w:p>
+        </w:tc>
+        <w:tc>
+          <w:tcPr>
+            <w:tcW w:w="171" w:type="dxa"/>
+            <w:shd w:val="clear" w:color="auto" w:fill="auto"/>
+            <w:vAlign w:val="bottom"/>
+          </w:tcPr>
+          <w:p>
+            <w:pPr>
+              <w:rPr>
+                <w:szCs w:val="16"/>
+              </w:rPr>
+            </w:pPr>
+          </w:p>
+        </w:tc>
+        <w:tc>
+          <w:tcPr>
+            <w:tcW w:w="197" w:type="dxa"/>
+            <w:shd w:val="clear" w:color="auto" w:fill="auto"/>
+            <w:vAlign w:val="bottom"/>
+          </w:tcPr>
+          <w:p>
+            <w:pPr>
+              <w:rPr>
+                <w:szCs w:val="16"/>
+              </w:rPr>
+            </w:pPr>
+          </w:p>
+        </w:tc>
+      </w:tr>
+      <w:tr>
+        <w:trPr>
+          <w:trHeight w:val="60"/>
+        </w:trPr>
+        <w:tc>
+          <w:tcPr>
+            <w:tcW w:w="105" w:type="dxa"/>
+            <w:shd w:val="clear" w:color="auto" w:fill="auto"/>
+            <w:vAlign w:val="bottom"/>
+          </w:tcPr>
+          <w:p>
+            <w:pPr>
+              <w:rPr>
+                <w:szCs w:val="16"/>
+              </w:rPr>
+            </w:pPr>
+          </w:p>
+        </w:tc>
+        <w:tc>
+          <w:tcPr>
+            <w:tcW w:w="315" w:type="dxa"/>
+            <w:shd w:val="clear" w:color="auto" w:fill="auto"/>
+            <w:vAlign w:val="bottom"/>
+          </w:tcPr>
+          <w:p>
+            <w:pPr>
+              <w:rPr>
+                <w:szCs w:val="16"/>
+              </w:rPr>
+            </w:pPr>
+          </w:p>
+        </w:tc>
+        <w:tc>
+          <w:tcPr>
+            <w:tcW w:w="315" w:type="dxa"/>
+            <w:shd w:val="clear" w:color="auto" w:fill="auto"/>
+            <w:vAlign w:val="bottom"/>
+          </w:tcPr>
+          <w:p>
+            <w:pPr>
+              <w:rPr>
+                <w:szCs w:val="16"/>
+              </w:rPr>
+            </w:pPr>
+          </w:p>
+        </w:tc>
+        <w:tc>
+          <w:tcPr>
+            <w:tcW w:w="315" w:type="dxa"/>
+            <w:shd w:val="clear" w:color="auto" w:fill="auto"/>
+            <w:vAlign w:val="bottom"/>
+          </w:tcPr>
+          <w:p>
+            <w:pPr>
+              <w:rPr>
+                <w:szCs w:val="16"/>
+              </w:rPr>
+            </w:pPr>
+          </w:p>
+        </w:tc>
+        <w:tc>
+          <w:tcPr>
+            <w:tcW w:w="394" w:type="dxa"/>
+            <w:shd w:val="clear" w:color="auto" w:fill="auto"/>
+            <w:vAlign w:val="bottom"/>
+          </w:tcPr>
+          <w:p>
+            <w:pPr>
+              <w:rPr>
+                <w:szCs w:val="16"/>
+              </w:rPr>
+            </w:pPr>
+          </w:p>
+        </w:tc>
+        <w:tc>
+          <w:tcPr>
+            <w:tcW w:w="223" w:type="dxa"/>
+            <w:shd w:val="clear" w:color="auto" w:fill="auto"/>
+            <w:vAlign w:val="bottom"/>
+          </w:tcPr>
+          <w:p>
+            <w:pPr>
+              <w:rPr>
+                <w:szCs w:val="16"/>
+              </w:rPr>
+            </w:pPr>
+          </w:p>
+        </w:tc>
+        <w:tc>
+          <w:tcPr>
+            <w:tcW w:w="315" w:type="dxa"/>
+            <w:shd w:val="clear" w:color="auto" w:fill="auto"/>
+            <w:vAlign w:val="bottom"/>
+          </w:tcPr>
+          <w:p>
+            <w:pPr>
+              <w:rPr>
+                <w:szCs w:val="16"/>
+              </w:rPr>
+            </w:pPr>
+          </w:p>
+        </w:tc>
+        <w:tc>
+          <w:tcPr>
+            <w:tcW w:w="315" w:type="dxa"/>
+            <w:shd w:val="clear" w:color="auto" w:fill="auto"/>
+            <w:vAlign w:val="bottom"/>
+          </w:tcPr>
+          <w:p>
+            <w:pPr>
+              <w:rPr>
+                <w:szCs w:val="16"/>
+              </w:rPr>
+            </w:pPr>
+          </w:p>
+        </w:tc>
+        <w:tc>
+          <w:tcPr>
+            <w:tcW w:w="315" w:type="dxa"/>
+            <w:shd w:val="clear" w:color="auto" w:fill="auto"/>
+            <w:vAlign w:val="bottom"/>
+          </w:tcPr>
+          <w:p>
+            <w:pPr>
+              <w:rPr>
+                <w:szCs w:val="16"/>
+              </w:rPr>
+            </w:pPr>
+          </w:p>
+        </w:tc>
+        <w:tc>
+          <w:tcPr>
+            <w:tcW w:w="315" w:type="dxa"/>
+            <w:gridSpan w:val="2"/>
+            <w:shd w:val="clear" w:color="auto" w:fill="auto"/>
+            <w:vAlign w:val="bottom"/>
+          </w:tcPr>
+          <w:p>
+            <w:pPr>
+              <w:rPr>
+                <w:szCs w:val="16"/>
+              </w:rPr>
+            </w:pPr>
+            <w:r>
+              <w:rPr>
                 <w:noProof/>
               </w:rPr>
               <w:drawing>
-                <wp:anchor distT="0" distB="0" distL="114300" distR="114300" simplePos="0" relativeHeight="251659264" behindDoc="0" locked="0" layoutInCell="1" allowOverlap="1" wp14:anchorId="2FD6DCA9" wp14:editId="13224CB2">
+                <wp:anchor distT="0" distB="0" distL="114300" distR="114300" simplePos="0" relativeHeight="251655680" behindDoc="0" locked="0" layoutInCell="1" allowOverlap="1" wp14:anchorId="2FD6DCA9" wp14:editId="5F2ABFEA">
                   <wp:simplePos x="0" y="0"/>
                   <wp:positionH relativeFrom="column">
-                    <wp:posOffset>944245</wp:posOffset>
+                    <wp:posOffset>-571500</wp:posOffset>
                   </wp:positionH>
                   <wp:positionV relativeFrom="paragraph">
-                    <wp:posOffset>10795</wp:posOffset>
+                    <wp:posOffset>-425450</wp:posOffset>
                   </wp:positionV>
                   <wp:extent cx="1348740" cy="1144905"/>
                   <wp:effectExtent l="0" t="0" r="0" b="0"/>
                   <wp:wrapNone/>
-                  <wp:docPr id="4" name="Рисунок 4"/>
+                  <wp:docPr id="4" name="Рисунок 4" descr="USProSignature"/>
                   <wp:cNvGraphicFramePr>
                     <a:graphicFrameLocks xmlns:a="http://schemas.openxmlformats.org/drawingml/2006/main" noChangeAspect="1"/>
                   </wp:cNvGraphicFramePr>
@@ -6323,11 +7637,11 @@
                     <a:graphicData uri="http://schemas.openxmlformats.org/drawingml/2006/picture">
                       <pic:pic xmlns:pic="http://schemas.openxmlformats.org/drawingml/2006/picture">
                         <pic:nvPicPr>
-                          <pic:cNvPr id="0" name="Подпись.png"/>
+                          <pic:cNvPr id="4" name="Рисунок 4" descr="USProSignature"/>
                           <pic:cNvPicPr/>
                         </pic:nvPicPr>
                         <pic:blipFill>
-                          <a:blip r:embed="rId8">
+                          <a:blip r:embed="rId7">
                             <a:extLst>
                               <a:ext uri="{28A0092B-C50C-407E-A947-70E740481C1C}">
                                 <a14:useLocalDpi xmlns:a14="http://schemas.microsoft.com/office/drawing/2010/main" val="0"/>
@@ -6359,263 +7673,57 @@
                 </wp:anchor>
               </w:drawing>
             </w:r>
-            <w:r>
-              <w:rPr>
-                <w:sz w:val="18"/>
-                <w:szCs w:val="18"/>
-              </w:rPr>
-              <w:t>Товар отпускается по факту прихода денег на р/с Поставщика, самовывозом, при наличии доверенности и паспорта.</w:t>
-            </w:r>
-          </w:p>
-        </w:tc>
-        <w:tc>
-          <w:tcPr>
-            <w:tcW w:w="197" w:type="dxa"/>
-            <w:shd w:val="clear" w:color="auto" w:fill="auto"/>
-            <w:vAlign w:val="bottom"/>
-          </w:tcPr>
-          <w:p>
-            <w:pPr>
-              <w:rPr>
-                <w:szCs w:val="16"/>
-              </w:rPr>
-            </w:pPr>
-          </w:p>
-        </w:tc>
-      </w:tr>
-      <w:tr>
-        <w:trPr>
-          <w:trHeight w:val="140"/>
-        </w:trPr>
-        <w:tc>
-          <w:tcPr>
-            <w:tcW w:w="105" w:type="dxa"/>
-            <w:shd w:val="clear" w:color="auto" w:fill="auto"/>
-            <w:vAlign w:val="bottom"/>
-          </w:tcPr>
-          <w:p>
-            <w:pPr>
-              <w:rPr>
-                <w:szCs w:val="16"/>
-              </w:rPr>
-            </w:pPr>
-          </w:p>
-        </w:tc>
-        <w:tc>
-          <w:tcPr>
-            <w:tcW w:w="315" w:type="dxa"/>
-            <w:tcBorders>
-              <w:bottom w:val="single" w:sz="10" w:space="0" w:color="auto"/>
-            </w:tcBorders>
-            <w:shd w:val="clear" w:color="auto" w:fill="auto"/>
-            <w:vAlign w:val="bottom"/>
-          </w:tcPr>
-          <w:p>
-            <w:pPr>
-              <w:rPr>
-                <w:szCs w:val="16"/>
-              </w:rPr>
-            </w:pPr>
-          </w:p>
-        </w:tc>
-        <w:tc>
-          <w:tcPr>
-            <w:tcW w:w="315" w:type="dxa"/>
-            <w:tcBorders>
-              <w:bottom w:val="single" w:sz="10" w:space="0" w:color="auto"/>
-            </w:tcBorders>
-            <w:shd w:val="clear" w:color="auto" w:fill="auto"/>
-            <w:vAlign w:val="bottom"/>
-          </w:tcPr>
-          <w:p>
-            <w:pPr>
-              <w:rPr>
-                <w:szCs w:val="16"/>
-              </w:rPr>
-            </w:pPr>
-          </w:p>
-        </w:tc>
-        <w:tc>
-          <w:tcPr>
-            <w:tcW w:w="315" w:type="dxa"/>
-            <w:tcBorders>
-              <w:bottom w:val="single" w:sz="10" w:space="0" w:color="auto"/>
-            </w:tcBorders>
-            <w:shd w:val="clear" w:color="auto" w:fill="auto"/>
-            <w:vAlign w:val="bottom"/>
-          </w:tcPr>
-          <w:p>
-            <w:pPr>
-              <w:rPr>
-                <w:szCs w:val="16"/>
-              </w:rPr>
-            </w:pPr>
-          </w:p>
-        </w:tc>
-        <w:tc>
-          <w:tcPr>
-            <w:tcW w:w="394" w:type="dxa"/>
-            <w:tcBorders>
-              <w:bottom w:val="single" w:sz="10" w:space="0" w:color="auto"/>
-            </w:tcBorders>
-            <w:shd w:val="clear" w:color="auto" w:fill="auto"/>
-            <w:vAlign w:val="bottom"/>
-          </w:tcPr>
-          <w:p>
-            <w:pPr>
-              <w:rPr>
-                <w:szCs w:val="16"/>
-              </w:rPr>
-            </w:pPr>
-          </w:p>
-        </w:tc>
-        <w:tc>
-          <w:tcPr>
-            <w:tcW w:w="223" w:type="dxa"/>
-            <w:tcBorders>
-              <w:bottom w:val="single" w:sz="10" w:space="0" w:color="auto"/>
-            </w:tcBorders>
-            <w:shd w:val="clear" w:color="auto" w:fill="auto"/>
-            <w:vAlign w:val="bottom"/>
-          </w:tcPr>
-          <w:p>
-            <w:pPr>
-              <w:rPr>
-                <w:szCs w:val="16"/>
-              </w:rPr>
-            </w:pPr>
-          </w:p>
-        </w:tc>
-        <w:tc>
-          <w:tcPr>
-            <w:tcW w:w="315" w:type="dxa"/>
-            <w:tcBorders>
-              <w:bottom w:val="single" w:sz="10" w:space="0" w:color="auto"/>
-            </w:tcBorders>
-            <w:shd w:val="clear" w:color="auto" w:fill="auto"/>
-            <w:vAlign w:val="bottom"/>
-          </w:tcPr>
-          <w:p>
-            <w:pPr>
-              <w:rPr>
-                <w:szCs w:val="16"/>
-              </w:rPr>
-            </w:pPr>
-          </w:p>
-        </w:tc>
-        <w:tc>
-          <w:tcPr>
-            <w:tcW w:w="315" w:type="dxa"/>
-            <w:tcBorders>
-              <w:bottom w:val="single" w:sz="10" w:space="0" w:color="auto"/>
-            </w:tcBorders>
-            <w:shd w:val="clear" w:color="auto" w:fill="auto"/>
-            <w:vAlign w:val="bottom"/>
-          </w:tcPr>
-          <w:p>
-            <w:pPr>
-              <w:rPr>
-                <w:szCs w:val="16"/>
-              </w:rPr>
-            </w:pPr>
-          </w:p>
-        </w:tc>
-        <w:tc>
-          <w:tcPr>
-            <w:tcW w:w="315" w:type="dxa"/>
-            <w:tcBorders>
-              <w:bottom w:val="single" w:sz="10" w:space="0" w:color="auto"/>
-            </w:tcBorders>
-            <w:shd w:val="clear" w:color="auto" w:fill="auto"/>
-            <w:vAlign w:val="bottom"/>
-          </w:tcPr>
-          <w:p>
-            <w:pPr>
-              <w:rPr>
-                <w:szCs w:val="16"/>
-              </w:rPr>
-            </w:pPr>
-          </w:p>
-        </w:tc>
-        <w:tc>
-          <w:tcPr>
-            <w:tcW w:w="315" w:type="dxa"/>
-            <w:gridSpan w:val="2"/>
-            <w:tcBorders>
-              <w:bottom w:val="single" w:sz="10" w:space="0" w:color="auto"/>
-            </w:tcBorders>
-            <w:shd w:val="clear" w:color="auto" w:fill="auto"/>
-            <w:vAlign w:val="bottom"/>
-          </w:tcPr>
-          <w:p>
-            <w:pPr>
-              <w:rPr>
-                <w:szCs w:val="16"/>
-              </w:rPr>
-            </w:pPr>
-          </w:p>
-        </w:tc>
-        <w:tc>
-          <w:tcPr>
-            <w:tcW w:w="315" w:type="dxa"/>
-            <w:gridSpan w:val="2"/>
-            <w:tcBorders>
-              <w:bottom w:val="single" w:sz="10" w:space="0" w:color="auto"/>
-            </w:tcBorders>
-            <w:shd w:val="clear" w:color="auto" w:fill="auto"/>
-            <w:vAlign w:val="bottom"/>
-          </w:tcPr>
-          <w:p>
-            <w:pPr>
-              <w:rPr>
-                <w:szCs w:val="16"/>
-              </w:rPr>
-            </w:pPr>
-          </w:p>
-        </w:tc>
-        <w:tc>
-          <w:tcPr>
-            <w:tcW w:w="315" w:type="dxa"/>
-            <w:gridSpan w:val="2"/>
-            <w:tcBorders>
-              <w:bottom w:val="single" w:sz="10" w:space="0" w:color="auto"/>
-            </w:tcBorders>
-            <w:shd w:val="clear" w:color="auto" w:fill="auto"/>
-            <w:vAlign w:val="bottom"/>
-          </w:tcPr>
-          <w:p>
-            <w:pPr>
-              <w:rPr>
-                <w:szCs w:val="16"/>
-              </w:rPr>
-            </w:pPr>
-          </w:p>
-        </w:tc>
-        <w:tc>
-          <w:tcPr>
-            <w:tcW w:w="315" w:type="dxa"/>
-            <w:gridSpan w:val="2"/>
-            <w:tcBorders>
-              <w:bottom w:val="single" w:sz="10" w:space="0" w:color="auto"/>
-            </w:tcBorders>
-            <w:shd w:val="clear" w:color="auto" w:fill="auto"/>
-            <w:vAlign w:val="bottom"/>
-          </w:tcPr>
-          <w:p>
-            <w:pPr>
-              <w:rPr>
-                <w:szCs w:val="16"/>
-              </w:rPr>
-            </w:pPr>
-          </w:p>
-        </w:tc>
-        <w:tc>
-          <w:tcPr>
-            <w:tcW w:w="315" w:type="dxa"/>
-            <w:gridSpan w:val="2"/>
-            <w:tcBorders>
-              <w:bottom w:val="single" w:sz="10" w:space="0" w:color="auto"/>
-            </w:tcBorders>
+          </w:p>
+        </w:tc>
+        <w:tc>
+          <w:tcPr>
+            <w:tcW w:w="315" w:type="dxa"/>
+            <w:gridSpan w:val="2"/>
+            <w:shd w:val="clear" w:color="auto" w:fill="auto"/>
+            <w:vAlign w:val="bottom"/>
+          </w:tcPr>
+          <w:p>
+            <w:pPr>
+              <w:rPr>
+                <w:szCs w:val="16"/>
+              </w:rPr>
+            </w:pPr>
+          </w:p>
+        </w:tc>
+        <w:tc>
+          <w:tcPr>
+            <w:tcW w:w="315" w:type="dxa"/>
+            <w:gridSpan w:val="2"/>
+            <w:shd w:val="clear" w:color="auto" w:fill="auto"/>
+            <w:vAlign w:val="bottom"/>
+          </w:tcPr>
+          <w:p>
+            <w:pPr>
+              <w:rPr>
+                <w:szCs w:val="16"/>
+              </w:rPr>
+            </w:pPr>
+          </w:p>
+        </w:tc>
+        <w:tc>
+          <w:tcPr>
+            <w:tcW w:w="315" w:type="dxa"/>
+            <w:gridSpan w:val="2"/>
+            <w:shd w:val="clear" w:color="auto" w:fill="auto"/>
+            <w:vAlign w:val="bottom"/>
+          </w:tcPr>
+          <w:p>
+            <w:pPr>
+              <w:rPr>
+                <w:szCs w:val="16"/>
+              </w:rPr>
+            </w:pPr>
+          </w:p>
+        </w:tc>
+        <w:tc>
+          <w:tcPr>
+            <w:tcW w:w="315" w:type="dxa"/>
+            <w:gridSpan w:val="2"/>
             <w:shd w:val="clear" w:color="auto" w:fill="auto"/>
             <w:vAlign w:val="bottom"/>
           </w:tcPr>
@@ -6631,9 +7739,6 @@
           <w:tcPr>
             <w:tcW w:w="249" w:type="dxa"/>
             <w:gridSpan w:val="2"/>
-            <w:tcBorders>
-              <w:bottom w:val="single" w:sz="10" w:space="0" w:color="auto"/>
-            </w:tcBorders>
             <w:shd w:val="clear" w:color="auto" w:fill="auto"/>
             <w:vAlign w:val="bottom"/>
           </w:tcPr>
@@ -6649,9 +7754,6 @@
           <w:tcPr>
             <w:tcW w:w="236" w:type="dxa"/>
             <w:gridSpan w:val="2"/>
-            <w:tcBorders>
-              <w:bottom w:val="single" w:sz="10" w:space="0" w:color="auto"/>
-            </w:tcBorders>
             <w:shd w:val="clear" w:color="auto" w:fill="auto"/>
             <w:vAlign w:val="bottom"/>
           </w:tcPr>
@@ -6667,9 +7769,6 @@
           <w:tcPr>
             <w:tcW w:w="249" w:type="dxa"/>
             <w:gridSpan w:val="2"/>
-            <w:tcBorders>
-              <w:bottom w:val="single" w:sz="10" w:space="0" w:color="auto"/>
-            </w:tcBorders>
             <w:shd w:val="clear" w:color="auto" w:fill="auto"/>
             <w:vAlign w:val="bottom"/>
           </w:tcPr>
@@ -6684,81 +7783,66 @@
         <w:tc>
           <w:tcPr>
             <w:tcW w:w="249" w:type="dxa"/>
-            <w:tcBorders>
-              <w:bottom w:val="single" w:sz="10" w:space="0" w:color="auto"/>
-            </w:tcBorders>
-            <w:shd w:val="clear" w:color="auto" w:fill="auto"/>
-            <w:vAlign w:val="bottom"/>
-          </w:tcPr>
-          <w:p>
-            <w:pPr>
-              <w:rPr>
-                <w:szCs w:val="16"/>
-              </w:rPr>
-            </w:pPr>
-          </w:p>
-        </w:tc>
-        <w:tc>
-          <w:tcPr>
-            <w:tcW w:w="315" w:type="dxa"/>
-            <w:gridSpan w:val="2"/>
-            <w:tcBorders>
-              <w:bottom w:val="single" w:sz="10" w:space="0" w:color="auto"/>
-            </w:tcBorders>
-            <w:shd w:val="clear" w:color="auto" w:fill="auto"/>
-            <w:vAlign w:val="bottom"/>
-          </w:tcPr>
-          <w:p>
-            <w:pPr>
-              <w:rPr>
-                <w:szCs w:val="16"/>
-              </w:rPr>
-            </w:pPr>
-          </w:p>
-        </w:tc>
-        <w:tc>
-          <w:tcPr>
-            <w:tcW w:w="315" w:type="dxa"/>
-            <w:gridSpan w:val="2"/>
-            <w:tcBorders>
-              <w:bottom w:val="single" w:sz="10" w:space="0" w:color="auto"/>
-            </w:tcBorders>
-            <w:shd w:val="clear" w:color="auto" w:fill="auto"/>
-            <w:vAlign w:val="bottom"/>
-          </w:tcPr>
-          <w:p>
-            <w:pPr>
-              <w:rPr>
-                <w:szCs w:val="16"/>
-              </w:rPr>
-            </w:pPr>
-          </w:p>
-        </w:tc>
-        <w:tc>
-          <w:tcPr>
-            <w:tcW w:w="315" w:type="dxa"/>
-            <w:gridSpan w:val="2"/>
-            <w:tcBorders>
-              <w:bottom w:val="single" w:sz="10" w:space="0" w:color="auto"/>
-            </w:tcBorders>
-            <w:shd w:val="clear" w:color="auto" w:fill="auto"/>
-            <w:vAlign w:val="bottom"/>
-          </w:tcPr>
-          <w:p>
-            <w:pPr>
-              <w:rPr>
-                <w:szCs w:val="16"/>
-              </w:rPr>
-            </w:pPr>
-          </w:p>
-        </w:tc>
-        <w:tc>
-          <w:tcPr>
-            <w:tcW w:w="315" w:type="dxa"/>
-            <w:gridSpan w:val="2"/>
-            <w:tcBorders>
-              <w:bottom w:val="single" w:sz="10" w:space="0" w:color="auto"/>
-            </w:tcBorders>
+            <w:shd w:val="clear" w:color="auto" w:fill="auto"/>
+            <w:vAlign w:val="bottom"/>
+          </w:tcPr>
+          <w:p>
+            <w:pPr>
+              <w:rPr>
+                <w:szCs w:val="16"/>
+              </w:rPr>
+            </w:pPr>
+          </w:p>
+        </w:tc>
+        <w:tc>
+          <w:tcPr>
+            <w:tcW w:w="315" w:type="dxa"/>
+            <w:gridSpan w:val="2"/>
+            <w:shd w:val="clear" w:color="auto" w:fill="auto"/>
+            <w:vAlign w:val="bottom"/>
+          </w:tcPr>
+          <w:p>
+            <w:pPr>
+              <w:rPr>
+                <w:szCs w:val="16"/>
+              </w:rPr>
+            </w:pPr>
+          </w:p>
+        </w:tc>
+        <w:tc>
+          <w:tcPr>
+            <w:tcW w:w="315" w:type="dxa"/>
+            <w:gridSpan w:val="2"/>
+            <w:shd w:val="clear" w:color="auto" w:fill="auto"/>
+            <w:vAlign w:val="bottom"/>
+          </w:tcPr>
+          <w:p>
+            <w:pPr>
+              <w:rPr>
+                <w:szCs w:val="16"/>
+              </w:rPr>
+            </w:pPr>
+          </w:p>
+        </w:tc>
+        <w:tc>
+          <w:tcPr>
+            <w:tcW w:w="315" w:type="dxa"/>
+            <w:gridSpan w:val="2"/>
+            <w:shd w:val="clear" w:color="auto" w:fill="auto"/>
+            <w:vAlign w:val="bottom"/>
+          </w:tcPr>
+          <w:p>
+            <w:pPr>
+              <w:rPr>
+                <w:szCs w:val="16"/>
+              </w:rPr>
+            </w:pPr>
+          </w:p>
+        </w:tc>
+        <w:tc>
+          <w:tcPr>
+            <w:tcW w:w="315" w:type="dxa"/>
+            <w:gridSpan w:val="2"/>
             <w:shd w:val="clear" w:color="auto" w:fill="auto"/>
             <w:vAlign w:val="bottom"/>
           </w:tcPr>
@@ -6774,164 +7858,134 @@
           <w:tcPr>
             <w:tcW w:w="354" w:type="dxa"/>
             <w:gridSpan w:val="2"/>
-            <w:tcBorders>
-              <w:bottom w:val="single" w:sz="10" w:space="0" w:color="auto"/>
-            </w:tcBorders>
-            <w:shd w:val="clear" w:color="auto" w:fill="auto"/>
-            <w:vAlign w:val="bottom"/>
-          </w:tcPr>
-          <w:p>
-            <w:pPr>
-              <w:rPr>
-                <w:szCs w:val="16"/>
-              </w:rPr>
-            </w:pPr>
-          </w:p>
-        </w:tc>
-        <w:tc>
-          <w:tcPr>
-            <w:tcW w:w="315" w:type="dxa"/>
-            <w:tcBorders>
-              <w:bottom w:val="single" w:sz="10" w:space="0" w:color="auto"/>
-            </w:tcBorders>
-            <w:shd w:val="clear" w:color="auto" w:fill="auto"/>
-            <w:vAlign w:val="bottom"/>
-          </w:tcPr>
-          <w:p>
-            <w:pPr>
-              <w:rPr>
-                <w:szCs w:val="16"/>
-              </w:rPr>
-            </w:pPr>
-          </w:p>
-        </w:tc>
-        <w:tc>
-          <w:tcPr>
-            <w:tcW w:w="315" w:type="dxa"/>
-            <w:tcBorders>
-              <w:bottom w:val="single" w:sz="10" w:space="0" w:color="auto"/>
-            </w:tcBorders>
-            <w:shd w:val="clear" w:color="auto" w:fill="auto"/>
-            <w:vAlign w:val="bottom"/>
-          </w:tcPr>
-          <w:p>
-            <w:pPr>
-              <w:rPr>
-                <w:szCs w:val="16"/>
-              </w:rPr>
-            </w:pPr>
-          </w:p>
-        </w:tc>
-        <w:tc>
-          <w:tcPr>
-            <w:tcW w:w="315" w:type="dxa"/>
-            <w:tcBorders>
-              <w:bottom w:val="single" w:sz="10" w:space="0" w:color="auto"/>
-            </w:tcBorders>
-            <w:shd w:val="clear" w:color="auto" w:fill="auto"/>
-            <w:vAlign w:val="bottom"/>
-          </w:tcPr>
-          <w:p>
-            <w:pPr>
-              <w:rPr>
-                <w:szCs w:val="16"/>
-              </w:rPr>
-            </w:pPr>
-          </w:p>
-        </w:tc>
-        <w:tc>
-          <w:tcPr>
-            <w:tcW w:w="315" w:type="dxa"/>
-            <w:tcBorders>
-              <w:bottom w:val="single" w:sz="10" w:space="0" w:color="auto"/>
-            </w:tcBorders>
-            <w:shd w:val="clear" w:color="auto" w:fill="auto"/>
-            <w:vAlign w:val="bottom"/>
-          </w:tcPr>
-          <w:p>
-            <w:pPr>
-              <w:rPr>
-                <w:szCs w:val="16"/>
-              </w:rPr>
-            </w:pPr>
-          </w:p>
-        </w:tc>
-        <w:tc>
-          <w:tcPr>
-            <w:tcW w:w="315" w:type="dxa"/>
-            <w:gridSpan w:val="2"/>
-            <w:tcBorders>
-              <w:bottom w:val="single" w:sz="10" w:space="0" w:color="auto"/>
-            </w:tcBorders>
-            <w:shd w:val="clear" w:color="auto" w:fill="auto"/>
-            <w:vAlign w:val="bottom"/>
-          </w:tcPr>
-          <w:p>
-            <w:pPr>
-              <w:rPr>
-                <w:szCs w:val="16"/>
-              </w:rPr>
-            </w:pPr>
-          </w:p>
-        </w:tc>
-        <w:tc>
-          <w:tcPr>
-            <w:tcW w:w="315" w:type="dxa"/>
-            <w:gridSpan w:val="2"/>
-            <w:tcBorders>
-              <w:bottom w:val="single" w:sz="10" w:space="0" w:color="auto"/>
-            </w:tcBorders>
-            <w:shd w:val="clear" w:color="auto" w:fill="auto"/>
-            <w:vAlign w:val="bottom"/>
-          </w:tcPr>
-          <w:p>
-            <w:pPr>
-              <w:rPr>
-                <w:szCs w:val="16"/>
-              </w:rPr>
-            </w:pPr>
-          </w:p>
-        </w:tc>
-        <w:tc>
-          <w:tcPr>
-            <w:tcW w:w="315" w:type="dxa"/>
-            <w:tcBorders>
-              <w:bottom w:val="single" w:sz="10" w:space="0" w:color="auto"/>
-            </w:tcBorders>
-            <w:shd w:val="clear" w:color="auto" w:fill="auto"/>
-            <w:vAlign w:val="bottom"/>
-          </w:tcPr>
-          <w:p>
-            <w:pPr>
-              <w:rPr>
-                <w:szCs w:val="16"/>
-              </w:rPr>
-            </w:pPr>
-          </w:p>
-        </w:tc>
-        <w:tc>
-          <w:tcPr>
-            <w:tcW w:w="315" w:type="dxa"/>
-            <w:tcBorders>
-              <w:bottom w:val="single" w:sz="10" w:space="0" w:color="auto"/>
-            </w:tcBorders>
-            <w:shd w:val="clear" w:color="auto" w:fill="auto"/>
-            <w:vAlign w:val="bottom"/>
-          </w:tcPr>
-          <w:p>
-            <w:pPr>
-              <w:rPr>
-                <w:szCs w:val="16"/>
-              </w:rPr>
-            </w:pPr>
-          </w:p>
-        </w:tc>
-        <w:tc>
-          <w:tcPr>
-            <w:tcW w:w="315" w:type="dxa"/>
-            <w:tcBorders>
-              <w:bottom w:val="single" w:sz="10" w:space="0" w:color="auto"/>
-            </w:tcBorders>
+            <w:shd w:val="clear" w:color="auto" w:fill="auto"/>
+            <w:vAlign w:val="bottom"/>
+          </w:tcPr>
+          <w:p>
+            <w:pPr>
+              <w:rPr>
+                <w:szCs w:val="16"/>
+              </w:rPr>
+            </w:pPr>
+          </w:p>
+        </w:tc>
+        <w:tc>
+          <w:tcPr>
+            <w:tcW w:w="315" w:type="dxa"/>
+            <w:shd w:val="clear" w:color="auto" w:fill="auto"/>
+            <w:vAlign w:val="bottom"/>
+          </w:tcPr>
+          <w:p>
+            <w:pPr>
+              <w:rPr>
+                <w:szCs w:val="16"/>
+              </w:rPr>
+            </w:pPr>
+          </w:p>
+        </w:tc>
+        <w:tc>
+          <w:tcPr>
+            <w:tcW w:w="315" w:type="dxa"/>
+            <w:shd w:val="clear" w:color="auto" w:fill="auto"/>
+            <w:vAlign w:val="bottom"/>
+          </w:tcPr>
+          <w:p>
+            <w:pPr>
+              <w:rPr>
+                <w:szCs w:val="16"/>
+              </w:rPr>
+            </w:pPr>
+          </w:p>
+        </w:tc>
+        <w:tc>
+          <w:tcPr>
+            <w:tcW w:w="315" w:type="dxa"/>
+            <w:shd w:val="clear" w:color="auto" w:fill="auto"/>
+            <w:vAlign w:val="bottom"/>
+          </w:tcPr>
+          <w:p>
+            <w:pPr>
+              <w:rPr>
+                <w:szCs w:val="16"/>
+              </w:rPr>
+            </w:pPr>
+          </w:p>
+        </w:tc>
+        <w:tc>
+          <w:tcPr>
+            <w:tcW w:w="315" w:type="dxa"/>
+            <w:shd w:val="clear" w:color="auto" w:fill="auto"/>
+            <w:vAlign w:val="bottom"/>
+          </w:tcPr>
+          <w:p>
+            <w:pPr>
+              <w:rPr>
+                <w:szCs w:val="16"/>
+              </w:rPr>
+            </w:pPr>
+          </w:p>
+        </w:tc>
+        <w:tc>
+          <w:tcPr>
+            <w:tcW w:w="315" w:type="dxa"/>
+            <w:gridSpan w:val="2"/>
+            <w:shd w:val="clear" w:color="auto" w:fill="auto"/>
+            <w:vAlign w:val="bottom"/>
+          </w:tcPr>
+          <w:p>
+            <w:pPr>
+              <w:rPr>
+                <w:szCs w:val="16"/>
+              </w:rPr>
+            </w:pPr>
+          </w:p>
+        </w:tc>
+        <w:tc>
+          <w:tcPr>
+            <w:tcW w:w="315" w:type="dxa"/>
+            <w:gridSpan w:val="2"/>
+            <w:shd w:val="clear" w:color="auto" w:fill="auto"/>
+            <w:vAlign w:val="bottom"/>
+          </w:tcPr>
+          <w:p>
+            <w:pPr>
+              <w:rPr>
+                <w:szCs w:val="16"/>
+              </w:rPr>
+            </w:pPr>
+          </w:p>
+        </w:tc>
+        <w:tc>
+          <w:tcPr>
+            <w:tcW w:w="315" w:type="dxa"/>
+            <w:shd w:val="clear" w:color="auto" w:fill="auto"/>
+            <w:vAlign w:val="bottom"/>
+          </w:tcPr>
+          <w:p>
+            <w:pPr>
+              <w:rPr>
+                <w:szCs w:val="16"/>
+              </w:rPr>
+            </w:pPr>
+          </w:p>
+        </w:tc>
+        <w:tc>
+          <w:tcPr>
+            <w:tcW w:w="315" w:type="dxa"/>
+            <w:shd w:val="clear" w:color="auto" w:fill="auto"/>
+            <w:vAlign w:val="bottom"/>
+          </w:tcPr>
+          <w:p>
+            <w:pPr>
+              <w:rPr>
+                <w:szCs w:val="16"/>
+              </w:rPr>
+            </w:pPr>
+          </w:p>
+        </w:tc>
+        <w:tc>
+          <w:tcPr>
+            <w:tcW w:w="315" w:type="dxa"/>
             <w:shd w:val="clear" w:color="auto" w:fill="auto"/>
             <w:vAlign w:val="bottom"/>
           </w:tcPr>
@@ -6946,9 +8000,6 @@
         <w:tc>
           <w:tcPr>
             <w:tcW w:w="171" w:type="dxa"/>
-            <w:tcBorders>
-              <w:bottom w:val="single" w:sz="10" w:space="0" w:color="auto"/>
-            </w:tcBorders>
             <w:shd w:val="clear" w:color="auto" w:fill="auto"/>
             <w:vAlign w:val="bottom"/>
           </w:tcPr>
@@ -6995,465 +8046,255 @@
         </w:tc>
         <w:tc>
           <w:tcPr>
-            <w:tcW w:w="315" w:type="dxa"/>
-            <w:shd w:val="clear" w:color="auto" w:fill="auto"/>
-            <w:vAlign w:val="bottom"/>
-          </w:tcPr>
-          <w:p>
-            <w:pPr>
-              <w:rPr>
-                <w:szCs w:val="16"/>
-              </w:rPr>
-            </w:pPr>
-          </w:p>
-        </w:tc>
-        <w:tc>
-          <w:tcPr>
-            <w:tcW w:w="315" w:type="dxa"/>
-            <w:shd w:val="clear" w:color="auto" w:fill="auto"/>
-            <w:vAlign w:val="bottom"/>
-          </w:tcPr>
-          <w:p>
-            <w:pPr>
-              <w:rPr>
-                <w:szCs w:val="16"/>
-              </w:rPr>
-            </w:pPr>
-          </w:p>
-        </w:tc>
-        <w:tc>
-          <w:tcPr>
-            <w:tcW w:w="315" w:type="dxa"/>
-            <w:shd w:val="clear" w:color="auto" w:fill="auto"/>
-            <w:vAlign w:val="bottom"/>
-          </w:tcPr>
-          <w:p>
-            <w:pPr>
-              <w:rPr>
-                <w:szCs w:val="16"/>
-              </w:rPr>
-            </w:pPr>
-          </w:p>
-        </w:tc>
-        <w:tc>
-          <w:tcPr>
-            <w:tcW w:w="394" w:type="dxa"/>
-            <w:shd w:val="clear" w:color="auto" w:fill="auto"/>
-            <w:vAlign w:val="bottom"/>
-          </w:tcPr>
-          <w:p>
-            <w:pPr>
-              <w:rPr>
-                <w:szCs w:val="16"/>
-              </w:rPr>
-            </w:pPr>
-          </w:p>
-        </w:tc>
-        <w:tc>
-          <w:tcPr>
-            <w:tcW w:w="223" w:type="dxa"/>
-            <w:shd w:val="clear" w:color="auto" w:fill="auto"/>
-            <w:vAlign w:val="bottom"/>
-          </w:tcPr>
-          <w:p>
-            <w:pPr>
-              <w:rPr>
-                <w:szCs w:val="16"/>
-              </w:rPr>
-            </w:pPr>
-          </w:p>
-        </w:tc>
-        <w:tc>
-          <w:tcPr>
-            <w:tcW w:w="315" w:type="dxa"/>
-            <w:shd w:val="clear" w:color="auto" w:fill="auto"/>
-            <w:vAlign w:val="bottom"/>
-          </w:tcPr>
-          <w:p>
-            <w:pPr>
-              <w:rPr>
-                <w:szCs w:val="16"/>
-              </w:rPr>
-            </w:pPr>
-          </w:p>
-        </w:tc>
-        <w:tc>
-          <w:tcPr>
-            <w:tcW w:w="315" w:type="dxa"/>
-            <w:shd w:val="clear" w:color="auto" w:fill="auto"/>
-            <w:vAlign w:val="bottom"/>
-          </w:tcPr>
-          <w:p>
-            <w:pPr>
-              <w:rPr>
-                <w:szCs w:val="16"/>
-              </w:rPr>
-            </w:pPr>
-          </w:p>
-        </w:tc>
-        <w:tc>
-          <w:tcPr>
-            <w:tcW w:w="315" w:type="dxa"/>
-            <w:shd w:val="clear" w:color="auto" w:fill="auto"/>
-            <w:vAlign w:val="bottom"/>
-          </w:tcPr>
-          <w:p>
-            <w:pPr>
-              <w:rPr>
-                <w:szCs w:val="16"/>
-              </w:rPr>
-            </w:pPr>
-          </w:p>
-        </w:tc>
-        <w:tc>
-          <w:tcPr>
-            <w:tcW w:w="315" w:type="dxa"/>
-            <w:gridSpan w:val="2"/>
-            <w:shd w:val="clear" w:color="auto" w:fill="auto"/>
-            <w:vAlign w:val="bottom"/>
-          </w:tcPr>
-          <w:p>
-            <w:pPr>
-              <w:rPr>
-                <w:szCs w:val="16"/>
-              </w:rPr>
-            </w:pPr>
-          </w:p>
-        </w:tc>
-        <w:tc>
-          <w:tcPr>
-            <w:tcW w:w="315" w:type="dxa"/>
-            <w:gridSpan w:val="2"/>
-            <w:shd w:val="clear" w:color="auto" w:fill="auto"/>
-            <w:vAlign w:val="bottom"/>
-          </w:tcPr>
-          <w:p>
-            <w:pPr>
-              <w:rPr>
-                <w:szCs w:val="16"/>
-              </w:rPr>
-            </w:pPr>
-          </w:p>
-        </w:tc>
-        <w:tc>
-          <w:tcPr>
-            <w:tcW w:w="315" w:type="dxa"/>
-            <w:gridSpan w:val="2"/>
-            <w:shd w:val="clear" w:color="auto" w:fill="auto"/>
-            <w:vAlign w:val="bottom"/>
-          </w:tcPr>
-          <w:p>
-            <w:pPr>
-              <w:rPr>
-                <w:szCs w:val="16"/>
-              </w:rPr>
-            </w:pPr>
-          </w:p>
-        </w:tc>
-        <w:tc>
-          <w:tcPr>
-            <w:tcW w:w="315" w:type="dxa"/>
-            <w:gridSpan w:val="2"/>
-            <w:shd w:val="clear" w:color="auto" w:fill="auto"/>
-            <w:vAlign w:val="bottom"/>
-          </w:tcPr>
-          <w:p>
-            <w:pPr>
-              <w:rPr>
-                <w:szCs w:val="16"/>
-              </w:rPr>
-            </w:pPr>
-          </w:p>
-        </w:tc>
-        <w:tc>
-          <w:tcPr>
-            <w:tcW w:w="315" w:type="dxa"/>
-            <w:gridSpan w:val="2"/>
-            <w:shd w:val="clear" w:color="auto" w:fill="auto"/>
-            <w:vAlign w:val="bottom"/>
-          </w:tcPr>
-          <w:p>
-            <w:pPr>
-              <w:rPr>
-                <w:szCs w:val="16"/>
-              </w:rPr>
-            </w:pPr>
-          </w:p>
-        </w:tc>
-        <w:tc>
-          <w:tcPr>
-            <w:tcW w:w="249" w:type="dxa"/>
-            <w:gridSpan w:val="2"/>
-            <w:shd w:val="clear" w:color="auto" w:fill="auto"/>
-            <w:vAlign w:val="bottom"/>
-          </w:tcPr>
-          <w:p>
-            <w:pPr>
-              <w:rPr>
-                <w:szCs w:val="16"/>
-              </w:rPr>
-            </w:pPr>
-          </w:p>
-        </w:tc>
-        <w:tc>
-          <w:tcPr>
-            <w:tcW w:w="236" w:type="dxa"/>
-            <w:gridSpan w:val="2"/>
-            <w:shd w:val="clear" w:color="auto" w:fill="auto"/>
-            <w:vAlign w:val="bottom"/>
-          </w:tcPr>
-          <w:p>
-            <w:pPr>
-              <w:rPr>
-                <w:szCs w:val="16"/>
-              </w:rPr>
-            </w:pPr>
-          </w:p>
-        </w:tc>
-        <w:tc>
-          <w:tcPr>
-            <w:tcW w:w="249" w:type="dxa"/>
-            <w:gridSpan w:val="2"/>
-            <w:shd w:val="clear" w:color="auto" w:fill="auto"/>
-            <w:vAlign w:val="bottom"/>
-          </w:tcPr>
-          <w:p>
-            <w:pPr>
-              <w:rPr>
-                <w:szCs w:val="16"/>
-              </w:rPr>
-            </w:pPr>
-          </w:p>
-        </w:tc>
-        <w:tc>
-          <w:tcPr>
-            <w:tcW w:w="249" w:type="dxa"/>
-            <w:shd w:val="clear" w:color="auto" w:fill="auto"/>
-            <w:vAlign w:val="bottom"/>
-          </w:tcPr>
-          <w:p>
-            <w:pPr>
-              <w:rPr>
-                <w:szCs w:val="16"/>
-              </w:rPr>
-            </w:pPr>
-          </w:p>
-        </w:tc>
-        <w:tc>
-          <w:tcPr>
-            <w:tcW w:w="315" w:type="dxa"/>
-            <w:gridSpan w:val="2"/>
-            <w:shd w:val="clear" w:color="auto" w:fill="auto"/>
-            <w:vAlign w:val="bottom"/>
-          </w:tcPr>
-          <w:p>
-            <w:pPr>
-              <w:rPr>
-                <w:szCs w:val="16"/>
-              </w:rPr>
-            </w:pPr>
-          </w:p>
-        </w:tc>
-        <w:tc>
-          <w:tcPr>
-            <w:tcW w:w="315" w:type="dxa"/>
-            <w:gridSpan w:val="2"/>
-            <w:shd w:val="clear" w:color="auto" w:fill="auto"/>
-            <w:vAlign w:val="bottom"/>
-          </w:tcPr>
-          <w:p>
-            <w:pPr>
-              <w:rPr>
-                <w:szCs w:val="16"/>
-              </w:rPr>
-            </w:pPr>
-          </w:p>
-        </w:tc>
-        <w:tc>
-          <w:tcPr>
-            <w:tcW w:w="315" w:type="dxa"/>
-            <w:gridSpan w:val="2"/>
-            <w:shd w:val="clear" w:color="auto" w:fill="auto"/>
-            <w:vAlign w:val="bottom"/>
-          </w:tcPr>
-          <w:p>
-            <w:pPr>
-              <w:rPr>
-                <w:szCs w:val="16"/>
-              </w:rPr>
-            </w:pPr>
-          </w:p>
-        </w:tc>
-        <w:tc>
-          <w:tcPr>
-            <w:tcW w:w="315" w:type="dxa"/>
-            <w:gridSpan w:val="2"/>
-            <w:shd w:val="clear" w:color="auto" w:fill="auto"/>
-            <w:vAlign w:val="bottom"/>
-          </w:tcPr>
-          <w:p>
-            <w:pPr>
-              <w:rPr>
-                <w:szCs w:val="16"/>
-              </w:rPr>
-            </w:pPr>
-          </w:p>
-        </w:tc>
-        <w:tc>
-          <w:tcPr>
-            <w:tcW w:w="354" w:type="dxa"/>
-            <w:gridSpan w:val="2"/>
-            <w:shd w:val="clear" w:color="auto" w:fill="auto"/>
-            <w:vAlign w:val="bottom"/>
-          </w:tcPr>
-          <w:p>
-            <w:pPr>
-              <w:rPr>
-                <w:szCs w:val="16"/>
-              </w:rPr>
-            </w:pPr>
-          </w:p>
-        </w:tc>
-        <w:tc>
-          <w:tcPr>
-            <w:tcW w:w="315" w:type="dxa"/>
-            <w:shd w:val="clear" w:color="auto" w:fill="auto"/>
-            <w:vAlign w:val="bottom"/>
-          </w:tcPr>
-          <w:p>
-            <w:pPr>
-              <w:rPr>
-                <w:szCs w:val="16"/>
-              </w:rPr>
-            </w:pPr>
-          </w:p>
-        </w:tc>
-        <w:tc>
-          <w:tcPr>
-            <w:tcW w:w="315" w:type="dxa"/>
-            <w:shd w:val="clear" w:color="auto" w:fill="auto"/>
-            <w:vAlign w:val="bottom"/>
-          </w:tcPr>
-          <w:p>
-            <w:pPr>
-              <w:rPr>
-                <w:szCs w:val="16"/>
-              </w:rPr>
-            </w:pPr>
-          </w:p>
-        </w:tc>
-        <w:tc>
-          <w:tcPr>
-            <w:tcW w:w="315" w:type="dxa"/>
-            <w:shd w:val="clear" w:color="auto" w:fill="auto"/>
-            <w:vAlign w:val="bottom"/>
-          </w:tcPr>
-          <w:p>
-            <w:pPr>
-              <w:rPr>
-                <w:szCs w:val="16"/>
-              </w:rPr>
-            </w:pPr>
-          </w:p>
-        </w:tc>
-        <w:tc>
-          <w:tcPr>
-            <w:tcW w:w="315" w:type="dxa"/>
-            <w:shd w:val="clear" w:color="auto" w:fill="auto"/>
-            <w:vAlign w:val="bottom"/>
-          </w:tcPr>
-          <w:p>
-            <w:pPr>
-              <w:rPr>
-                <w:szCs w:val="16"/>
-              </w:rPr>
-            </w:pPr>
-          </w:p>
-        </w:tc>
-        <w:tc>
-          <w:tcPr>
-            <w:tcW w:w="315" w:type="dxa"/>
-            <w:gridSpan w:val="2"/>
-            <w:shd w:val="clear" w:color="auto" w:fill="auto"/>
-            <w:vAlign w:val="bottom"/>
-          </w:tcPr>
-          <w:p>
-            <w:pPr>
-              <w:rPr>
-                <w:szCs w:val="16"/>
-              </w:rPr>
-            </w:pPr>
-          </w:p>
-        </w:tc>
-        <w:tc>
-          <w:tcPr>
-            <w:tcW w:w="315" w:type="dxa"/>
-            <w:gridSpan w:val="2"/>
-            <w:shd w:val="clear" w:color="auto" w:fill="auto"/>
-            <w:vAlign w:val="bottom"/>
-          </w:tcPr>
-          <w:p>
-            <w:pPr>
-              <w:rPr>
-                <w:szCs w:val="16"/>
-              </w:rPr>
-            </w:pPr>
-          </w:p>
-        </w:tc>
-        <w:tc>
-          <w:tcPr>
-            <w:tcW w:w="315" w:type="dxa"/>
-            <w:shd w:val="clear" w:color="auto" w:fill="auto"/>
-            <w:vAlign w:val="bottom"/>
-          </w:tcPr>
-          <w:p>
-            <w:pPr>
-              <w:rPr>
-                <w:szCs w:val="16"/>
-              </w:rPr>
-            </w:pPr>
-          </w:p>
-        </w:tc>
-        <w:tc>
-          <w:tcPr>
-            <w:tcW w:w="315" w:type="dxa"/>
-            <w:shd w:val="clear" w:color="auto" w:fill="auto"/>
-            <w:vAlign w:val="bottom"/>
-          </w:tcPr>
-          <w:p>
-            <w:pPr>
-              <w:rPr>
-                <w:szCs w:val="16"/>
-              </w:rPr>
-            </w:pPr>
-          </w:p>
-        </w:tc>
-        <w:tc>
-          <w:tcPr>
-            <w:tcW w:w="315" w:type="dxa"/>
-            <w:shd w:val="clear" w:color="auto" w:fill="auto"/>
-            <w:vAlign w:val="bottom"/>
-          </w:tcPr>
-          <w:p>
-            <w:pPr>
-              <w:rPr>
-                <w:szCs w:val="16"/>
-              </w:rPr>
-            </w:pPr>
-          </w:p>
-        </w:tc>
-        <w:tc>
-          <w:tcPr>
-            <w:tcW w:w="171" w:type="dxa"/>
-            <w:shd w:val="clear" w:color="auto" w:fill="auto"/>
-            <w:vAlign w:val="bottom"/>
-          </w:tcPr>
-          <w:p>
-            <w:pPr>
-              <w:rPr>
-                <w:szCs w:val="16"/>
-              </w:rPr>
-            </w:pPr>
+            <w:tcW w:w="1562" w:type="dxa"/>
+            <w:gridSpan w:val="5"/>
+            <w:shd w:val="clear" w:color="auto" w:fill="auto"/>
+            <w:vAlign w:val="bottom"/>
+          </w:tcPr>
+          <w:p>
+            <w:pPr>
+              <w:rPr>
+                <w:b/>
+                <w:sz w:val="18"/>
+                <w:szCs w:val="18"/>
+              </w:rPr>
+            </w:pPr>
+            <w:r>
+              <w:rPr>
+                <w:b/>
+                <w:sz w:val="18"/>
+                <w:szCs w:val="18"/>
+              </w:rPr>
+              <w:t>Руководитель</w:t>
+            </w:r>
+          </w:p>
+        </w:tc>
+        <w:tc>
+          <w:tcPr>
+            <w:tcW w:w="315" w:type="dxa"/>
+            <w:tcBorders>
+              <w:bottom w:val="single" w:sz="5" w:space="0" w:color="auto"/>
+            </w:tcBorders>
+            <w:shd w:val="clear" w:color="auto" w:fill="auto"/>
+            <w:vAlign w:val="bottom"/>
+          </w:tcPr>
+          <w:p>
+            <w:pPr>
+              <w:rPr>
+                <w:szCs w:val="16"/>
+              </w:rPr>
+            </w:pPr>
+          </w:p>
+        </w:tc>
+        <w:tc>
+          <w:tcPr>
+            <w:tcW w:w="315" w:type="dxa"/>
+            <w:tcBorders>
+              <w:bottom w:val="single" w:sz="5" w:space="0" w:color="auto"/>
+            </w:tcBorders>
+            <w:shd w:val="clear" w:color="auto" w:fill="auto"/>
+            <w:vAlign w:val="bottom"/>
+          </w:tcPr>
+          <w:p>
+            <w:pPr>
+              <w:rPr>
+                <w:szCs w:val="16"/>
+              </w:rPr>
+            </w:pPr>
+          </w:p>
+        </w:tc>
+        <w:tc>
+          <w:tcPr>
+            <w:tcW w:w="315" w:type="dxa"/>
+            <w:tcBorders>
+              <w:bottom w:val="single" w:sz="5" w:space="0" w:color="auto"/>
+            </w:tcBorders>
+            <w:shd w:val="clear" w:color="auto" w:fill="auto"/>
+            <w:vAlign w:val="bottom"/>
+          </w:tcPr>
+          <w:p>
+            <w:pPr>
+              <w:rPr>
+                <w:szCs w:val="16"/>
+              </w:rPr>
+            </w:pPr>
+          </w:p>
+        </w:tc>
+        <w:tc>
+          <w:tcPr>
+            <w:tcW w:w="315" w:type="dxa"/>
+            <w:gridSpan w:val="2"/>
+            <w:tcBorders>
+              <w:bottom w:val="single" w:sz="5" w:space="0" w:color="auto"/>
+            </w:tcBorders>
+            <w:shd w:val="clear" w:color="auto" w:fill="auto"/>
+            <w:vAlign w:val="bottom"/>
+          </w:tcPr>
+          <w:p>
+            <w:pPr>
+              <w:rPr>
+                <w:szCs w:val="16"/>
+              </w:rPr>
+            </w:pPr>
+          </w:p>
+        </w:tc>
+        <w:tc>
+          <w:tcPr>
+            <w:tcW w:w="2558" w:type="dxa"/>
+            <w:gridSpan w:val="17"/>
+            <w:tcBorders>
+              <w:bottom w:val="single" w:sz="5" w:space="0" w:color="auto"/>
+            </w:tcBorders>
+            <w:shd w:val="clear" w:color="auto" w:fill="auto"/>
+            <w:vAlign w:val="bottom"/>
+          </w:tcPr>
+          <w:p>
+            <w:pPr>
+              <w:jc w:val="right"/>
+              <w:rPr>
+                <w:szCs w:val="16"/>
+                <w:lang w:val="en-US"/>
+              </w:rPr>
+            </w:pPr>
+            <w:r>
+              <w:rPr>
+                <w:szCs w:val="16"/>
+                <w:lang w:val="en-US"/>
+              </w:rPr>
+              <w:t>{</w:t>
+            </w:r>
+            <w:proofErr w:type="spellStart"/>
+            <w:r>
+              <w:rPr>
+                <w:szCs w:val="16"/>
+                <w:lang w:val="en-US"/>
+              </w:rPr>
+              <w:t>ExecutorShortName</w:t>
+            </w:r>
+            <w:proofErr w:type="spellEnd"/>
+            <w:r>
+              <w:rPr>
+                <w:szCs w:val="16"/>
+                <w:lang w:val="en-US"/>
+              </w:rPr>
+              <w:t>}</w:t>
+            </w:r>
+          </w:p>
+        </w:tc>
+        <w:tc>
+          <w:tcPr>
+            <w:tcW w:w="315" w:type="dxa"/>
+            <w:gridSpan w:val="2"/>
+            <w:shd w:val="clear" w:color="auto" w:fill="auto"/>
+            <w:vAlign w:val="bottom"/>
+          </w:tcPr>
+          <w:p>
+            <w:pPr>
+              <w:rPr>
+                <w:szCs w:val="16"/>
+              </w:rPr>
+            </w:pPr>
+          </w:p>
+        </w:tc>
+        <w:tc>
+          <w:tcPr>
+            <w:tcW w:w="1299" w:type="dxa"/>
+            <w:gridSpan w:val="7"/>
+            <w:shd w:val="clear" w:color="auto" w:fill="auto"/>
+            <w:vAlign w:val="bottom"/>
+          </w:tcPr>
+          <w:p>
+            <w:pPr>
+              <w:rPr>
+                <w:b/>
+                <w:sz w:val="18"/>
+                <w:szCs w:val="18"/>
+              </w:rPr>
+            </w:pPr>
+            <w:r>
+              <w:rPr>
+                <w:b/>
+                <w:sz w:val="18"/>
+                <w:szCs w:val="18"/>
+              </w:rPr>
+              <w:t>Бухгалтер</w:t>
+            </w:r>
+          </w:p>
+        </w:tc>
+        <w:tc>
+          <w:tcPr>
+            <w:tcW w:w="315" w:type="dxa"/>
+            <w:tcBorders>
+              <w:bottom w:val="single" w:sz="5" w:space="0" w:color="auto"/>
+            </w:tcBorders>
+            <w:shd w:val="clear" w:color="auto" w:fill="auto"/>
+            <w:vAlign w:val="bottom"/>
+          </w:tcPr>
+          <w:p>
+            <w:pPr>
+              <w:rPr>
+                <w:szCs w:val="16"/>
+              </w:rPr>
+            </w:pPr>
+          </w:p>
+        </w:tc>
+        <w:tc>
+          <w:tcPr>
+            <w:tcW w:w="315" w:type="dxa"/>
+            <w:tcBorders>
+              <w:bottom w:val="single" w:sz="5" w:space="0" w:color="auto"/>
+            </w:tcBorders>
+            <w:shd w:val="clear" w:color="auto" w:fill="auto"/>
+            <w:vAlign w:val="bottom"/>
+          </w:tcPr>
+          <w:p>
+            <w:pPr>
+              <w:rPr>
+                <w:szCs w:val="16"/>
+              </w:rPr>
+            </w:pPr>
+          </w:p>
+        </w:tc>
+        <w:tc>
+          <w:tcPr>
+            <w:tcW w:w="315" w:type="dxa"/>
+            <w:tcBorders>
+              <w:bottom w:val="single" w:sz="5" w:space="0" w:color="auto"/>
+            </w:tcBorders>
+            <w:shd w:val="clear" w:color="auto" w:fill="auto"/>
+            <w:vAlign w:val="bottom"/>
+          </w:tcPr>
+          <w:p>
+            <w:pPr>
+              <w:rPr>
+                <w:szCs w:val="16"/>
+              </w:rPr>
+            </w:pPr>
+          </w:p>
+        </w:tc>
+        <w:tc>
+          <w:tcPr>
+            <w:tcW w:w="1746" w:type="dxa"/>
+            <w:gridSpan w:val="8"/>
+            <w:tcBorders>
+              <w:bottom w:val="single" w:sz="5" w:space="0" w:color="auto"/>
+            </w:tcBorders>
+            <w:shd w:val="clear" w:color="auto" w:fill="auto"/>
+            <w:vAlign w:val="bottom"/>
+          </w:tcPr>
+          <w:p>
+            <w:pPr>
+              <w:jc w:val="right"/>
+              <w:rPr>
+                <w:szCs w:val="16"/>
+              </w:rPr>
+            </w:pPr>
+            <w:r>
+              <w:rPr>
+                <w:szCs w:val="16"/>
+              </w:rPr>
+              <w:t>Счастливцев Т.Ю.</w:t>
+            </w:r>
           </w:p>
         </w:tc>
         <w:tc>
@@ -7561,184 +8402,8 @@
         </w:tc>
         <w:tc>
           <w:tcPr>
-            <w:tcW w:w="315" w:type="dxa"/>
-            <w:shd w:val="clear" w:color="auto" w:fill="auto"/>
-            <w:vAlign w:val="bottom"/>
-          </w:tcPr>
-          <w:p>
-            <w:pPr>
-              <w:rPr>
-                <w:szCs w:val="16"/>
-              </w:rPr>
-            </w:pPr>
-          </w:p>
-        </w:tc>
-        <w:tc>
-          <w:tcPr>
-            <w:tcW w:w="315" w:type="dxa"/>
-            <w:shd w:val="clear" w:color="auto" w:fill="auto"/>
-            <w:vAlign w:val="bottom"/>
-          </w:tcPr>
-          <w:p>
-            <w:pPr>
-              <w:rPr>
-                <w:szCs w:val="16"/>
-              </w:rPr>
-            </w:pPr>
-          </w:p>
-        </w:tc>
-        <w:tc>
-          <w:tcPr>
-            <w:tcW w:w="315" w:type="dxa"/>
-            <w:shd w:val="clear" w:color="auto" w:fill="auto"/>
-            <w:vAlign w:val="bottom"/>
-          </w:tcPr>
-          <w:p>
-            <w:pPr>
-              <w:rPr>
-                <w:szCs w:val="16"/>
-              </w:rPr>
-            </w:pPr>
-          </w:p>
-        </w:tc>
-        <w:tc>
-          <w:tcPr>
-            <w:tcW w:w="315" w:type="dxa"/>
-            <w:gridSpan w:val="2"/>
-            <w:shd w:val="clear" w:color="auto" w:fill="auto"/>
-            <w:vAlign w:val="bottom"/>
-          </w:tcPr>
-          <w:p>
-            <w:pPr>
-              <w:rPr>
-                <w:szCs w:val="16"/>
-              </w:rPr>
-            </w:pPr>
-          </w:p>
-        </w:tc>
-        <w:tc>
-          <w:tcPr>
-            <w:tcW w:w="315" w:type="dxa"/>
-            <w:gridSpan w:val="2"/>
-            <w:shd w:val="clear" w:color="auto" w:fill="auto"/>
-            <w:vAlign w:val="bottom"/>
-          </w:tcPr>
-          <w:p>
-            <w:pPr>
-              <w:rPr>
-                <w:szCs w:val="16"/>
-              </w:rPr>
-            </w:pPr>
-          </w:p>
-        </w:tc>
-        <w:tc>
-          <w:tcPr>
-            <w:tcW w:w="315" w:type="dxa"/>
-            <w:gridSpan w:val="2"/>
-            <w:shd w:val="clear" w:color="auto" w:fill="auto"/>
-            <w:vAlign w:val="bottom"/>
-          </w:tcPr>
-          <w:p>
-            <w:pPr>
-              <w:rPr>
-                <w:szCs w:val="16"/>
-              </w:rPr>
-            </w:pPr>
-          </w:p>
-        </w:tc>
-        <w:tc>
-          <w:tcPr>
-            <w:tcW w:w="315" w:type="dxa"/>
-            <w:gridSpan w:val="2"/>
-            <w:shd w:val="clear" w:color="auto" w:fill="auto"/>
-            <w:vAlign w:val="bottom"/>
-          </w:tcPr>
-          <w:p>
-            <w:pPr>
-              <w:rPr>
-                <w:szCs w:val="16"/>
-              </w:rPr>
-            </w:pPr>
-          </w:p>
-        </w:tc>
-        <w:tc>
-          <w:tcPr>
-            <w:tcW w:w="315" w:type="dxa"/>
-            <w:gridSpan w:val="2"/>
-            <w:shd w:val="clear" w:color="auto" w:fill="auto"/>
-            <w:vAlign w:val="bottom"/>
-          </w:tcPr>
-          <w:p>
-            <w:pPr>
-              <w:rPr>
-                <w:szCs w:val="16"/>
-              </w:rPr>
-            </w:pPr>
-          </w:p>
-        </w:tc>
-        <w:tc>
-          <w:tcPr>
-            <w:tcW w:w="249" w:type="dxa"/>
-            <w:gridSpan w:val="2"/>
-            <w:shd w:val="clear" w:color="auto" w:fill="auto"/>
-            <w:vAlign w:val="bottom"/>
-          </w:tcPr>
-          <w:p>
-            <w:pPr>
-              <w:rPr>
-                <w:szCs w:val="16"/>
-              </w:rPr>
-            </w:pPr>
-          </w:p>
-        </w:tc>
-        <w:tc>
-          <w:tcPr>
-            <w:tcW w:w="236" w:type="dxa"/>
-            <w:gridSpan w:val="2"/>
-            <w:shd w:val="clear" w:color="auto" w:fill="auto"/>
-            <w:vAlign w:val="bottom"/>
-          </w:tcPr>
-          <w:p>
-            <w:pPr>
-              <w:rPr>
-                <w:szCs w:val="16"/>
-              </w:rPr>
-            </w:pPr>
-          </w:p>
-        </w:tc>
-        <w:tc>
-          <w:tcPr>
-            <w:tcW w:w="249" w:type="dxa"/>
-            <w:gridSpan w:val="2"/>
-            <w:shd w:val="clear" w:color="auto" w:fill="auto"/>
-            <w:vAlign w:val="bottom"/>
-          </w:tcPr>
-          <w:p>
-            <w:pPr>
-              <w:rPr>
-                <w:szCs w:val="16"/>
-              </w:rPr>
-            </w:pPr>
-          </w:p>
-        </w:tc>
-        <w:tc>
-          <w:tcPr>
-            <w:tcW w:w="249" w:type="dxa"/>
-            <w:shd w:val="clear" w:color="auto" w:fill="auto"/>
-            <w:vAlign w:val="bottom"/>
-          </w:tcPr>
-          <w:p>
-            <w:pPr>
-              <w:rPr>
-                <w:szCs w:val="16"/>
-              </w:rPr>
-            </w:pPr>
-          </w:p>
-        </w:tc>
-        <w:tc>
-          <w:tcPr>
-            <w:tcW w:w="315" w:type="dxa"/>
-            <w:gridSpan w:val="2"/>
+            <w:tcW w:w="3818" w:type="dxa"/>
+            <w:gridSpan w:val="22"/>
             <w:shd w:val="clear" w:color="auto" w:fill="auto"/>
             <w:vAlign w:val="bottom"/>
           </w:tcPr>
@@ -7826,121 +8491,8 @@
         </w:tc>
         <w:tc>
           <w:tcPr>
-            <w:tcW w:w="315" w:type="dxa"/>
-            <w:shd w:val="clear" w:color="auto" w:fill="auto"/>
-            <w:vAlign w:val="bottom"/>
-          </w:tcPr>
-          <w:p>
-            <w:pPr>
-              <w:rPr>
-                <w:szCs w:val="16"/>
-              </w:rPr>
-            </w:pPr>
-          </w:p>
-        </w:tc>
-        <w:tc>
-          <w:tcPr>
-            <w:tcW w:w="315" w:type="dxa"/>
-            <w:shd w:val="clear" w:color="auto" w:fill="auto"/>
-            <w:vAlign w:val="bottom"/>
-          </w:tcPr>
-          <w:p>
-            <w:pPr>
-              <w:rPr>
-                <w:szCs w:val="16"/>
-              </w:rPr>
-            </w:pPr>
-          </w:p>
-        </w:tc>
-        <w:tc>
-          <w:tcPr>
-            <w:tcW w:w="315" w:type="dxa"/>
-            <w:shd w:val="clear" w:color="auto" w:fill="auto"/>
-            <w:vAlign w:val="bottom"/>
-          </w:tcPr>
-          <w:p>
-            <w:pPr>
-              <w:rPr>
-                <w:szCs w:val="16"/>
-              </w:rPr>
-            </w:pPr>
-          </w:p>
-        </w:tc>
-        <w:tc>
-          <w:tcPr>
-            <w:tcW w:w="315" w:type="dxa"/>
-            <w:gridSpan w:val="2"/>
-            <w:shd w:val="clear" w:color="auto" w:fill="auto"/>
-            <w:vAlign w:val="bottom"/>
-          </w:tcPr>
-          <w:p>
-            <w:pPr>
-              <w:rPr>
-                <w:szCs w:val="16"/>
-              </w:rPr>
-            </w:pPr>
-          </w:p>
-        </w:tc>
-        <w:tc>
-          <w:tcPr>
-            <w:tcW w:w="315" w:type="dxa"/>
-            <w:gridSpan w:val="2"/>
-            <w:shd w:val="clear" w:color="auto" w:fill="auto"/>
-            <w:vAlign w:val="bottom"/>
-          </w:tcPr>
-          <w:p>
-            <w:pPr>
-              <w:rPr>
-                <w:szCs w:val="16"/>
-              </w:rPr>
-            </w:pPr>
-          </w:p>
-        </w:tc>
-        <w:tc>
-          <w:tcPr>
-            <w:tcW w:w="315" w:type="dxa"/>
-            <w:shd w:val="clear" w:color="auto" w:fill="auto"/>
-            <w:vAlign w:val="bottom"/>
-          </w:tcPr>
-          <w:p>
-            <w:pPr>
-              <w:rPr>
-                <w:szCs w:val="16"/>
-              </w:rPr>
-            </w:pPr>
-          </w:p>
-        </w:tc>
-        <w:tc>
-          <w:tcPr>
-            <w:tcW w:w="315" w:type="dxa"/>
-            <w:shd w:val="clear" w:color="auto" w:fill="auto"/>
-            <w:vAlign w:val="bottom"/>
-          </w:tcPr>
-          <w:p>
-            <w:pPr>
-              <w:rPr>
-                <w:szCs w:val="16"/>
-              </w:rPr>
-            </w:pPr>
-          </w:p>
-        </w:tc>
-        <w:tc>
-          <w:tcPr>
-            <w:tcW w:w="315" w:type="dxa"/>
-            <w:shd w:val="clear" w:color="auto" w:fill="auto"/>
-            <w:vAlign w:val="bottom"/>
-          </w:tcPr>
-          <w:p>
-            <w:pPr>
-              <w:rPr>
-                <w:szCs w:val="16"/>
-              </w:rPr>
-            </w:pPr>
-          </w:p>
-        </w:tc>
-        <w:tc>
-          <w:tcPr>
-            <w:tcW w:w="171" w:type="dxa"/>
+            <w:tcW w:w="2691" w:type="dxa"/>
+            <w:gridSpan w:val="11"/>
             <w:shd w:val="clear" w:color="auto" w:fill="auto"/>
             <w:vAlign w:val="bottom"/>
           </w:tcPr>
@@ -7987,253 +8539,465 @@
         </w:tc>
         <w:tc>
           <w:tcPr>
-            <w:tcW w:w="1562" w:type="dxa"/>
-            <w:gridSpan w:val="5"/>
-            <w:shd w:val="clear" w:color="auto" w:fill="auto"/>
-            <w:vAlign w:val="bottom"/>
-          </w:tcPr>
-          <w:p>
-            <w:pPr>
-              <w:rPr>
-                <w:b/>
-                <w:sz w:val="18"/>
-                <w:szCs w:val="18"/>
-              </w:rPr>
-            </w:pPr>
-            <w:r>
-              <w:rPr>
-                <w:b/>
-                <w:sz w:val="18"/>
-                <w:szCs w:val="18"/>
-              </w:rPr>
-              <w:t>Руководитель</w:t>
-            </w:r>
-          </w:p>
-        </w:tc>
-        <w:tc>
-          <w:tcPr>
-            <w:tcW w:w="315" w:type="dxa"/>
-            <w:tcBorders>
-              <w:bottom w:val="single" w:sz="5" w:space="0" w:color="auto"/>
-            </w:tcBorders>
-            <w:shd w:val="clear" w:color="auto" w:fill="auto"/>
-            <w:vAlign w:val="bottom"/>
-          </w:tcPr>
-          <w:p>
-            <w:pPr>
-              <w:rPr>
-                <w:szCs w:val="16"/>
-              </w:rPr>
-            </w:pPr>
-          </w:p>
-        </w:tc>
-        <w:tc>
-          <w:tcPr>
-            <w:tcW w:w="315" w:type="dxa"/>
-            <w:tcBorders>
-              <w:bottom w:val="single" w:sz="5" w:space="0" w:color="auto"/>
-            </w:tcBorders>
-            <w:shd w:val="clear" w:color="auto" w:fill="auto"/>
-            <w:vAlign w:val="bottom"/>
-          </w:tcPr>
-          <w:p>
-            <w:pPr>
-              <w:rPr>
-                <w:szCs w:val="16"/>
-              </w:rPr>
-            </w:pPr>
-          </w:p>
-        </w:tc>
-        <w:tc>
-          <w:tcPr>
-            <w:tcW w:w="315" w:type="dxa"/>
-            <w:tcBorders>
-              <w:bottom w:val="single" w:sz="5" w:space="0" w:color="auto"/>
-            </w:tcBorders>
-            <w:shd w:val="clear" w:color="auto" w:fill="auto"/>
-            <w:vAlign w:val="bottom"/>
-          </w:tcPr>
-          <w:p>
-            <w:pPr>
-              <w:rPr>
-                <w:szCs w:val="16"/>
-              </w:rPr>
-            </w:pPr>
-          </w:p>
-        </w:tc>
-        <w:tc>
-          <w:tcPr>
-            <w:tcW w:w="315" w:type="dxa"/>
-            <w:gridSpan w:val="2"/>
-            <w:tcBorders>
-              <w:bottom w:val="single" w:sz="5" w:space="0" w:color="auto"/>
-            </w:tcBorders>
-            <w:shd w:val="clear" w:color="auto" w:fill="auto"/>
-            <w:vAlign w:val="bottom"/>
-          </w:tcPr>
-          <w:p>
-            <w:pPr>
-              <w:rPr>
-                <w:szCs w:val="16"/>
-              </w:rPr>
-            </w:pPr>
-          </w:p>
-        </w:tc>
-        <w:tc>
-          <w:tcPr>
-            <w:tcW w:w="2558" w:type="dxa"/>
-            <w:gridSpan w:val="17"/>
-            <w:tcBorders>
-              <w:bottom w:val="single" w:sz="5" w:space="0" w:color="auto"/>
-            </w:tcBorders>
-            <w:shd w:val="clear" w:color="auto" w:fill="auto"/>
-            <w:vAlign w:val="bottom"/>
-          </w:tcPr>
-          <w:p>
-            <w:pPr>
-              <w:jc w:val="right"/>
-              <w:rPr>
-                <w:szCs w:val="16"/>
-                <w:lang w:val="en-US"/>
-              </w:rPr>
-            </w:pPr>
-            <w:r>
-              <w:rPr>
-                <w:szCs w:val="16"/>
-                <w:lang w:val="en-US"/>
-              </w:rPr>
-              <w:t>{</w:t>
-            </w:r>
-            <w:r>
-              <w:rPr>
-                <w:szCs w:val="16"/>
-                <w:lang w:val="en-US"/>
-              </w:rPr>
-              <w:t>ExecutorShortName</w:t>
-            </w:r>
-            <w:r>
-              <w:rPr>
-                <w:szCs w:val="16"/>
-                <w:lang w:val="en-US"/>
-              </w:rPr>
-              <w:t>}</w:t>
-            </w:r>
-          </w:p>
-        </w:tc>
-        <w:tc>
-          <w:tcPr>
-            <w:tcW w:w="315" w:type="dxa"/>
-            <w:gridSpan w:val="2"/>
-            <w:shd w:val="clear" w:color="auto" w:fill="auto"/>
-            <w:vAlign w:val="bottom"/>
-          </w:tcPr>
-          <w:p>
-            <w:pPr>
-              <w:rPr>
-                <w:szCs w:val="16"/>
-              </w:rPr>
-            </w:pPr>
-          </w:p>
-        </w:tc>
-        <w:tc>
-          <w:tcPr>
-            <w:tcW w:w="1299" w:type="dxa"/>
-            <w:gridSpan w:val="7"/>
-            <w:shd w:val="clear" w:color="auto" w:fill="auto"/>
-            <w:vAlign w:val="bottom"/>
-          </w:tcPr>
-          <w:p>
-            <w:pPr>
-              <w:rPr>
-                <w:b/>
-                <w:sz w:val="18"/>
-                <w:szCs w:val="18"/>
-              </w:rPr>
-            </w:pPr>
-            <w:r>
-              <w:rPr>
-                <w:b/>
-                <w:sz w:val="18"/>
-                <w:szCs w:val="18"/>
-              </w:rPr>
-              <w:t>Бухгалтер</w:t>
-            </w:r>
-          </w:p>
-        </w:tc>
-        <w:tc>
-          <w:tcPr>
-            <w:tcW w:w="315" w:type="dxa"/>
-            <w:tcBorders>
-              <w:bottom w:val="single" w:sz="5" w:space="0" w:color="auto"/>
-            </w:tcBorders>
-            <w:shd w:val="clear" w:color="auto" w:fill="auto"/>
-            <w:vAlign w:val="bottom"/>
-          </w:tcPr>
-          <w:p>
-            <w:pPr>
-              <w:rPr>
-                <w:szCs w:val="16"/>
-              </w:rPr>
-            </w:pPr>
-          </w:p>
-        </w:tc>
-        <w:tc>
-          <w:tcPr>
-            <w:tcW w:w="315" w:type="dxa"/>
-            <w:tcBorders>
-              <w:bottom w:val="single" w:sz="5" w:space="0" w:color="auto"/>
-            </w:tcBorders>
-            <w:shd w:val="clear" w:color="auto" w:fill="auto"/>
-            <w:vAlign w:val="bottom"/>
-          </w:tcPr>
-          <w:p>
-            <w:pPr>
-              <w:rPr>
-                <w:szCs w:val="16"/>
-              </w:rPr>
-            </w:pPr>
-          </w:p>
-        </w:tc>
-        <w:tc>
-          <w:tcPr>
-            <w:tcW w:w="315" w:type="dxa"/>
-            <w:tcBorders>
-              <w:bottom w:val="single" w:sz="5" w:space="0" w:color="auto"/>
-            </w:tcBorders>
-            <w:shd w:val="clear" w:color="auto" w:fill="auto"/>
-            <w:vAlign w:val="bottom"/>
-          </w:tcPr>
-          <w:p>
-            <w:pPr>
-              <w:rPr>
-                <w:szCs w:val="16"/>
-              </w:rPr>
-            </w:pPr>
-          </w:p>
-        </w:tc>
-        <w:tc>
-          <w:tcPr>
-            <w:tcW w:w="1746" w:type="dxa"/>
-            <w:gridSpan w:val="8"/>
-            <w:tcBorders>
-              <w:bottom w:val="single" w:sz="5" w:space="0" w:color="auto"/>
-            </w:tcBorders>
-            <w:shd w:val="clear" w:color="auto" w:fill="auto"/>
-            <w:vAlign w:val="bottom"/>
-          </w:tcPr>
-          <w:p>
-            <w:pPr>
-              <w:jc w:val="right"/>
-              <w:rPr>
-                <w:szCs w:val="16"/>
-              </w:rPr>
-            </w:pPr>
-            <w:r>
-              <w:rPr>
-                <w:szCs w:val="16"/>
-              </w:rPr>
-              <w:t>Счастливцев Т.Ю.</w:t>
-            </w:r>
+            <w:tcW w:w="315" w:type="dxa"/>
+            <w:shd w:val="clear" w:color="auto" w:fill="auto"/>
+            <w:vAlign w:val="bottom"/>
+          </w:tcPr>
+          <w:p>
+            <w:pPr>
+              <w:rPr>
+                <w:szCs w:val="16"/>
+              </w:rPr>
+            </w:pPr>
+          </w:p>
+        </w:tc>
+        <w:tc>
+          <w:tcPr>
+            <w:tcW w:w="315" w:type="dxa"/>
+            <w:shd w:val="clear" w:color="auto" w:fill="auto"/>
+            <w:vAlign w:val="bottom"/>
+          </w:tcPr>
+          <w:p>
+            <w:pPr>
+              <w:rPr>
+                <w:szCs w:val="16"/>
+              </w:rPr>
+            </w:pPr>
+          </w:p>
+        </w:tc>
+        <w:tc>
+          <w:tcPr>
+            <w:tcW w:w="315" w:type="dxa"/>
+            <w:shd w:val="clear" w:color="auto" w:fill="auto"/>
+            <w:vAlign w:val="bottom"/>
+          </w:tcPr>
+          <w:p>
+            <w:pPr>
+              <w:rPr>
+                <w:szCs w:val="16"/>
+              </w:rPr>
+            </w:pPr>
+          </w:p>
+        </w:tc>
+        <w:tc>
+          <w:tcPr>
+            <w:tcW w:w="394" w:type="dxa"/>
+            <w:shd w:val="clear" w:color="auto" w:fill="auto"/>
+            <w:vAlign w:val="bottom"/>
+          </w:tcPr>
+          <w:p>
+            <w:pPr>
+              <w:rPr>
+                <w:szCs w:val="16"/>
+              </w:rPr>
+            </w:pPr>
+          </w:p>
+        </w:tc>
+        <w:tc>
+          <w:tcPr>
+            <w:tcW w:w="223" w:type="dxa"/>
+            <w:shd w:val="clear" w:color="auto" w:fill="auto"/>
+            <w:vAlign w:val="bottom"/>
+          </w:tcPr>
+          <w:p>
+            <w:pPr>
+              <w:rPr>
+                <w:szCs w:val="16"/>
+              </w:rPr>
+            </w:pPr>
+          </w:p>
+        </w:tc>
+        <w:tc>
+          <w:tcPr>
+            <w:tcW w:w="315" w:type="dxa"/>
+            <w:shd w:val="clear" w:color="auto" w:fill="auto"/>
+            <w:vAlign w:val="bottom"/>
+          </w:tcPr>
+          <w:p>
+            <w:pPr>
+              <w:rPr>
+                <w:szCs w:val="16"/>
+              </w:rPr>
+            </w:pPr>
+          </w:p>
+        </w:tc>
+        <w:tc>
+          <w:tcPr>
+            <w:tcW w:w="315" w:type="dxa"/>
+            <w:shd w:val="clear" w:color="auto" w:fill="auto"/>
+            <w:vAlign w:val="bottom"/>
+          </w:tcPr>
+          <w:p>
+            <w:pPr>
+              <w:rPr>
+                <w:szCs w:val="16"/>
+              </w:rPr>
+            </w:pPr>
+          </w:p>
+        </w:tc>
+        <w:tc>
+          <w:tcPr>
+            <w:tcW w:w="315" w:type="dxa"/>
+            <w:shd w:val="clear" w:color="auto" w:fill="auto"/>
+            <w:vAlign w:val="bottom"/>
+          </w:tcPr>
+          <w:p>
+            <w:pPr>
+              <w:rPr>
+                <w:szCs w:val="16"/>
+              </w:rPr>
+            </w:pPr>
+          </w:p>
+        </w:tc>
+        <w:tc>
+          <w:tcPr>
+            <w:tcW w:w="315" w:type="dxa"/>
+            <w:gridSpan w:val="2"/>
+            <w:shd w:val="clear" w:color="auto" w:fill="auto"/>
+            <w:vAlign w:val="bottom"/>
+          </w:tcPr>
+          <w:p>
+            <w:pPr>
+              <w:rPr>
+                <w:szCs w:val="16"/>
+              </w:rPr>
+            </w:pPr>
+          </w:p>
+        </w:tc>
+        <w:tc>
+          <w:tcPr>
+            <w:tcW w:w="315" w:type="dxa"/>
+            <w:gridSpan w:val="2"/>
+            <w:shd w:val="clear" w:color="auto" w:fill="auto"/>
+            <w:vAlign w:val="bottom"/>
+          </w:tcPr>
+          <w:p>
+            <w:pPr>
+              <w:rPr>
+                <w:szCs w:val="16"/>
+              </w:rPr>
+            </w:pPr>
+          </w:p>
+        </w:tc>
+        <w:tc>
+          <w:tcPr>
+            <w:tcW w:w="315" w:type="dxa"/>
+            <w:gridSpan w:val="2"/>
+            <w:shd w:val="clear" w:color="auto" w:fill="auto"/>
+            <w:vAlign w:val="bottom"/>
+          </w:tcPr>
+          <w:p>
+            <w:pPr>
+              <w:rPr>
+                <w:szCs w:val="16"/>
+              </w:rPr>
+            </w:pPr>
+          </w:p>
+        </w:tc>
+        <w:tc>
+          <w:tcPr>
+            <w:tcW w:w="315" w:type="dxa"/>
+            <w:gridSpan w:val="2"/>
+            <w:shd w:val="clear" w:color="auto" w:fill="auto"/>
+            <w:vAlign w:val="bottom"/>
+          </w:tcPr>
+          <w:p>
+            <w:pPr>
+              <w:rPr>
+                <w:szCs w:val="16"/>
+              </w:rPr>
+            </w:pPr>
+          </w:p>
+        </w:tc>
+        <w:tc>
+          <w:tcPr>
+            <w:tcW w:w="315" w:type="dxa"/>
+            <w:gridSpan w:val="2"/>
+            <w:shd w:val="clear" w:color="auto" w:fill="auto"/>
+            <w:vAlign w:val="bottom"/>
+          </w:tcPr>
+          <w:p>
+            <w:pPr>
+              <w:rPr>
+                <w:szCs w:val="16"/>
+              </w:rPr>
+            </w:pPr>
+          </w:p>
+        </w:tc>
+        <w:tc>
+          <w:tcPr>
+            <w:tcW w:w="249" w:type="dxa"/>
+            <w:gridSpan w:val="2"/>
+            <w:shd w:val="clear" w:color="auto" w:fill="auto"/>
+            <w:vAlign w:val="bottom"/>
+          </w:tcPr>
+          <w:p>
+            <w:pPr>
+              <w:rPr>
+                <w:szCs w:val="16"/>
+              </w:rPr>
+            </w:pPr>
+          </w:p>
+        </w:tc>
+        <w:tc>
+          <w:tcPr>
+            <w:tcW w:w="236" w:type="dxa"/>
+            <w:gridSpan w:val="2"/>
+            <w:shd w:val="clear" w:color="auto" w:fill="auto"/>
+            <w:vAlign w:val="bottom"/>
+          </w:tcPr>
+          <w:p>
+            <w:pPr>
+              <w:rPr>
+                <w:szCs w:val="16"/>
+              </w:rPr>
+            </w:pPr>
+          </w:p>
+        </w:tc>
+        <w:tc>
+          <w:tcPr>
+            <w:tcW w:w="249" w:type="dxa"/>
+            <w:gridSpan w:val="2"/>
+            <w:shd w:val="clear" w:color="auto" w:fill="auto"/>
+            <w:vAlign w:val="bottom"/>
+          </w:tcPr>
+          <w:p>
+            <w:pPr>
+              <w:rPr>
+                <w:szCs w:val="16"/>
+              </w:rPr>
+            </w:pPr>
+          </w:p>
+        </w:tc>
+        <w:tc>
+          <w:tcPr>
+            <w:tcW w:w="249" w:type="dxa"/>
+            <w:shd w:val="clear" w:color="auto" w:fill="auto"/>
+            <w:vAlign w:val="bottom"/>
+          </w:tcPr>
+          <w:p>
+            <w:pPr>
+              <w:rPr>
+                <w:szCs w:val="16"/>
+              </w:rPr>
+            </w:pPr>
+          </w:p>
+        </w:tc>
+        <w:tc>
+          <w:tcPr>
+            <w:tcW w:w="315" w:type="dxa"/>
+            <w:gridSpan w:val="2"/>
+            <w:shd w:val="clear" w:color="auto" w:fill="auto"/>
+            <w:vAlign w:val="bottom"/>
+          </w:tcPr>
+          <w:p>
+            <w:pPr>
+              <w:rPr>
+                <w:szCs w:val="16"/>
+              </w:rPr>
+            </w:pPr>
+          </w:p>
+        </w:tc>
+        <w:tc>
+          <w:tcPr>
+            <w:tcW w:w="315" w:type="dxa"/>
+            <w:gridSpan w:val="2"/>
+            <w:shd w:val="clear" w:color="auto" w:fill="auto"/>
+            <w:vAlign w:val="bottom"/>
+          </w:tcPr>
+          <w:p>
+            <w:pPr>
+              <w:rPr>
+                <w:szCs w:val="16"/>
+              </w:rPr>
+            </w:pPr>
+          </w:p>
+        </w:tc>
+        <w:tc>
+          <w:tcPr>
+            <w:tcW w:w="315" w:type="dxa"/>
+            <w:gridSpan w:val="2"/>
+            <w:shd w:val="clear" w:color="auto" w:fill="auto"/>
+            <w:vAlign w:val="bottom"/>
+          </w:tcPr>
+          <w:p>
+            <w:pPr>
+              <w:rPr>
+                <w:szCs w:val="16"/>
+              </w:rPr>
+            </w:pPr>
+          </w:p>
+        </w:tc>
+        <w:tc>
+          <w:tcPr>
+            <w:tcW w:w="315" w:type="dxa"/>
+            <w:gridSpan w:val="2"/>
+            <w:shd w:val="clear" w:color="auto" w:fill="auto"/>
+            <w:vAlign w:val="bottom"/>
+          </w:tcPr>
+          <w:p>
+            <w:pPr>
+              <w:rPr>
+                <w:szCs w:val="16"/>
+              </w:rPr>
+            </w:pPr>
+          </w:p>
+        </w:tc>
+        <w:tc>
+          <w:tcPr>
+            <w:tcW w:w="354" w:type="dxa"/>
+            <w:gridSpan w:val="2"/>
+            <w:shd w:val="clear" w:color="auto" w:fill="auto"/>
+            <w:vAlign w:val="bottom"/>
+          </w:tcPr>
+          <w:p>
+            <w:pPr>
+              <w:rPr>
+                <w:szCs w:val="16"/>
+              </w:rPr>
+            </w:pPr>
+          </w:p>
+        </w:tc>
+        <w:tc>
+          <w:tcPr>
+            <w:tcW w:w="315" w:type="dxa"/>
+            <w:shd w:val="clear" w:color="auto" w:fill="auto"/>
+            <w:vAlign w:val="bottom"/>
+          </w:tcPr>
+          <w:p>
+            <w:pPr>
+              <w:rPr>
+                <w:szCs w:val="16"/>
+              </w:rPr>
+            </w:pPr>
+          </w:p>
+        </w:tc>
+        <w:tc>
+          <w:tcPr>
+            <w:tcW w:w="315" w:type="dxa"/>
+            <w:shd w:val="clear" w:color="auto" w:fill="auto"/>
+            <w:vAlign w:val="bottom"/>
+          </w:tcPr>
+          <w:p>
+            <w:pPr>
+              <w:rPr>
+                <w:szCs w:val="16"/>
+              </w:rPr>
+            </w:pPr>
+          </w:p>
+        </w:tc>
+        <w:tc>
+          <w:tcPr>
+            <w:tcW w:w="315" w:type="dxa"/>
+            <w:shd w:val="clear" w:color="auto" w:fill="auto"/>
+            <w:vAlign w:val="bottom"/>
+          </w:tcPr>
+          <w:p>
+            <w:pPr>
+              <w:rPr>
+                <w:szCs w:val="16"/>
+              </w:rPr>
+            </w:pPr>
+          </w:p>
+        </w:tc>
+        <w:tc>
+          <w:tcPr>
+            <w:tcW w:w="315" w:type="dxa"/>
+            <w:shd w:val="clear" w:color="auto" w:fill="auto"/>
+            <w:vAlign w:val="bottom"/>
+          </w:tcPr>
+          <w:p>
+            <w:pPr>
+              <w:rPr>
+                <w:szCs w:val="16"/>
+              </w:rPr>
+            </w:pPr>
+          </w:p>
+        </w:tc>
+        <w:tc>
+          <w:tcPr>
+            <w:tcW w:w="315" w:type="dxa"/>
+            <w:gridSpan w:val="2"/>
+            <w:shd w:val="clear" w:color="auto" w:fill="auto"/>
+            <w:vAlign w:val="bottom"/>
+          </w:tcPr>
+          <w:p>
+            <w:pPr>
+              <w:rPr>
+                <w:szCs w:val="16"/>
+              </w:rPr>
+            </w:pPr>
+          </w:p>
+        </w:tc>
+        <w:tc>
+          <w:tcPr>
+            <w:tcW w:w="315" w:type="dxa"/>
+            <w:gridSpan w:val="2"/>
+            <w:shd w:val="clear" w:color="auto" w:fill="auto"/>
+            <w:vAlign w:val="bottom"/>
+          </w:tcPr>
+          <w:p>
+            <w:pPr>
+              <w:rPr>
+                <w:szCs w:val="16"/>
+              </w:rPr>
+            </w:pPr>
+          </w:p>
+        </w:tc>
+        <w:tc>
+          <w:tcPr>
+            <w:tcW w:w="315" w:type="dxa"/>
+            <w:shd w:val="clear" w:color="auto" w:fill="auto"/>
+            <w:vAlign w:val="bottom"/>
+          </w:tcPr>
+          <w:p>
+            <w:pPr>
+              <w:rPr>
+                <w:szCs w:val="16"/>
+              </w:rPr>
+            </w:pPr>
+          </w:p>
+        </w:tc>
+        <w:tc>
+          <w:tcPr>
+            <w:tcW w:w="315" w:type="dxa"/>
+            <w:shd w:val="clear" w:color="auto" w:fill="auto"/>
+            <w:vAlign w:val="bottom"/>
+          </w:tcPr>
+          <w:p>
+            <w:pPr>
+              <w:rPr>
+                <w:szCs w:val="16"/>
+              </w:rPr>
+            </w:pPr>
+          </w:p>
+        </w:tc>
+        <w:tc>
+          <w:tcPr>
+            <w:tcW w:w="315" w:type="dxa"/>
+            <w:shd w:val="clear" w:color="auto" w:fill="auto"/>
+            <w:vAlign w:val="bottom"/>
+          </w:tcPr>
+          <w:p>
+            <w:pPr>
+              <w:rPr>
+                <w:szCs w:val="16"/>
+              </w:rPr>
+            </w:pPr>
+          </w:p>
+        </w:tc>
+        <w:tc>
+          <w:tcPr>
+            <w:tcW w:w="171" w:type="dxa"/>
+            <w:shd w:val="clear" w:color="auto" w:fill="auto"/>
+            <w:vAlign w:val="bottom"/>
+          </w:tcPr>
+          <w:p>
+            <w:pPr>
+              <w:rPr>
+                <w:szCs w:val="16"/>
+              </w:rPr>
+            </w:pPr>
           </w:p>
         </w:tc>
         <w:tc>
@@ -8341,8 +9105,184 @@
         </w:tc>
         <w:tc>
           <w:tcPr>
-            <w:tcW w:w="3818" w:type="dxa"/>
-            <w:gridSpan w:val="22"/>
+            <w:tcW w:w="315" w:type="dxa"/>
+            <w:shd w:val="clear" w:color="auto" w:fill="auto"/>
+            <w:vAlign w:val="bottom"/>
+          </w:tcPr>
+          <w:p>
+            <w:pPr>
+              <w:rPr>
+                <w:szCs w:val="16"/>
+              </w:rPr>
+            </w:pPr>
+          </w:p>
+        </w:tc>
+        <w:tc>
+          <w:tcPr>
+            <w:tcW w:w="315" w:type="dxa"/>
+            <w:shd w:val="clear" w:color="auto" w:fill="auto"/>
+            <w:vAlign w:val="bottom"/>
+          </w:tcPr>
+          <w:p>
+            <w:pPr>
+              <w:rPr>
+                <w:szCs w:val="16"/>
+              </w:rPr>
+            </w:pPr>
+          </w:p>
+        </w:tc>
+        <w:tc>
+          <w:tcPr>
+            <w:tcW w:w="315" w:type="dxa"/>
+            <w:shd w:val="clear" w:color="auto" w:fill="auto"/>
+            <w:vAlign w:val="bottom"/>
+          </w:tcPr>
+          <w:p>
+            <w:pPr>
+              <w:rPr>
+                <w:szCs w:val="16"/>
+              </w:rPr>
+            </w:pPr>
+          </w:p>
+        </w:tc>
+        <w:tc>
+          <w:tcPr>
+            <w:tcW w:w="315" w:type="dxa"/>
+            <w:gridSpan w:val="2"/>
+            <w:shd w:val="clear" w:color="auto" w:fill="auto"/>
+            <w:vAlign w:val="bottom"/>
+          </w:tcPr>
+          <w:p>
+            <w:pPr>
+              <w:rPr>
+                <w:szCs w:val="16"/>
+              </w:rPr>
+            </w:pPr>
+          </w:p>
+        </w:tc>
+        <w:tc>
+          <w:tcPr>
+            <w:tcW w:w="315" w:type="dxa"/>
+            <w:gridSpan w:val="2"/>
+            <w:shd w:val="clear" w:color="auto" w:fill="auto"/>
+            <w:vAlign w:val="bottom"/>
+          </w:tcPr>
+          <w:p>
+            <w:pPr>
+              <w:rPr>
+                <w:szCs w:val="16"/>
+              </w:rPr>
+            </w:pPr>
+          </w:p>
+        </w:tc>
+        <w:tc>
+          <w:tcPr>
+            <w:tcW w:w="315" w:type="dxa"/>
+            <w:gridSpan w:val="2"/>
+            <w:shd w:val="clear" w:color="auto" w:fill="auto"/>
+            <w:vAlign w:val="bottom"/>
+          </w:tcPr>
+          <w:p>
+            <w:pPr>
+              <w:rPr>
+                <w:szCs w:val="16"/>
+              </w:rPr>
+            </w:pPr>
+          </w:p>
+        </w:tc>
+        <w:tc>
+          <w:tcPr>
+            <w:tcW w:w="315" w:type="dxa"/>
+            <w:gridSpan w:val="2"/>
+            <w:shd w:val="clear" w:color="auto" w:fill="auto"/>
+            <w:vAlign w:val="bottom"/>
+          </w:tcPr>
+          <w:p>
+            <w:pPr>
+              <w:rPr>
+                <w:szCs w:val="16"/>
+              </w:rPr>
+            </w:pPr>
+          </w:p>
+        </w:tc>
+        <w:tc>
+          <w:tcPr>
+            <w:tcW w:w="315" w:type="dxa"/>
+            <w:gridSpan w:val="2"/>
+            <w:shd w:val="clear" w:color="auto" w:fill="auto"/>
+            <w:vAlign w:val="bottom"/>
+          </w:tcPr>
+          <w:p>
+            <w:pPr>
+              <w:rPr>
+                <w:szCs w:val="16"/>
+              </w:rPr>
+            </w:pPr>
+          </w:p>
+        </w:tc>
+        <w:tc>
+          <w:tcPr>
+            <w:tcW w:w="249" w:type="dxa"/>
+            <w:gridSpan w:val="2"/>
+            <w:shd w:val="clear" w:color="auto" w:fill="auto"/>
+            <w:vAlign w:val="bottom"/>
+          </w:tcPr>
+          <w:p>
+            <w:pPr>
+              <w:rPr>
+                <w:szCs w:val="16"/>
+              </w:rPr>
+            </w:pPr>
+          </w:p>
+        </w:tc>
+        <w:tc>
+          <w:tcPr>
+            <w:tcW w:w="236" w:type="dxa"/>
+            <w:gridSpan w:val="2"/>
+            <w:shd w:val="clear" w:color="auto" w:fill="auto"/>
+            <w:vAlign w:val="bottom"/>
+          </w:tcPr>
+          <w:p>
+            <w:pPr>
+              <w:rPr>
+                <w:szCs w:val="16"/>
+              </w:rPr>
+            </w:pPr>
+          </w:p>
+        </w:tc>
+        <w:tc>
+          <w:tcPr>
+            <w:tcW w:w="249" w:type="dxa"/>
+            <w:gridSpan w:val="2"/>
+            <w:shd w:val="clear" w:color="auto" w:fill="auto"/>
+            <w:vAlign w:val="bottom"/>
+          </w:tcPr>
+          <w:p>
+            <w:pPr>
+              <w:rPr>
+                <w:szCs w:val="16"/>
+              </w:rPr>
+            </w:pPr>
+          </w:p>
+        </w:tc>
+        <w:tc>
+          <w:tcPr>
+            <w:tcW w:w="249" w:type="dxa"/>
+            <w:shd w:val="clear" w:color="auto" w:fill="auto"/>
+            <w:vAlign w:val="bottom"/>
+          </w:tcPr>
+          <w:p>
+            <w:pPr>
+              <w:rPr>
+                <w:szCs w:val="16"/>
+              </w:rPr>
+            </w:pPr>
+          </w:p>
+        </w:tc>
+        <w:tc>
+          <w:tcPr>
+            <w:tcW w:w="315" w:type="dxa"/>
+            <w:gridSpan w:val="2"/>
             <w:shd w:val="clear" w:color="auto" w:fill="auto"/>
             <w:vAlign w:val="bottom"/>
           </w:tcPr>
@@ -8430,8 +9370,121 @@
         </w:tc>
         <w:tc>
           <w:tcPr>
-            <w:tcW w:w="2691" w:type="dxa"/>
-            <w:gridSpan w:val="11"/>
+            <w:tcW w:w="315" w:type="dxa"/>
+            <w:shd w:val="clear" w:color="auto" w:fill="auto"/>
+            <w:vAlign w:val="bottom"/>
+          </w:tcPr>
+          <w:p>
+            <w:pPr>
+              <w:rPr>
+                <w:szCs w:val="16"/>
+              </w:rPr>
+            </w:pPr>
+          </w:p>
+        </w:tc>
+        <w:tc>
+          <w:tcPr>
+            <w:tcW w:w="315" w:type="dxa"/>
+            <w:shd w:val="clear" w:color="auto" w:fill="auto"/>
+            <w:vAlign w:val="bottom"/>
+          </w:tcPr>
+          <w:p>
+            <w:pPr>
+              <w:rPr>
+                <w:szCs w:val="16"/>
+              </w:rPr>
+            </w:pPr>
+          </w:p>
+        </w:tc>
+        <w:tc>
+          <w:tcPr>
+            <w:tcW w:w="315" w:type="dxa"/>
+            <w:shd w:val="clear" w:color="auto" w:fill="auto"/>
+            <w:vAlign w:val="bottom"/>
+          </w:tcPr>
+          <w:p>
+            <w:pPr>
+              <w:rPr>
+                <w:szCs w:val="16"/>
+              </w:rPr>
+            </w:pPr>
+          </w:p>
+        </w:tc>
+        <w:tc>
+          <w:tcPr>
+            <w:tcW w:w="315" w:type="dxa"/>
+            <w:gridSpan w:val="2"/>
+            <w:shd w:val="clear" w:color="auto" w:fill="auto"/>
+            <w:vAlign w:val="bottom"/>
+          </w:tcPr>
+          <w:p>
+            <w:pPr>
+              <w:rPr>
+                <w:szCs w:val="16"/>
+              </w:rPr>
+            </w:pPr>
+          </w:p>
+        </w:tc>
+        <w:tc>
+          <w:tcPr>
+            <w:tcW w:w="315" w:type="dxa"/>
+            <w:gridSpan w:val="2"/>
+            <w:shd w:val="clear" w:color="auto" w:fill="auto"/>
+            <w:vAlign w:val="bottom"/>
+          </w:tcPr>
+          <w:p>
+            <w:pPr>
+              <w:rPr>
+                <w:szCs w:val="16"/>
+              </w:rPr>
+            </w:pPr>
+          </w:p>
+        </w:tc>
+        <w:tc>
+          <w:tcPr>
+            <w:tcW w:w="315" w:type="dxa"/>
+            <w:shd w:val="clear" w:color="auto" w:fill="auto"/>
+            <w:vAlign w:val="bottom"/>
+          </w:tcPr>
+          <w:p>
+            <w:pPr>
+              <w:rPr>
+                <w:szCs w:val="16"/>
+              </w:rPr>
+            </w:pPr>
+          </w:p>
+        </w:tc>
+        <w:tc>
+          <w:tcPr>
+            <w:tcW w:w="315" w:type="dxa"/>
+            <w:shd w:val="clear" w:color="auto" w:fill="auto"/>
+            <w:vAlign w:val="bottom"/>
+          </w:tcPr>
+          <w:p>
+            <w:pPr>
+              <w:rPr>
+                <w:szCs w:val="16"/>
+              </w:rPr>
+            </w:pPr>
+          </w:p>
+        </w:tc>
+        <w:tc>
+          <w:tcPr>
+            <w:tcW w:w="315" w:type="dxa"/>
+            <w:shd w:val="clear" w:color="auto" w:fill="auto"/>
+            <w:vAlign w:val="bottom"/>
+          </w:tcPr>
+          <w:p>
+            <w:pPr>
+              <w:rPr>
+                <w:szCs w:val="16"/>
+              </w:rPr>
+            </w:pPr>
+          </w:p>
+        </w:tc>
+        <w:tc>
+          <w:tcPr>
+            <w:tcW w:w="171" w:type="dxa"/>
             <w:shd w:val="clear" w:color="auto" w:fill="auto"/>
             <w:vAlign w:val="bottom"/>
           </w:tcPr>
@@ -8616,2023 +9669,24 @@
                 <w:szCs w:val="16"/>
               </w:rPr>
             </w:pPr>
-          </w:p>
-        </w:tc>
-        <w:tc>
-          <w:tcPr>
-            <w:tcW w:w="315" w:type="dxa"/>
-            <w:gridSpan w:val="2"/>
-            <w:shd w:val="clear" w:color="auto" w:fill="auto"/>
-            <w:vAlign w:val="bottom"/>
-          </w:tcPr>
-          <w:p>
-            <w:pPr>
-              <w:rPr>
-                <w:szCs w:val="16"/>
-              </w:rPr>
-            </w:pPr>
-          </w:p>
-        </w:tc>
-        <w:tc>
-          <w:tcPr>
-            <w:tcW w:w="315" w:type="dxa"/>
-            <w:gridSpan w:val="2"/>
-            <w:shd w:val="clear" w:color="auto" w:fill="auto"/>
-            <w:vAlign w:val="bottom"/>
-          </w:tcPr>
-          <w:p>
-            <w:pPr>
-              <w:rPr>
-                <w:szCs w:val="16"/>
-              </w:rPr>
-            </w:pPr>
-          </w:p>
-        </w:tc>
-        <w:tc>
-          <w:tcPr>
-            <w:tcW w:w="315" w:type="dxa"/>
-            <w:gridSpan w:val="2"/>
-            <w:shd w:val="clear" w:color="auto" w:fill="auto"/>
-            <w:vAlign w:val="bottom"/>
-          </w:tcPr>
-          <w:p>
-            <w:pPr>
-              <w:rPr>
-                <w:szCs w:val="16"/>
-              </w:rPr>
-            </w:pPr>
-          </w:p>
-        </w:tc>
-        <w:tc>
-          <w:tcPr>
-            <w:tcW w:w="249" w:type="dxa"/>
-            <w:gridSpan w:val="2"/>
-            <w:shd w:val="clear" w:color="auto" w:fill="auto"/>
-            <w:vAlign w:val="bottom"/>
-          </w:tcPr>
-          <w:p>
-            <w:pPr>
-              <w:rPr>
-                <w:szCs w:val="16"/>
-              </w:rPr>
-            </w:pPr>
-          </w:p>
-        </w:tc>
-        <w:tc>
-          <w:tcPr>
-            <w:tcW w:w="236" w:type="dxa"/>
-            <w:gridSpan w:val="2"/>
-            <w:shd w:val="clear" w:color="auto" w:fill="auto"/>
-            <w:vAlign w:val="bottom"/>
-          </w:tcPr>
-          <w:p>
-            <w:pPr>
-              <w:rPr>
-                <w:szCs w:val="16"/>
-              </w:rPr>
-            </w:pPr>
-          </w:p>
-        </w:tc>
-        <w:tc>
-          <w:tcPr>
-            <w:tcW w:w="249" w:type="dxa"/>
-            <w:gridSpan w:val="2"/>
-            <w:shd w:val="clear" w:color="auto" w:fill="auto"/>
-            <w:vAlign w:val="bottom"/>
-          </w:tcPr>
-          <w:p>
-            <w:pPr>
-              <w:rPr>
-                <w:szCs w:val="16"/>
-              </w:rPr>
-            </w:pPr>
-          </w:p>
-        </w:tc>
-        <w:tc>
-          <w:tcPr>
-            <w:tcW w:w="249" w:type="dxa"/>
-            <w:shd w:val="clear" w:color="auto" w:fill="auto"/>
-            <w:vAlign w:val="bottom"/>
-          </w:tcPr>
-          <w:p>
-            <w:pPr>
-              <w:rPr>
-                <w:szCs w:val="16"/>
-              </w:rPr>
-            </w:pPr>
-          </w:p>
-        </w:tc>
-        <w:tc>
-          <w:tcPr>
-            <w:tcW w:w="315" w:type="dxa"/>
-            <w:gridSpan w:val="2"/>
-            <w:shd w:val="clear" w:color="auto" w:fill="auto"/>
-            <w:vAlign w:val="bottom"/>
-          </w:tcPr>
-          <w:p>
-            <w:pPr>
-              <w:rPr>
-                <w:szCs w:val="16"/>
-              </w:rPr>
-            </w:pPr>
-          </w:p>
-        </w:tc>
-        <w:tc>
-          <w:tcPr>
-            <w:tcW w:w="315" w:type="dxa"/>
-            <w:gridSpan w:val="2"/>
-            <w:shd w:val="clear" w:color="auto" w:fill="auto"/>
-            <w:vAlign w:val="bottom"/>
-          </w:tcPr>
-          <w:p>
-            <w:pPr>
-              <w:rPr>
-                <w:szCs w:val="16"/>
-              </w:rPr>
-            </w:pPr>
-          </w:p>
-        </w:tc>
-        <w:tc>
-          <w:tcPr>
-            <w:tcW w:w="315" w:type="dxa"/>
-            <w:gridSpan w:val="2"/>
-            <w:shd w:val="clear" w:color="auto" w:fill="auto"/>
-            <w:vAlign w:val="bottom"/>
-          </w:tcPr>
-          <w:p>
-            <w:pPr>
-              <w:rPr>
-                <w:szCs w:val="16"/>
-              </w:rPr>
-            </w:pPr>
-          </w:p>
-        </w:tc>
-        <w:tc>
-          <w:tcPr>
-            <w:tcW w:w="315" w:type="dxa"/>
-            <w:gridSpan w:val="2"/>
-            <w:shd w:val="clear" w:color="auto" w:fill="auto"/>
-            <w:vAlign w:val="bottom"/>
-          </w:tcPr>
-          <w:p>
-            <w:pPr>
-              <w:rPr>
-                <w:szCs w:val="16"/>
-              </w:rPr>
-            </w:pPr>
-          </w:p>
-        </w:tc>
-        <w:tc>
-          <w:tcPr>
-            <w:tcW w:w="354" w:type="dxa"/>
-            <w:gridSpan w:val="2"/>
-            <w:shd w:val="clear" w:color="auto" w:fill="auto"/>
-            <w:vAlign w:val="bottom"/>
-          </w:tcPr>
-          <w:p>
-            <w:pPr>
-              <w:rPr>
-                <w:szCs w:val="16"/>
-              </w:rPr>
-            </w:pPr>
-          </w:p>
-        </w:tc>
-        <w:tc>
-          <w:tcPr>
-            <w:tcW w:w="315" w:type="dxa"/>
-            <w:shd w:val="clear" w:color="auto" w:fill="auto"/>
-            <w:vAlign w:val="bottom"/>
-          </w:tcPr>
-          <w:p>
-            <w:pPr>
-              <w:rPr>
-                <w:szCs w:val="16"/>
-              </w:rPr>
-            </w:pPr>
-          </w:p>
-        </w:tc>
-        <w:tc>
-          <w:tcPr>
-            <w:tcW w:w="315" w:type="dxa"/>
-            <w:shd w:val="clear" w:color="auto" w:fill="auto"/>
-            <w:vAlign w:val="bottom"/>
-          </w:tcPr>
-          <w:p>
-            <w:pPr>
-              <w:rPr>
-                <w:szCs w:val="16"/>
-              </w:rPr>
-            </w:pPr>
-          </w:p>
-        </w:tc>
-        <w:tc>
-          <w:tcPr>
-            <w:tcW w:w="315" w:type="dxa"/>
-            <w:shd w:val="clear" w:color="auto" w:fill="auto"/>
-            <w:vAlign w:val="bottom"/>
-          </w:tcPr>
-          <w:p>
-            <w:pPr>
-              <w:rPr>
-                <w:szCs w:val="16"/>
-              </w:rPr>
-            </w:pPr>
-          </w:p>
-        </w:tc>
-        <w:tc>
-          <w:tcPr>
-            <w:tcW w:w="315" w:type="dxa"/>
-            <w:shd w:val="clear" w:color="auto" w:fill="auto"/>
-            <w:vAlign w:val="bottom"/>
-          </w:tcPr>
-          <w:p>
-            <w:pPr>
-              <w:rPr>
-                <w:szCs w:val="16"/>
-              </w:rPr>
-            </w:pPr>
-          </w:p>
-        </w:tc>
-        <w:tc>
-          <w:tcPr>
-            <w:tcW w:w="315" w:type="dxa"/>
-            <w:gridSpan w:val="2"/>
-            <w:shd w:val="clear" w:color="auto" w:fill="auto"/>
-            <w:vAlign w:val="bottom"/>
-          </w:tcPr>
-          <w:p>
-            <w:pPr>
-              <w:rPr>
-                <w:szCs w:val="16"/>
-              </w:rPr>
-            </w:pPr>
-          </w:p>
-        </w:tc>
-        <w:tc>
-          <w:tcPr>
-            <w:tcW w:w="315" w:type="dxa"/>
-            <w:gridSpan w:val="2"/>
-            <w:shd w:val="clear" w:color="auto" w:fill="auto"/>
-            <w:vAlign w:val="bottom"/>
-          </w:tcPr>
-          <w:p>
-            <w:pPr>
-              <w:rPr>
-                <w:szCs w:val="16"/>
-              </w:rPr>
-            </w:pPr>
-          </w:p>
-        </w:tc>
-        <w:tc>
-          <w:tcPr>
-            <w:tcW w:w="315" w:type="dxa"/>
-            <w:shd w:val="clear" w:color="auto" w:fill="auto"/>
-            <w:vAlign w:val="bottom"/>
-          </w:tcPr>
-          <w:p>
-            <w:pPr>
-              <w:rPr>
-                <w:szCs w:val="16"/>
-              </w:rPr>
-            </w:pPr>
-          </w:p>
-        </w:tc>
-        <w:tc>
-          <w:tcPr>
-            <w:tcW w:w="315" w:type="dxa"/>
-            <w:shd w:val="clear" w:color="auto" w:fill="auto"/>
-            <w:vAlign w:val="bottom"/>
-          </w:tcPr>
-          <w:p>
-            <w:pPr>
-              <w:rPr>
-                <w:szCs w:val="16"/>
-              </w:rPr>
-            </w:pPr>
-          </w:p>
-        </w:tc>
-        <w:tc>
-          <w:tcPr>
-            <w:tcW w:w="315" w:type="dxa"/>
-            <w:shd w:val="clear" w:color="auto" w:fill="auto"/>
-            <w:vAlign w:val="bottom"/>
-          </w:tcPr>
-          <w:p>
-            <w:pPr>
-              <w:rPr>
-                <w:szCs w:val="16"/>
-              </w:rPr>
-            </w:pPr>
-          </w:p>
-        </w:tc>
-        <w:tc>
-          <w:tcPr>
-            <w:tcW w:w="171" w:type="dxa"/>
-            <w:shd w:val="clear" w:color="auto" w:fill="auto"/>
-            <w:vAlign w:val="bottom"/>
-          </w:tcPr>
-          <w:p>
-            <w:pPr>
-              <w:rPr>
-                <w:szCs w:val="16"/>
-              </w:rPr>
-            </w:pPr>
-          </w:p>
-        </w:tc>
-        <w:tc>
-          <w:tcPr>
-            <w:tcW w:w="197" w:type="dxa"/>
-            <w:shd w:val="clear" w:color="auto" w:fill="auto"/>
-            <w:vAlign w:val="bottom"/>
-          </w:tcPr>
-          <w:p>
-            <w:pPr>
-              <w:rPr>
-                <w:szCs w:val="16"/>
-              </w:rPr>
-            </w:pPr>
-          </w:p>
-        </w:tc>
-      </w:tr>
-      <w:tr>
-        <w:trPr>
-          <w:trHeight w:val="60"/>
-        </w:trPr>
-        <w:tc>
-          <w:tcPr>
-            <w:tcW w:w="105" w:type="dxa"/>
-            <w:shd w:val="clear" w:color="auto" w:fill="auto"/>
-            <w:vAlign w:val="bottom"/>
-          </w:tcPr>
-          <w:p>
-            <w:pPr>
-              <w:rPr>
-                <w:szCs w:val="16"/>
-              </w:rPr>
-            </w:pPr>
-          </w:p>
-        </w:tc>
-        <w:tc>
-          <w:tcPr>
-            <w:tcW w:w="315" w:type="dxa"/>
-            <w:shd w:val="clear" w:color="auto" w:fill="auto"/>
-            <w:vAlign w:val="bottom"/>
-          </w:tcPr>
-          <w:p>
-            <w:pPr>
-              <w:rPr>
-                <w:szCs w:val="16"/>
-              </w:rPr>
-            </w:pPr>
-          </w:p>
-        </w:tc>
-        <w:tc>
-          <w:tcPr>
-            <w:tcW w:w="315" w:type="dxa"/>
-            <w:shd w:val="clear" w:color="auto" w:fill="auto"/>
-            <w:vAlign w:val="bottom"/>
-          </w:tcPr>
-          <w:p>
-            <w:pPr>
-              <w:rPr>
-                <w:szCs w:val="16"/>
-              </w:rPr>
-            </w:pPr>
-          </w:p>
-        </w:tc>
-        <w:tc>
-          <w:tcPr>
-            <w:tcW w:w="315" w:type="dxa"/>
-            <w:shd w:val="clear" w:color="auto" w:fill="auto"/>
-            <w:vAlign w:val="bottom"/>
-          </w:tcPr>
-          <w:p>
-            <w:pPr>
-              <w:rPr>
-                <w:szCs w:val="16"/>
-              </w:rPr>
-            </w:pPr>
-          </w:p>
-        </w:tc>
-        <w:tc>
-          <w:tcPr>
-            <w:tcW w:w="394" w:type="dxa"/>
-            <w:shd w:val="clear" w:color="auto" w:fill="auto"/>
-            <w:vAlign w:val="bottom"/>
-          </w:tcPr>
-          <w:p>
-            <w:pPr>
-              <w:rPr>
-                <w:szCs w:val="16"/>
-              </w:rPr>
-            </w:pPr>
-          </w:p>
-        </w:tc>
-        <w:tc>
-          <w:tcPr>
-            <w:tcW w:w="223" w:type="dxa"/>
-            <w:shd w:val="clear" w:color="auto" w:fill="auto"/>
-            <w:vAlign w:val="bottom"/>
-          </w:tcPr>
-          <w:p>
-            <w:pPr>
-              <w:rPr>
-                <w:szCs w:val="16"/>
-              </w:rPr>
-            </w:pPr>
-          </w:p>
-        </w:tc>
-        <w:tc>
-          <w:tcPr>
-            <w:tcW w:w="315" w:type="dxa"/>
-            <w:shd w:val="clear" w:color="auto" w:fill="auto"/>
-            <w:vAlign w:val="bottom"/>
-          </w:tcPr>
-          <w:p>
-            <w:pPr>
-              <w:rPr>
-                <w:szCs w:val="16"/>
-              </w:rPr>
-            </w:pPr>
-          </w:p>
-        </w:tc>
-        <w:tc>
-          <w:tcPr>
-            <w:tcW w:w="315" w:type="dxa"/>
-            <w:shd w:val="clear" w:color="auto" w:fill="auto"/>
-            <w:vAlign w:val="bottom"/>
-          </w:tcPr>
-          <w:p>
-            <w:pPr>
-              <w:rPr>
-                <w:szCs w:val="16"/>
-              </w:rPr>
-            </w:pPr>
-          </w:p>
-        </w:tc>
-        <w:tc>
-          <w:tcPr>
-            <w:tcW w:w="315" w:type="dxa"/>
-            <w:shd w:val="clear" w:color="auto" w:fill="auto"/>
-            <w:vAlign w:val="bottom"/>
-          </w:tcPr>
-          <w:p>
-            <w:pPr>
-              <w:rPr>
-                <w:szCs w:val="16"/>
-              </w:rPr>
-            </w:pPr>
-          </w:p>
-        </w:tc>
-        <w:tc>
-          <w:tcPr>
-            <w:tcW w:w="315" w:type="dxa"/>
-            <w:gridSpan w:val="2"/>
-            <w:shd w:val="clear" w:color="auto" w:fill="auto"/>
-            <w:vAlign w:val="bottom"/>
-          </w:tcPr>
-          <w:p>
-            <w:pPr>
-              <w:rPr>
-                <w:szCs w:val="16"/>
-              </w:rPr>
-            </w:pPr>
-          </w:p>
-        </w:tc>
-        <w:tc>
-          <w:tcPr>
-            <w:tcW w:w="315" w:type="dxa"/>
-            <w:gridSpan w:val="2"/>
-            <w:shd w:val="clear" w:color="auto" w:fill="auto"/>
-            <w:vAlign w:val="bottom"/>
-          </w:tcPr>
-          <w:p>
-            <w:pPr>
-              <w:rPr>
-                <w:szCs w:val="16"/>
-              </w:rPr>
-            </w:pPr>
-          </w:p>
-        </w:tc>
-        <w:tc>
-          <w:tcPr>
-            <w:tcW w:w="315" w:type="dxa"/>
-            <w:gridSpan w:val="2"/>
-            <w:shd w:val="clear" w:color="auto" w:fill="auto"/>
-            <w:vAlign w:val="bottom"/>
-          </w:tcPr>
-          <w:p>
-            <w:pPr>
-              <w:rPr>
-                <w:szCs w:val="16"/>
-              </w:rPr>
-            </w:pPr>
-          </w:p>
-        </w:tc>
-        <w:tc>
-          <w:tcPr>
-            <w:tcW w:w="315" w:type="dxa"/>
-            <w:gridSpan w:val="2"/>
-            <w:shd w:val="clear" w:color="auto" w:fill="auto"/>
-            <w:vAlign w:val="bottom"/>
-          </w:tcPr>
-          <w:p>
-            <w:pPr>
-              <w:rPr>
-                <w:szCs w:val="16"/>
-              </w:rPr>
-            </w:pPr>
-          </w:p>
-        </w:tc>
-        <w:tc>
-          <w:tcPr>
-            <w:tcW w:w="315" w:type="dxa"/>
-            <w:gridSpan w:val="2"/>
-            <w:shd w:val="clear" w:color="auto" w:fill="auto"/>
-            <w:vAlign w:val="bottom"/>
-          </w:tcPr>
-          <w:p>
-            <w:pPr>
-              <w:rPr>
-                <w:szCs w:val="16"/>
-              </w:rPr>
-            </w:pPr>
-          </w:p>
-        </w:tc>
-        <w:tc>
-          <w:tcPr>
-            <w:tcW w:w="249" w:type="dxa"/>
-            <w:gridSpan w:val="2"/>
-            <w:shd w:val="clear" w:color="auto" w:fill="auto"/>
-            <w:vAlign w:val="bottom"/>
-          </w:tcPr>
-          <w:p>
-            <w:pPr>
-              <w:rPr>
-                <w:szCs w:val="16"/>
-              </w:rPr>
-            </w:pPr>
-          </w:p>
-        </w:tc>
-        <w:tc>
-          <w:tcPr>
-            <w:tcW w:w="236" w:type="dxa"/>
-            <w:gridSpan w:val="2"/>
-            <w:shd w:val="clear" w:color="auto" w:fill="auto"/>
-            <w:vAlign w:val="bottom"/>
-          </w:tcPr>
-          <w:p>
-            <w:pPr>
-              <w:rPr>
-                <w:szCs w:val="16"/>
-              </w:rPr>
-            </w:pPr>
-          </w:p>
-        </w:tc>
-        <w:tc>
-          <w:tcPr>
-            <w:tcW w:w="249" w:type="dxa"/>
-            <w:gridSpan w:val="2"/>
-            <w:shd w:val="clear" w:color="auto" w:fill="auto"/>
-            <w:vAlign w:val="bottom"/>
-          </w:tcPr>
-          <w:p>
-            <w:pPr>
-              <w:rPr>
-                <w:szCs w:val="16"/>
-              </w:rPr>
-            </w:pPr>
-          </w:p>
-        </w:tc>
-        <w:tc>
-          <w:tcPr>
-            <w:tcW w:w="249" w:type="dxa"/>
-            <w:shd w:val="clear" w:color="auto" w:fill="auto"/>
-            <w:vAlign w:val="bottom"/>
-          </w:tcPr>
-          <w:p>
-            <w:pPr>
-              <w:rPr>
-                <w:szCs w:val="16"/>
-              </w:rPr>
-            </w:pPr>
-          </w:p>
-        </w:tc>
-        <w:tc>
-          <w:tcPr>
-            <w:tcW w:w="315" w:type="dxa"/>
-            <w:gridSpan w:val="2"/>
-            <w:shd w:val="clear" w:color="auto" w:fill="auto"/>
-            <w:vAlign w:val="bottom"/>
-          </w:tcPr>
-          <w:p>
-            <w:pPr>
-              <w:rPr>
-                <w:szCs w:val="16"/>
-              </w:rPr>
-            </w:pPr>
-          </w:p>
-        </w:tc>
-        <w:tc>
-          <w:tcPr>
-            <w:tcW w:w="315" w:type="dxa"/>
-            <w:gridSpan w:val="2"/>
-            <w:shd w:val="clear" w:color="auto" w:fill="auto"/>
-            <w:vAlign w:val="bottom"/>
-          </w:tcPr>
-          <w:p>
-            <w:pPr>
-              <w:rPr>
-                <w:szCs w:val="16"/>
-              </w:rPr>
-            </w:pPr>
-          </w:p>
-        </w:tc>
-        <w:tc>
-          <w:tcPr>
-            <w:tcW w:w="315" w:type="dxa"/>
-            <w:gridSpan w:val="2"/>
-            <w:shd w:val="clear" w:color="auto" w:fill="auto"/>
-            <w:vAlign w:val="bottom"/>
-          </w:tcPr>
-          <w:p>
-            <w:pPr>
-              <w:rPr>
-                <w:szCs w:val="16"/>
-              </w:rPr>
-            </w:pPr>
-          </w:p>
-        </w:tc>
-        <w:tc>
-          <w:tcPr>
-            <w:tcW w:w="315" w:type="dxa"/>
-            <w:gridSpan w:val="2"/>
-            <w:shd w:val="clear" w:color="auto" w:fill="auto"/>
-            <w:vAlign w:val="bottom"/>
-          </w:tcPr>
-          <w:p>
-            <w:pPr>
-              <w:rPr>
-                <w:szCs w:val="16"/>
-              </w:rPr>
-            </w:pPr>
-          </w:p>
-        </w:tc>
-        <w:tc>
-          <w:tcPr>
-            <w:tcW w:w="354" w:type="dxa"/>
-            <w:gridSpan w:val="2"/>
-            <w:shd w:val="clear" w:color="auto" w:fill="auto"/>
-            <w:vAlign w:val="bottom"/>
-          </w:tcPr>
-          <w:p>
-            <w:pPr>
-              <w:rPr>
-                <w:szCs w:val="16"/>
-              </w:rPr>
-            </w:pPr>
-          </w:p>
-        </w:tc>
-        <w:tc>
-          <w:tcPr>
-            <w:tcW w:w="315" w:type="dxa"/>
-            <w:shd w:val="clear" w:color="auto" w:fill="auto"/>
-            <w:vAlign w:val="bottom"/>
-          </w:tcPr>
-          <w:p>
-            <w:pPr>
-              <w:rPr>
-                <w:szCs w:val="16"/>
-              </w:rPr>
-            </w:pPr>
-          </w:p>
-        </w:tc>
-        <w:tc>
-          <w:tcPr>
-            <w:tcW w:w="315" w:type="dxa"/>
-            <w:shd w:val="clear" w:color="auto" w:fill="auto"/>
-            <w:vAlign w:val="bottom"/>
-          </w:tcPr>
-          <w:p>
-            <w:pPr>
-              <w:rPr>
-                <w:szCs w:val="16"/>
-              </w:rPr>
-            </w:pPr>
-          </w:p>
-        </w:tc>
-        <w:tc>
-          <w:tcPr>
-            <w:tcW w:w="315" w:type="dxa"/>
-            <w:shd w:val="clear" w:color="auto" w:fill="auto"/>
-            <w:vAlign w:val="bottom"/>
-          </w:tcPr>
-          <w:p>
-            <w:pPr>
-              <w:rPr>
-                <w:szCs w:val="16"/>
-              </w:rPr>
-            </w:pPr>
-          </w:p>
-        </w:tc>
-        <w:tc>
-          <w:tcPr>
-            <w:tcW w:w="315" w:type="dxa"/>
-            <w:shd w:val="clear" w:color="auto" w:fill="auto"/>
-            <w:vAlign w:val="bottom"/>
-          </w:tcPr>
-          <w:p>
-            <w:pPr>
-              <w:rPr>
-                <w:szCs w:val="16"/>
-              </w:rPr>
-            </w:pPr>
-          </w:p>
-        </w:tc>
-        <w:tc>
-          <w:tcPr>
-            <w:tcW w:w="315" w:type="dxa"/>
-            <w:gridSpan w:val="2"/>
-            <w:shd w:val="clear" w:color="auto" w:fill="auto"/>
-            <w:vAlign w:val="bottom"/>
-          </w:tcPr>
-          <w:p>
-            <w:pPr>
-              <w:rPr>
-                <w:szCs w:val="16"/>
-              </w:rPr>
-            </w:pPr>
-          </w:p>
-        </w:tc>
-        <w:tc>
-          <w:tcPr>
-            <w:tcW w:w="315" w:type="dxa"/>
-            <w:gridSpan w:val="2"/>
-            <w:shd w:val="clear" w:color="auto" w:fill="auto"/>
-            <w:vAlign w:val="bottom"/>
-          </w:tcPr>
-          <w:p>
-            <w:pPr>
-              <w:rPr>
-                <w:szCs w:val="16"/>
-              </w:rPr>
-            </w:pPr>
-          </w:p>
-        </w:tc>
-        <w:tc>
-          <w:tcPr>
-            <w:tcW w:w="315" w:type="dxa"/>
-            <w:shd w:val="clear" w:color="auto" w:fill="auto"/>
-            <w:vAlign w:val="bottom"/>
-          </w:tcPr>
-          <w:p>
-            <w:pPr>
-              <w:rPr>
-                <w:szCs w:val="16"/>
-              </w:rPr>
-            </w:pPr>
-          </w:p>
-        </w:tc>
-        <w:tc>
-          <w:tcPr>
-            <w:tcW w:w="315" w:type="dxa"/>
-            <w:shd w:val="clear" w:color="auto" w:fill="auto"/>
-            <w:vAlign w:val="bottom"/>
-          </w:tcPr>
-          <w:p>
-            <w:pPr>
-              <w:rPr>
-                <w:szCs w:val="16"/>
-              </w:rPr>
-            </w:pPr>
-          </w:p>
-        </w:tc>
-        <w:tc>
-          <w:tcPr>
-            <w:tcW w:w="315" w:type="dxa"/>
-            <w:shd w:val="clear" w:color="auto" w:fill="auto"/>
-            <w:vAlign w:val="bottom"/>
-          </w:tcPr>
-          <w:p>
-            <w:pPr>
-              <w:rPr>
-                <w:szCs w:val="16"/>
-              </w:rPr>
-            </w:pPr>
-          </w:p>
-        </w:tc>
-        <w:tc>
-          <w:tcPr>
-            <w:tcW w:w="171" w:type="dxa"/>
-            <w:shd w:val="clear" w:color="auto" w:fill="auto"/>
-            <w:vAlign w:val="bottom"/>
-          </w:tcPr>
-          <w:p>
-            <w:pPr>
-              <w:rPr>
-                <w:szCs w:val="16"/>
-              </w:rPr>
-            </w:pPr>
-          </w:p>
-        </w:tc>
-        <w:tc>
-          <w:tcPr>
-            <w:tcW w:w="197" w:type="dxa"/>
-            <w:shd w:val="clear" w:color="auto" w:fill="auto"/>
-            <w:vAlign w:val="bottom"/>
-          </w:tcPr>
-          <w:p>
-            <w:pPr>
-              <w:rPr>
-                <w:szCs w:val="16"/>
-              </w:rPr>
-            </w:pPr>
-          </w:p>
-        </w:tc>
-      </w:tr>
-      <w:tr>
-        <w:trPr>
-          <w:trHeight w:val="60"/>
-        </w:trPr>
-        <w:tc>
-          <w:tcPr>
-            <w:tcW w:w="105" w:type="dxa"/>
-            <w:shd w:val="clear" w:color="auto" w:fill="auto"/>
-            <w:vAlign w:val="bottom"/>
-          </w:tcPr>
-          <w:p>
-            <w:pPr>
-              <w:rPr>
-                <w:szCs w:val="16"/>
-              </w:rPr>
-            </w:pPr>
-          </w:p>
-        </w:tc>
-        <w:tc>
-          <w:tcPr>
-            <w:tcW w:w="315" w:type="dxa"/>
-            <w:shd w:val="clear" w:color="auto" w:fill="auto"/>
-            <w:vAlign w:val="bottom"/>
-          </w:tcPr>
-          <w:p>
-            <w:pPr>
-              <w:rPr>
-                <w:szCs w:val="16"/>
-              </w:rPr>
-            </w:pPr>
-          </w:p>
-        </w:tc>
-        <w:tc>
-          <w:tcPr>
-            <w:tcW w:w="315" w:type="dxa"/>
-            <w:shd w:val="clear" w:color="auto" w:fill="auto"/>
-            <w:vAlign w:val="bottom"/>
-          </w:tcPr>
-          <w:p>
-            <w:pPr>
-              <w:rPr>
-                <w:szCs w:val="16"/>
-              </w:rPr>
-            </w:pPr>
-          </w:p>
-        </w:tc>
-        <w:tc>
-          <w:tcPr>
-            <w:tcW w:w="315" w:type="dxa"/>
-            <w:shd w:val="clear" w:color="auto" w:fill="auto"/>
-            <w:vAlign w:val="bottom"/>
-          </w:tcPr>
-          <w:p>
-            <w:pPr>
-              <w:rPr>
-                <w:szCs w:val="16"/>
-              </w:rPr>
-            </w:pPr>
-          </w:p>
-        </w:tc>
-        <w:tc>
-          <w:tcPr>
-            <w:tcW w:w="394" w:type="dxa"/>
-            <w:shd w:val="clear" w:color="auto" w:fill="auto"/>
-            <w:vAlign w:val="bottom"/>
-          </w:tcPr>
-          <w:p>
-            <w:pPr>
-              <w:rPr>
-                <w:szCs w:val="16"/>
-              </w:rPr>
-            </w:pPr>
-          </w:p>
-        </w:tc>
-        <w:tc>
-          <w:tcPr>
-            <w:tcW w:w="223" w:type="dxa"/>
-            <w:shd w:val="clear" w:color="auto" w:fill="auto"/>
-            <w:vAlign w:val="bottom"/>
-          </w:tcPr>
-          <w:p>
-            <w:pPr>
-              <w:rPr>
-                <w:szCs w:val="16"/>
-              </w:rPr>
-            </w:pPr>
-          </w:p>
-        </w:tc>
-        <w:tc>
-          <w:tcPr>
-            <w:tcW w:w="315" w:type="dxa"/>
-            <w:shd w:val="clear" w:color="auto" w:fill="auto"/>
-            <w:vAlign w:val="bottom"/>
-          </w:tcPr>
-          <w:p>
-            <w:pPr>
-              <w:rPr>
-                <w:szCs w:val="16"/>
-              </w:rPr>
-            </w:pPr>
-          </w:p>
-        </w:tc>
-        <w:tc>
-          <w:tcPr>
-            <w:tcW w:w="315" w:type="dxa"/>
-            <w:shd w:val="clear" w:color="auto" w:fill="auto"/>
-            <w:vAlign w:val="bottom"/>
-          </w:tcPr>
-          <w:p>
-            <w:pPr>
-              <w:rPr>
-                <w:szCs w:val="16"/>
-              </w:rPr>
-            </w:pPr>
-          </w:p>
-        </w:tc>
-        <w:tc>
-          <w:tcPr>
-            <w:tcW w:w="315" w:type="dxa"/>
-            <w:shd w:val="clear" w:color="auto" w:fill="auto"/>
-            <w:vAlign w:val="bottom"/>
-          </w:tcPr>
-          <w:p>
-            <w:pPr>
-              <w:rPr>
-                <w:szCs w:val="16"/>
-              </w:rPr>
-            </w:pPr>
-          </w:p>
-        </w:tc>
-        <w:tc>
-          <w:tcPr>
-            <w:tcW w:w="315" w:type="dxa"/>
-            <w:gridSpan w:val="2"/>
-            <w:shd w:val="clear" w:color="auto" w:fill="auto"/>
-            <w:vAlign w:val="bottom"/>
-          </w:tcPr>
-          <w:p>
-            <w:pPr>
-              <w:rPr>
-                <w:szCs w:val="16"/>
-              </w:rPr>
-            </w:pPr>
-          </w:p>
-        </w:tc>
-        <w:tc>
-          <w:tcPr>
-            <w:tcW w:w="315" w:type="dxa"/>
-            <w:gridSpan w:val="2"/>
-            <w:shd w:val="clear" w:color="auto" w:fill="auto"/>
-            <w:vAlign w:val="bottom"/>
-          </w:tcPr>
-          <w:p>
-            <w:pPr>
-              <w:rPr>
-                <w:szCs w:val="16"/>
-              </w:rPr>
-            </w:pPr>
-          </w:p>
-        </w:tc>
-        <w:tc>
-          <w:tcPr>
-            <w:tcW w:w="315" w:type="dxa"/>
-            <w:gridSpan w:val="2"/>
-            <w:shd w:val="clear" w:color="auto" w:fill="auto"/>
-            <w:vAlign w:val="bottom"/>
-          </w:tcPr>
-          <w:p>
-            <w:pPr>
-              <w:rPr>
-                <w:szCs w:val="16"/>
-              </w:rPr>
-            </w:pPr>
-          </w:p>
-        </w:tc>
-        <w:tc>
-          <w:tcPr>
-            <w:tcW w:w="315" w:type="dxa"/>
-            <w:gridSpan w:val="2"/>
-            <w:shd w:val="clear" w:color="auto" w:fill="auto"/>
-            <w:vAlign w:val="bottom"/>
-          </w:tcPr>
-          <w:p>
-            <w:pPr>
-              <w:rPr>
-                <w:szCs w:val="16"/>
-              </w:rPr>
-            </w:pPr>
-          </w:p>
-        </w:tc>
-        <w:tc>
-          <w:tcPr>
-            <w:tcW w:w="315" w:type="dxa"/>
-            <w:gridSpan w:val="2"/>
-            <w:shd w:val="clear" w:color="auto" w:fill="auto"/>
-            <w:vAlign w:val="bottom"/>
-          </w:tcPr>
-          <w:p>
-            <w:pPr>
-              <w:rPr>
-                <w:szCs w:val="16"/>
-              </w:rPr>
-            </w:pPr>
-          </w:p>
-        </w:tc>
-        <w:tc>
-          <w:tcPr>
-            <w:tcW w:w="249" w:type="dxa"/>
-            <w:gridSpan w:val="2"/>
-            <w:shd w:val="clear" w:color="auto" w:fill="auto"/>
-            <w:vAlign w:val="bottom"/>
-          </w:tcPr>
-          <w:p>
-            <w:pPr>
-              <w:rPr>
-                <w:szCs w:val="16"/>
-              </w:rPr>
-            </w:pPr>
-          </w:p>
-        </w:tc>
-        <w:tc>
-          <w:tcPr>
-            <w:tcW w:w="236" w:type="dxa"/>
-            <w:gridSpan w:val="2"/>
-            <w:shd w:val="clear" w:color="auto" w:fill="auto"/>
-            <w:vAlign w:val="bottom"/>
-          </w:tcPr>
-          <w:p>
-            <w:pPr>
-              <w:rPr>
-                <w:szCs w:val="16"/>
-              </w:rPr>
-            </w:pPr>
-          </w:p>
-        </w:tc>
-        <w:tc>
-          <w:tcPr>
-            <w:tcW w:w="249" w:type="dxa"/>
-            <w:gridSpan w:val="2"/>
-            <w:shd w:val="clear" w:color="auto" w:fill="auto"/>
-            <w:vAlign w:val="bottom"/>
-          </w:tcPr>
-          <w:p>
-            <w:pPr>
-              <w:rPr>
-                <w:szCs w:val="16"/>
-              </w:rPr>
-            </w:pPr>
-          </w:p>
-        </w:tc>
-        <w:tc>
-          <w:tcPr>
-            <w:tcW w:w="249" w:type="dxa"/>
-            <w:shd w:val="clear" w:color="auto" w:fill="auto"/>
-            <w:vAlign w:val="bottom"/>
-          </w:tcPr>
-          <w:p>
-            <w:pPr>
-              <w:rPr>
-                <w:szCs w:val="16"/>
-              </w:rPr>
-            </w:pPr>
-          </w:p>
-        </w:tc>
-        <w:tc>
-          <w:tcPr>
-            <w:tcW w:w="315" w:type="dxa"/>
-            <w:gridSpan w:val="2"/>
-            <w:shd w:val="clear" w:color="auto" w:fill="auto"/>
-            <w:vAlign w:val="bottom"/>
-          </w:tcPr>
-          <w:p>
-            <w:pPr>
-              <w:rPr>
-                <w:szCs w:val="16"/>
-              </w:rPr>
-            </w:pPr>
-          </w:p>
-        </w:tc>
-        <w:tc>
-          <w:tcPr>
-            <w:tcW w:w="315" w:type="dxa"/>
-            <w:gridSpan w:val="2"/>
-            <w:shd w:val="clear" w:color="auto" w:fill="auto"/>
-            <w:vAlign w:val="bottom"/>
-          </w:tcPr>
-          <w:p>
-            <w:pPr>
-              <w:rPr>
-                <w:szCs w:val="16"/>
-              </w:rPr>
-            </w:pPr>
-          </w:p>
-        </w:tc>
-        <w:tc>
-          <w:tcPr>
-            <w:tcW w:w="315" w:type="dxa"/>
-            <w:gridSpan w:val="2"/>
-            <w:shd w:val="clear" w:color="auto" w:fill="auto"/>
-            <w:vAlign w:val="bottom"/>
-          </w:tcPr>
-          <w:p>
-            <w:pPr>
-              <w:rPr>
-                <w:szCs w:val="16"/>
-              </w:rPr>
-            </w:pPr>
-          </w:p>
-        </w:tc>
-        <w:tc>
-          <w:tcPr>
-            <w:tcW w:w="315" w:type="dxa"/>
-            <w:gridSpan w:val="2"/>
-            <w:shd w:val="clear" w:color="auto" w:fill="auto"/>
-            <w:vAlign w:val="bottom"/>
-          </w:tcPr>
-          <w:p>
-            <w:pPr>
-              <w:rPr>
-                <w:szCs w:val="16"/>
-              </w:rPr>
-            </w:pPr>
-          </w:p>
-        </w:tc>
-        <w:tc>
-          <w:tcPr>
-            <w:tcW w:w="354" w:type="dxa"/>
-            <w:gridSpan w:val="2"/>
-            <w:shd w:val="clear" w:color="auto" w:fill="auto"/>
-            <w:vAlign w:val="bottom"/>
-          </w:tcPr>
-          <w:p>
-            <w:pPr>
-              <w:rPr>
-                <w:szCs w:val="16"/>
-              </w:rPr>
-            </w:pPr>
-          </w:p>
-        </w:tc>
-        <w:tc>
-          <w:tcPr>
-            <w:tcW w:w="315" w:type="dxa"/>
-            <w:shd w:val="clear" w:color="auto" w:fill="auto"/>
-            <w:vAlign w:val="bottom"/>
-          </w:tcPr>
-          <w:p>
-            <w:pPr>
-              <w:rPr>
-                <w:szCs w:val="16"/>
-              </w:rPr>
-            </w:pPr>
-          </w:p>
-        </w:tc>
-        <w:tc>
-          <w:tcPr>
-            <w:tcW w:w="315" w:type="dxa"/>
-            <w:shd w:val="clear" w:color="auto" w:fill="auto"/>
-            <w:vAlign w:val="bottom"/>
-          </w:tcPr>
-          <w:p>
-            <w:pPr>
-              <w:rPr>
-                <w:szCs w:val="16"/>
-              </w:rPr>
-            </w:pPr>
-          </w:p>
-        </w:tc>
-        <w:tc>
-          <w:tcPr>
-            <w:tcW w:w="315" w:type="dxa"/>
-            <w:shd w:val="clear" w:color="auto" w:fill="auto"/>
-            <w:vAlign w:val="bottom"/>
-          </w:tcPr>
-          <w:p>
-            <w:pPr>
-              <w:rPr>
-                <w:szCs w:val="16"/>
-              </w:rPr>
-            </w:pPr>
-          </w:p>
-        </w:tc>
-        <w:tc>
-          <w:tcPr>
-            <w:tcW w:w="315" w:type="dxa"/>
-            <w:shd w:val="clear" w:color="auto" w:fill="auto"/>
-            <w:vAlign w:val="bottom"/>
-          </w:tcPr>
-          <w:p>
-            <w:pPr>
-              <w:rPr>
-                <w:szCs w:val="16"/>
-              </w:rPr>
-            </w:pPr>
-          </w:p>
-        </w:tc>
-        <w:tc>
-          <w:tcPr>
-            <w:tcW w:w="315" w:type="dxa"/>
-            <w:gridSpan w:val="2"/>
-            <w:shd w:val="clear" w:color="auto" w:fill="auto"/>
-            <w:vAlign w:val="bottom"/>
-          </w:tcPr>
-          <w:p>
-            <w:pPr>
-              <w:rPr>
-                <w:szCs w:val="16"/>
-              </w:rPr>
-            </w:pPr>
-          </w:p>
-        </w:tc>
-        <w:tc>
-          <w:tcPr>
-            <w:tcW w:w="315" w:type="dxa"/>
-            <w:gridSpan w:val="2"/>
-            <w:shd w:val="clear" w:color="auto" w:fill="auto"/>
-            <w:vAlign w:val="bottom"/>
-          </w:tcPr>
-          <w:p>
-            <w:pPr>
-              <w:rPr>
-                <w:szCs w:val="16"/>
-              </w:rPr>
-            </w:pPr>
-          </w:p>
-        </w:tc>
-        <w:tc>
-          <w:tcPr>
-            <w:tcW w:w="315" w:type="dxa"/>
-            <w:shd w:val="clear" w:color="auto" w:fill="auto"/>
-            <w:vAlign w:val="bottom"/>
-          </w:tcPr>
-          <w:p>
-            <w:pPr>
-              <w:rPr>
-                <w:szCs w:val="16"/>
-              </w:rPr>
-            </w:pPr>
-          </w:p>
-        </w:tc>
-        <w:tc>
-          <w:tcPr>
-            <w:tcW w:w="315" w:type="dxa"/>
-            <w:shd w:val="clear" w:color="auto" w:fill="auto"/>
-            <w:vAlign w:val="bottom"/>
-          </w:tcPr>
-          <w:p>
-            <w:pPr>
-              <w:rPr>
-                <w:szCs w:val="16"/>
-              </w:rPr>
-            </w:pPr>
-          </w:p>
-        </w:tc>
-        <w:tc>
-          <w:tcPr>
-            <w:tcW w:w="315" w:type="dxa"/>
-            <w:shd w:val="clear" w:color="auto" w:fill="auto"/>
-            <w:vAlign w:val="bottom"/>
-          </w:tcPr>
-          <w:p>
-            <w:pPr>
-              <w:rPr>
-                <w:szCs w:val="16"/>
-              </w:rPr>
-            </w:pPr>
-          </w:p>
-        </w:tc>
-        <w:tc>
-          <w:tcPr>
-            <w:tcW w:w="171" w:type="dxa"/>
-            <w:shd w:val="clear" w:color="auto" w:fill="auto"/>
-            <w:vAlign w:val="bottom"/>
-          </w:tcPr>
-          <w:p>
-            <w:pPr>
-              <w:rPr>
-                <w:szCs w:val="16"/>
-              </w:rPr>
-            </w:pPr>
-          </w:p>
-        </w:tc>
-        <w:tc>
-          <w:tcPr>
-            <w:tcW w:w="197" w:type="dxa"/>
-            <w:shd w:val="clear" w:color="auto" w:fill="auto"/>
-            <w:vAlign w:val="bottom"/>
-          </w:tcPr>
-          <w:p>
-            <w:pPr>
-              <w:rPr>
-                <w:szCs w:val="16"/>
-              </w:rPr>
-            </w:pPr>
-          </w:p>
-        </w:tc>
-      </w:tr>
-      <w:tr>
-        <w:trPr>
-          <w:trHeight w:val="60"/>
-        </w:trPr>
-        <w:tc>
-          <w:tcPr>
-            <w:tcW w:w="105" w:type="dxa"/>
-            <w:shd w:val="clear" w:color="auto" w:fill="auto"/>
-            <w:vAlign w:val="bottom"/>
-          </w:tcPr>
-          <w:p>
-            <w:pPr>
-              <w:rPr>
-                <w:szCs w:val="16"/>
-              </w:rPr>
-            </w:pPr>
-          </w:p>
-        </w:tc>
-        <w:tc>
-          <w:tcPr>
-            <w:tcW w:w="315" w:type="dxa"/>
-            <w:shd w:val="clear" w:color="auto" w:fill="auto"/>
-            <w:vAlign w:val="bottom"/>
-          </w:tcPr>
-          <w:p>
-            <w:pPr>
-              <w:rPr>
-                <w:szCs w:val="16"/>
-              </w:rPr>
-            </w:pPr>
-          </w:p>
-        </w:tc>
-        <w:tc>
-          <w:tcPr>
-            <w:tcW w:w="315" w:type="dxa"/>
-            <w:shd w:val="clear" w:color="auto" w:fill="auto"/>
-            <w:vAlign w:val="bottom"/>
-          </w:tcPr>
-          <w:p>
-            <w:pPr>
-              <w:rPr>
-                <w:szCs w:val="16"/>
-              </w:rPr>
-            </w:pPr>
-          </w:p>
-        </w:tc>
-        <w:tc>
-          <w:tcPr>
-            <w:tcW w:w="315" w:type="dxa"/>
-            <w:shd w:val="clear" w:color="auto" w:fill="auto"/>
-            <w:vAlign w:val="bottom"/>
-          </w:tcPr>
-          <w:p>
-            <w:pPr>
-              <w:rPr>
-                <w:szCs w:val="16"/>
-              </w:rPr>
-            </w:pPr>
-          </w:p>
-        </w:tc>
-        <w:tc>
-          <w:tcPr>
-            <w:tcW w:w="394" w:type="dxa"/>
-            <w:shd w:val="clear" w:color="auto" w:fill="auto"/>
-            <w:vAlign w:val="bottom"/>
-          </w:tcPr>
-          <w:p>
-            <w:pPr>
-              <w:rPr>
-                <w:szCs w:val="16"/>
-              </w:rPr>
-            </w:pPr>
-          </w:p>
-        </w:tc>
-        <w:tc>
-          <w:tcPr>
-            <w:tcW w:w="223" w:type="dxa"/>
-            <w:shd w:val="clear" w:color="auto" w:fill="auto"/>
-            <w:vAlign w:val="bottom"/>
-          </w:tcPr>
-          <w:p>
-            <w:pPr>
-              <w:rPr>
-                <w:szCs w:val="16"/>
-              </w:rPr>
-            </w:pPr>
-          </w:p>
-        </w:tc>
-        <w:tc>
-          <w:tcPr>
-            <w:tcW w:w="315" w:type="dxa"/>
-            <w:shd w:val="clear" w:color="auto" w:fill="auto"/>
-            <w:vAlign w:val="bottom"/>
-          </w:tcPr>
-          <w:p>
-            <w:pPr>
-              <w:rPr>
-                <w:szCs w:val="16"/>
-              </w:rPr>
-            </w:pPr>
-          </w:p>
-        </w:tc>
-        <w:tc>
-          <w:tcPr>
-            <w:tcW w:w="315" w:type="dxa"/>
-            <w:shd w:val="clear" w:color="auto" w:fill="auto"/>
-            <w:vAlign w:val="bottom"/>
-          </w:tcPr>
-          <w:p>
-            <w:pPr>
-              <w:rPr>
-                <w:szCs w:val="16"/>
-              </w:rPr>
-            </w:pPr>
-          </w:p>
-        </w:tc>
-        <w:tc>
-          <w:tcPr>
-            <w:tcW w:w="315" w:type="dxa"/>
-            <w:shd w:val="clear" w:color="auto" w:fill="auto"/>
-            <w:vAlign w:val="bottom"/>
-          </w:tcPr>
-          <w:p>
-            <w:pPr>
-              <w:rPr>
-                <w:szCs w:val="16"/>
-              </w:rPr>
-            </w:pPr>
-          </w:p>
-        </w:tc>
-        <w:tc>
-          <w:tcPr>
-            <w:tcW w:w="315" w:type="dxa"/>
-            <w:gridSpan w:val="2"/>
-            <w:shd w:val="clear" w:color="auto" w:fill="auto"/>
-            <w:vAlign w:val="bottom"/>
-          </w:tcPr>
-          <w:p>
-            <w:pPr>
-              <w:rPr>
-                <w:szCs w:val="16"/>
-              </w:rPr>
-            </w:pPr>
-          </w:p>
-        </w:tc>
-        <w:tc>
-          <w:tcPr>
-            <w:tcW w:w="315" w:type="dxa"/>
-            <w:gridSpan w:val="2"/>
-            <w:shd w:val="clear" w:color="auto" w:fill="auto"/>
-            <w:vAlign w:val="bottom"/>
-          </w:tcPr>
-          <w:p>
-            <w:pPr>
-              <w:rPr>
-                <w:szCs w:val="16"/>
-              </w:rPr>
-            </w:pPr>
-          </w:p>
-        </w:tc>
-        <w:tc>
-          <w:tcPr>
-            <w:tcW w:w="315" w:type="dxa"/>
-            <w:gridSpan w:val="2"/>
-            <w:shd w:val="clear" w:color="auto" w:fill="auto"/>
-            <w:vAlign w:val="bottom"/>
-          </w:tcPr>
-          <w:p>
-            <w:pPr>
-              <w:rPr>
-                <w:szCs w:val="16"/>
-              </w:rPr>
-            </w:pPr>
-          </w:p>
-        </w:tc>
-        <w:tc>
-          <w:tcPr>
-            <w:tcW w:w="315" w:type="dxa"/>
-            <w:gridSpan w:val="2"/>
-            <w:shd w:val="clear" w:color="auto" w:fill="auto"/>
-            <w:vAlign w:val="bottom"/>
-          </w:tcPr>
-          <w:p>
-            <w:pPr>
-              <w:rPr>
-                <w:szCs w:val="16"/>
-              </w:rPr>
-            </w:pPr>
-          </w:p>
-        </w:tc>
-        <w:tc>
-          <w:tcPr>
-            <w:tcW w:w="315" w:type="dxa"/>
-            <w:gridSpan w:val="2"/>
-            <w:shd w:val="clear" w:color="auto" w:fill="auto"/>
-            <w:vAlign w:val="bottom"/>
-          </w:tcPr>
-          <w:p>
-            <w:pPr>
-              <w:rPr>
-                <w:szCs w:val="16"/>
-              </w:rPr>
-            </w:pPr>
-          </w:p>
-        </w:tc>
-        <w:tc>
-          <w:tcPr>
-            <w:tcW w:w="249" w:type="dxa"/>
-            <w:gridSpan w:val="2"/>
-            <w:shd w:val="clear" w:color="auto" w:fill="auto"/>
-            <w:vAlign w:val="bottom"/>
-          </w:tcPr>
-          <w:p>
-            <w:pPr>
-              <w:rPr>
-                <w:szCs w:val="16"/>
-              </w:rPr>
-            </w:pPr>
-          </w:p>
-        </w:tc>
-        <w:tc>
-          <w:tcPr>
-            <w:tcW w:w="236" w:type="dxa"/>
-            <w:gridSpan w:val="2"/>
-            <w:shd w:val="clear" w:color="auto" w:fill="auto"/>
-            <w:vAlign w:val="bottom"/>
-          </w:tcPr>
-          <w:p>
-            <w:pPr>
-              <w:rPr>
-                <w:szCs w:val="16"/>
-              </w:rPr>
-            </w:pPr>
-          </w:p>
-        </w:tc>
-        <w:tc>
-          <w:tcPr>
-            <w:tcW w:w="249" w:type="dxa"/>
-            <w:gridSpan w:val="2"/>
-            <w:shd w:val="clear" w:color="auto" w:fill="auto"/>
-            <w:vAlign w:val="bottom"/>
-          </w:tcPr>
-          <w:p>
-            <w:pPr>
-              <w:rPr>
-                <w:szCs w:val="16"/>
-              </w:rPr>
-            </w:pPr>
-          </w:p>
-        </w:tc>
-        <w:tc>
-          <w:tcPr>
-            <w:tcW w:w="249" w:type="dxa"/>
-            <w:shd w:val="clear" w:color="auto" w:fill="auto"/>
-            <w:vAlign w:val="bottom"/>
-          </w:tcPr>
-          <w:p>
-            <w:pPr>
-              <w:rPr>
-                <w:szCs w:val="16"/>
-              </w:rPr>
-            </w:pPr>
-          </w:p>
-        </w:tc>
-        <w:tc>
-          <w:tcPr>
-            <w:tcW w:w="315" w:type="dxa"/>
-            <w:gridSpan w:val="2"/>
-            <w:shd w:val="clear" w:color="auto" w:fill="auto"/>
-            <w:vAlign w:val="bottom"/>
-          </w:tcPr>
-          <w:p>
-            <w:pPr>
-              <w:rPr>
-                <w:szCs w:val="16"/>
-              </w:rPr>
-            </w:pPr>
-          </w:p>
-        </w:tc>
-        <w:tc>
-          <w:tcPr>
-            <w:tcW w:w="315" w:type="dxa"/>
-            <w:gridSpan w:val="2"/>
-            <w:shd w:val="clear" w:color="auto" w:fill="auto"/>
-            <w:vAlign w:val="bottom"/>
-          </w:tcPr>
-          <w:p>
-            <w:pPr>
-              <w:rPr>
-                <w:szCs w:val="16"/>
-              </w:rPr>
-            </w:pPr>
-          </w:p>
-        </w:tc>
-        <w:tc>
-          <w:tcPr>
-            <w:tcW w:w="315" w:type="dxa"/>
-            <w:gridSpan w:val="2"/>
-            <w:shd w:val="clear" w:color="auto" w:fill="auto"/>
-            <w:vAlign w:val="bottom"/>
-          </w:tcPr>
-          <w:p>
-            <w:pPr>
-              <w:rPr>
-                <w:szCs w:val="16"/>
-              </w:rPr>
-            </w:pPr>
-          </w:p>
-        </w:tc>
-        <w:tc>
-          <w:tcPr>
-            <w:tcW w:w="315" w:type="dxa"/>
-            <w:gridSpan w:val="2"/>
-            <w:shd w:val="clear" w:color="auto" w:fill="auto"/>
-            <w:vAlign w:val="bottom"/>
-          </w:tcPr>
-          <w:p>
-            <w:pPr>
-              <w:rPr>
-                <w:szCs w:val="16"/>
-              </w:rPr>
-            </w:pPr>
-          </w:p>
-        </w:tc>
-        <w:tc>
-          <w:tcPr>
-            <w:tcW w:w="354" w:type="dxa"/>
-            <w:gridSpan w:val="2"/>
-            <w:shd w:val="clear" w:color="auto" w:fill="auto"/>
-            <w:vAlign w:val="bottom"/>
-          </w:tcPr>
-          <w:p>
-            <w:pPr>
-              <w:rPr>
-                <w:szCs w:val="16"/>
-              </w:rPr>
-            </w:pPr>
-          </w:p>
-        </w:tc>
-        <w:tc>
-          <w:tcPr>
-            <w:tcW w:w="315" w:type="dxa"/>
-            <w:shd w:val="clear" w:color="auto" w:fill="auto"/>
-            <w:vAlign w:val="bottom"/>
-          </w:tcPr>
-          <w:p>
-            <w:pPr>
-              <w:rPr>
-                <w:szCs w:val="16"/>
-              </w:rPr>
-            </w:pPr>
-          </w:p>
-        </w:tc>
-        <w:tc>
-          <w:tcPr>
-            <w:tcW w:w="315" w:type="dxa"/>
-            <w:shd w:val="clear" w:color="auto" w:fill="auto"/>
-            <w:vAlign w:val="bottom"/>
-          </w:tcPr>
-          <w:p>
-            <w:pPr>
-              <w:rPr>
-                <w:szCs w:val="16"/>
-              </w:rPr>
-            </w:pPr>
-          </w:p>
-        </w:tc>
-        <w:tc>
-          <w:tcPr>
-            <w:tcW w:w="315" w:type="dxa"/>
-            <w:shd w:val="clear" w:color="auto" w:fill="auto"/>
-            <w:vAlign w:val="bottom"/>
-          </w:tcPr>
-          <w:p>
-            <w:pPr>
-              <w:rPr>
-                <w:szCs w:val="16"/>
-              </w:rPr>
-            </w:pPr>
-          </w:p>
-        </w:tc>
-        <w:tc>
-          <w:tcPr>
-            <w:tcW w:w="315" w:type="dxa"/>
-            <w:shd w:val="clear" w:color="auto" w:fill="auto"/>
-            <w:vAlign w:val="bottom"/>
-          </w:tcPr>
-          <w:p>
-            <w:pPr>
-              <w:rPr>
-                <w:szCs w:val="16"/>
-              </w:rPr>
-            </w:pPr>
-          </w:p>
-        </w:tc>
-        <w:tc>
-          <w:tcPr>
-            <w:tcW w:w="315" w:type="dxa"/>
-            <w:gridSpan w:val="2"/>
-            <w:shd w:val="clear" w:color="auto" w:fill="auto"/>
-            <w:vAlign w:val="bottom"/>
-          </w:tcPr>
-          <w:p>
-            <w:pPr>
-              <w:rPr>
-                <w:szCs w:val="16"/>
-              </w:rPr>
-            </w:pPr>
-          </w:p>
-        </w:tc>
-        <w:tc>
-          <w:tcPr>
-            <w:tcW w:w="315" w:type="dxa"/>
-            <w:gridSpan w:val="2"/>
-            <w:shd w:val="clear" w:color="auto" w:fill="auto"/>
-            <w:vAlign w:val="bottom"/>
-          </w:tcPr>
-          <w:p>
-            <w:pPr>
-              <w:rPr>
-                <w:szCs w:val="16"/>
-              </w:rPr>
-            </w:pPr>
-          </w:p>
-        </w:tc>
-        <w:tc>
-          <w:tcPr>
-            <w:tcW w:w="315" w:type="dxa"/>
-            <w:shd w:val="clear" w:color="auto" w:fill="auto"/>
-            <w:vAlign w:val="bottom"/>
-          </w:tcPr>
-          <w:p>
-            <w:pPr>
-              <w:rPr>
-                <w:szCs w:val="16"/>
-              </w:rPr>
-            </w:pPr>
-          </w:p>
-        </w:tc>
-        <w:tc>
-          <w:tcPr>
-            <w:tcW w:w="315" w:type="dxa"/>
-            <w:shd w:val="clear" w:color="auto" w:fill="auto"/>
-            <w:vAlign w:val="bottom"/>
-          </w:tcPr>
-          <w:p>
-            <w:pPr>
-              <w:rPr>
-                <w:szCs w:val="16"/>
-              </w:rPr>
-            </w:pPr>
-          </w:p>
-        </w:tc>
-        <w:tc>
-          <w:tcPr>
-            <w:tcW w:w="315" w:type="dxa"/>
-            <w:shd w:val="clear" w:color="auto" w:fill="auto"/>
-            <w:vAlign w:val="bottom"/>
-          </w:tcPr>
-          <w:p>
-            <w:pPr>
-              <w:rPr>
-                <w:szCs w:val="16"/>
-              </w:rPr>
-            </w:pPr>
-          </w:p>
-        </w:tc>
-        <w:tc>
-          <w:tcPr>
-            <w:tcW w:w="171" w:type="dxa"/>
-            <w:shd w:val="clear" w:color="auto" w:fill="auto"/>
-            <w:vAlign w:val="bottom"/>
-          </w:tcPr>
-          <w:p>
-            <w:pPr>
-              <w:rPr>
-                <w:szCs w:val="16"/>
-              </w:rPr>
-            </w:pPr>
-          </w:p>
-        </w:tc>
-        <w:tc>
-          <w:tcPr>
-            <w:tcW w:w="197" w:type="dxa"/>
-            <w:shd w:val="clear" w:color="auto" w:fill="auto"/>
-            <w:vAlign w:val="bottom"/>
-          </w:tcPr>
-          <w:p>
-            <w:pPr>
-              <w:rPr>
-                <w:szCs w:val="16"/>
-              </w:rPr>
-            </w:pPr>
-          </w:p>
-        </w:tc>
-      </w:tr>
-      <w:tr>
-        <w:trPr>
-          <w:trHeight w:val="60"/>
-        </w:trPr>
-        <w:tc>
-          <w:tcPr>
-            <w:tcW w:w="105" w:type="dxa"/>
-            <w:shd w:val="clear" w:color="auto" w:fill="auto"/>
-            <w:vAlign w:val="bottom"/>
-          </w:tcPr>
-          <w:p>
-            <w:pPr>
-              <w:rPr>
-                <w:szCs w:val="16"/>
-              </w:rPr>
-            </w:pPr>
-          </w:p>
-        </w:tc>
-        <w:tc>
-          <w:tcPr>
-            <w:tcW w:w="315" w:type="dxa"/>
-            <w:shd w:val="clear" w:color="auto" w:fill="auto"/>
-            <w:vAlign w:val="bottom"/>
-          </w:tcPr>
-          <w:p>
-            <w:pPr>
-              <w:rPr>
-                <w:szCs w:val="16"/>
-              </w:rPr>
-            </w:pPr>
-          </w:p>
-        </w:tc>
-        <w:tc>
-          <w:tcPr>
-            <w:tcW w:w="315" w:type="dxa"/>
-            <w:shd w:val="clear" w:color="auto" w:fill="auto"/>
-            <w:vAlign w:val="bottom"/>
-          </w:tcPr>
-          <w:p>
-            <w:pPr>
-              <w:rPr>
-                <w:szCs w:val="16"/>
-              </w:rPr>
-            </w:pPr>
-          </w:p>
-        </w:tc>
-        <w:tc>
-          <w:tcPr>
-            <w:tcW w:w="315" w:type="dxa"/>
-            <w:shd w:val="clear" w:color="auto" w:fill="auto"/>
-            <w:vAlign w:val="bottom"/>
-          </w:tcPr>
-          <w:p>
-            <w:pPr>
-              <w:rPr>
-                <w:szCs w:val="16"/>
-              </w:rPr>
-            </w:pPr>
-          </w:p>
-        </w:tc>
-        <w:tc>
-          <w:tcPr>
-            <w:tcW w:w="394" w:type="dxa"/>
-            <w:shd w:val="clear" w:color="auto" w:fill="auto"/>
-            <w:vAlign w:val="bottom"/>
-          </w:tcPr>
-          <w:p>
-            <w:pPr>
-              <w:rPr>
-                <w:szCs w:val="16"/>
-              </w:rPr>
-            </w:pPr>
-          </w:p>
-        </w:tc>
-        <w:tc>
-          <w:tcPr>
-            <w:tcW w:w="223" w:type="dxa"/>
-            <w:shd w:val="clear" w:color="auto" w:fill="auto"/>
-            <w:vAlign w:val="bottom"/>
-          </w:tcPr>
-          <w:p>
-            <w:pPr>
-              <w:rPr>
-                <w:szCs w:val="16"/>
-              </w:rPr>
-            </w:pPr>
-          </w:p>
-        </w:tc>
-        <w:tc>
-          <w:tcPr>
-            <w:tcW w:w="315" w:type="dxa"/>
-            <w:shd w:val="clear" w:color="auto" w:fill="auto"/>
-            <w:vAlign w:val="bottom"/>
-          </w:tcPr>
-          <w:p>
-            <w:pPr>
-              <w:rPr>
-                <w:szCs w:val="16"/>
-              </w:rPr>
-            </w:pPr>
-          </w:p>
-        </w:tc>
-        <w:tc>
-          <w:tcPr>
-            <w:tcW w:w="315" w:type="dxa"/>
-            <w:shd w:val="clear" w:color="auto" w:fill="auto"/>
-            <w:vAlign w:val="bottom"/>
-          </w:tcPr>
-          <w:p>
-            <w:pPr>
-              <w:rPr>
-                <w:szCs w:val="16"/>
-              </w:rPr>
-            </w:pPr>
-          </w:p>
-        </w:tc>
-        <w:tc>
-          <w:tcPr>
-            <w:tcW w:w="315" w:type="dxa"/>
-            <w:shd w:val="clear" w:color="auto" w:fill="auto"/>
-            <w:vAlign w:val="bottom"/>
-          </w:tcPr>
-          <w:p>
-            <w:pPr>
-              <w:rPr>
-                <w:szCs w:val="16"/>
-              </w:rPr>
-            </w:pPr>
-          </w:p>
-        </w:tc>
-        <w:tc>
-          <w:tcPr>
-            <w:tcW w:w="315" w:type="dxa"/>
-            <w:gridSpan w:val="2"/>
-            <w:shd w:val="clear" w:color="auto" w:fill="auto"/>
-            <w:vAlign w:val="bottom"/>
-          </w:tcPr>
-          <w:p>
-            <w:pPr>
-              <w:rPr>
-                <w:szCs w:val="16"/>
-              </w:rPr>
-            </w:pPr>
-          </w:p>
-        </w:tc>
-        <w:tc>
-          <w:tcPr>
-            <w:tcW w:w="315" w:type="dxa"/>
-            <w:gridSpan w:val="2"/>
-            <w:shd w:val="clear" w:color="auto" w:fill="auto"/>
-            <w:vAlign w:val="bottom"/>
-          </w:tcPr>
-          <w:p>
-            <w:pPr>
-              <w:rPr>
-                <w:szCs w:val="16"/>
-              </w:rPr>
-            </w:pPr>
-          </w:p>
-        </w:tc>
-        <w:tc>
-          <w:tcPr>
-            <w:tcW w:w="315" w:type="dxa"/>
-            <w:gridSpan w:val="2"/>
-            <w:shd w:val="clear" w:color="auto" w:fill="auto"/>
-            <w:vAlign w:val="bottom"/>
-          </w:tcPr>
-          <w:p>
-            <w:pPr>
-              <w:rPr>
-                <w:szCs w:val="16"/>
-              </w:rPr>
-            </w:pPr>
             <w:r>
               <w:rPr>
                 <w:noProof/>
                 <w:szCs w:val="16"/>
               </w:rPr>
               <w:drawing>
-                <wp:anchor distT="0" distB="0" distL="114300" distR="114300" simplePos="0" relativeHeight="251664384" behindDoc="0" locked="0" layoutInCell="1" allowOverlap="1" wp14:anchorId="3FA62933" wp14:editId="15FC4736">
+                <wp:anchor distT="0" distB="0" distL="114300" distR="114300" simplePos="0" relativeHeight="251659776" behindDoc="1" locked="0" layoutInCell="1" allowOverlap="1" wp14:anchorId="340E5666" wp14:editId="0E73EA1C">
                   <wp:simplePos x="0" y="0"/>
                   <wp:positionH relativeFrom="column">
-                    <wp:posOffset>154305</wp:posOffset>
+                    <wp:posOffset>-1471267</wp:posOffset>
                   </wp:positionH>
                   <wp:positionV relativeFrom="paragraph">
-                    <wp:posOffset>113030</wp:posOffset>
+                    <wp:posOffset>-636601</wp:posOffset>
                   </wp:positionV>
-                  <wp:extent cx="1857375" cy="1830705"/>
+                  <wp:extent cx="2122170" cy="2171065"/>
                   <wp:effectExtent l="0" t="0" r="0" b="0"/>
                   <wp:wrapNone/>
-                  <wp:docPr id="10" name="Рисунок 10"/>
+                  <wp:docPr id="5" name="Рисунок 5" descr="USProStamp"/>
                   <wp:cNvGraphicFramePr>
                     <a:graphicFrameLocks xmlns:a="http://schemas.openxmlformats.org/drawingml/2006/main" noChangeAspect="1"/>
                   </wp:cNvGraphicFramePr>
@@ -10640,7 +9694,579 @@
                     <a:graphicData uri="http://schemas.openxmlformats.org/drawingml/2006/picture">
                       <pic:pic xmlns:pic="http://schemas.openxmlformats.org/drawingml/2006/picture">
                         <pic:nvPicPr>
-                          <pic:cNvPr id="0" name="img7.png"/>
+                          <pic:cNvPr id="5" name="Рисунок 5" descr="USProStamp"/>
+                          <pic:cNvPicPr/>
+                        </pic:nvPicPr>
+                        <pic:blipFill>
+                          <a:blip r:embed="rId8">
+                            <a:extLst>
+                              <a:ext uri="{28A0092B-C50C-407E-A947-70E740481C1C}">
+                                <a14:useLocalDpi xmlns:a14="http://schemas.microsoft.com/office/drawing/2010/main" val="0"/>
+                              </a:ext>
+                            </a:extLst>
+                          </a:blip>
+                          <a:stretch>
+                            <a:fillRect/>
+                          </a:stretch>
+                        </pic:blipFill>
+                        <pic:spPr>
+                          <a:xfrm>
+                            <a:off x="0" y="0"/>
+                            <a:ext cx="2122170" cy="2171065"/>
+                          </a:xfrm>
+                          <a:prstGeom prst="rect">
+                            <a:avLst/>
+                          </a:prstGeom>
+                        </pic:spPr>
+                      </pic:pic>
+                    </a:graphicData>
+                  </a:graphic>
+                  <wp14:sizeRelH relativeFrom="page">
+                    <wp14:pctWidth>0</wp14:pctWidth>
+                  </wp14:sizeRelH>
+                  <wp14:sizeRelV relativeFrom="page">
+                    <wp14:pctHeight>0</wp14:pctHeight>
+                  </wp14:sizeRelV>
+                </wp:anchor>
+              </w:drawing>
+            </w:r>
+          </w:p>
+        </w:tc>
+        <w:tc>
+          <w:tcPr>
+            <w:tcW w:w="315" w:type="dxa"/>
+            <w:gridSpan w:val="2"/>
+            <w:shd w:val="clear" w:color="auto" w:fill="auto"/>
+            <w:vAlign w:val="bottom"/>
+          </w:tcPr>
+          <w:p>
+            <w:pPr>
+              <w:rPr>
+                <w:szCs w:val="16"/>
+              </w:rPr>
+            </w:pPr>
+          </w:p>
+        </w:tc>
+        <w:tc>
+          <w:tcPr>
+            <w:tcW w:w="315" w:type="dxa"/>
+            <w:gridSpan w:val="2"/>
+            <w:shd w:val="clear" w:color="auto" w:fill="auto"/>
+            <w:vAlign w:val="bottom"/>
+          </w:tcPr>
+          <w:p>
+            <w:pPr>
+              <w:rPr>
+                <w:szCs w:val="16"/>
+              </w:rPr>
+            </w:pPr>
+          </w:p>
+        </w:tc>
+        <w:tc>
+          <w:tcPr>
+            <w:tcW w:w="315" w:type="dxa"/>
+            <w:gridSpan w:val="2"/>
+            <w:shd w:val="clear" w:color="auto" w:fill="auto"/>
+            <w:vAlign w:val="bottom"/>
+          </w:tcPr>
+          <w:p>
+            <w:pPr>
+              <w:rPr>
+                <w:szCs w:val="16"/>
+              </w:rPr>
+            </w:pPr>
+          </w:p>
+        </w:tc>
+        <w:tc>
+          <w:tcPr>
+            <w:tcW w:w="249" w:type="dxa"/>
+            <w:gridSpan w:val="2"/>
+            <w:shd w:val="clear" w:color="auto" w:fill="auto"/>
+            <w:vAlign w:val="bottom"/>
+          </w:tcPr>
+          <w:p>
+            <w:pPr>
+              <w:rPr>
+                <w:szCs w:val="16"/>
+              </w:rPr>
+            </w:pPr>
+          </w:p>
+        </w:tc>
+        <w:tc>
+          <w:tcPr>
+            <w:tcW w:w="236" w:type="dxa"/>
+            <w:gridSpan w:val="2"/>
+            <w:shd w:val="clear" w:color="auto" w:fill="auto"/>
+            <w:vAlign w:val="bottom"/>
+          </w:tcPr>
+          <w:p>
+            <w:pPr>
+              <w:rPr>
+                <w:szCs w:val="16"/>
+              </w:rPr>
+            </w:pPr>
+          </w:p>
+        </w:tc>
+        <w:tc>
+          <w:tcPr>
+            <w:tcW w:w="249" w:type="dxa"/>
+            <w:gridSpan w:val="2"/>
+            <w:shd w:val="clear" w:color="auto" w:fill="auto"/>
+            <w:vAlign w:val="bottom"/>
+          </w:tcPr>
+          <w:p>
+            <w:pPr>
+              <w:rPr>
+                <w:szCs w:val="16"/>
+              </w:rPr>
+            </w:pPr>
+          </w:p>
+        </w:tc>
+        <w:tc>
+          <w:tcPr>
+            <w:tcW w:w="249" w:type="dxa"/>
+            <w:shd w:val="clear" w:color="auto" w:fill="auto"/>
+            <w:vAlign w:val="bottom"/>
+          </w:tcPr>
+          <w:p>
+            <w:pPr>
+              <w:rPr>
+                <w:szCs w:val="16"/>
+              </w:rPr>
+            </w:pPr>
+          </w:p>
+        </w:tc>
+        <w:tc>
+          <w:tcPr>
+            <w:tcW w:w="315" w:type="dxa"/>
+            <w:gridSpan w:val="2"/>
+            <w:shd w:val="clear" w:color="auto" w:fill="auto"/>
+            <w:vAlign w:val="bottom"/>
+          </w:tcPr>
+          <w:p>
+            <w:pPr>
+              <w:rPr>
+                <w:szCs w:val="16"/>
+              </w:rPr>
+            </w:pPr>
+          </w:p>
+        </w:tc>
+        <w:tc>
+          <w:tcPr>
+            <w:tcW w:w="315" w:type="dxa"/>
+            <w:gridSpan w:val="2"/>
+            <w:shd w:val="clear" w:color="auto" w:fill="auto"/>
+            <w:vAlign w:val="bottom"/>
+          </w:tcPr>
+          <w:p>
+            <w:pPr>
+              <w:rPr>
+                <w:szCs w:val="16"/>
+              </w:rPr>
+            </w:pPr>
+          </w:p>
+        </w:tc>
+        <w:tc>
+          <w:tcPr>
+            <w:tcW w:w="315" w:type="dxa"/>
+            <w:gridSpan w:val="2"/>
+            <w:shd w:val="clear" w:color="auto" w:fill="auto"/>
+            <w:vAlign w:val="bottom"/>
+          </w:tcPr>
+          <w:p>
+            <w:pPr>
+              <w:rPr>
+                <w:szCs w:val="16"/>
+              </w:rPr>
+            </w:pPr>
+          </w:p>
+        </w:tc>
+        <w:tc>
+          <w:tcPr>
+            <w:tcW w:w="315" w:type="dxa"/>
+            <w:gridSpan w:val="2"/>
+            <w:shd w:val="clear" w:color="auto" w:fill="auto"/>
+            <w:vAlign w:val="bottom"/>
+          </w:tcPr>
+          <w:p>
+            <w:pPr>
+              <w:rPr>
+                <w:szCs w:val="16"/>
+              </w:rPr>
+            </w:pPr>
+          </w:p>
+        </w:tc>
+        <w:tc>
+          <w:tcPr>
+            <w:tcW w:w="354" w:type="dxa"/>
+            <w:gridSpan w:val="2"/>
+            <w:shd w:val="clear" w:color="auto" w:fill="auto"/>
+            <w:vAlign w:val="bottom"/>
+          </w:tcPr>
+          <w:p>
+            <w:pPr>
+              <w:rPr>
+                <w:szCs w:val="16"/>
+              </w:rPr>
+            </w:pPr>
+          </w:p>
+        </w:tc>
+        <w:tc>
+          <w:tcPr>
+            <w:tcW w:w="315" w:type="dxa"/>
+            <w:shd w:val="clear" w:color="auto" w:fill="auto"/>
+            <w:vAlign w:val="bottom"/>
+          </w:tcPr>
+          <w:p>
+            <w:pPr>
+              <w:rPr>
+                <w:szCs w:val="16"/>
+              </w:rPr>
+            </w:pPr>
+          </w:p>
+        </w:tc>
+        <w:tc>
+          <w:tcPr>
+            <w:tcW w:w="315" w:type="dxa"/>
+            <w:shd w:val="clear" w:color="auto" w:fill="auto"/>
+            <w:vAlign w:val="bottom"/>
+          </w:tcPr>
+          <w:p>
+            <w:pPr>
+              <w:rPr>
+                <w:szCs w:val="16"/>
+              </w:rPr>
+            </w:pPr>
+          </w:p>
+        </w:tc>
+        <w:tc>
+          <w:tcPr>
+            <w:tcW w:w="315" w:type="dxa"/>
+            <w:shd w:val="clear" w:color="auto" w:fill="auto"/>
+            <w:vAlign w:val="bottom"/>
+          </w:tcPr>
+          <w:p>
+            <w:pPr>
+              <w:rPr>
+                <w:szCs w:val="16"/>
+              </w:rPr>
+            </w:pPr>
+          </w:p>
+        </w:tc>
+        <w:tc>
+          <w:tcPr>
+            <w:tcW w:w="315" w:type="dxa"/>
+            <w:shd w:val="clear" w:color="auto" w:fill="auto"/>
+            <w:vAlign w:val="bottom"/>
+          </w:tcPr>
+          <w:p>
+            <w:pPr>
+              <w:rPr>
+                <w:szCs w:val="16"/>
+              </w:rPr>
+            </w:pPr>
+          </w:p>
+        </w:tc>
+        <w:tc>
+          <w:tcPr>
+            <w:tcW w:w="315" w:type="dxa"/>
+            <w:gridSpan w:val="2"/>
+            <w:shd w:val="clear" w:color="auto" w:fill="auto"/>
+            <w:vAlign w:val="bottom"/>
+          </w:tcPr>
+          <w:p>
+            <w:pPr>
+              <w:rPr>
+                <w:szCs w:val="16"/>
+              </w:rPr>
+            </w:pPr>
+          </w:p>
+        </w:tc>
+        <w:tc>
+          <w:tcPr>
+            <w:tcW w:w="315" w:type="dxa"/>
+            <w:gridSpan w:val="2"/>
+            <w:shd w:val="clear" w:color="auto" w:fill="auto"/>
+            <w:vAlign w:val="bottom"/>
+          </w:tcPr>
+          <w:p>
+            <w:pPr>
+              <w:rPr>
+                <w:szCs w:val="16"/>
+              </w:rPr>
+            </w:pPr>
+          </w:p>
+        </w:tc>
+        <w:tc>
+          <w:tcPr>
+            <w:tcW w:w="315" w:type="dxa"/>
+            <w:shd w:val="clear" w:color="auto" w:fill="auto"/>
+            <w:vAlign w:val="bottom"/>
+          </w:tcPr>
+          <w:p>
+            <w:pPr>
+              <w:rPr>
+                <w:szCs w:val="16"/>
+              </w:rPr>
+            </w:pPr>
+          </w:p>
+        </w:tc>
+        <w:tc>
+          <w:tcPr>
+            <w:tcW w:w="315" w:type="dxa"/>
+            <w:shd w:val="clear" w:color="auto" w:fill="auto"/>
+            <w:vAlign w:val="bottom"/>
+          </w:tcPr>
+          <w:p>
+            <w:pPr>
+              <w:rPr>
+                <w:szCs w:val="16"/>
+              </w:rPr>
+            </w:pPr>
+          </w:p>
+        </w:tc>
+        <w:tc>
+          <w:tcPr>
+            <w:tcW w:w="315" w:type="dxa"/>
+            <w:shd w:val="clear" w:color="auto" w:fill="auto"/>
+            <w:vAlign w:val="bottom"/>
+          </w:tcPr>
+          <w:p>
+            <w:pPr>
+              <w:rPr>
+                <w:szCs w:val="16"/>
+              </w:rPr>
+            </w:pPr>
+          </w:p>
+        </w:tc>
+        <w:tc>
+          <w:tcPr>
+            <w:tcW w:w="171" w:type="dxa"/>
+            <w:shd w:val="clear" w:color="auto" w:fill="auto"/>
+            <w:vAlign w:val="bottom"/>
+          </w:tcPr>
+          <w:p>
+            <w:pPr>
+              <w:rPr>
+                <w:szCs w:val="16"/>
+              </w:rPr>
+            </w:pPr>
+          </w:p>
+        </w:tc>
+        <w:tc>
+          <w:tcPr>
+            <w:tcW w:w="197" w:type="dxa"/>
+            <w:shd w:val="clear" w:color="auto" w:fill="auto"/>
+            <w:vAlign w:val="bottom"/>
+          </w:tcPr>
+          <w:p>
+            <w:pPr>
+              <w:rPr>
+                <w:szCs w:val="16"/>
+              </w:rPr>
+            </w:pPr>
+          </w:p>
+        </w:tc>
+      </w:tr>
+      <w:tr>
+        <w:trPr>
+          <w:trHeight w:val="60"/>
+        </w:trPr>
+        <w:tc>
+          <w:tcPr>
+            <w:tcW w:w="105" w:type="dxa"/>
+            <w:shd w:val="clear" w:color="auto" w:fill="auto"/>
+            <w:vAlign w:val="bottom"/>
+          </w:tcPr>
+          <w:p>
+            <w:pPr>
+              <w:rPr>
+                <w:szCs w:val="16"/>
+              </w:rPr>
+            </w:pPr>
+          </w:p>
+        </w:tc>
+        <w:tc>
+          <w:tcPr>
+            <w:tcW w:w="315" w:type="dxa"/>
+            <w:shd w:val="clear" w:color="auto" w:fill="auto"/>
+            <w:vAlign w:val="bottom"/>
+          </w:tcPr>
+          <w:p>
+            <w:pPr>
+              <w:rPr>
+                <w:szCs w:val="16"/>
+              </w:rPr>
+            </w:pPr>
+          </w:p>
+        </w:tc>
+        <w:tc>
+          <w:tcPr>
+            <w:tcW w:w="315" w:type="dxa"/>
+            <w:shd w:val="clear" w:color="auto" w:fill="auto"/>
+            <w:vAlign w:val="bottom"/>
+          </w:tcPr>
+          <w:p>
+            <w:pPr>
+              <w:rPr>
+                <w:szCs w:val="16"/>
+              </w:rPr>
+            </w:pPr>
+          </w:p>
+        </w:tc>
+        <w:tc>
+          <w:tcPr>
+            <w:tcW w:w="315" w:type="dxa"/>
+            <w:shd w:val="clear" w:color="auto" w:fill="auto"/>
+            <w:vAlign w:val="bottom"/>
+          </w:tcPr>
+          <w:p>
+            <w:pPr>
+              <w:rPr>
+                <w:szCs w:val="16"/>
+              </w:rPr>
+            </w:pPr>
+          </w:p>
+        </w:tc>
+        <w:tc>
+          <w:tcPr>
+            <w:tcW w:w="394" w:type="dxa"/>
+            <w:shd w:val="clear" w:color="auto" w:fill="auto"/>
+            <w:vAlign w:val="bottom"/>
+          </w:tcPr>
+          <w:p>
+            <w:pPr>
+              <w:rPr>
+                <w:szCs w:val="16"/>
+              </w:rPr>
+            </w:pPr>
+          </w:p>
+        </w:tc>
+        <w:tc>
+          <w:tcPr>
+            <w:tcW w:w="223" w:type="dxa"/>
+            <w:shd w:val="clear" w:color="auto" w:fill="auto"/>
+            <w:vAlign w:val="bottom"/>
+          </w:tcPr>
+          <w:p>
+            <w:pPr>
+              <w:rPr>
+                <w:szCs w:val="16"/>
+              </w:rPr>
+            </w:pPr>
+          </w:p>
+        </w:tc>
+        <w:tc>
+          <w:tcPr>
+            <w:tcW w:w="315" w:type="dxa"/>
+            <w:shd w:val="clear" w:color="auto" w:fill="auto"/>
+            <w:vAlign w:val="bottom"/>
+          </w:tcPr>
+          <w:p>
+            <w:pPr>
+              <w:rPr>
+                <w:szCs w:val="16"/>
+              </w:rPr>
+            </w:pPr>
+          </w:p>
+        </w:tc>
+        <w:tc>
+          <w:tcPr>
+            <w:tcW w:w="315" w:type="dxa"/>
+            <w:shd w:val="clear" w:color="auto" w:fill="auto"/>
+            <w:vAlign w:val="bottom"/>
+          </w:tcPr>
+          <w:p>
+            <w:pPr>
+              <w:rPr>
+                <w:szCs w:val="16"/>
+              </w:rPr>
+            </w:pPr>
+          </w:p>
+        </w:tc>
+        <w:tc>
+          <w:tcPr>
+            <w:tcW w:w="315" w:type="dxa"/>
+            <w:shd w:val="clear" w:color="auto" w:fill="auto"/>
+            <w:vAlign w:val="bottom"/>
+          </w:tcPr>
+          <w:p>
+            <w:pPr>
+              <w:rPr>
+                <w:szCs w:val="16"/>
+              </w:rPr>
+            </w:pPr>
+          </w:p>
+        </w:tc>
+        <w:tc>
+          <w:tcPr>
+            <w:tcW w:w="315" w:type="dxa"/>
+            <w:gridSpan w:val="2"/>
+            <w:shd w:val="clear" w:color="auto" w:fill="auto"/>
+            <w:vAlign w:val="bottom"/>
+          </w:tcPr>
+          <w:p>
+            <w:pPr>
+              <w:rPr>
+                <w:szCs w:val="16"/>
+              </w:rPr>
+            </w:pPr>
+          </w:p>
+        </w:tc>
+        <w:tc>
+          <w:tcPr>
+            <w:tcW w:w="315" w:type="dxa"/>
+            <w:gridSpan w:val="2"/>
+            <w:shd w:val="clear" w:color="auto" w:fill="auto"/>
+            <w:vAlign w:val="bottom"/>
+          </w:tcPr>
+          <w:p>
+            <w:pPr>
+              <w:rPr>
+                <w:szCs w:val="16"/>
+              </w:rPr>
+            </w:pPr>
+          </w:p>
+        </w:tc>
+        <w:tc>
+          <w:tcPr>
+            <w:tcW w:w="315" w:type="dxa"/>
+            <w:gridSpan w:val="2"/>
+            <w:shd w:val="clear" w:color="auto" w:fill="auto"/>
+            <w:vAlign w:val="bottom"/>
+          </w:tcPr>
+          <w:p>
+            <w:pPr>
+              <w:rPr>
+                <w:szCs w:val="16"/>
+              </w:rPr>
+            </w:pPr>
+            <w:r>
+              <w:rPr>
+                <w:noProof/>
+                <w:szCs w:val="16"/>
+              </w:rPr>
+              <w:drawing>
+                <wp:anchor distT="0" distB="0" distL="114300" distR="114300" simplePos="0" relativeHeight="251662848" behindDoc="1" locked="0" layoutInCell="1" allowOverlap="1" wp14:anchorId="3FA62933" wp14:editId="1A613005">
+                  <wp:simplePos x="0" y="0"/>
+                  <wp:positionH relativeFrom="column">
+                    <wp:posOffset>-1146507</wp:posOffset>
+                  </wp:positionH>
+                  <wp:positionV relativeFrom="paragraph">
+                    <wp:posOffset>-602366</wp:posOffset>
+                  </wp:positionV>
+                  <wp:extent cx="1857375" cy="1830705"/>
+                  <wp:effectExtent l="0" t="0" r="0" b="0"/>
+                  <wp:wrapNone/>
+                  <wp:docPr id="10" name="Рисунок 10" descr="USProjectStamp"/>
+                  <wp:cNvGraphicFramePr>
+                    <a:graphicFrameLocks xmlns:a="http://schemas.openxmlformats.org/drawingml/2006/main" noChangeAspect="1"/>
+                  </wp:cNvGraphicFramePr>
+                  <a:graphic xmlns:a="http://schemas.openxmlformats.org/drawingml/2006/main">
+                    <a:graphicData uri="http://schemas.openxmlformats.org/drawingml/2006/picture">
+                      <pic:pic xmlns:pic="http://schemas.openxmlformats.org/drawingml/2006/picture">
+                        <pic:nvPicPr>
+                          <pic:cNvPr id="10" name="Рисунок 10" descr="USProjectStamp"/>
                           <pic:cNvPicPr/>
                         </pic:nvPicPr>
                         <pic:blipFill>
@@ -12005,6 +11631,502 @@
       </w:tr>
       <w:tr>
         <w:trPr>
+          <w:trHeight w:val="60"/>
+        </w:trPr>
+        <w:tc>
+          <w:tcPr>
+            <w:tcW w:w="105" w:type="dxa"/>
+            <w:shd w:val="clear" w:color="auto" w:fill="auto"/>
+            <w:vAlign w:val="bottom"/>
+          </w:tcPr>
+          <w:p>
+            <w:pPr>
+              <w:rPr>
+                <w:szCs w:val="16"/>
+              </w:rPr>
+            </w:pPr>
+          </w:p>
+        </w:tc>
+        <w:tc>
+          <w:tcPr>
+            <w:tcW w:w="315" w:type="dxa"/>
+            <w:shd w:val="clear" w:color="auto" w:fill="auto"/>
+            <w:vAlign w:val="bottom"/>
+          </w:tcPr>
+          <w:p>
+            <w:pPr>
+              <w:rPr>
+                <w:szCs w:val="16"/>
+              </w:rPr>
+            </w:pPr>
+          </w:p>
+        </w:tc>
+        <w:tc>
+          <w:tcPr>
+            <w:tcW w:w="315" w:type="dxa"/>
+            <w:shd w:val="clear" w:color="auto" w:fill="auto"/>
+            <w:vAlign w:val="bottom"/>
+          </w:tcPr>
+          <w:p>
+            <w:pPr>
+              <w:rPr>
+                <w:szCs w:val="16"/>
+              </w:rPr>
+            </w:pPr>
+          </w:p>
+        </w:tc>
+        <w:tc>
+          <w:tcPr>
+            <w:tcW w:w="315" w:type="dxa"/>
+            <w:shd w:val="clear" w:color="auto" w:fill="auto"/>
+            <w:vAlign w:val="bottom"/>
+          </w:tcPr>
+          <w:p>
+            <w:pPr>
+              <w:rPr>
+                <w:szCs w:val="16"/>
+              </w:rPr>
+            </w:pPr>
+          </w:p>
+        </w:tc>
+        <w:tc>
+          <w:tcPr>
+            <w:tcW w:w="394" w:type="dxa"/>
+            <w:shd w:val="clear" w:color="auto" w:fill="auto"/>
+            <w:vAlign w:val="bottom"/>
+          </w:tcPr>
+          <w:p>
+            <w:pPr>
+              <w:rPr>
+                <w:szCs w:val="16"/>
+              </w:rPr>
+            </w:pPr>
+          </w:p>
+        </w:tc>
+        <w:tc>
+          <w:tcPr>
+            <w:tcW w:w="223" w:type="dxa"/>
+            <w:shd w:val="clear" w:color="auto" w:fill="auto"/>
+            <w:vAlign w:val="bottom"/>
+          </w:tcPr>
+          <w:p>
+            <w:pPr>
+              <w:rPr>
+                <w:szCs w:val="16"/>
+              </w:rPr>
+            </w:pPr>
+          </w:p>
+        </w:tc>
+        <w:tc>
+          <w:tcPr>
+            <w:tcW w:w="315" w:type="dxa"/>
+            <w:shd w:val="clear" w:color="auto" w:fill="auto"/>
+            <w:vAlign w:val="bottom"/>
+          </w:tcPr>
+          <w:p>
+            <w:pPr>
+              <w:rPr>
+                <w:szCs w:val="16"/>
+              </w:rPr>
+            </w:pPr>
+          </w:p>
+        </w:tc>
+        <w:tc>
+          <w:tcPr>
+            <w:tcW w:w="315" w:type="dxa"/>
+            <w:shd w:val="clear" w:color="auto" w:fill="auto"/>
+            <w:vAlign w:val="bottom"/>
+          </w:tcPr>
+          <w:p>
+            <w:pPr>
+              <w:rPr>
+                <w:szCs w:val="16"/>
+              </w:rPr>
+            </w:pPr>
+          </w:p>
+        </w:tc>
+        <w:tc>
+          <w:tcPr>
+            <w:tcW w:w="315" w:type="dxa"/>
+            <w:shd w:val="clear" w:color="auto" w:fill="auto"/>
+            <w:vAlign w:val="bottom"/>
+          </w:tcPr>
+          <w:p>
+            <w:pPr>
+              <w:rPr>
+                <w:szCs w:val="16"/>
+              </w:rPr>
+            </w:pPr>
+          </w:p>
+        </w:tc>
+        <w:tc>
+          <w:tcPr>
+            <w:tcW w:w="315" w:type="dxa"/>
+            <w:gridSpan w:val="2"/>
+            <w:shd w:val="clear" w:color="auto" w:fill="auto"/>
+            <w:vAlign w:val="bottom"/>
+          </w:tcPr>
+          <w:p>
+            <w:pPr>
+              <w:rPr>
+                <w:szCs w:val="16"/>
+              </w:rPr>
+            </w:pPr>
+          </w:p>
+        </w:tc>
+        <w:tc>
+          <w:tcPr>
+            <w:tcW w:w="315" w:type="dxa"/>
+            <w:gridSpan w:val="2"/>
+            <w:shd w:val="clear" w:color="auto" w:fill="auto"/>
+            <w:vAlign w:val="bottom"/>
+          </w:tcPr>
+          <w:p>
+            <w:pPr>
+              <w:rPr>
+                <w:szCs w:val="16"/>
+              </w:rPr>
+            </w:pPr>
+          </w:p>
+        </w:tc>
+        <w:tc>
+          <w:tcPr>
+            <w:tcW w:w="315" w:type="dxa"/>
+            <w:gridSpan w:val="2"/>
+            <w:shd w:val="clear" w:color="auto" w:fill="auto"/>
+            <w:vAlign w:val="bottom"/>
+          </w:tcPr>
+          <w:p>
+            <w:pPr>
+              <w:rPr>
+                <w:szCs w:val="16"/>
+              </w:rPr>
+            </w:pPr>
+          </w:p>
+        </w:tc>
+        <w:tc>
+          <w:tcPr>
+            <w:tcW w:w="315" w:type="dxa"/>
+            <w:gridSpan w:val="2"/>
+            <w:shd w:val="clear" w:color="auto" w:fill="auto"/>
+            <w:vAlign w:val="bottom"/>
+          </w:tcPr>
+          <w:p>
+            <w:pPr>
+              <w:rPr>
+                <w:szCs w:val="16"/>
+              </w:rPr>
+            </w:pPr>
+          </w:p>
+        </w:tc>
+        <w:tc>
+          <w:tcPr>
+            <w:tcW w:w="315" w:type="dxa"/>
+            <w:gridSpan w:val="2"/>
+            <w:shd w:val="clear" w:color="auto" w:fill="auto"/>
+            <w:vAlign w:val="bottom"/>
+          </w:tcPr>
+          <w:p>
+            <w:pPr>
+              <w:rPr>
+                <w:szCs w:val="16"/>
+              </w:rPr>
+            </w:pPr>
+          </w:p>
+        </w:tc>
+        <w:tc>
+          <w:tcPr>
+            <w:tcW w:w="249" w:type="dxa"/>
+            <w:gridSpan w:val="2"/>
+            <w:shd w:val="clear" w:color="auto" w:fill="auto"/>
+            <w:vAlign w:val="bottom"/>
+          </w:tcPr>
+          <w:p>
+            <w:pPr>
+              <w:rPr>
+                <w:szCs w:val="16"/>
+              </w:rPr>
+            </w:pPr>
+          </w:p>
+        </w:tc>
+        <w:tc>
+          <w:tcPr>
+            <w:tcW w:w="236" w:type="dxa"/>
+            <w:gridSpan w:val="2"/>
+            <w:shd w:val="clear" w:color="auto" w:fill="auto"/>
+            <w:vAlign w:val="bottom"/>
+          </w:tcPr>
+          <w:p>
+            <w:pPr>
+              <w:rPr>
+                <w:szCs w:val="16"/>
+              </w:rPr>
+            </w:pPr>
+          </w:p>
+        </w:tc>
+        <w:tc>
+          <w:tcPr>
+            <w:tcW w:w="249" w:type="dxa"/>
+            <w:gridSpan w:val="2"/>
+            <w:shd w:val="clear" w:color="auto" w:fill="auto"/>
+            <w:vAlign w:val="bottom"/>
+          </w:tcPr>
+          <w:p>
+            <w:pPr>
+              <w:rPr>
+                <w:szCs w:val="16"/>
+              </w:rPr>
+            </w:pPr>
+          </w:p>
+        </w:tc>
+        <w:tc>
+          <w:tcPr>
+            <w:tcW w:w="249" w:type="dxa"/>
+            <w:shd w:val="clear" w:color="auto" w:fill="auto"/>
+            <w:vAlign w:val="bottom"/>
+          </w:tcPr>
+          <w:p>
+            <w:pPr>
+              <w:rPr>
+                <w:szCs w:val="16"/>
+              </w:rPr>
+            </w:pPr>
+          </w:p>
+        </w:tc>
+        <w:tc>
+          <w:tcPr>
+            <w:tcW w:w="315" w:type="dxa"/>
+            <w:gridSpan w:val="2"/>
+            <w:shd w:val="clear" w:color="auto" w:fill="auto"/>
+            <w:vAlign w:val="bottom"/>
+          </w:tcPr>
+          <w:p>
+            <w:pPr>
+              <w:rPr>
+                <w:szCs w:val="16"/>
+              </w:rPr>
+            </w:pPr>
+          </w:p>
+        </w:tc>
+        <w:tc>
+          <w:tcPr>
+            <w:tcW w:w="315" w:type="dxa"/>
+            <w:gridSpan w:val="2"/>
+            <w:shd w:val="clear" w:color="auto" w:fill="auto"/>
+            <w:vAlign w:val="bottom"/>
+          </w:tcPr>
+          <w:p>
+            <w:pPr>
+              <w:rPr>
+                <w:szCs w:val="16"/>
+              </w:rPr>
+            </w:pPr>
+          </w:p>
+        </w:tc>
+        <w:tc>
+          <w:tcPr>
+            <w:tcW w:w="315" w:type="dxa"/>
+            <w:gridSpan w:val="2"/>
+            <w:shd w:val="clear" w:color="auto" w:fill="auto"/>
+            <w:vAlign w:val="bottom"/>
+          </w:tcPr>
+          <w:p>
+            <w:pPr>
+              <w:rPr>
+                <w:szCs w:val="16"/>
+              </w:rPr>
+            </w:pPr>
+          </w:p>
+        </w:tc>
+        <w:tc>
+          <w:tcPr>
+            <w:tcW w:w="315" w:type="dxa"/>
+            <w:gridSpan w:val="2"/>
+            <w:shd w:val="clear" w:color="auto" w:fill="auto"/>
+            <w:vAlign w:val="bottom"/>
+          </w:tcPr>
+          <w:p>
+            <w:pPr>
+              <w:rPr>
+                <w:szCs w:val="16"/>
+              </w:rPr>
+            </w:pPr>
+          </w:p>
+        </w:tc>
+        <w:tc>
+          <w:tcPr>
+            <w:tcW w:w="354" w:type="dxa"/>
+            <w:gridSpan w:val="2"/>
+            <w:shd w:val="clear" w:color="auto" w:fill="auto"/>
+            <w:vAlign w:val="bottom"/>
+          </w:tcPr>
+          <w:p>
+            <w:pPr>
+              <w:rPr>
+                <w:szCs w:val="16"/>
+              </w:rPr>
+            </w:pPr>
+          </w:p>
+        </w:tc>
+        <w:tc>
+          <w:tcPr>
+            <w:tcW w:w="315" w:type="dxa"/>
+            <w:shd w:val="clear" w:color="auto" w:fill="auto"/>
+            <w:vAlign w:val="bottom"/>
+          </w:tcPr>
+          <w:p>
+            <w:pPr>
+              <w:rPr>
+                <w:szCs w:val="16"/>
+              </w:rPr>
+            </w:pPr>
+          </w:p>
+        </w:tc>
+        <w:tc>
+          <w:tcPr>
+            <w:tcW w:w="315" w:type="dxa"/>
+            <w:shd w:val="clear" w:color="auto" w:fill="auto"/>
+            <w:vAlign w:val="bottom"/>
+          </w:tcPr>
+          <w:p>
+            <w:pPr>
+              <w:rPr>
+                <w:szCs w:val="16"/>
+              </w:rPr>
+            </w:pPr>
+          </w:p>
+        </w:tc>
+        <w:tc>
+          <w:tcPr>
+            <w:tcW w:w="315" w:type="dxa"/>
+            <w:shd w:val="clear" w:color="auto" w:fill="auto"/>
+            <w:vAlign w:val="bottom"/>
+          </w:tcPr>
+          <w:p>
+            <w:pPr>
+              <w:rPr>
+                <w:szCs w:val="16"/>
+              </w:rPr>
+            </w:pPr>
+          </w:p>
+        </w:tc>
+        <w:tc>
+          <w:tcPr>
+            <w:tcW w:w="315" w:type="dxa"/>
+            <w:shd w:val="clear" w:color="auto" w:fill="auto"/>
+            <w:vAlign w:val="bottom"/>
+          </w:tcPr>
+          <w:p>
+            <w:pPr>
+              <w:rPr>
+                <w:szCs w:val="16"/>
+              </w:rPr>
+            </w:pPr>
+          </w:p>
+        </w:tc>
+        <w:tc>
+          <w:tcPr>
+            <w:tcW w:w="315" w:type="dxa"/>
+            <w:gridSpan w:val="2"/>
+            <w:shd w:val="clear" w:color="auto" w:fill="auto"/>
+            <w:vAlign w:val="bottom"/>
+          </w:tcPr>
+          <w:p>
+            <w:pPr>
+              <w:rPr>
+                <w:szCs w:val="16"/>
+              </w:rPr>
+            </w:pPr>
+          </w:p>
+        </w:tc>
+        <w:tc>
+          <w:tcPr>
+            <w:tcW w:w="315" w:type="dxa"/>
+            <w:gridSpan w:val="2"/>
+            <w:shd w:val="clear" w:color="auto" w:fill="auto"/>
+            <w:vAlign w:val="bottom"/>
+          </w:tcPr>
+          <w:p>
+            <w:pPr>
+              <w:rPr>
+                <w:szCs w:val="16"/>
+              </w:rPr>
+            </w:pPr>
+          </w:p>
+        </w:tc>
+        <w:tc>
+          <w:tcPr>
+            <w:tcW w:w="315" w:type="dxa"/>
+            <w:shd w:val="clear" w:color="auto" w:fill="auto"/>
+            <w:vAlign w:val="bottom"/>
+          </w:tcPr>
+          <w:p>
+            <w:pPr>
+              <w:rPr>
+                <w:szCs w:val="16"/>
+              </w:rPr>
+            </w:pPr>
+          </w:p>
+        </w:tc>
+        <w:tc>
+          <w:tcPr>
+            <w:tcW w:w="315" w:type="dxa"/>
+            <w:shd w:val="clear" w:color="auto" w:fill="auto"/>
+            <w:vAlign w:val="bottom"/>
+          </w:tcPr>
+          <w:p>
+            <w:pPr>
+              <w:rPr>
+                <w:szCs w:val="16"/>
+              </w:rPr>
+            </w:pPr>
+          </w:p>
+        </w:tc>
+        <w:tc>
+          <w:tcPr>
+            <w:tcW w:w="315" w:type="dxa"/>
+            <w:shd w:val="clear" w:color="auto" w:fill="auto"/>
+            <w:vAlign w:val="bottom"/>
+          </w:tcPr>
+          <w:p>
+            <w:pPr>
+              <w:rPr>
+                <w:szCs w:val="16"/>
+              </w:rPr>
+            </w:pPr>
+          </w:p>
+        </w:tc>
+        <w:tc>
+          <w:tcPr>
+            <w:tcW w:w="171" w:type="dxa"/>
+            <w:shd w:val="clear" w:color="auto" w:fill="auto"/>
+            <w:vAlign w:val="bottom"/>
+          </w:tcPr>
+          <w:p>
+            <w:pPr>
+              <w:rPr>
+                <w:szCs w:val="16"/>
+              </w:rPr>
+            </w:pPr>
+          </w:p>
+        </w:tc>
+        <w:tc>
+          <w:tcPr>
+            <w:tcW w:w="197" w:type="dxa"/>
+            <w:shd w:val="clear" w:color="auto" w:fill="auto"/>
+            <w:vAlign w:val="bottom"/>
+          </w:tcPr>
+          <w:p>
+            <w:pPr>
+              <w:rPr>
+                <w:szCs w:val="16"/>
+              </w:rPr>
+            </w:pPr>
+          </w:p>
+        </w:tc>
+      </w:tr>
+      <w:tr>
+        <w:trPr>
           <w:gridAfter w:val="6"/>
           <w:wAfter w:w="1575" w:type="dxa"/>
           <w:trHeight w:val="60"/>
@@ -14934,8 +15056,13 @@
         <w:annotationRef/>
       </w:r>
       <w:r>
-        <w:t>ПРОВЕРЬ В ТАБЛИЧКЕ № !!!</w:t>
+        <w:t xml:space="preserve">ПРОВЕРЬ В ТАБЛИЧКЕ </w:t>
       </w:r>
+      <w:proofErr w:type="gramStart"/>
+      <w:r>
+        <w:t>№ !!!</w:t>
+      </w:r>
+      <w:proofErr w:type="gramEnd"/>
     </w:p>
   </w:comment>
   <w:comment w:id="1" w:author="user" w:date="2025-02-20T16:41:00Z" w:initials="u">
@@ -14950,7 +15077,15 @@
         <w:annotationRef/>
       </w:r>
       <w:r>
-        <w:t>Если изменения или ИД то правим</w:t>
+        <w:t xml:space="preserve">Если изменения или </w:t>
+      </w:r>
+      <w:proofErr w:type="gramStart"/>
+      <w:r>
+        <w:t>ИД</w:t>
+      </w:r>
+      <w:proofErr w:type="gramEnd"/>
+      <w:r>
+        <w:t xml:space="preserve"> то правим</w:t>
       </w:r>
     </w:p>
   </w:comment>
@@ -14970,7 +15105,15 @@
       </w:r>
       <w:r>
         <w:br/>
-        <w:t>Если Проджект то без НДС</w:t>
+        <w:t xml:space="preserve">Если </w:t>
+      </w:r>
+      <w:proofErr w:type="gramStart"/>
+      <w:r>
+        <w:t>Проджект</w:t>
+      </w:r>
+      <w:proofErr w:type="gramEnd"/>
+      <w:r>
+        <w:t xml:space="preserve"> то без НДС</w:t>
       </w:r>
       <w:r>
         <w:br/>
